--- a/data/outputs/v2/Physics/SS1.3_Temperature_and_Thermal_Expansion/Physics_Temperature_and_Thermal_Expansion_CBE_LessonSequence.docx
+++ b/data/outputs/v2/Physics/SS1.3_Temperature_and_Thermal_Expansion/Physics_Temperature_and_Thermal_Expansion_CBE_LessonSequence.docx
@@ -3218,32 +3218,32 @@
         <w:tc>
           <w:tcPr>
             <w:tcW w:type="dxa" w:w="1520"/>
-            <w:shd w:fill="F2F2F2" w:color="auto" w:val="clear"/>
-            <w:tcMar>
-              <w:top w:type="dxa" w:w="60"/>
-              <w:left w:type="dxa" w:w="120"/>
-              <w:bottom w:type="dxa" w:w="60"/>
-              <w:right w:type="dxa" w:w="120"/>
-            </w:tcMar>
-            <w:vAlign w:val="top"/>
-          </w:tcPr>
-          <w:p>
-            <w:pPr>
-              <w:spacing w:after="40" w:before="0"/>
-              <w:jc w:val="left"/>
-            </w:pPr>
-            <w:r>
-              <w:rPr>
-                <w:rFonts w:ascii="Arial" w:cs="Arial" w:eastAsia="Arial" w:hAnsi="Arial"/>
-                <w:b/>
-                <w:bCs/>
-                <w:i w:val="false"/>
-                <w:iCs w:val="false"/>
-                <w:color w:val="000000"/>
-                <w:sz w:val="18"/>
-                <w:szCs w:val="18"/>
-              </w:rPr>
-              <w:t xml:space="preserve">1 — Predict</w:t>
+            <w:shd w:fill="EAD1F5" w:color="auto" w:val="clear"/>
+            <w:tcMar>
+              <w:top w:type="dxa" w:w="60"/>
+              <w:left w:type="dxa" w:w="120"/>
+              <w:bottom w:type="dxa" w:w="60"/>
+              <w:right w:type="dxa" w:w="120"/>
+            </w:tcMar>
+            <w:vAlign w:val="top"/>
+          </w:tcPr>
+          <w:p>
+            <w:pPr>
+              <w:spacing w:after="40" w:before="0"/>
+              <w:jc w:val="left"/>
+            </w:pPr>
+            <w:r>
+              <w:rPr>
+                <w:rFonts w:ascii="Arial" w:cs="Arial" w:eastAsia="Arial" w:hAnsi="Arial"/>
+                <w:b/>
+                <w:bCs/>
+                <w:i w:val="false"/>
+                <w:iCs w:val="false"/>
+                <w:color w:val="000000"/>
+                <w:sz w:val="18"/>
+                <w:szCs w:val="18"/>
+              </w:rPr>
+              <w:t xml:space="preserve">Predict Phase</w:t>
             </w:r>
           </w:p>
           <w:p>
@@ -3266,7 +3266,7 @@
             <w:pPr>
               <w:spacing w:after="20" w:before="0"/>
             </w:pPr>
-            <w:hyperlink w:history="1" r:id="rIdouanbjdnpiu5ofqwuqabp">
+            <w:hyperlink w:history="1" r:id="rIdj2wdxsycrduex5k7v7ktl">
               <w:r>
                 <w:rPr>
                   <w:rFonts w:ascii="Arial" w:cs="Arial" w:eastAsia="Arial" w:hAnsi="Arial"/>
@@ -3299,7 +3299,7 @@
               <w:spacing w:after="10" w:before="0"/>
               <w:ind w:left="120"/>
             </w:pPr>
-            <w:hyperlink w:history="1" r:id="rIdyvhmpmpfxuipldu0o0sl-">
+            <w:hyperlink w:history="1" r:id="rIdgrao9etsm48qre5y7m3dy">
               <w:r>
                 <w:rPr>
                   <w:rFonts w:ascii="Arial" w:cs="Arial" w:eastAsia="Arial" w:hAnsi="Arial"/>
@@ -3344,7 +3344,7 @@
             <w:pPr>
               <w:spacing w:after="20" w:before="0"/>
             </w:pPr>
-            <w:hyperlink w:history="1" r:id="rIdf1klvm1e1-lsprb7hxowz">
+            <w:hyperlink w:history="1" r:id="rIdvxok-ssbcarafu7rbw7o4">
               <w:r>
                 <w:rPr>
                   <w:rFonts w:ascii="Arial" w:cs="Arial" w:eastAsia="Arial" w:hAnsi="Arial"/>
@@ -3377,7 +3377,7 @@
               <w:spacing w:after="10" w:before="0"/>
               <w:ind w:left="120"/>
             </w:pPr>
-            <w:hyperlink w:history="1" r:id="rIdw0ixy-nzv8nbh1aluwpq4">
+            <w:hyperlink w:history="1" r:id="rIdna2rsoupdmyjxvvmxydy1">
               <w:r>
                 <w:rPr>
                   <w:rFonts w:ascii="Arial" w:cs="Arial" w:eastAsia="Arial" w:hAnsi="Arial"/>
@@ -3676,32 +3676,32 @@
         <w:tc>
           <w:tcPr>
             <w:tcW w:type="dxa" w:w="1520"/>
-            <w:shd w:fill="F2F2F2" w:color="auto" w:val="clear"/>
-            <w:tcMar>
-              <w:top w:type="dxa" w:w="60"/>
-              <w:left w:type="dxa" w:w="120"/>
-              <w:bottom w:type="dxa" w:w="60"/>
-              <w:right w:type="dxa" w:w="120"/>
-            </w:tcMar>
-            <w:vAlign w:val="top"/>
-          </w:tcPr>
-          <w:p>
-            <w:pPr>
-              <w:spacing w:after="40" w:before="0"/>
-              <w:jc w:val="left"/>
-            </w:pPr>
-            <w:r>
-              <w:rPr>
-                <w:rFonts w:ascii="Arial" w:cs="Arial" w:eastAsia="Arial" w:hAnsi="Arial"/>
-                <w:b/>
-                <w:bCs/>
-                <w:i w:val="false"/>
-                <w:iCs w:val="false"/>
-                <w:color w:val="000000"/>
-                <w:sz w:val="18"/>
-                <w:szCs w:val="18"/>
-              </w:rPr>
-              <w:t xml:space="preserve">2 — Observe</w:t>
+            <w:shd w:fill="D9EEF1" w:color="auto" w:val="clear"/>
+            <w:tcMar>
+              <w:top w:type="dxa" w:w="60"/>
+              <w:left w:type="dxa" w:w="120"/>
+              <w:bottom w:type="dxa" w:w="60"/>
+              <w:right w:type="dxa" w:w="120"/>
+            </w:tcMar>
+            <w:vAlign w:val="top"/>
+          </w:tcPr>
+          <w:p>
+            <w:pPr>
+              <w:spacing w:after="40" w:before="0"/>
+              <w:jc w:val="left"/>
+            </w:pPr>
+            <w:r>
+              <w:rPr>
+                <w:rFonts w:ascii="Arial" w:cs="Arial" w:eastAsia="Arial" w:hAnsi="Arial"/>
+                <w:b/>
+                <w:bCs/>
+                <w:i w:val="false"/>
+                <w:iCs w:val="false"/>
+                <w:color w:val="000000"/>
+                <w:sz w:val="18"/>
+                <w:szCs w:val="18"/>
+              </w:rPr>
+              <w:t xml:space="preserve">Observe Phase</w:t>
             </w:r>
           </w:p>
           <w:p>
@@ -3724,7 +3724,7 @@
             <w:pPr>
               <w:spacing w:after="20" w:before="0"/>
             </w:pPr>
-            <w:hyperlink w:history="1" r:id="rIdt6tw5ux2yqipyetufsahh">
+            <w:hyperlink w:history="1" r:id="rIdlje7vve1wxssd7i_cx0au">
               <w:r>
                 <w:rPr>
                   <w:rFonts w:ascii="Arial" w:cs="Arial" w:eastAsia="Arial" w:hAnsi="Arial"/>
@@ -3757,7 +3757,7 @@
               <w:spacing w:after="10" w:before="0"/>
               <w:ind w:left="120"/>
             </w:pPr>
-            <w:hyperlink w:history="1" r:id="rIdch_aj4xrgnowksu4g6yon">
+            <w:hyperlink w:history="1" r:id="rIdfeowievdyjq-dg5kpjyjb">
               <w:r>
                 <w:rPr>
                   <w:rFonts w:ascii="Arial" w:cs="Arial" w:eastAsia="Arial" w:hAnsi="Arial"/>
@@ -3802,7 +3802,7 @@
             <w:pPr>
               <w:spacing w:after="20" w:before="0"/>
             </w:pPr>
-            <w:hyperlink w:history="1" r:id="rIdfxkd6euuvect73vrazqlu">
+            <w:hyperlink w:history="1" r:id="rIdr32qkbiwnzcqj2kqoepzv">
               <w:r>
                 <w:rPr>
                   <w:rFonts w:ascii="Arial" w:cs="Arial" w:eastAsia="Arial" w:hAnsi="Arial"/>
@@ -3835,7 +3835,7 @@
               <w:spacing w:after="10" w:before="0"/>
               <w:ind w:left="120"/>
             </w:pPr>
-            <w:hyperlink w:history="1" r:id="rIdstpjbb4itnacoscutq0ih">
+            <w:hyperlink w:history="1" r:id="rIdun_8u4o8rtuvuyqhbgkbb">
               <w:r>
                 <w:rPr>
                   <w:rFonts w:ascii="Arial" w:cs="Arial" w:eastAsia="Arial" w:hAnsi="Arial"/>
@@ -4096,32 +4096,32 @@
         <w:tc>
           <w:tcPr>
             <w:tcW w:type="dxa" w:w="1520"/>
-            <w:shd w:fill="F2F2F2" w:color="auto" w:val="clear"/>
-            <w:tcMar>
-              <w:top w:type="dxa" w:w="60"/>
-              <w:left w:type="dxa" w:w="120"/>
-              <w:bottom w:type="dxa" w:w="60"/>
-              <w:right w:type="dxa" w:w="120"/>
-            </w:tcMar>
-            <w:vAlign w:val="top"/>
-          </w:tcPr>
-          <w:p>
-            <w:pPr>
-              <w:spacing w:after="40" w:before="0"/>
-              <w:jc w:val="left"/>
-            </w:pPr>
-            <w:r>
-              <w:rPr>
-                <w:rFonts w:ascii="Arial" w:cs="Arial" w:eastAsia="Arial" w:hAnsi="Arial"/>
-                <w:b/>
-                <w:bCs/>
-                <w:i w:val="false"/>
-                <w:iCs w:val="false"/>
-                <w:color w:val="000000"/>
-                <w:sz w:val="18"/>
-                <w:szCs w:val="18"/>
-              </w:rPr>
-              <w:t xml:space="preserve">3 — Explain</w:t>
+            <w:shd w:fill="E2EFDA" w:color="auto" w:val="clear"/>
+            <w:tcMar>
+              <w:top w:type="dxa" w:w="60"/>
+              <w:left w:type="dxa" w:w="120"/>
+              <w:bottom w:type="dxa" w:w="60"/>
+              <w:right w:type="dxa" w:w="120"/>
+            </w:tcMar>
+            <w:vAlign w:val="top"/>
+          </w:tcPr>
+          <w:p>
+            <w:pPr>
+              <w:spacing w:after="40" w:before="0"/>
+              <w:jc w:val="left"/>
+            </w:pPr>
+            <w:r>
+              <w:rPr>
+                <w:rFonts w:ascii="Arial" w:cs="Arial" w:eastAsia="Arial" w:hAnsi="Arial"/>
+                <w:b/>
+                <w:bCs/>
+                <w:i w:val="false"/>
+                <w:iCs w:val="false"/>
+                <w:color w:val="000000"/>
+                <w:sz w:val="18"/>
+                <w:szCs w:val="18"/>
+              </w:rPr>
+              <w:t xml:space="preserve">Explain Phase</w:t>
             </w:r>
           </w:p>
           <w:p>
@@ -4144,7 +4144,7 @@
             <w:pPr>
               <w:spacing w:after="20" w:before="0"/>
             </w:pPr>
-            <w:hyperlink w:history="1" r:id="rId6vi9e7q3k97gvndi-sd9l">
+            <w:hyperlink w:history="1" r:id="rIdda8_oens-2ojz-fdnugng">
               <w:r>
                 <w:rPr>
                   <w:rFonts w:ascii="Arial" w:cs="Arial" w:eastAsia="Arial" w:hAnsi="Arial"/>
@@ -4177,7 +4177,7 @@
               <w:spacing w:after="10" w:before="0"/>
               <w:ind w:left="120"/>
             </w:pPr>
-            <w:hyperlink w:history="1" r:id="rIdjggvr965be1p0-ncmovwo">
+            <w:hyperlink w:history="1" r:id="rIdcykysi6bxswztiritdfdm">
               <w:r>
                 <w:rPr>
                   <w:rFonts w:ascii="Arial" w:cs="Arial" w:eastAsia="Arial" w:hAnsi="Arial"/>
@@ -4222,7 +4222,7 @@
             <w:pPr>
               <w:spacing w:after="20" w:before="0"/>
             </w:pPr>
-            <w:hyperlink w:history="1" r:id="rIde_shglw0mxthyack7nqyx">
+            <w:hyperlink w:history="1" r:id="rIdromm95pn_zpip2g6tjai7">
               <w:r>
                 <w:rPr>
                   <w:rFonts w:ascii="Arial" w:cs="Arial" w:eastAsia="Arial" w:hAnsi="Arial"/>
@@ -4255,7 +4255,7 @@
               <w:spacing w:after="10" w:before="0"/>
               <w:ind w:left="120"/>
             </w:pPr>
-            <w:hyperlink w:history="1" r:id="rIdhtnligy0drflbac8wmqvz">
+            <w:hyperlink w:history="1" r:id="rIdmq43an8olkd7qivfvi52x">
               <w:r>
                 <w:rPr>
                   <w:rFonts w:ascii="Arial" w:cs="Arial" w:eastAsia="Arial" w:hAnsi="Arial"/>
@@ -4516,32 +4516,32 @@
         <w:tc>
           <w:tcPr>
             <w:tcW w:type="dxa" w:w="1520"/>
-            <w:shd w:fill="F2F2F2" w:color="auto" w:val="clear"/>
-            <w:tcMar>
-              <w:top w:type="dxa" w:w="60"/>
-              <w:left w:type="dxa" w:w="120"/>
-              <w:bottom w:type="dxa" w:w="60"/>
-              <w:right w:type="dxa" w:w="120"/>
-            </w:tcMar>
-            <w:vAlign w:val="top"/>
-          </w:tcPr>
-          <w:p>
-            <w:pPr>
-              <w:spacing w:after="40" w:before="0"/>
-              <w:jc w:val="left"/>
-            </w:pPr>
-            <w:r>
-              <w:rPr>
-                <w:rFonts w:ascii="Arial" w:cs="Arial" w:eastAsia="Arial" w:hAnsi="Arial"/>
-                <w:b/>
-                <w:bCs/>
-                <w:i w:val="false"/>
-                <w:iCs w:val="false"/>
-                <w:color w:val="000000"/>
-                <w:sz w:val="18"/>
-                <w:szCs w:val="18"/>
-              </w:rPr>
-              <w:t xml:space="preserve">4 — Driving Question Board (DQB) Creation</w:t>
+            <w:shd w:fill="FCE4D6" w:color="auto" w:val="clear"/>
+            <w:tcMar>
+              <w:top w:type="dxa" w:w="60"/>
+              <w:left w:type="dxa" w:w="120"/>
+              <w:bottom w:type="dxa" w:w="60"/>
+              <w:right w:type="dxa" w:w="120"/>
+            </w:tcMar>
+            <w:vAlign w:val="top"/>
+          </w:tcPr>
+          <w:p>
+            <w:pPr>
+              <w:spacing w:after="40" w:before="0"/>
+              <w:jc w:val="left"/>
+            </w:pPr>
+            <w:r>
+              <w:rPr>
+                <w:rFonts w:ascii="Arial" w:cs="Arial" w:eastAsia="Arial" w:hAnsi="Arial"/>
+                <w:b/>
+                <w:bCs/>
+                <w:i w:val="false"/>
+                <w:iCs w:val="false"/>
+                <w:color w:val="000000"/>
+                <w:sz w:val="18"/>
+                <w:szCs w:val="18"/>
+              </w:rPr>
+              <w:t xml:space="preserve">Driving Question Board (DQB) Creation</w:t>
             </w:r>
           </w:p>
           <w:p>
@@ -4564,7 +4564,7 @@
             <w:pPr>
               <w:spacing w:after="20" w:before="0"/>
             </w:pPr>
-            <w:hyperlink w:history="1" r:id="rIdy_bkjdyqdvwlcnrb8czqz">
+            <w:hyperlink w:history="1" r:id="rId0kdlrrqo2r75a2wfjrrlr">
               <w:r>
                 <w:rPr>
                   <w:rFonts w:ascii="Arial" w:cs="Arial" w:eastAsia="Arial" w:hAnsi="Arial"/>
@@ -4597,7 +4597,7 @@
               <w:spacing w:after="10" w:before="0"/>
               <w:ind w:left="120"/>
             </w:pPr>
-            <w:hyperlink w:history="1" r:id="rIduuhg2wuvpoavbvjhhka44">
+            <w:hyperlink w:history="1" r:id="rId_vmbjxmsohyiqptpsyg5q">
               <w:r>
                 <w:rPr>
                   <w:rFonts w:ascii="Arial" w:cs="Arial" w:eastAsia="Arial" w:hAnsi="Arial"/>
@@ -4642,7 +4642,7 @@
             <w:pPr>
               <w:spacing w:after="20" w:before="0"/>
             </w:pPr>
-            <w:hyperlink w:history="1" r:id="rIdlaqlbke7nozti3eg4p47t">
+            <w:hyperlink w:history="1" r:id="rIdmnd7kbhpjbddixrh4iiye">
               <w:r>
                 <w:rPr>
                   <w:rFonts w:ascii="Arial" w:cs="Arial" w:eastAsia="Arial" w:hAnsi="Arial"/>
@@ -4675,7 +4675,7 @@
               <w:spacing w:after="10" w:before="0"/>
               <w:ind w:left="120"/>
             </w:pPr>
-            <w:hyperlink w:history="1" r:id="rIdxs_sq8zkpurdah9qek0ly">
+            <w:hyperlink w:history="1" r:id="rIdpw8e7zlgodicgnqijowud">
               <w:r>
                 <w:rPr>
                   <w:rFonts w:ascii="Arial" w:cs="Arial" w:eastAsia="Arial" w:hAnsi="Arial"/>
@@ -4936,32 +4936,32 @@
         <w:tc>
           <w:tcPr>
             <w:tcW w:type="dxa" w:w="1520"/>
-            <w:shd w:fill="F2F2F2" w:color="auto" w:val="clear"/>
-            <w:tcMar>
-              <w:top w:type="dxa" w:w="60"/>
-              <w:left w:type="dxa" w:w="120"/>
-              <w:bottom w:type="dxa" w:w="60"/>
-              <w:right w:type="dxa" w:w="120"/>
-            </w:tcMar>
-            <w:vAlign w:val="top"/>
-          </w:tcPr>
-          <w:p>
-            <w:pPr>
-              <w:spacing w:after="40" w:before="0"/>
-              <w:jc w:val="left"/>
-            </w:pPr>
-            <w:r>
-              <w:rPr>
-                <w:rFonts w:ascii="Arial" w:cs="Arial" w:eastAsia="Arial" w:hAnsi="Arial"/>
-                <w:b/>
-                <w:bCs/>
-                <w:i w:val="false"/>
-                <w:iCs w:val="false"/>
-                <w:color w:val="000000"/>
-                <w:sz w:val="18"/>
-                <w:szCs w:val="18"/>
-              </w:rPr>
-              <w:t xml:space="preserve">5 — Model Building</w:t>
+            <w:shd w:fill="D5E8F0" w:color="auto" w:val="clear"/>
+            <w:tcMar>
+              <w:top w:type="dxa" w:w="60"/>
+              <w:left w:type="dxa" w:w="120"/>
+              <w:bottom w:type="dxa" w:w="60"/>
+              <w:right w:type="dxa" w:w="120"/>
+            </w:tcMar>
+            <w:vAlign w:val="top"/>
+          </w:tcPr>
+          <w:p>
+            <w:pPr>
+              <w:spacing w:after="40" w:before="0"/>
+              <w:jc w:val="left"/>
+            </w:pPr>
+            <w:r>
+              <w:rPr>
+                <w:rFonts w:ascii="Arial" w:cs="Arial" w:eastAsia="Arial" w:hAnsi="Arial"/>
+                <w:b/>
+                <w:bCs/>
+                <w:i w:val="false"/>
+                <w:iCs w:val="false"/>
+                <w:color w:val="000000"/>
+                <w:sz w:val="18"/>
+                <w:szCs w:val="18"/>
+              </w:rPr>
+              <w:t xml:space="preserve">Model Building Phase</w:t>
             </w:r>
           </w:p>
           <w:p>
@@ -4984,7 +4984,7 @@
             <w:pPr>
               <w:spacing w:after="20" w:before="0"/>
             </w:pPr>
-            <w:hyperlink w:history="1" r:id="rIdmvbcwo2yoye9kigg3u85c">
+            <w:hyperlink w:history="1" r:id="rIdzqhmusdp9smtn4gta-koh">
               <w:r>
                 <w:rPr>
                   <w:rFonts w:ascii="Arial" w:cs="Arial" w:eastAsia="Arial" w:hAnsi="Arial"/>
@@ -5017,7 +5017,7 @@
               <w:spacing w:after="10" w:before="0"/>
               <w:ind w:left="120"/>
             </w:pPr>
-            <w:hyperlink w:history="1" r:id="rId9hachxvghe8ifzgx80ooj">
+            <w:hyperlink w:history="1" r:id="rIdxerjq7nwgywjr9ikgqwpq">
               <w:r>
                 <w:rPr>
                   <w:rFonts w:ascii="Arial" w:cs="Arial" w:eastAsia="Arial" w:hAnsi="Arial"/>
@@ -5062,7 +5062,7 @@
             <w:pPr>
               <w:spacing w:after="20" w:before="0"/>
             </w:pPr>
-            <w:hyperlink w:history="1" r:id="rIdy-gjbsreeh82z-0j4u6xq">
+            <w:hyperlink w:history="1" r:id="rIdy9mjxxt1stwn-q5_djwsw">
               <w:r>
                 <w:rPr>
                   <w:rFonts w:ascii="Arial" w:cs="Arial" w:eastAsia="Arial" w:hAnsi="Arial"/>
@@ -5095,7 +5095,7 @@
               <w:spacing w:after="10" w:before="0"/>
               <w:ind w:left="120"/>
             </w:pPr>
-            <w:hyperlink w:history="1" r:id="rId0ccmrio3wg4zgvempeheo">
+            <w:hyperlink w:history="1" r:id="rIdkp1nxfow_zdzhqxzezrw3">
               <w:r>
                 <w:rPr>
                   <w:rFonts w:ascii="Arial" w:cs="Arial" w:eastAsia="Arial" w:hAnsi="Arial"/>
@@ -6610,32 +6610,32 @@
         <w:tc>
           <w:tcPr>
             <w:tcW w:type="dxa" w:w="1520"/>
-            <w:shd w:fill="F2F2F2" w:color="auto" w:val="clear"/>
-            <w:tcMar>
-              <w:top w:type="dxa" w:w="60"/>
-              <w:left w:type="dxa" w:w="120"/>
-              <w:bottom w:type="dxa" w:w="60"/>
-              <w:right w:type="dxa" w:w="120"/>
-            </w:tcMar>
-            <w:vAlign w:val="top"/>
-          </w:tcPr>
-          <w:p>
-            <w:pPr>
-              <w:spacing w:after="40" w:before="0"/>
-              <w:jc w:val="left"/>
-            </w:pPr>
-            <w:r>
-              <w:rPr>
-                <w:rFonts w:ascii="Arial" w:cs="Arial" w:eastAsia="Arial" w:hAnsi="Arial"/>
-                <w:b/>
-                <w:bCs/>
-                <w:i w:val="false"/>
-                <w:iCs w:val="false"/>
-                <w:color w:val="000000"/>
-                <w:sz w:val="18"/>
-                <w:szCs w:val="18"/>
-              </w:rPr>
-              <w:t xml:space="preserve">Phase 1 — Predict (10 minutes)</w:t>
+            <w:shd w:fill="EAD1F5" w:color="auto" w:val="clear"/>
+            <w:tcMar>
+              <w:top w:type="dxa" w:w="60"/>
+              <w:left w:type="dxa" w:w="120"/>
+              <w:bottom w:type="dxa" w:w="60"/>
+              <w:right w:type="dxa" w:w="120"/>
+            </w:tcMar>
+            <w:vAlign w:val="top"/>
+          </w:tcPr>
+          <w:p>
+            <w:pPr>
+              <w:spacing w:after="40" w:before="0"/>
+              <w:jc w:val="left"/>
+            </w:pPr>
+            <w:r>
+              <w:rPr>
+                <w:rFonts w:ascii="Arial" w:cs="Arial" w:eastAsia="Arial" w:hAnsi="Arial"/>
+                <w:b/>
+                <w:bCs/>
+                <w:i w:val="false"/>
+                <w:iCs w:val="false"/>
+                <w:color w:val="000000"/>
+                <w:sz w:val="18"/>
+                <w:szCs w:val="18"/>
+              </w:rPr>
+              <w:t xml:space="preserve">Predict Phase</w:t>
             </w:r>
           </w:p>
           <w:p>
@@ -6658,7 +6658,7 @@
             <w:pPr>
               <w:spacing w:after="20" w:before="0"/>
             </w:pPr>
-            <w:hyperlink w:history="1" r:id="rId3p637ydwqs4vpuc10l5n5">
+            <w:hyperlink w:history="1" r:id="rIdda_t5unbbwp6lngriiy9x">
               <w:r>
                 <w:rPr>
                   <w:rFonts w:ascii="Arial" w:cs="Arial" w:eastAsia="Arial" w:hAnsi="Arial"/>
@@ -6691,7 +6691,7 @@
               <w:spacing w:after="10" w:before="0"/>
               <w:ind w:left="120"/>
             </w:pPr>
-            <w:hyperlink w:history="1" r:id="rIdqltnzu3ombohlhfewcqxa">
+            <w:hyperlink w:history="1" r:id="rId17m3tkpu0wacbat3r8qut">
               <w:r>
                 <w:rPr>
                   <w:rFonts w:ascii="Arial" w:cs="Arial" w:eastAsia="Arial" w:hAnsi="Arial"/>
@@ -6736,7 +6736,7 @@
             <w:pPr>
               <w:spacing w:after="20" w:before="0"/>
             </w:pPr>
-            <w:hyperlink w:history="1" r:id="rIdam3o5mx5l0rn2lqggmdu9">
+            <w:hyperlink w:history="1" r:id="rId4fkz6ozgjs8yknobvpw1l">
               <w:r>
                 <w:rPr>
                   <w:rFonts w:ascii="Arial" w:cs="Arial" w:eastAsia="Arial" w:hAnsi="Arial"/>
@@ -6769,7 +6769,7 @@
               <w:spacing w:after="10" w:before="0"/>
               <w:ind w:left="120"/>
             </w:pPr>
-            <w:hyperlink w:history="1" r:id="rIdghbhdhal0tvncynaj5euo">
+            <w:hyperlink w:history="1" r:id="rIdbazcyzoxlkmplrs_yh3n6">
               <w:r>
                 <w:rPr>
                   <w:rFonts w:ascii="Arial" w:cs="Arial" w:eastAsia="Arial" w:hAnsi="Arial"/>
@@ -6916,32 +6916,32 @@
         <w:tc>
           <w:tcPr>
             <w:tcW w:type="dxa" w:w="1520"/>
-            <w:shd w:fill="F2F2F2" w:color="auto" w:val="clear"/>
-            <w:tcMar>
-              <w:top w:type="dxa" w:w="60"/>
-              <w:left w:type="dxa" w:w="120"/>
-              <w:bottom w:type="dxa" w:w="60"/>
-              <w:right w:type="dxa" w:w="120"/>
-            </w:tcMar>
-            <w:vAlign w:val="top"/>
-          </w:tcPr>
-          <w:p>
-            <w:pPr>
-              <w:spacing w:after="40" w:before="0"/>
-              <w:jc w:val="left"/>
-            </w:pPr>
-            <w:r>
-              <w:rPr>
-                <w:rFonts w:ascii="Arial" w:cs="Arial" w:eastAsia="Arial" w:hAnsi="Arial"/>
-                <w:b/>
-                <w:bCs/>
-                <w:i w:val="false"/>
-                <w:iCs w:val="false"/>
-                <w:color w:val="000000"/>
-                <w:sz w:val="18"/>
-                <w:szCs w:val="18"/>
-              </w:rPr>
-              <w:t xml:space="preserve">Phase 2 — Observe (25 minutes)</w:t>
+            <w:shd w:fill="D9EEF1" w:color="auto" w:val="clear"/>
+            <w:tcMar>
+              <w:top w:type="dxa" w:w="60"/>
+              <w:left w:type="dxa" w:w="120"/>
+              <w:bottom w:type="dxa" w:w="60"/>
+              <w:right w:type="dxa" w:w="120"/>
+            </w:tcMar>
+            <w:vAlign w:val="top"/>
+          </w:tcPr>
+          <w:p>
+            <w:pPr>
+              <w:spacing w:after="40" w:before="0"/>
+              <w:jc w:val="left"/>
+            </w:pPr>
+            <w:r>
+              <w:rPr>
+                <w:rFonts w:ascii="Arial" w:cs="Arial" w:eastAsia="Arial" w:hAnsi="Arial"/>
+                <w:b/>
+                <w:bCs/>
+                <w:i w:val="false"/>
+                <w:iCs w:val="false"/>
+                <w:color w:val="000000"/>
+                <w:sz w:val="18"/>
+                <w:szCs w:val="18"/>
+              </w:rPr>
+              <w:t xml:space="preserve">Observe Phase</w:t>
             </w:r>
           </w:p>
           <w:p>
@@ -6964,7 +6964,7 @@
             <w:pPr>
               <w:spacing w:after="20" w:before="0"/>
             </w:pPr>
-            <w:hyperlink w:history="1" r:id="rIdg9crcwob_9xex7gt8f18p">
+            <w:hyperlink w:history="1" r:id="rIdgllyha-nx79zy304pe8xz">
               <w:r>
                 <w:rPr>
                   <w:rFonts w:ascii="Arial" w:cs="Arial" w:eastAsia="Arial" w:hAnsi="Arial"/>
@@ -6997,7 +6997,7 @@
               <w:spacing w:after="10" w:before="0"/>
               <w:ind w:left="120"/>
             </w:pPr>
-            <w:hyperlink w:history="1" r:id="rIdois_tgii-3nroysnsa4ss">
+            <w:hyperlink w:history="1" r:id="rId54f6y2szkuci_hhptq_51">
               <w:r>
                 <w:rPr>
                   <w:rFonts w:ascii="Arial" w:cs="Arial" w:eastAsia="Arial" w:hAnsi="Arial"/>
@@ -7042,7 +7042,7 @@
             <w:pPr>
               <w:spacing w:after="20" w:before="0"/>
             </w:pPr>
-            <w:hyperlink w:history="1" r:id="rIdakuyami3qlmowyvfslpi7">
+            <w:hyperlink w:history="1" r:id="rIdovrwmggjkc_fgzdmwzzpi">
               <w:r>
                 <w:rPr>
                   <w:rFonts w:ascii="Arial" w:cs="Arial" w:eastAsia="Arial" w:hAnsi="Arial"/>
@@ -7075,7 +7075,7 @@
               <w:spacing w:after="10" w:before="0"/>
               <w:ind w:left="120"/>
             </w:pPr>
-            <w:hyperlink w:history="1" r:id="rIddixlrawzlyvrtjzkaccq8">
+            <w:hyperlink w:history="1" r:id="rId07cv89kfqypagnuooosoe">
               <w:r>
                 <w:rPr>
                   <w:rFonts w:ascii="Arial" w:cs="Arial" w:eastAsia="Arial" w:hAnsi="Arial"/>
@@ -7222,32 +7222,32 @@
         <w:tc>
           <w:tcPr>
             <w:tcW w:type="dxa" w:w="1520"/>
-            <w:shd w:fill="F2F2F2" w:color="auto" w:val="clear"/>
-            <w:tcMar>
-              <w:top w:type="dxa" w:w="60"/>
-              <w:left w:type="dxa" w:w="120"/>
-              <w:bottom w:type="dxa" w:w="60"/>
-              <w:right w:type="dxa" w:w="120"/>
-            </w:tcMar>
-            <w:vAlign w:val="top"/>
-          </w:tcPr>
-          <w:p>
-            <w:pPr>
-              <w:spacing w:after="40" w:before="0"/>
-              <w:jc w:val="left"/>
-            </w:pPr>
-            <w:r>
-              <w:rPr>
-                <w:rFonts w:ascii="Arial" w:cs="Arial" w:eastAsia="Arial" w:hAnsi="Arial"/>
-                <w:b/>
-                <w:bCs/>
-                <w:i w:val="false"/>
-                <w:iCs w:val="false"/>
-                <w:color w:val="000000"/>
-                <w:sz w:val="18"/>
-                <w:szCs w:val="18"/>
-              </w:rPr>
-              <w:t xml:space="preserve">Phase 3 — Explain (25 minutes)</w:t>
+            <w:shd w:fill="E2EFDA" w:color="auto" w:val="clear"/>
+            <w:tcMar>
+              <w:top w:type="dxa" w:w="60"/>
+              <w:left w:type="dxa" w:w="120"/>
+              <w:bottom w:type="dxa" w:w="60"/>
+              <w:right w:type="dxa" w:w="120"/>
+            </w:tcMar>
+            <w:vAlign w:val="top"/>
+          </w:tcPr>
+          <w:p>
+            <w:pPr>
+              <w:spacing w:after="40" w:before="0"/>
+              <w:jc w:val="left"/>
+            </w:pPr>
+            <w:r>
+              <w:rPr>
+                <w:rFonts w:ascii="Arial" w:cs="Arial" w:eastAsia="Arial" w:hAnsi="Arial"/>
+                <w:b/>
+                <w:bCs/>
+                <w:i w:val="false"/>
+                <w:iCs w:val="false"/>
+                <w:color w:val="000000"/>
+                <w:sz w:val="18"/>
+                <w:szCs w:val="18"/>
+              </w:rPr>
+              <w:t xml:space="preserve">Explain Phase</w:t>
             </w:r>
           </w:p>
           <w:p>
@@ -7270,7 +7270,7 @@
             <w:pPr>
               <w:spacing w:after="20" w:before="0"/>
             </w:pPr>
-            <w:hyperlink w:history="1" r:id="rIdgl3f8mwjohoip-h06a14u">
+            <w:hyperlink w:history="1" r:id="rIdscjupo47tcrvqrztel4zq">
               <w:r>
                 <w:rPr>
                   <w:rFonts w:ascii="Arial" w:cs="Arial" w:eastAsia="Arial" w:hAnsi="Arial"/>
@@ -7303,7 +7303,7 @@
               <w:spacing w:after="10" w:before="0"/>
               <w:ind w:left="120"/>
             </w:pPr>
-            <w:hyperlink w:history="1" r:id="rIdcgmiogwnrxi-xkcrtejwh">
+            <w:hyperlink w:history="1" r:id="rId6yzskrepjkfcqsnjeodmr">
               <w:r>
                 <w:rPr>
                   <w:rFonts w:ascii="Arial" w:cs="Arial" w:eastAsia="Arial" w:hAnsi="Arial"/>
@@ -7348,7 +7348,7 @@
             <w:pPr>
               <w:spacing w:after="20" w:before="0"/>
             </w:pPr>
-            <w:hyperlink w:history="1" r:id="rIdsvderql2m1ww1qfqzruxf">
+            <w:hyperlink w:history="1" r:id="rIdqs0vdaipccqwuryptk-x_">
               <w:r>
                 <w:rPr>
                   <w:rFonts w:ascii="Arial" w:cs="Arial" w:eastAsia="Arial" w:hAnsi="Arial"/>
@@ -7381,7 +7381,7 @@
               <w:spacing w:after="10" w:before="0"/>
               <w:ind w:left="120"/>
             </w:pPr>
-            <w:hyperlink w:history="1" r:id="rIddzmi8cs0i4dsqfusden14">
+            <w:hyperlink w:history="1" r:id="rIdrkugr8rjr_rqahjz8qqq4">
               <w:r>
                 <w:rPr>
                   <w:rFonts w:ascii="Arial" w:cs="Arial" w:eastAsia="Arial" w:hAnsi="Arial"/>
@@ -7528,32 +7528,32 @@
         <w:tc>
           <w:tcPr>
             <w:tcW w:type="dxa" w:w="1520"/>
-            <w:shd w:fill="F2F2F2" w:color="auto" w:val="clear"/>
-            <w:tcMar>
-              <w:top w:type="dxa" w:w="60"/>
-              <w:left w:type="dxa" w:w="120"/>
-              <w:bottom w:type="dxa" w:w="60"/>
-              <w:right w:type="dxa" w:w="120"/>
-            </w:tcMar>
-            <w:vAlign w:val="top"/>
-          </w:tcPr>
-          <w:p>
-            <w:pPr>
-              <w:spacing w:after="40" w:before="0"/>
-              <w:jc w:val="left"/>
-            </w:pPr>
-            <w:r>
-              <w:rPr>
-                <w:rFonts w:ascii="Arial" w:cs="Arial" w:eastAsia="Arial" w:hAnsi="Arial"/>
-                <w:b/>
-                <w:bCs/>
-                <w:i w:val="false"/>
-                <w:iCs w:val="false"/>
-                <w:color w:val="000000"/>
-                <w:sz w:val="18"/>
-                <w:szCs w:val="18"/>
-              </w:rPr>
-              <w:t xml:space="preserve">Phase 4 — Driving Question Board (DQB) Update (10 minutes)</w:t>
+            <w:shd w:fill="FCE4D6" w:color="auto" w:val="clear"/>
+            <w:tcMar>
+              <w:top w:type="dxa" w:w="60"/>
+              <w:left w:type="dxa" w:w="120"/>
+              <w:bottom w:type="dxa" w:w="60"/>
+              <w:right w:type="dxa" w:w="120"/>
+            </w:tcMar>
+            <w:vAlign w:val="top"/>
+          </w:tcPr>
+          <w:p>
+            <w:pPr>
+              <w:spacing w:after="40" w:before="0"/>
+              <w:jc w:val="left"/>
+            </w:pPr>
+            <w:r>
+              <w:rPr>
+                <w:rFonts w:ascii="Arial" w:cs="Arial" w:eastAsia="Arial" w:hAnsi="Arial"/>
+                <w:b/>
+                <w:bCs/>
+                <w:i w:val="false"/>
+                <w:iCs w:val="false"/>
+                <w:color w:val="000000"/>
+                <w:sz w:val="18"/>
+                <w:szCs w:val="18"/>
+              </w:rPr>
+              <w:t xml:space="preserve">Driving Question Board (DQB) Creation</w:t>
             </w:r>
           </w:p>
           <w:p>
@@ -7576,7 +7576,7 @@
             <w:pPr>
               <w:spacing w:after="20" w:before="0"/>
             </w:pPr>
-            <w:hyperlink w:history="1" r:id="rIdkljflbjkhab78k9b3r8xp">
+            <w:hyperlink w:history="1" r:id="rIdegvbawjslrvhjcfz7ja1g">
               <w:r>
                 <w:rPr>
                   <w:rFonts w:ascii="Arial" w:cs="Arial" w:eastAsia="Arial" w:hAnsi="Arial"/>
@@ -7609,7 +7609,7 @@
               <w:spacing w:after="10" w:before="0"/>
               <w:ind w:left="120"/>
             </w:pPr>
-            <w:hyperlink w:history="1" r:id="rIditi2qfjrm1dy6tpoghwa2">
+            <w:hyperlink w:history="1" r:id="rIdixgs3e1muftzc5pzv6dwm">
               <w:r>
                 <w:rPr>
                   <w:rFonts w:ascii="Arial" w:cs="Arial" w:eastAsia="Arial" w:hAnsi="Arial"/>
@@ -7654,7 +7654,7 @@
             <w:pPr>
               <w:spacing w:after="20" w:before="0"/>
             </w:pPr>
-            <w:hyperlink w:history="1" r:id="rIdmwnyvzp07-d2xfb27_gfw">
+            <w:hyperlink w:history="1" r:id="rId6vcrqjrxawfklmtbbx1kl">
               <w:r>
                 <w:rPr>
                   <w:rFonts w:ascii="Arial" w:cs="Arial" w:eastAsia="Arial" w:hAnsi="Arial"/>
@@ -7687,7 +7687,7 @@
               <w:spacing w:after="10" w:before="0"/>
               <w:ind w:left="120"/>
             </w:pPr>
-            <w:hyperlink w:history="1" r:id="rIdbwbeiyrfnrmdomtp1lrh7">
+            <w:hyperlink w:history="1" r:id="rIdhnjwkd0tpjmh-bhuyqin2">
               <w:r>
                 <w:rPr>
                   <w:rFonts w:ascii="Arial" w:cs="Arial" w:eastAsia="Arial" w:hAnsi="Arial"/>
@@ -7834,32 +7834,32 @@
         <w:tc>
           <w:tcPr>
             <w:tcW w:type="dxa" w:w="1520"/>
-            <w:shd w:fill="F2F2F2" w:color="auto" w:val="clear"/>
-            <w:tcMar>
-              <w:top w:type="dxa" w:w="60"/>
-              <w:left w:type="dxa" w:w="120"/>
-              <w:bottom w:type="dxa" w:w="60"/>
-              <w:right w:type="dxa" w:w="120"/>
-            </w:tcMar>
-            <w:vAlign w:val="top"/>
-          </w:tcPr>
-          <w:p>
-            <w:pPr>
-              <w:spacing w:after="40" w:before="0"/>
-              <w:jc w:val="left"/>
-            </w:pPr>
-            <w:r>
-              <w:rPr>
-                <w:rFonts w:ascii="Arial" w:cs="Arial" w:eastAsia="Arial" w:hAnsi="Arial"/>
-                <w:b/>
-                <w:bCs/>
-                <w:i w:val="false"/>
-                <w:iCs w:val="false"/>
-                <w:color w:val="000000"/>
-                <w:sz w:val="18"/>
-                <w:szCs w:val="18"/>
-              </w:rPr>
-              <w:t xml:space="preserve">Phase 5 — Model Building (10 minutes)</w:t>
+            <w:shd w:fill="D5E8F0" w:color="auto" w:val="clear"/>
+            <w:tcMar>
+              <w:top w:type="dxa" w:w="60"/>
+              <w:left w:type="dxa" w:w="120"/>
+              <w:bottom w:type="dxa" w:w="60"/>
+              <w:right w:type="dxa" w:w="120"/>
+            </w:tcMar>
+            <w:vAlign w:val="top"/>
+          </w:tcPr>
+          <w:p>
+            <w:pPr>
+              <w:spacing w:after="40" w:before="0"/>
+              <w:jc w:val="left"/>
+            </w:pPr>
+            <w:r>
+              <w:rPr>
+                <w:rFonts w:ascii="Arial" w:cs="Arial" w:eastAsia="Arial" w:hAnsi="Arial"/>
+                <w:b/>
+                <w:bCs/>
+                <w:i w:val="false"/>
+                <w:iCs w:val="false"/>
+                <w:color w:val="000000"/>
+                <w:sz w:val="18"/>
+                <w:szCs w:val="18"/>
+              </w:rPr>
+              <w:t xml:space="preserve">Model Building Phase</w:t>
             </w:r>
           </w:p>
           <w:p>
@@ -7882,7 +7882,7 @@
             <w:pPr>
               <w:spacing w:after="20" w:before="0"/>
             </w:pPr>
-            <w:hyperlink w:history="1" r:id="rIdymn_pfnoaftjup0brbhsu">
+            <w:hyperlink w:history="1" r:id="rIdrqqlanowh-w-8uk4hnhop">
               <w:r>
                 <w:rPr>
                   <w:rFonts w:ascii="Arial" w:cs="Arial" w:eastAsia="Arial" w:hAnsi="Arial"/>
@@ -7915,7 +7915,7 @@
               <w:spacing w:after="10" w:before="0"/>
               <w:ind w:left="120"/>
             </w:pPr>
-            <w:hyperlink w:history="1" r:id="rId3s1jbq9t1ujl22q6aimei">
+            <w:hyperlink w:history="1" r:id="rIdax7nbre7eb0q3blgvblcu">
               <w:r>
                 <w:rPr>
                   <w:rFonts w:ascii="Arial" w:cs="Arial" w:eastAsia="Arial" w:hAnsi="Arial"/>
@@ -7960,7 +7960,7 @@
             <w:pPr>
               <w:spacing w:after="20" w:before="0"/>
             </w:pPr>
-            <w:hyperlink w:history="1" r:id="rIdy_3rauhwng_dm0tdvsj0y">
+            <w:hyperlink w:history="1" r:id="rIdawjmbakqc9ssnt1bgpoeu">
               <w:r>
                 <w:rPr>
                   <w:rFonts w:ascii="Arial" w:cs="Arial" w:eastAsia="Arial" w:hAnsi="Arial"/>
@@ -7993,7 +7993,7 @@
               <w:spacing w:after="10" w:before="0"/>
               <w:ind w:left="120"/>
             </w:pPr>
-            <w:hyperlink w:history="1" r:id="rIdpzxvbr2vmqmazjsuodb5h">
+            <w:hyperlink w:history="1" r:id="rIdyaiepyooras0keawtzh0p">
               <w:r>
                 <w:rPr>
                   <w:rFonts w:ascii="Arial" w:cs="Arial" w:eastAsia="Arial" w:hAnsi="Arial"/>
@@ -9432,32 +9432,32 @@
         <w:tc>
           <w:tcPr>
             <w:tcW w:type="dxa" w:w="1520"/>
-            <w:shd w:fill="F2F2F2" w:color="auto" w:val="clear"/>
-            <w:tcMar>
-              <w:top w:type="dxa" w:w="60"/>
-              <w:left w:type="dxa" w:w="120"/>
-              <w:bottom w:type="dxa" w:w="60"/>
-              <w:right w:type="dxa" w:w="120"/>
-            </w:tcMar>
-            <w:vAlign w:val="top"/>
-          </w:tcPr>
-          <w:p>
-            <w:pPr>
-              <w:spacing w:after="40" w:before="0"/>
-              <w:jc w:val="left"/>
-            </w:pPr>
-            <w:r>
-              <w:rPr>
-                <w:rFonts w:ascii="Arial" w:cs="Arial" w:eastAsia="Arial" w:hAnsi="Arial"/>
-                <w:b/>
-                <w:bCs/>
-                <w:i w:val="false"/>
-                <w:iCs w:val="false"/>
-                <w:color w:val="000000"/>
-                <w:sz w:val="18"/>
-                <w:szCs w:val="18"/>
-              </w:rPr>
-              <w:t xml:space="preserve">Phase 1 — PREDICT (15 minutes)</w:t>
+            <w:shd w:fill="EAD1F5" w:color="auto" w:val="clear"/>
+            <w:tcMar>
+              <w:top w:type="dxa" w:w="60"/>
+              <w:left w:type="dxa" w:w="120"/>
+              <w:bottom w:type="dxa" w:w="60"/>
+              <w:right w:type="dxa" w:w="120"/>
+            </w:tcMar>
+            <w:vAlign w:val="top"/>
+          </w:tcPr>
+          <w:p>
+            <w:pPr>
+              <w:spacing w:after="40" w:before="0"/>
+              <w:jc w:val="left"/>
+            </w:pPr>
+            <w:r>
+              <w:rPr>
+                <w:rFonts w:ascii="Arial" w:cs="Arial" w:eastAsia="Arial" w:hAnsi="Arial"/>
+                <w:b/>
+                <w:bCs/>
+                <w:i w:val="false"/>
+                <w:iCs w:val="false"/>
+                <w:color w:val="000000"/>
+                <w:sz w:val="18"/>
+                <w:szCs w:val="18"/>
+              </w:rPr>
+              <w:t xml:space="preserve">Predict Phase</w:t>
             </w:r>
           </w:p>
           <w:p>
@@ -9480,7 +9480,7 @@
             <w:pPr>
               <w:spacing w:after="20" w:before="0"/>
             </w:pPr>
-            <w:hyperlink w:history="1" r:id="rId3s-rx1imrc7psvjrk6x0w">
+            <w:hyperlink w:history="1" r:id="rIdzcgntcbw9rou57z4wsspi">
               <w:r>
                 <w:rPr>
                   <w:rFonts w:ascii="Arial" w:cs="Arial" w:eastAsia="Arial" w:hAnsi="Arial"/>
@@ -9513,7 +9513,7 @@
               <w:spacing w:after="10" w:before="0"/>
               <w:ind w:left="120"/>
             </w:pPr>
-            <w:hyperlink w:history="1" r:id="rIdtelldajgdvhk6msolavnt">
+            <w:hyperlink w:history="1" r:id="rIdix3o59hjnzkbrix8jzctd">
               <w:r>
                 <w:rPr>
                   <w:rFonts w:ascii="Arial" w:cs="Arial" w:eastAsia="Arial" w:hAnsi="Arial"/>
@@ -9558,7 +9558,7 @@
             <w:pPr>
               <w:spacing w:after="20" w:before="0"/>
             </w:pPr>
-            <w:hyperlink w:history="1" r:id="rId0jvqsyii_hz6byhp_ihd1">
+            <w:hyperlink w:history="1" r:id="rId_l-fuautv74vpab01jp-b">
               <w:r>
                 <w:rPr>
                   <w:rFonts w:ascii="Arial" w:cs="Arial" w:eastAsia="Arial" w:hAnsi="Arial"/>
@@ -9591,7 +9591,7 @@
               <w:spacing w:after="10" w:before="0"/>
               <w:ind w:left="120"/>
             </w:pPr>
-            <w:hyperlink w:history="1" r:id="rId5mqek7xv726jcmllnrs9x">
+            <w:hyperlink w:history="1" r:id="rIdrp3vtbiqp4fslev61njfg">
               <w:r>
                 <w:rPr>
                   <w:rFonts w:ascii="Arial" w:cs="Arial" w:eastAsia="Arial" w:hAnsi="Arial"/>
@@ -9738,32 +9738,32 @@
         <w:tc>
           <w:tcPr>
             <w:tcW w:type="dxa" w:w="1520"/>
-            <w:shd w:fill="F2F2F2" w:color="auto" w:val="clear"/>
-            <w:tcMar>
-              <w:top w:type="dxa" w:w="60"/>
-              <w:left w:type="dxa" w:w="120"/>
-              <w:bottom w:type="dxa" w:w="60"/>
-              <w:right w:type="dxa" w:w="120"/>
-            </w:tcMar>
-            <w:vAlign w:val="top"/>
-          </w:tcPr>
-          <w:p>
-            <w:pPr>
-              <w:spacing w:after="40" w:before="0"/>
-              <w:jc w:val="left"/>
-            </w:pPr>
-            <w:r>
-              <w:rPr>
-                <w:rFonts w:ascii="Arial" w:cs="Arial" w:eastAsia="Arial" w:hAnsi="Arial"/>
-                <w:b/>
-                <w:bCs/>
-                <w:i w:val="false"/>
-                <w:iCs w:val="false"/>
-                <w:color w:val="000000"/>
-                <w:sz w:val="18"/>
-                <w:szCs w:val="18"/>
-              </w:rPr>
-              <w:t xml:space="preserve">Phase 2 — OBSERVE (20 minutes)</w:t>
+            <w:shd w:fill="D9EEF1" w:color="auto" w:val="clear"/>
+            <w:tcMar>
+              <w:top w:type="dxa" w:w="60"/>
+              <w:left w:type="dxa" w:w="120"/>
+              <w:bottom w:type="dxa" w:w="60"/>
+              <w:right w:type="dxa" w:w="120"/>
+            </w:tcMar>
+            <w:vAlign w:val="top"/>
+          </w:tcPr>
+          <w:p>
+            <w:pPr>
+              <w:spacing w:after="40" w:before="0"/>
+              <w:jc w:val="left"/>
+            </w:pPr>
+            <w:r>
+              <w:rPr>
+                <w:rFonts w:ascii="Arial" w:cs="Arial" w:eastAsia="Arial" w:hAnsi="Arial"/>
+                <w:b/>
+                <w:bCs/>
+                <w:i w:val="false"/>
+                <w:iCs w:val="false"/>
+                <w:color w:val="000000"/>
+                <w:sz w:val="18"/>
+                <w:szCs w:val="18"/>
+              </w:rPr>
+              <w:t xml:space="preserve">Observe Phase</w:t>
             </w:r>
           </w:p>
           <w:p>
@@ -9786,7 +9786,7 @@
             <w:pPr>
               <w:spacing w:after="20" w:before="0"/>
             </w:pPr>
-            <w:hyperlink w:history="1" r:id="rIdjv5dubs8v20-fxgxjk2ef">
+            <w:hyperlink w:history="1" r:id="rIdbimrbact2x89fcbtwu-eg">
               <w:r>
                 <w:rPr>
                   <w:rFonts w:ascii="Arial" w:cs="Arial" w:eastAsia="Arial" w:hAnsi="Arial"/>
@@ -9819,7 +9819,7 @@
               <w:spacing w:after="10" w:before="0"/>
               <w:ind w:left="120"/>
             </w:pPr>
-            <w:hyperlink w:history="1" r:id="rId7alb0q14hawyaxjeil_es">
+            <w:hyperlink w:history="1" r:id="rIdz8ixd650mc4qryrxhjtuh">
               <w:r>
                 <w:rPr>
                   <w:rFonts w:ascii="Arial" w:cs="Arial" w:eastAsia="Arial" w:hAnsi="Arial"/>
@@ -9864,7 +9864,7 @@
             <w:pPr>
               <w:spacing w:after="20" w:before="0"/>
             </w:pPr>
-            <w:hyperlink w:history="1" r:id="rIdbhtmjlttydujqzvkxuode">
+            <w:hyperlink w:history="1" r:id="rId_tvocbxpmbeja1xggdm3g">
               <w:r>
                 <w:rPr>
                   <w:rFonts w:ascii="Arial" w:cs="Arial" w:eastAsia="Arial" w:hAnsi="Arial"/>
@@ -9897,7 +9897,7 @@
               <w:spacing w:after="10" w:before="0"/>
               <w:ind w:left="120"/>
             </w:pPr>
-            <w:hyperlink w:history="1" r:id="rIda1816lbabxauoyst_0bmi">
+            <w:hyperlink w:history="1" r:id="rIdsxb2z8yqqud-v4i0xfhm0">
               <w:r>
                 <w:rPr>
                   <w:rFonts w:ascii="Arial" w:cs="Arial" w:eastAsia="Arial" w:hAnsi="Arial"/>
@@ -10044,32 +10044,32 @@
         <w:tc>
           <w:tcPr>
             <w:tcW w:type="dxa" w:w="1520"/>
-            <w:shd w:fill="F2F2F2" w:color="auto" w:val="clear"/>
-            <w:tcMar>
-              <w:top w:type="dxa" w:w="60"/>
-              <w:left w:type="dxa" w:w="120"/>
-              <w:bottom w:type="dxa" w:w="60"/>
-              <w:right w:type="dxa" w:w="120"/>
-            </w:tcMar>
-            <w:vAlign w:val="top"/>
-          </w:tcPr>
-          <w:p>
-            <w:pPr>
-              <w:spacing w:after="40" w:before="0"/>
-              <w:jc w:val="left"/>
-            </w:pPr>
-            <w:r>
-              <w:rPr>
-                <w:rFonts w:ascii="Arial" w:cs="Arial" w:eastAsia="Arial" w:hAnsi="Arial"/>
-                <w:b/>
-                <w:bCs/>
-                <w:i w:val="false"/>
-                <w:iCs w:val="false"/>
-                <w:color w:val="000000"/>
-                <w:sz w:val="18"/>
-                <w:szCs w:val="18"/>
-              </w:rPr>
-              <w:t xml:space="preserve">Phase 3 — EXPLAIN (25 minutes)</w:t>
+            <w:shd w:fill="E2EFDA" w:color="auto" w:val="clear"/>
+            <w:tcMar>
+              <w:top w:type="dxa" w:w="60"/>
+              <w:left w:type="dxa" w:w="120"/>
+              <w:bottom w:type="dxa" w:w="60"/>
+              <w:right w:type="dxa" w:w="120"/>
+            </w:tcMar>
+            <w:vAlign w:val="top"/>
+          </w:tcPr>
+          <w:p>
+            <w:pPr>
+              <w:spacing w:after="40" w:before="0"/>
+              <w:jc w:val="left"/>
+            </w:pPr>
+            <w:r>
+              <w:rPr>
+                <w:rFonts w:ascii="Arial" w:cs="Arial" w:eastAsia="Arial" w:hAnsi="Arial"/>
+                <w:b/>
+                <w:bCs/>
+                <w:i w:val="false"/>
+                <w:iCs w:val="false"/>
+                <w:color w:val="000000"/>
+                <w:sz w:val="18"/>
+                <w:szCs w:val="18"/>
+              </w:rPr>
+              <w:t xml:space="preserve">Explain Phase</w:t>
             </w:r>
           </w:p>
           <w:p>
@@ -10092,7 +10092,7 @@
             <w:pPr>
               <w:spacing w:after="20" w:before="0"/>
             </w:pPr>
-            <w:hyperlink w:history="1" r:id="rId3m8nyiqfa-cv4ovdjhuii">
+            <w:hyperlink w:history="1" r:id="rIdcmmjtgub5jcrr9lfdx-a0">
               <w:r>
                 <w:rPr>
                   <w:rFonts w:ascii="Arial" w:cs="Arial" w:eastAsia="Arial" w:hAnsi="Arial"/>
@@ -10125,7 +10125,7 @@
               <w:spacing w:after="10" w:before="0"/>
               <w:ind w:left="120"/>
             </w:pPr>
-            <w:hyperlink w:history="1" r:id="rIdr9t36xrbijzqbmlunsk6p">
+            <w:hyperlink w:history="1" r:id="rIdf9jw-qog96snyfnzlmg20">
               <w:r>
                 <w:rPr>
                   <w:rFonts w:ascii="Arial" w:cs="Arial" w:eastAsia="Arial" w:hAnsi="Arial"/>
@@ -10170,7 +10170,7 @@
             <w:pPr>
               <w:spacing w:after="20" w:before="0"/>
             </w:pPr>
-            <w:hyperlink w:history="1" r:id="rIdgnqcmmkg20m7z5ddizngd">
+            <w:hyperlink w:history="1" r:id="rIdgikvynvyhoy-psfss3vbx">
               <w:r>
                 <w:rPr>
                   <w:rFonts w:ascii="Arial" w:cs="Arial" w:eastAsia="Arial" w:hAnsi="Arial"/>
@@ -10203,7 +10203,7 @@
               <w:spacing w:after="10" w:before="0"/>
               <w:ind w:left="120"/>
             </w:pPr>
-            <w:hyperlink w:history="1" r:id="rId2gmlzpwamnfifhc8wphsd">
+            <w:hyperlink w:history="1" r:id="rId4d4ca1zwhcv6iete8zlap">
               <w:r>
                 <w:rPr>
                   <w:rFonts w:ascii="Arial" w:cs="Arial" w:eastAsia="Arial" w:hAnsi="Arial"/>
@@ -10350,32 +10350,32 @@
         <w:tc>
           <w:tcPr>
             <w:tcW w:type="dxa" w:w="1520"/>
-            <w:shd w:fill="F2F2F2" w:color="auto" w:val="clear"/>
-            <w:tcMar>
-              <w:top w:type="dxa" w:w="60"/>
-              <w:left w:type="dxa" w:w="120"/>
-              <w:bottom w:type="dxa" w:w="60"/>
-              <w:right w:type="dxa" w:w="120"/>
-            </w:tcMar>
-            <w:vAlign w:val="top"/>
-          </w:tcPr>
-          <w:p>
-            <w:pPr>
-              <w:spacing w:after="40" w:before="0"/>
-              <w:jc w:val="left"/>
-            </w:pPr>
-            <w:r>
-              <w:rPr>
-                <w:rFonts w:ascii="Arial" w:cs="Arial" w:eastAsia="Arial" w:hAnsi="Arial"/>
-                <w:b/>
-                <w:bCs/>
-                <w:i w:val="false"/>
-                <w:iCs w:val="false"/>
-                <w:color w:val="000000"/>
-                <w:sz w:val="18"/>
-                <w:szCs w:val="18"/>
-              </w:rPr>
-              <w:t xml:space="preserve">Phase 4 — DRIVING QUESTION BOARD (DQB) Update (10 minutes)</w:t>
+            <w:shd w:fill="FCE4D6" w:color="auto" w:val="clear"/>
+            <w:tcMar>
+              <w:top w:type="dxa" w:w="60"/>
+              <w:left w:type="dxa" w:w="120"/>
+              <w:bottom w:type="dxa" w:w="60"/>
+              <w:right w:type="dxa" w:w="120"/>
+            </w:tcMar>
+            <w:vAlign w:val="top"/>
+          </w:tcPr>
+          <w:p>
+            <w:pPr>
+              <w:spacing w:after="40" w:before="0"/>
+              <w:jc w:val="left"/>
+            </w:pPr>
+            <w:r>
+              <w:rPr>
+                <w:rFonts w:ascii="Arial" w:cs="Arial" w:eastAsia="Arial" w:hAnsi="Arial"/>
+                <w:b/>
+                <w:bCs/>
+                <w:i w:val="false"/>
+                <w:iCs w:val="false"/>
+                <w:color w:val="000000"/>
+                <w:sz w:val="18"/>
+                <w:szCs w:val="18"/>
+              </w:rPr>
+              <w:t xml:space="preserve">Driving Question Board (DQB) Creation</w:t>
             </w:r>
           </w:p>
           <w:p>
@@ -10398,7 +10398,7 @@
             <w:pPr>
               <w:spacing w:after="20" w:before="0"/>
             </w:pPr>
-            <w:hyperlink w:history="1" r:id="rIdgywpukoaqqpaz5yt_tpfw">
+            <w:hyperlink w:history="1" r:id="rIdyzpvpmfguo4x2yopobmbb">
               <w:r>
                 <w:rPr>
                   <w:rFonts w:ascii="Arial" w:cs="Arial" w:eastAsia="Arial" w:hAnsi="Arial"/>
@@ -10431,7 +10431,7 @@
               <w:spacing w:after="10" w:before="0"/>
               <w:ind w:left="120"/>
             </w:pPr>
-            <w:hyperlink w:history="1" r:id="rIdjw059tahyf8kponuafq7a">
+            <w:hyperlink w:history="1" r:id="rIdq6kqzvl-fg82dwah_bgf0">
               <w:r>
                 <w:rPr>
                   <w:rFonts w:ascii="Arial" w:cs="Arial" w:eastAsia="Arial" w:hAnsi="Arial"/>
@@ -10476,7 +10476,7 @@
             <w:pPr>
               <w:spacing w:after="20" w:before="0"/>
             </w:pPr>
-            <w:hyperlink w:history="1" r:id="rIdlhfg4wwdbyavj3wiwpwm2">
+            <w:hyperlink w:history="1" r:id="rIdwy2tpo30f_qpctpt0q5ap">
               <w:r>
                 <w:rPr>
                   <w:rFonts w:ascii="Arial" w:cs="Arial" w:eastAsia="Arial" w:hAnsi="Arial"/>
@@ -10509,7 +10509,7 @@
               <w:spacing w:after="10" w:before="0"/>
               <w:ind w:left="120"/>
             </w:pPr>
-            <w:hyperlink w:history="1" r:id="rId0frmvfrwaq0ozcosfvewz">
+            <w:hyperlink w:history="1" r:id="rIdqhyvpzp3xmmku9p7qsdf-">
               <w:r>
                 <w:rPr>
                   <w:rFonts w:ascii="Arial" w:cs="Arial" w:eastAsia="Arial" w:hAnsi="Arial"/>
@@ -10656,32 +10656,32 @@
         <w:tc>
           <w:tcPr>
             <w:tcW w:type="dxa" w:w="1520"/>
-            <w:shd w:fill="F2F2F2" w:color="auto" w:val="clear"/>
-            <w:tcMar>
-              <w:top w:type="dxa" w:w="60"/>
-              <w:left w:type="dxa" w:w="120"/>
-              <w:bottom w:type="dxa" w:w="60"/>
-              <w:right w:type="dxa" w:w="120"/>
-            </w:tcMar>
-            <w:vAlign w:val="top"/>
-          </w:tcPr>
-          <w:p>
-            <w:pPr>
-              <w:spacing w:after="40" w:before="0"/>
-              <w:jc w:val="left"/>
-            </w:pPr>
-            <w:r>
-              <w:rPr>
-                <w:rFonts w:ascii="Arial" w:cs="Arial" w:eastAsia="Arial" w:hAnsi="Arial"/>
-                <w:b/>
-                <w:bCs/>
-                <w:i w:val="false"/>
-                <w:iCs w:val="false"/>
-                <w:color w:val="000000"/>
-                <w:sz w:val="18"/>
-                <w:szCs w:val="18"/>
-              </w:rPr>
-              <w:t xml:space="preserve">Phase 5 — MODEL BUILDING (10 minutes)</w:t>
+            <w:shd w:fill="D5E8F0" w:color="auto" w:val="clear"/>
+            <w:tcMar>
+              <w:top w:type="dxa" w:w="60"/>
+              <w:left w:type="dxa" w:w="120"/>
+              <w:bottom w:type="dxa" w:w="60"/>
+              <w:right w:type="dxa" w:w="120"/>
+            </w:tcMar>
+            <w:vAlign w:val="top"/>
+          </w:tcPr>
+          <w:p>
+            <w:pPr>
+              <w:spacing w:after="40" w:before="0"/>
+              <w:jc w:val="left"/>
+            </w:pPr>
+            <w:r>
+              <w:rPr>
+                <w:rFonts w:ascii="Arial" w:cs="Arial" w:eastAsia="Arial" w:hAnsi="Arial"/>
+                <w:b/>
+                <w:bCs/>
+                <w:i w:val="false"/>
+                <w:iCs w:val="false"/>
+                <w:color w:val="000000"/>
+                <w:sz w:val="18"/>
+                <w:szCs w:val="18"/>
+              </w:rPr>
+              <w:t xml:space="preserve">Model Building Phase</w:t>
             </w:r>
           </w:p>
           <w:p>
@@ -10704,7 +10704,7 @@
             <w:pPr>
               <w:spacing w:after="20" w:before="0"/>
             </w:pPr>
-            <w:hyperlink w:history="1" r:id="rIdwrybvp8-uyg2r3vhcdnmb">
+            <w:hyperlink w:history="1" r:id="rIdiv03bbb0leqnp1kbhhqgg">
               <w:r>
                 <w:rPr>
                   <w:rFonts w:ascii="Arial" w:cs="Arial" w:eastAsia="Arial" w:hAnsi="Arial"/>
@@ -10737,7 +10737,7 @@
               <w:spacing w:after="10" w:before="0"/>
               <w:ind w:left="120"/>
             </w:pPr>
-            <w:hyperlink w:history="1" r:id="rId1y8wyfao_x-9xyfgmxdw2">
+            <w:hyperlink w:history="1" r:id="rId3h4m7cmfrnw6r-pa2tbx-">
               <w:r>
                 <w:rPr>
                   <w:rFonts w:ascii="Arial" w:cs="Arial" w:eastAsia="Arial" w:hAnsi="Arial"/>
@@ -10782,7 +10782,7 @@
             <w:pPr>
               <w:spacing w:after="20" w:before="0"/>
             </w:pPr>
-            <w:hyperlink w:history="1" r:id="rId0nomeempnm9so28tjdv9d">
+            <w:hyperlink w:history="1" r:id="rIdc7qrtrmlb4aezxtt3vqgj">
               <w:r>
                 <w:rPr>
                   <w:rFonts w:ascii="Arial" w:cs="Arial" w:eastAsia="Arial" w:hAnsi="Arial"/>
@@ -10815,7 +10815,7 @@
               <w:spacing w:after="10" w:before="0"/>
               <w:ind w:left="120"/>
             </w:pPr>
-            <w:hyperlink w:history="1" r:id="rIdhn-69p3qv7lanfpctunc7">
+            <w:hyperlink w:history="1" r:id="rIdozezvlegkblhkfs8utntq">
               <w:r>
                 <w:rPr>
                   <w:rFonts w:ascii="Arial" w:cs="Arial" w:eastAsia="Arial" w:hAnsi="Arial"/>
@@ -12368,32 +12368,32 @@
         <w:tc>
           <w:tcPr>
             <w:tcW w:type="dxa" w:w="1520"/>
-            <w:shd w:fill="F2F2F2" w:color="auto" w:val="clear"/>
-            <w:tcMar>
-              <w:top w:type="dxa" w:w="60"/>
-              <w:left w:type="dxa" w:w="120"/>
-              <w:bottom w:type="dxa" w:w="60"/>
-              <w:right w:type="dxa" w:w="120"/>
-            </w:tcMar>
-            <w:vAlign w:val="top"/>
-          </w:tcPr>
-          <w:p>
-            <w:pPr>
-              <w:spacing w:after="40" w:before="0"/>
-              <w:jc w:val="left"/>
-            </w:pPr>
-            <w:r>
-              <w:rPr>
-                <w:rFonts w:ascii="Arial" w:cs="Arial" w:eastAsia="Arial" w:hAnsi="Arial"/>
-                <w:b/>
-                <w:bCs/>
-                <w:i w:val="false"/>
-                <w:iCs w:val="false"/>
-                <w:color w:val="000000"/>
-                <w:sz w:val="18"/>
-                <w:szCs w:val="18"/>
-              </w:rPr>
-              <w:t xml:space="preserve">Phase 1 — Predict</w:t>
+            <w:shd w:fill="EAD1F5" w:color="auto" w:val="clear"/>
+            <w:tcMar>
+              <w:top w:type="dxa" w:w="60"/>
+              <w:left w:type="dxa" w:w="120"/>
+              <w:bottom w:type="dxa" w:w="60"/>
+              <w:right w:type="dxa" w:w="120"/>
+            </w:tcMar>
+            <w:vAlign w:val="top"/>
+          </w:tcPr>
+          <w:p>
+            <w:pPr>
+              <w:spacing w:after="40" w:before="0"/>
+              <w:jc w:val="left"/>
+            </w:pPr>
+            <w:r>
+              <w:rPr>
+                <w:rFonts w:ascii="Arial" w:cs="Arial" w:eastAsia="Arial" w:hAnsi="Arial"/>
+                <w:b/>
+                <w:bCs/>
+                <w:i w:val="false"/>
+                <w:iCs w:val="false"/>
+                <w:color w:val="000000"/>
+                <w:sz w:val="18"/>
+                <w:szCs w:val="18"/>
+              </w:rPr>
+              <w:t xml:space="preserve">Predict Phase</w:t>
             </w:r>
           </w:p>
           <w:p>
@@ -12416,7 +12416,7 @@
             <w:pPr>
               <w:spacing w:after="20" w:before="0"/>
             </w:pPr>
-            <w:hyperlink w:history="1" r:id="rIdlcyoot20mmb1gibye7ktm">
+            <w:hyperlink w:history="1" r:id="rIdmtbegmllthhizltkmpoyp">
               <w:r>
                 <w:rPr>
                   <w:rFonts w:ascii="Arial" w:cs="Arial" w:eastAsia="Arial" w:hAnsi="Arial"/>
@@ -12449,7 +12449,7 @@
               <w:spacing w:after="10" w:before="0"/>
               <w:ind w:left="120"/>
             </w:pPr>
-            <w:hyperlink w:history="1" r:id="rIdwue9rfkjvkmgghs4fx7r8">
+            <w:hyperlink w:history="1" r:id="rIdowac_7klumlcw_gn-cjeb">
               <w:r>
                 <w:rPr>
                   <w:rFonts w:ascii="Arial" w:cs="Arial" w:eastAsia="Arial" w:hAnsi="Arial"/>
@@ -12494,7 +12494,7 @@
             <w:pPr>
               <w:spacing w:after="20" w:before="0"/>
             </w:pPr>
-            <w:hyperlink w:history="1" r:id="rIddedhxo3x7o6fnoi3f_n3_">
+            <w:hyperlink w:history="1" r:id="rIdbzuybmtoecdk0fepgrn22">
               <w:r>
                 <w:rPr>
                   <w:rFonts w:ascii="Arial" w:cs="Arial" w:eastAsia="Arial" w:hAnsi="Arial"/>
@@ -12527,7 +12527,7 @@
               <w:spacing w:after="10" w:before="0"/>
               <w:ind w:left="120"/>
             </w:pPr>
-            <w:hyperlink w:history="1" r:id="rId6lqcf-ab_hymhsrc3yqbw">
+            <w:hyperlink w:history="1" r:id="rIdznmjztjnccdfrgoajfk5j">
               <w:r>
                 <w:rPr>
                   <w:rFonts w:ascii="Arial" w:cs="Arial" w:eastAsia="Arial" w:hAnsi="Arial"/>
@@ -12674,32 +12674,32 @@
         <w:tc>
           <w:tcPr>
             <w:tcW w:type="dxa" w:w="1520"/>
-            <w:shd w:fill="F2F2F2" w:color="auto" w:val="clear"/>
-            <w:tcMar>
-              <w:top w:type="dxa" w:w="60"/>
-              <w:left w:type="dxa" w:w="120"/>
-              <w:bottom w:type="dxa" w:w="60"/>
-              <w:right w:type="dxa" w:w="120"/>
-            </w:tcMar>
-            <w:vAlign w:val="top"/>
-          </w:tcPr>
-          <w:p>
-            <w:pPr>
-              <w:spacing w:after="40" w:before="0"/>
-              <w:jc w:val="left"/>
-            </w:pPr>
-            <w:r>
-              <w:rPr>
-                <w:rFonts w:ascii="Arial" w:cs="Arial" w:eastAsia="Arial" w:hAnsi="Arial"/>
-                <w:b/>
-                <w:bCs/>
-                <w:i w:val="false"/>
-                <w:iCs w:val="false"/>
-                <w:color w:val="000000"/>
-                <w:sz w:val="18"/>
-                <w:szCs w:val="18"/>
-              </w:rPr>
-              <w:t xml:space="preserve">Phase 2 — Observe</w:t>
+            <w:shd w:fill="D9EEF1" w:color="auto" w:val="clear"/>
+            <w:tcMar>
+              <w:top w:type="dxa" w:w="60"/>
+              <w:left w:type="dxa" w:w="120"/>
+              <w:bottom w:type="dxa" w:w="60"/>
+              <w:right w:type="dxa" w:w="120"/>
+            </w:tcMar>
+            <w:vAlign w:val="top"/>
+          </w:tcPr>
+          <w:p>
+            <w:pPr>
+              <w:spacing w:after="40" w:before="0"/>
+              <w:jc w:val="left"/>
+            </w:pPr>
+            <w:r>
+              <w:rPr>
+                <w:rFonts w:ascii="Arial" w:cs="Arial" w:eastAsia="Arial" w:hAnsi="Arial"/>
+                <w:b/>
+                <w:bCs/>
+                <w:i w:val="false"/>
+                <w:iCs w:val="false"/>
+                <w:color w:val="000000"/>
+                <w:sz w:val="18"/>
+                <w:szCs w:val="18"/>
+              </w:rPr>
+              <w:t xml:space="preserve">Observe Phase</w:t>
             </w:r>
           </w:p>
           <w:p>
@@ -12722,7 +12722,7 @@
             <w:pPr>
               <w:spacing w:after="20" w:before="0"/>
             </w:pPr>
-            <w:hyperlink w:history="1" r:id="rIdsejclic4nmf3k1ig22vjj">
+            <w:hyperlink w:history="1" r:id="rIdon4w4hltlfidfvwtgq7az">
               <w:r>
                 <w:rPr>
                   <w:rFonts w:ascii="Arial" w:cs="Arial" w:eastAsia="Arial" w:hAnsi="Arial"/>
@@ -12755,7 +12755,7 @@
               <w:spacing w:after="10" w:before="0"/>
               <w:ind w:left="120"/>
             </w:pPr>
-            <w:hyperlink w:history="1" r:id="rIdptepvn2d9lu5dpbi-bs8a">
+            <w:hyperlink w:history="1" r:id="rIddh_lvehwzoltxlg4dag91">
               <w:r>
                 <w:rPr>
                   <w:rFonts w:ascii="Arial" w:cs="Arial" w:eastAsia="Arial" w:hAnsi="Arial"/>
@@ -12800,7 +12800,7 @@
             <w:pPr>
               <w:spacing w:after="20" w:before="0"/>
             </w:pPr>
-            <w:hyperlink w:history="1" r:id="rId9ki4gxigh5hxyicwjqqqw">
+            <w:hyperlink w:history="1" r:id="rIdrvp3y62pjg9bqdvctec_f">
               <w:r>
                 <w:rPr>
                   <w:rFonts w:ascii="Arial" w:cs="Arial" w:eastAsia="Arial" w:hAnsi="Arial"/>
@@ -12833,7 +12833,7 @@
               <w:spacing w:after="10" w:before="0"/>
               <w:ind w:left="120"/>
             </w:pPr>
-            <w:hyperlink w:history="1" r:id="rIdk0b9yvhhyhczrv-7tgdbx">
+            <w:hyperlink w:history="1" r:id="rIdki-lnzr29amvarf3qxt1w">
               <w:r>
                 <w:rPr>
                   <w:rFonts w:ascii="Arial" w:cs="Arial" w:eastAsia="Arial" w:hAnsi="Arial"/>
@@ -12980,32 +12980,32 @@
         <w:tc>
           <w:tcPr>
             <w:tcW w:type="dxa" w:w="1520"/>
-            <w:shd w:fill="F2F2F2" w:color="auto" w:val="clear"/>
-            <w:tcMar>
-              <w:top w:type="dxa" w:w="60"/>
-              <w:left w:type="dxa" w:w="120"/>
-              <w:bottom w:type="dxa" w:w="60"/>
-              <w:right w:type="dxa" w:w="120"/>
-            </w:tcMar>
-            <w:vAlign w:val="top"/>
-          </w:tcPr>
-          <w:p>
-            <w:pPr>
-              <w:spacing w:after="40" w:before="0"/>
-              <w:jc w:val="left"/>
-            </w:pPr>
-            <w:r>
-              <w:rPr>
-                <w:rFonts w:ascii="Arial" w:cs="Arial" w:eastAsia="Arial" w:hAnsi="Arial"/>
-                <w:b/>
-                <w:bCs/>
-                <w:i w:val="false"/>
-                <w:iCs w:val="false"/>
-                <w:color w:val="000000"/>
-                <w:sz w:val="18"/>
-                <w:szCs w:val="18"/>
-              </w:rPr>
-              <w:t xml:space="preserve">Phase 3 — Explain</w:t>
+            <w:shd w:fill="E2EFDA" w:color="auto" w:val="clear"/>
+            <w:tcMar>
+              <w:top w:type="dxa" w:w="60"/>
+              <w:left w:type="dxa" w:w="120"/>
+              <w:bottom w:type="dxa" w:w="60"/>
+              <w:right w:type="dxa" w:w="120"/>
+            </w:tcMar>
+            <w:vAlign w:val="top"/>
+          </w:tcPr>
+          <w:p>
+            <w:pPr>
+              <w:spacing w:after="40" w:before="0"/>
+              <w:jc w:val="left"/>
+            </w:pPr>
+            <w:r>
+              <w:rPr>
+                <w:rFonts w:ascii="Arial" w:cs="Arial" w:eastAsia="Arial" w:hAnsi="Arial"/>
+                <w:b/>
+                <w:bCs/>
+                <w:i w:val="false"/>
+                <w:iCs w:val="false"/>
+                <w:color w:val="000000"/>
+                <w:sz w:val="18"/>
+                <w:szCs w:val="18"/>
+              </w:rPr>
+              <w:t xml:space="preserve">Explain Phase</w:t>
             </w:r>
           </w:p>
           <w:p>
@@ -13028,7 +13028,7 @@
             <w:pPr>
               <w:spacing w:after="20" w:before="0"/>
             </w:pPr>
-            <w:hyperlink w:history="1" r:id="rIdwnudsnartulhyxwr9tylu">
+            <w:hyperlink w:history="1" r:id="rId5vj_csbr6nnfalzruvosq">
               <w:r>
                 <w:rPr>
                   <w:rFonts w:ascii="Arial" w:cs="Arial" w:eastAsia="Arial" w:hAnsi="Arial"/>
@@ -13061,7 +13061,7 @@
               <w:spacing w:after="10" w:before="0"/>
               <w:ind w:left="120"/>
             </w:pPr>
-            <w:hyperlink w:history="1" r:id="rIdys56z37jgxutk0gpqg9ou">
+            <w:hyperlink w:history="1" r:id="rIdruzvpkrdfkr8vagywjwbf">
               <w:r>
                 <w:rPr>
                   <w:rFonts w:ascii="Arial" w:cs="Arial" w:eastAsia="Arial" w:hAnsi="Arial"/>
@@ -13106,7 +13106,7 @@
             <w:pPr>
               <w:spacing w:after="20" w:before="0"/>
             </w:pPr>
-            <w:hyperlink w:history="1" r:id="rIdl4obsdu6cludx_irc_5pg">
+            <w:hyperlink w:history="1" r:id="rId4_kcamhrfifnq-ychutrt">
               <w:r>
                 <w:rPr>
                   <w:rFonts w:ascii="Arial" w:cs="Arial" w:eastAsia="Arial" w:hAnsi="Arial"/>
@@ -13139,7 +13139,7 @@
               <w:spacing w:after="10" w:before="0"/>
               <w:ind w:left="120"/>
             </w:pPr>
-            <w:hyperlink w:history="1" r:id="rIdalqcmismool8ud1bkkzst">
+            <w:hyperlink w:history="1" r:id="rIdsjmm1gevn8xmx5qu8ngxe">
               <w:r>
                 <w:rPr>
                   <w:rFonts w:ascii="Arial" w:cs="Arial" w:eastAsia="Arial" w:hAnsi="Arial"/>
@@ -13286,32 +13286,32 @@
         <w:tc>
           <w:tcPr>
             <w:tcW w:type="dxa" w:w="1520"/>
-            <w:shd w:fill="F2F2F2" w:color="auto" w:val="clear"/>
-            <w:tcMar>
-              <w:top w:type="dxa" w:w="60"/>
-              <w:left w:type="dxa" w:w="120"/>
-              <w:bottom w:type="dxa" w:w="60"/>
-              <w:right w:type="dxa" w:w="120"/>
-            </w:tcMar>
-            <w:vAlign w:val="top"/>
-          </w:tcPr>
-          <w:p>
-            <w:pPr>
-              <w:spacing w:after="40" w:before="0"/>
-              <w:jc w:val="left"/>
-            </w:pPr>
-            <w:r>
-              <w:rPr>
-                <w:rFonts w:ascii="Arial" w:cs="Arial" w:eastAsia="Arial" w:hAnsi="Arial"/>
-                <w:b/>
-                <w:bCs/>
-                <w:i w:val="false"/>
-                <w:iCs w:val="false"/>
-                <w:color w:val="000000"/>
-                <w:sz w:val="18"/>
-                <w:szCs w:val="18"/>
-              </w:rPr>
-              <w:t xml:space="preserve">Phase 4 — Driving Question Board (DQB) Update</w:t>
+            <w:shd w:fill="FCE4D6" w:color="auto" w:val="clear"/>
+            <w:tcMar>
+              <w:top w:type="dxa" w:w="60"/>
+              <w:left w:type="dxa" w:w="120"/>
+              <w:bottom w:type="dxa" w:w="60"/>
+              <w:right w:type="dxa" w:w="120"/>
+            </w:tcMar>
+            <w:vAlign w:val="top"/>
+          </w:tcPr>
+          <w:p>
+            <w:pPr>
+              <w:spacing w:after="40" w:before="0"/>
+              <w:jc w:val="left"/>
+            </w:pPr>
+            <w:r>
+              <w:rPr>
+                <w:rFonts w:ascii="Arial" w:cs="Arial" w:eastAsia="Arial" w:hAnsi="Arial"/>
+                <w:b/>
+                <w:bCs/>
+                <w:i w:val="false"/>
+                <w:iCs w:val="false"/>
+                <w:color w:val="000000"/>
+                <w:sz w:val="18"/>
+                <w:szCs w:val="18"/>
+              </w:rPr>
+              <w:t xml:space="preserve">Driving Question Board (DQB) Creation</w:t>
             </w:r>
           </w:p>
           <w:p>
@@ -13334,7 +13334,7 @@
             <w:pPr>
               <w:spacing w:after="20" w:before="0"/>
             </w:pPr>
-            <w:hyperlink w:history="1" r:id="rIdzrnchcsb4iemogeadlhqi">
+            <w:hyperlink w:history="1" r:id="rIdjn6l2uds4uk9qrf0npcdi">
               <w:r>
                 <w:rPr>
                   <w:rFonts w:ascii="Arial" w:cs="Arial" w:eastAsia="Arial" w:hAnsi="Arial"/>
@@ -13367,7 +13367,7 @@
               <w:spacing w:after="10" w:before="0"/>
               <w:ind w:left="120"/>
             </w:pPr>
-            <w:hyperlink w:history="1" r:id="rIdse7lz1bdktipu518r3vu8">
+            <w:hyperlink w:history="1" r:id="rIdyfjyv1f5rt9hfkmqgu543">
               <w:r>
                 <w:rPr>
                   <w:rFonts w:ascii="Arial" w:cs="Arial" w:eastAsia="Arial" w:hAnsi="Arial"/>
@@ -13412,7 +13412,7 @@
             <w:pPr>
               <w:spacing w:after="20" w:before="0"/>
             </w:pPr>
-            <w:hyperlink w:history="1" r:id="rIdrogld3rqaq8fw7qobsi33">
+            <w:hyperlink w:history="1" r:id="rId6wqmv8oyu0byjaba8utaa">
               <w:r>
                 <w:rPr>
                   <w:rFonts w:ascii="Arial" w:cs="Arial" w:eastAsia="Arial" w:hAnsi="Arial"/>
@@ -13445,7 +13445,7 @@
               <w:spacing w:after="10" w:before="0"/>
               <w:ind w:left="120"/>
             </w:pPr>
-            <w:hyperlink w:history="1" r:id="rIdh-letpucpfg_rdp_ningj">
+            <w:hyperlink w:history="1" r:id="rIdwvixd2cupuwo_xj5pjxoz">
               <w:r>
                 <w:rPr>
                   <w:rFonts w:ascii="Arial" w:cs="Arial" w:eastAsia="Arial" w:hAnsi="Arial"/>
@@ -13592,32 +13592,32 @@
         <w:tc>
           <w:tcPr>
             <w:tcW w:type="dxa" w:w="1520"/>
-            <w:shd w:fill="F2F2F2" w:color="auto" w:val="clear"/>
-            <w:tcMar>
-              <w:top w:type="dxa" w:w="60"/>
-              <w:left w:type="dxa" w:w="120"/>
-              <w:bottom w:type="dxa" w:w="60"/>
-              <w:right w:type="dxa" w:w="120"/>
-            </w:tcMar>
-            <w:vAlign w:val="top"/>
-          </w:tcPr>
-          <w:p>
-            <w:pPr>
-              <w:spacing w:after="40" w:before="0"/>
-              <w:jc w:val="left"/>
-            </w:pPr>
-            <w:r>
-              <w:rPr>
-                <w:rFonts w:ascii="Arial" w:cs="Arial" w:eastAsia="Arial" w:hAnsi="Arial"/>
-                <w:b/>
-                <w:bCs/>
-                <w:i w:val="false"/>
-                <w:iCs w:val="false"/>
-                <w:color w:val="000000"/>
-                <w:sz w:val="18"/>
-                <w:szCs w:val="18"/>
-              </w:rPr>
-              <w:t xml:space="preserve">Phase 5 — Model Building</w:t>
+            <w:shd w:fill="D5E8F0" w:color="auto" w:val="clear"/>
+            <w:tcMar>
+              <w:top w:type="dxa" w:w="60"/>
+              <w:left w:type="dxa" w:w="120"/>
+              <w:bottom w:type="dxa" w:w="60"/>
+              <w:right w:type="dxa" w:w="120"/>
+            </w:tcMar>
+            <w:vAlign w:val="top"/>
+          </w:tcPr>
+          <w:p>
+            <w:pPr>
+              <w:spacing w:after="40" w:before="0"/>
+              <w:jc w:val="left"/>
+            </w:pPr>
+            <w:r>
+              <w:rPr>
+                <w:rFonts w:ascii="Arial" w:cs="Arial" w:eastAsia="Arial" w:hAnsi="Arial"/>
+                <w:b/>
+                <w:bCs/>
+                <w:i w:val="false"/>
+                <w:iCs w:val="false"/>
+                <w:color w:val="000000"/>
+                <w:sz w:val="18"/>
+                <w:szCs w:val="18"/>
+              </w:rPr>
+              <w:t xml:space="preserve">Model Building Phase</w:t>
             </w:r>
           </w:p>
           <w:p>
@@ -13640,7 +13640,7 @@
             <w:pPr>
               <w:spacing w:after="20" w:before="0"/>
             </w:pPr>
-            <w:hyperlink w:history="1" r:id="rIdn9zo28dgicaftdtfcdgle">
+            <w:hyperlink w:history="1" r:id="rIdqkz7rh2yok1rgyuouomnc">
               <w:r>
                 <w:rPr>
                   <w:rFonts w:ascii="Arial" w:cs="Arial" w:eastAsia="Arial" w:hAnsi="Arial"/>
@@ -13673,7 +13673,7 @@
               <w:spacing w:after="10" w:before="0"/>
               <w:ind w:left="120"/>
             </w:pPr>
-            <w:hyperlink w:history="1" r:id="rIdukkzdt45-krbbaxzmxuoz">
+            <w:hyperlink w:history="1" r:id="rIdchqvblhuux9l6j8enakrk">
               <w:r>
                 <w:rPr>
                   <w:rFonts w:ascii="Arial" w:cs="Arial" w:eastAsia="Arial" w:hAnsi="Arial"/>
@@ -13718,7 +13718,7 @@
             <w:pPr>
               <w:spacing w:after="20" w:before="0"/>
             </w:pPr>
-            <w:hyperlink w:history="1" r:id="rIdvk9vdlhqy8axcz_dmxlpr">
+            <w:hyperlink w:history="1" r:id="rIddtoady00wwpg-fjze7e2s">
               <w:r>
                 <w:rPr>
                   <w:rFonts w:ascii="Arial" w:cs="Arial" w:eastAsia="Arial" w:hAnsi="Arial"/>
@@ -13751,7 +13751,7 @@
               <w:spacing w:after="10" w:before="0"/>
               <w:ind w:left="120"/>
             </w:pPr>
-            <w:hyperlink w:history="1" r:id="rIdhs7y8rfufgp0yhsmsexca">
+            <w:hyperlink w:history="1" r:id="rId7r71r5zbiibq4ofw_wfhn">
               <w:r>
                 <w:rPr>
                   <w:rFonts w:ascii="Arial" w:cs="Arial" w:eastAsia="Arial" w:hAnsi="Arial"/>
@@ -14846,7 +14846,25 @@
             </w:tcMar>
             <w:vAlign w:val="top"/>
           </w:tcPr>
-          <w:p/>
+          <w:p>
+            <w:pPr>
+              <w:spacing w:after="40" w:before="0"/>
+              <w:jc w:val="left"/>
+            </w:pPr>
+            <w:r>
+              <w:rPr>
+                <w:rFonts w:ascii="Arial" w:cs="Arial" w:eastAsia="Arial" w:hAnsi="Arial"/>
+                <w:b w:val="false"/>
+                <w:bCs w:val="false"/>
+                <w:i w:val="false"/>
+                <w:iCs w:val="false"/>
+                <w:color w:val="000000"/>
+                <w:sz w:val="18"/>
+                <w:szCs w:val="18"/>
+              </w:rPr>
+              <w:t xml:space="preserve">No hazardous materials are used in this lesson. If a physical bimetallic strip or electric iron thermostat is demonstrated, the teacher should ensure the iron is handled only by the teacher on a heat-safe mat and that no learner touches the heated surface. All calculations involve pencil, paper, and provided data cards only.</w:t>
+            </w:r>
+          </w:p>
         </w:tc>
       </w:tr>
     </w:tbl>
@@ -15220,7 +15238,7 @@
             <w:pPr>
               <w:spacing w:after="20" w:before="0"/>
             </w:pPr>
-            <w:hyperlink w:history="1" r:id="rIdus2qv0fz8ianpq_ywhovj">
+            <w:hyperlink w:history="1" r:id="rIdpf4sc-4uxs1p0ay4kurgy">
               <w:r>
                 <w:rPr>
                   <w:rFonts w:ascii="Arial" w:cs="Arial" w:eastAsia="Arial" w:hAnsi="Arial"/>
@@ -15253,7 +15271,7 @@
               <w:spacing w:after="10" w:before="0"/>
               <w:ind w:left="120"/>
             </w:pPr>
-            <w:hyperlink w:history="1" r:id="rIdxtmnnup8salxivwmggqc8">
+            <w:hyperlink w:history="1" r:id="rId0houcw1r0ezhx7gdd7yyu">
               <w:r>
                 <w:rPr>
                   <w:rFonts w:ascii="Arial" w:cs="Arial" w:eastAsia="Arial" w:hAnsi="Arial"/>
@@ -15298,7 +15316,7 @@
             <w:pPr>
               <w:spacing w:after="20" w:before="0"/>
             </w:pPr>
-            <w:hyperlink w:history="1" r:id="rIdojr_8pn16g5tzbv5rev79">
+            <w:hyperlink w:history="1" r:id="rIdsngju9tsbtsmznnv7jow6">
               <w:r>
                 <w:rPr>
                   <w:rFonts w:ascii="Arial" w:cs="Arial" w:eastAsia="Arial" w:hAnsi="Arial"/>
@@ -15331,7 +15349,7 @@
               <w:spacing w:after="10" w:before="0"/>
               <w:ind w:left="120"/>
             </w:pPr>
-            <w:hyperlink w:history="1" r:id="rIdokec1u5oskd0boaw6wwt-">
+            <w:hyperlink w:history="1" r:id="rIdjcrsnjqhf3r0c0uogu6sn">
               <w:r>
                 <w:rPr>
                   <w:rFonts w:ascii="Arial" w:cs="Arial" w:eastAsia="Arial" w:hAnsi="Arial"/>
@@ -15526,7 +15544,7 @@
             <w:pPr>
               <w:spacing w:after="20" w:before="0"/>
             </w:pPr>
-            <w:hyperlink w:history="1" r:id="rIdaz7dy49j0r95sxvigcroc">
+            <w:hyperlink w:history="1" r:id="rIdnl5_tq18fzfzy7sv2a4lg">
               <w:r>
                 <w:rPr>
                   <w:rFonts w:ascii="Arial" w:cs="Arial" w:eastAsia="Arial" w:hAnsi="Arial"/>
@@ -15559,7 +15577,7 @@
               <w:spacing w:after="10" w:before="0"/>
               <w:ind w:left="120"/>
             </w:pPr>
-            <w:hyperlink w:history="1" r:id="rIdotn7i8lysz0arvaxzkp1i">
+            <w:hyperlink w:history="1" r:id="rIdtrusyoa3vxday0jihdr37">
               <w:r>
                 <w:rPr>
                   <w:rFonts w:ascii="Arial" w:cs="Arial" w:eastAsia="Arial" w:hAnsi="Arial"/>
@@ -15604,7 +15622,7 @@
             <w:pPr>
               <w:spacing w:after="20" w:before="0"/>
             </w:pPr>
-            <w:hyperlink w:history="1" r:id="rIdieefdga_9wilv_kqibplk">
+            <w:hyperlink w:history="1" r:id="rIdlmq6pothfb8vppaggxbsl">
               <w:r>
                 <w:rPr>
                   <w:rFonts w:ascii="Arial" w:cs="Arial" w:eastAsia="Arial" w:hAnsi="Arial"/>
@@ -15637,7 +15655,7 @@
               <w:spacing w:after="10" w:before="0"/>
               <w:ind w:left="120"/>
             </w:pPr>
-            <w:hyperlink w:history="1" r:id="rIduva1acpiwffdoa54-3p-u">
+            <w:hyperlink w:history="1" r:id="rIdeawdt9bcvpigt_yzr6boz">
               <w:r>
                 <w:rPr>
                   <w:rFonts w:ascii="Arial" w:cs="Arial" w:eastAsia="Arial" w:hAnsi="Arial"/>
@@ -15832,7 +15850,7 @@
             <w:pPr>
               <w:spacing w:after="20" w:before="0"/>
             </w:pPr>
-            <w:hyperlink w:history="1" r:id="rId1q2vs6djcmymby7d4beza">
+            <w:hyperlink w:history="1" r:id="rId66l_9grzjiahlwn3m4rfh">
               <w:r>
                 <w:rPr>
                   <w:rFonts w:ascii="Arial" w:cs="Arial" w:eastAsia="Arial" w:hAnsi="Arial"/>
@@ -15865,7 +15883,7 @@
               <w:spacing w:after="10" w:before="0"/>
               <w:ind w:left="120"/>
             </w:pPr>
-            <w:hyperlink w:history="1" r:id="rId1jzbikizbxlmxyju-bvza">
+            <w:hyperlink w:history="1" r:id="rIdzccopqz8dmu4soot5hfp2">
               <w:r>
                 <w:rPr>
                   <w:rFonts w:ascii="Arial" w:cs="Arial" w:eastAsia="Arial" w:hAnsi="Arial"/>
@@ -15910,7 +15928,7 @@
             <w:pPr>
               <w:spacing w:after="20" w:before="0"/>
             </w:pPr>
-            <w:hyperlink w:history="1" r:id="rIdp3vbuqvoehbklll5as8d5">
+            <w:hyperlink w:history="1" r:id="rIdcxyl-r4bf4ximdyj_jinx">
               <w:r>
                 <w:rPr>
                   <w:rFonts w:ascii="Arial" w:cs="Arial" w:eastAsia="Arial" w:hAnsi="Arial"/>
@@ -15943,7 +15961,7 @@
               <w:spacing w:after="10" w:before="0"/>
               <w:ind w:left="120"/>
             </w:pPr>
-            <w:hyperlink w:history="1" r:id="rId_42rlxsaqovwkmywsfifq">
+            <w:hyperlink w:history="1" r:id="rIdgk2qcgz1kcw1ovunadjsj">
               <w:r>
                 <w:rPr>
                   <w:rFonts w:ascii="Arial" w:cs="Arial" w:eastAsia="Arial" w:hAnsi="Arial"/>
@@ -16138,7 +16156,7 @@
             <w:pPr>
               <w:spacing w:after="20" w:before="0"/>
             </w:pPr>
-            <w:hyperlink w:history="1" r:id="rIdjosfsemgqepcjhoii9zjm">
+            <w:hyperlink w:history="1" r:id="rIdxmnqi5x0vfco66vwnffeg">
               <w:r>
                 <w:rPr>
                   <w:rFonts w:ascii="Arial" w:cs="Arial" w:eastAsia="Arial" w:hAnsi="Arial"/>
@@ -16171,7 +16189,7 @@
               <w:spacing w:after="10" w:before="0"/>
               <w:ind w:left="120"/>
             </w:pPr>
-            <w:hyperlink w:history="1" r:id="rIdwz9bdiaua3aonlv35nvhd">
+            <w:hyperlink w:history="1" r:id="rIdu0fn4bkc0y6gafimn-ubq">
               <w:r>
                 <w:rPr>
                   <w:rFonts w:ascii="Arial" w:cs="Arial" w:eastAsia="Arial" w:hAnsi="Arial"/>
@@ -16216,7 +16234,7 @@
             <w:pPr>
               <w:spacing w:after="20" w:before="0"/>
             </w:pPr>
-            <w:hyperlink w:history="1" r:id="rIdw2_9srojbsdj7wa4ebu2a">
+            <w:hyperlink w:history="1" r:id="rIdtunmcxbmptwgb9csn5wfy">
               <w:r>
                 <w:rPr>
                   <w:rFonts w:ascii="Arial" w:cs="Arial" w:eastAsia="Arial" w:hAnsi="Arial"/>
@@ -16249,7 +16267,7 @@
               <w:spacing w:after="10" w:before="0"/>
               <w:ind w:left="120"/>
             </w:pPr>
-            <w:hyperlink w:history="1" r:id="rIdbimqo-wl1ewbzacmxux5u">
+            <w:hyperlink w:history="1" r:id="rIdt3bkpag3kp7sqbkvhb0ti">
               <w:r>
                 <w:rPr>
                   <w:rFonts w:ascii="Arial" w:cs="Arial" w:eastAsia="Arial" w:hAnsi="Arial"/>
@@ -16444,7 +16462,7 @@
             <w:pPr>
               <w:spacing w:after="20" w:before="0"/>
             </w:pPr>
-            <w:hyperlink w:history="1" r:id="rIddle3jbzx8ljwt9zymik3n">
+            <w:hyperlink w:history="1" r:id="rId4i-meaod2umy9i4_t_sin">
               <w:r>
                 <w:rPr>
                   <w:rFonts w:ascii="Arial" w:cs="Arial" w:eastAsia="Arial" w:hAnsi="Arial"/>
@@ -16477,7 +16495,7 @@
               <w:spacing w:after="10" w:before="0"/>
               <w:ind w:left="120"/>
             </w:pPr>
-            <w:hyperlink w:history="1" r:id="rIdqp-hz0ellztzanzuxnw26">
+            <w:hyperlink w:history="1" r:id="rIdh3ydqrrp4iwwqqmxwijoi">
               <w:r>
                 <w:rPr>
                   <w:rFonts w:ascii="Arial" w:cs="Arial" w:eastAsia="Arial" w:hAnsi="Arial"/>
@@ -16522,7 +16540,7 @@
             <w:pPr>
               <w:spacing w:after="20" w:before="0"/>
             </w:pPr>
-            <w:hyperlink w:history="1" r:id="rIdh0hajardkthw3hnrubwko">
+            <w:hyperlink w:history="1" r:id="rIdq-nokpbtbnyvpazbnmgxw">
               <w:r>
                 <w:rPr>
                   <w:rFonts w:ascii="Arial" w:cs="Arial" w:eastAsia="Arial" w:hAnsi="Arial"/>
@@ -16555,7 +16573,7 @@
               <w:spacing w:after="10" w:before="0"/>
               <w:ind w:left="120"/>
             </w:pPr>
-            <w:hyperlink w:history="1" r:id="rIdqldsbxbcqk-aqcvvidbj_">
+            <w:hyperlink w:history="1" r:id="rIdewrpla-eqmxbqqf1y5pi6">
               <w:r>
                 <w:rPr>
                   <w:rFonts w:ascii="Arial" w:cs="Arial" w:eastAsia="Arial" w:hAnsi="Arial"/>
@@ -17994,32 +18012,32 @@
         <w:tc>
           <w:tcPr>
             <w:tcW w:type="dxa" w:w="1520"/>
-            <w:shd w:fill="F2F2F2" w:color="auto" w:val="clear"/>
-            <w:tcMar>
-              <w:top w:type="dxa" w:w="60"/>
-              <w:left w:type="dxa" w:w="120"/>
-              <w:bottom w:type="dxa" w:w="60"/>
-              <w:right w:type="dxa" w:w="120"/>
-            </w:tcMar>
-            <w:vAlign w:val="top"/>
-          </w:tcPr>
-          <w:p>
-            <w:pPr>
-              <w:spacing w:after="40" w:before="0"/>
-              <w:jc w:val="left"/>
-            </w:pPr>
-            <w:r>
-              <w:rPr>
-                <w:rFonts w:ascii="Arial" w:cs="Arial" w:eastAsia="Arial" w:hAnsi="Arial"/>
-                <w:b/>
-                <w:bCs/>
-                <w:i w:val="false"/>
-                <w:iCs w:val="false"/>
-                <w:color w:val="000000"/>
-                <w:sz w:val="18"/>
-                <w:szCs w:val="18"/>
-              </w:rPr>
-              <w:t xml:space="preserve">Phase 1 — Predict (Re-Activation): What Did We Think Then vs. What Do We Know Now?</w:t>
+            <w:shd w:fill="EAD1F5" w:color="auto" w:val="clear"/>
+            <w:tcMar>
+              <w:top w:type="dxa" w:w="60"/>
+              <w:left w:type="dxa" w:w="120"/>
+              <w:bottom w:type="dxa" w:w="60"/>
+              <w:right w:type="dxa" w:w="120"/>
+            </w:tcMar>
+            <w:vAlign w:val="top"/>
+          </w:tcPr>
+          <w:p>
+            <w:pPr>
+              <w:spacing w:after="40" w:before="0"/>
+              <w:jc w:val="left"/>
+            </w:pPr>
+            <w:r>
+              <w:rPr>
+                <w:rFonts w:ascii="Arial" w:cs="Arial" w:eastAsia="Arial" w:hAnsi="Arial"/>
+                <w:b/>
+                <w:bCs/>
+                <w:i w:val="false"/>
+                <w:iCs w:val="false"/>
+                <w:color w:val="000000"/>
+                <w:sz w:val="18"/>
+                <w:szCs w:val="18"/>
+              </w:rPr>
+              <w:t xml:space="preserve">Predict Phase</w:t>
             </w:r>
           </w:p>
           <w:p>
@@ -18042,7 +18060,7 @@
             <w:pPr>
               <w:spacing w:after="20" w:before="0"/>
             </w:pPr>
-            <w:hyperlink w:history="1" r:id="rIdst34vxtbh0bv27dla3t4g">
+            <w:hyperlink w:history="1" r:id="rIdmvg5f-0-6mf0npv2o4ajs">
               <w:r>
                 <w:rPr>
                   <w:rFonts w:ascii="Arial" w:cs="Arial" w:eastAsia="Arial" w:hAnsi="Arial"/>
@@ -18075,7 +18093,7 @@
               <w:spacing w:after="10" w:before="0"/>
               <w:ind w:left="120"/>
             </w:pPr>
-            <w:hyperlink w:history="1" r:id="rIdmtave09l9uwobj77l_dyv">
+            <w:hyperlink w:history="1" r:id="rIddu_u5pc6bapji2ffr63pg">
               <w:r>
                 <w:rPr>
                   <w:rFonts w:ascii="Arial" w:cs="Arial" w:eastAsia="Arial" w:hAnsi="Arial"/>
@@ -18120,7 +18138,7 @@
             <w:pPr>
               <w:spacing w:after="20" w:before="0"/>
             </w:pPr>
-            <w:hyperlink w:history="1" r:id="rIdrfrk42930jdzg0mkh_co4">
+            <w:hyperlink w:history="1" r:id="rIdiztlfybatmgkx6hdymrjj">
               <w:r>
                 <w:rPr>
                   <w:rFonts w:ascii="Arial" w:cs="Arial" w:eastAsia="Arial" w:hAnsi="Arial"/>
@@ -18153,7 +18171,7 @@
               <w:spacing w:after="10" w:before="0"/>
               <w:ind w:left="120"/>
             </w:pPr>
-            <w:hyperlink w:history="1" r:id="rIdf8w6aabeex6vmsf7abrgn">
+            <w:hyperlink w:history="1" r:id="rId-iyi-827y8ic9xetw5e3o">
               <w:r>
                 <w:rPr>
                   <w:rFonts w:ascii="Arial" w:cs="Arial" w:eastAsia="Arial" w:hAnsi="Arial"/>
@@ -18300,32 +18318,32 @@
         <w:tc>
           <w:tcPr>
             <w:tcW w:type="dxa" w:w="1520"/>
-            <w:shd w:fill="F2F2F2" w:color="auto" w:val="clear"/>
-            <w:tcMar>
-              <w:top w:type="dxa" w:w="60"/>
-              <w:left w:type="dxa" w:w="120"/>
-              <w:bottom w:type="dxa" w:w="60"/>
-              <w:right w:type="dxa" w:w="120"/>
-            </w:tcMar>
-            <w:vAlign w:val="top"/>
-          </w:tcPr>
-          <w:p>
-            <w:pPr>
-              <w:spacing w:after="40" w:before="0"/>
-              <w:jc w:val="left"/>
-            </w:pPr>
-            <w:r>
-              <w:rPr>
-                <w:rFonts w:ascii="Arial" w:cs="Arial" w:eastAsia="Arial" w:hAnsi="Arial"/>
-                <w:b/>
-                <w:bCs/>
-                <w:i w:val="false"/>
-                <w:iCs w:val="false"/>
-                <w:color w:val="000000"/>
-                <w:sz w:val="18"/>
-                <w:szCs w:val="18"/>
-              </w:rPr>
-              <w:t xml:space="preserve">Phase 2 — Observe (Evidence Synthesis): Gallery Walk — All the Evidence on the Wall</w:t>
+            <w:shd w:fill="D9EEF1" w:color="auto" w:val="clear"/>
+            <w:tcMar>
+              <w:top w:type="dxa" w:w="60"/>
+              <w:left w:type="dxa" w:w="120"/>
+              <w:bottom w:type="dxa" w:w="60"/>
+              <w:right w:type="dxa" w:w="120"/>
+            </w:tcMar>
+            <w:vAlign w:val="top"/>
+          </w:tcPr>
+          <w:p>
+            <w:pPr>
+              <w:spacing w:after="40" w:before="0"/>
+              <w:jc w:val="left"/>
+            </w:pPr>
+            <w:r>
+              <w:rPr>
+                <w:rFonts w:ascii="Arial" w:cs="Arial" w:eastAsia="Arial" w:hAnsi="Arial"/>
+                <w:b/>
+                <w:bCs/>
+                <w:i w:val="false"/>
+                <w:iCs w:val="false"/>
+                <w:color w:val="000000"/>
+                <w:sz w:val="18"/>
+                <w:szCs w:val="18"/>
+              </w:rPr>
+              <w:t xml:space="preserve">Observe Phase</w:t>
             </w:r>
           </w:p>
           <w:p>
@@ -18348,7 +18366,7 @@
             <w:pPr>
               <w:spacing w:after="20" w:before="0"/>
             </w:pPr>
-            <w:hyperlink w:history="1" r:id="rId2sztn4p2noto-r8fo4_d_">
+            <w:hyperlink w:history="1" r:id="rIdxuzpehgcpq6y40olggatt">
               <w:r>
                 <w:rPr>
                   <w:rFonts w:ascii="Arial" w:cs="Arial" w:eastAsia="Arial" w:hAnsi="Arial"/>
@@ -18381,7 +18399,7 @@
               <w:spacing w:after="10" w:before="0"/>
               <w:ind w:left="120"/>
             </w:pPr>
-            <w:hyperlink w:history="1" r:id="rIdu6ocsdz7marenisw3ev0a">
+            <w:hyperlink w:history="1" r:id="rIda54d_c_nmzoybg4prmqor">
               <w:r>
                 <w:rPr>
                   <w:rFonts w:ascii="Arial" w:cs="Arial" w:eastAsia="Arial" w:hAnsi="Arial"/>
@@ -18426,7 +18444,7 @@
             <w:pPr>
               <w:spacing w:after="20" w:before="0"/>
             </w:pPr>
-            <w:hyperlink w:history="1" r:id="rIdeotrhdc4ls-glegg75ccv">
+            <w:hyperlink w:history="1" r:id="rIde8ipygmhtccxpkafrlvxq">
               <w:r>
                 <w:rPr>
                   <w:rFonts w:ascii="Arial" w:cs="Arial" w:eastAsia="Arial" w:hAnsi="Arial"/>
@@ -18459,7 +18477,7 @@
               <w:spacing w:after="10" w:before="0"/>
               <w:ind w:left="120"/>
             </w:pPr>
-            <w:hyperlink w:history="1" r:id="rId-exb_ulmba56peegywgug">
+            <w:hyperlink w:history="1" r:id="rIdpcf340hi8lo0kslon8b2s">
               <w:r>
                 <w:rPr>
                   <w:rFonts w:ascii="Arial" w:cs="Arial" w:eastAsia="Arial" w:hAnsi="Arial"/>
@@ -18606,32 +18624,32 @@
         <w:tc>
           <w:tcPr>
             <w:tcW w:type="dxa" w:w="1520"/>
-            <w:shd w:fill="F2F2F2" w:color="auto" w:val="clear"/>
-            <w:tcMar>
-              <w:top w:type="dxa" w:w="60"/>
-              <w:left w:type="dxa" w:w="120"/>
-              <w:bottom w:type="dxa" w:w="60"/>
-              <w:right w:type="dxa" w:w="120"/>
-            </w:tcMar>
-            <w:vAlign w:val="top"/>
-          </w:tcPr>
-          <w:p>
-            <w:pPr>
-              <w:spacing w:after="40" w:before="0"/>
-              <w:jc w:val="left"/>
-            </w:pPr>
-            <w:r>
-              <w:rPr>
-                <w:rFonts w:ascii="Arial" w:cs="Arial" w:eastAsia="Arial" w:hAnsi="Arial"/>
-                <w:b/>
-                <w:bCs/>
-                <w:i w:val="false"/>
-                <w:iCs w:val="false"/>
-                <w:color w:val="000000"/>
-                <w:sz w:val="18"/>
-                <w:szCs w:val="18"/>
-              </w:rPr>
-              <w:t xml:space="preserve">Phase 3 — Explain (Final Explanation): Annotated Explanation Poster</w:t>
+            <w:shd w:fill="E2EFDA" w:color="auto" w:val="clear"/>
+            <w:tcMar>
+              <w:top w:type="dxa" w:w="60"/>
+              <w:left w:type="dxa" w:w="120"/>
+              <w:bottom w:type="dxa" w:w="60"/>
+              <w:right w:type="dxa" w:w="120"/>
+            </w:tcMar>
+            <w:vAlign w:val="top"/>
+          </w:tcPr>
+          <w:p>
+            <w:pPr>
+              <w:spacing w:after="40" w:before="0"/>
+              <w:jc w:val="left"/>
+            </w:pPr>
+            <w:r>
+              <w:rPr>
+                <w:rFonts w:ascii="Arial" w:cs="Arial" w:eastAsia="Arial" w:hAnsi="Arial"/>
+                <w:b/>
+                <w:bCs/>
+                <w:i w:val="false"/>
+                <w:iCs w:val="false"/>
+                <w:color w:val="000000"/>
+                <w:sz w:val="18"/>
+                <w:szCs w:val="18"/>
+              </w:rPr>
+              <w:t xml:space="preserve">Explain Phase</w:t>
             </w:r>
           </w:p>
           <w:p>
@@ -18654,7 +18672,7 @@
             <w:pPr>
               <w:spacing w:after="20" w:before="0"/>
             </w:pPr>
-            <w:hyperlink w:history="1" r:id="rIdu_kvsch1wypbrabtwnl3v">
+            <w:hyperlink w:history="1" r:id="rIdyi__uqrtfq5sypepht3x0">
               <w:r>
                 <w:rPr>
                   <w:rFonts w:ascii="Arial" w:cs="Arial" w:eastAsia="Arial" w:hAnsi="Arial"/>
@@ -18687,7 +18705,7 @@
               <w:spacing w:after="10" w:before="0"/>
               <w:ind w:left="120"/>
             </w:pPr>
-            <w:hyperlink w:history="1" r:id="rIdzvkmvhvegjbeezgyf-xjm">
+            <w:hyperlink w:history="1" r:id="rIdilk4qd6iwpbcdqu-h4q2d">
               <w:r>
                 <w:rPr>
                   <w:rFonts w:ascii="Arial" w:cs="Arial" w:eastAsia="Arial" w:hAnsi="Arial"/>
@@ -18732,7 +18750,7 @@
             <w:pPr>
               <w:spacing w:after="20" w:before="0"/>
             </w:pPr>
-            <w:hyperlink w:history="1" r:id="rIdqnbphn8bnpzzf3dzvrjan">
+            <w:hyperlink w:history="1" r:id="rId2u2pbgnmntwafrylv4tcp">
               <w:r>
                 <w:rPr>
                   <w:rFonts w:ascii="Arial" w:cs="Arial" w:eastAsia="Arial" w:hAnsi="Arial"/>
@@ -18765,7 +18783,7 @@
               <w:spacing w:after="10" w:before="0"/>
               <w:ind w:left="120"/>
             </w:pPr>
-            <w:hyperlink w:history="1" r:id="rId9vs4h63yfgppa7-nfnx2m">
+            <w:hyperlink w:history="1" r:id="rIdiylfphulpzv0tnx0md7ng">
               <w:r>
                 <w:rPr>
                   <w:rFonts w:ascii="Arial" w:cs="Arial" w:eastAsia="Arial" w:hAnsi="Arial"/>
@@ -18912,32 +18930,32 @@
         <w:tc>
           <w:tcPr>
             <w:tcW w:type="dxa" w:w="1520"/>
-            <w:shd w:fill="F2F2F2" w:color="auto" w:val="clear"/>
-            <w:tcMar>
-              <w:top w:type="dxa" w:w="60"/>
-              <w:left w:type="dxa" w:w="120"/>
-              <w:bottom w:type="dxa" w:w="60"/>
-              <w:right w:type="dxa" w:w="120"/>
-            </w:tcMar>
-            <w:vAlign w:val="top"/>
-          </w:tcPr>
-          <w:p>
-            <w:pPr>
-              <w:spacing w:after="40" w:before="0"/>
-              <w:jc w:val="left"/>
-            </w:pPr>
-            <w:r>
-              <w:rPr>
-                <w:rFonts w:ascii="Arial" w:cs="Arial" w:eastAsia="Arial" w:hAnsi="Arial"/>
-                <w:b/>
-                <w:bCs/>
-                <w:i w:val="false"/>
-                <w:iCs w:val="false"/>
-                <w:color w:val="000000"/>
-                <w:sz w:val="18"/>
-                <w:szCs w:val="18"/>
-              </w:rPr>
-              <w:t xml:space="preserve">Phase 4 — Driving Question Board Resolution: Closing Every Open Question</w:t>
+            <w:shd w:fill="FCE4D6" w:color="auto" w:val="clear"/>
+            <w:tcMar>
+              <w:top w:type="dxa" w:w="60"/>
+              <w:left w:type="dxa" w:w="120"/>
+              <w:bottom w:type="dxa" w:w="60"/>
+              <w:right w:type="dxa" w:w="120"/>
+            </w:tcMar>
+            <w:vAlign w:val="top"/>
+          </w:tcPr>
+          <w:p>
+            <w:pPr>
+              <w:spacing w:after="40" w:before="0"/>
+              <w:jc w:val="left"/>
+            </w:pPr>
+            <w:r>
+              <w:rPr>
+                <w:rFonts w:ascii="Arial" w:cs="Arial" w:eastAsia="Arial" w:hAnsi="Arial"/>
+                <w:b/>
+                <w:bCs/>
+                <w:i w:val="false"/>
+                <w:iCs w:val="false"/>
+                <w:color w:val="000000"/>
+                <w:sz w:val="18"/>
+                <w:szCs w:val="18"/>
+              </w:rPr>
+              <w:t xml:space="preserve">Driving Question Board (DQB) Creation</w:t>
             </w:r>
           </w:p>
           <w:p>
@@ -18960,7 +18978,7 @@
             <w:pPr>
               <w:spacing w:after="20" w:before="0"/>
             </w:pPr>
-            <w:hyperlink w:history="1" r:id="rIdttnxhjec5d3f6ik_59kdf">
+            <w:hyperlink w:history="1" r:id="rIdg9yyups6phy9bnn-munny">
               <w:r>
                 <w:rPr>
                   <w:rFonts w:ascii="Arial" w:cs="Arial" w:eastAsia="Arial" w:hAnsi="Arial"/>
@@ -18993,7 +19011,7 @@
               <w:spacing w:after="10" w:before="0"/>
               <w:ind w:left="120"/>
             </w:pPr>
-            <w:hyperlink w:history="1" r:id="rIdccxlphpf1adtfizaw1nge">
+            <w:hyperlink w:history="1" r:id="rIdakd4cx0d7z60zexrq31m_">
               <w:r>
                 <w:rPr>
                   <w:rFonts w:ascii="Arial" w:cs="Arial" w:eastAsia="Arial" w:hAnsi="Arial"/>
@@ -19038,7 +19056,7 @@
             <w:pPr>
               <w:spacing w:after="20" w:before="0"/>
             </w:pPr>
-            <w:hyperlink w:history="1" r:id="rIdkcvm5wwogwdux1thbmvng">
+            <w:hyperlink w:history="1" r:id="rIdqjj-gazpnrtrtexrkvqe2">
               <w:r>
                 <w:rPr>
                   <w:rFonts w:ascii="Arial" w:cs="Arial" w:eastAsia="Arial" w:hAnsi="Arial"/>
@@ -19071,7 +19089,7 @@
               <w:spacing w:after="10" w:before="0"/>
               <w:ind w:left="120"/>
             </w:pPr>
-            <w:hyperlink w:history="1" r:id="rId53piuvingsdvugjf8_81p">
+            <w:hyperlink w:history="1" r:id="rIdkt9juzwldiuvuigcd1f88">
               <w:r>
                 <w:rPr>
                   <w:rFonts w:ascii="Arial" w:cs="Arial" w:eastAsia="Arial" w:hAnsi="Arial"/>
@@ -19218,32 +19236,32 @@
         <w:tc>
           <w:tcPr>
             <w:tcW w:type="dxa" w:w="1520"/>
-            <w:shd w:fill="F2F2F2" w:color="auto" w:val="clear"/>
-            <w:tcMar>
-              <w:top w:type="dxa" w:w="60"/>
-              <w:left w:type="dxa" w:w="120"/>
-              <w:bottom w:type="dxa" w:w="60"/>
-              <w:right w:type="dxa" w:w="120"/>
-            </w:tcMar>
-            <w:vAlign w:val="top"/>
-          </w:tcPr>
-          <w:p>
-            <w:pPr>
-              <w:spacing w:after="40" w:before="0"/>
-              <w:jc w:val="left"/>
-            </w:pPr>
-            <w:r>
-              <w:rPr>
-                <w:rFonts w:ascii="Arial" w:cs="Arial" w:eastAsia="Arial" w:hAnsi="Arial"/>
-                <w:b/>
-                <w:bCs/>
-                <w:i w:val="false"/>
-                <w:iCs w:val="false"/>
-                <w:color w:val="000000"/>
-                <w:sz w:val="18"/>
-                <w:szCs w:val="18"/>
-              </w:rPr>
-              <w:t xml:space="preserve">Phase 5 — Model Building: Final Particle Model Revision and L1 vs. L6 Model Comparison</w:t>
+            <w:shd w:fill="D5E8F0" w:color="auto" w:val="clear"/>
+            <w:tcMar>
+              <w:top w:type="dxa" w:w="60"/>
+              <w:left w:type="dxa" w:w="120"/>
+              <w:bottom w:type="dxa" w:w="60"/>
+              <w:right w:type="dxa" w:w="120"/>
+            </w:tcMar>
+            <w:vAlign w:val="top"/>
+          </w:tcPr>
+          <w:p>
+            <w:pPr>
+              <w:spacing w:after="40" w:before="0"/>
+              <w:jc w:val="left"/>
+            </w:pPr>
+            <w:r>
+              <w:rPr>
+                <w:rFonts w:ascii="Arial" w:cs="Arial" w:eastAsia="Arial" w:hAnsi="Arial"/>
+                <w:b/>
+                <w:bCs/>
+                <w:i w:val="false"/>
+                <w:iCs w:val="false"/>
+                <w:color w:val="000000"/>
+                <w:sz w:val="18"/>
+                <w:szCs w:val="18"/>
+              </w:rPr>
+              <w:t xml:space="preserve">Model Building Phase</w:t>
             </w:r>
           </w:p>
           <w:p>
@@ -19266,7 +19284,7 @@
             <w:pPr>
               <w:spacing w:after="20" w:before="0"/>
             </w:pPr>
-            <w:hyperlink w:history="1" r:id="rIdvhm48h_ht-oa_wxla2qbr">
+            <w:hyperlink w:history="1" r:id="rIdij8n1avqgprnpwdgcafrz">
               <w:r>
                 <w:rPr>
                   <w:rFonts w:ascii="Arial" w:cs="Arial" w:eastAsia="Arial" w:hAnsi="Arial"/>
@@ -19299,7 +19317,7 @@
               <w:spacing w:after="10" w:before="0"/>
               <w:ind w:left="120"/>
             </w:pPr>
-            <w:hyperlink w:history="1" r:id="rIdaq2ymyjxt8d08kfvc_d4d">
+            <w:hyperlink w:history="1" r:id="rIdwqlmzamg0eam3gznei1ys">
               <w:r>
                 <w:rPr>
                   <w:rFonts w:ascii="Arial" w:cs="Arial" w:eastAsia="Arial" w:hAnsi="Arial"/>
@@ -19344,7 +19362,7 @@
             <w:pPr>
               <w:spacing w:after="20" w:before="0"/>
             </w:pPr>
-            <w:hyperlink w:history="1" r:id="rIdvhisvt9urlsrotyp6m7sp">
+            <w:hyperlink w:history="1" r:id="rIdzfev0e6ctttic1knkszga">
               <w:r>
                 <w:rPr>
                   <w:rFonts w:ascii="Arial" w:cs="Arial" w:eastAsia="Arial" w:hAnsi="Arial"/>
@@ -19377,7 +19395,7 @@
               <w:spacing w:after="10" w:before="0"/>
               <w:ind w:left="120"/>
             </w:pPr>
-            <w:hyperlink w:history="1" r:id="rIdsccvks3bibizujt70hogq">
+            <w:hyperlink w:history="1" r:id="rIdwlqwl8dtw3tosaxkuiblw">
               <w:r>
                 <w:rPr>
                   <w:rFonts w:ascii="Arial" w:cs="Arial" w:eastAsia="Arial" w:hAnsi="Arial"/>

--- a/data/outputs/v2/Physics/SS1.3_Temperature_and_Thermal_Expansion/Physics_Temperature_and_Thermal_Expansion_CBE_LessonSequence.docx
+++ b/data/outputs/v2/Physics/SS1.3_Temperature_and_Thermal_Expansion/Physics_Temperature_and_Thermal_Expansion_CBE_LessonSequence.docx
@@ -3266,7 +3266,7 @@
             <w:pPr>
               <w:spacing w:after="20" w:before="0"/>
             </w:pPr>
-            <w:hyperlink w:history="1" r:id="rIdj2wdxsycrduex5k7v7ktl">
+            <w:hyperlink w:history="1" r:id="rIdxlqdbeqygulsxr5d8igmf">
               <w:r>
                 <w:rPr>
                   <w:rFonts w:ascii="Arial" w:cs="Arial" w:eastAsia="Arial" w:hAnsi="Arial"/>
@@ -3299,7 +3299,7 @@
               <w:spacing w:after="10" w:before="0"/>
               <w:ind w:left="120"/>
             </w:pPr>
-            <w:hyperlink w:history="1" r:id="rIdgrao9etsm48qre5y7m3dy">
+            <w:hyperlink w:history="1" r:id="rIdn2ns_krcawjxea-ypvrfd">
               <w:r>
                 <w:rPr>
                   <w:rFonts w:ascii="Arial" w:cs="Arial" w:eastAsia="Arial" w:hAnsi="Arial"/>
@@ -3344,7 +3344,7 @@
             <w:pPr>
               <w:spacing w:after="20" w:before="0"/>
             </w:pPr>
-            <w:hyperlink w:history="1" r:id="rIdvxok-ssbcarafu7rbw7o4">
+            <w:hyperlink w:history="1" r:id="rId_czbsrulmor738dhhomjh">
               <w:r>
                 <w:rPr>
                   <w:rFonts w:ascii="Arial" w:cs="Arial" w:eastAsia="Arial" w:hAnsi="Arial"/>
@@ -3377,7 +3377,7 @@
               <w:spacing w:after="10" w:before="0"/>
               <w:ind w:left="120"/>
             </w:pPr>
-            <w:hyperlink w:history="1" r:id="rIdna2rsoupdmyjxvvmxydy1">
+            <w:hyperlink w:history="1" r:id="rIdga2gdhchygembksdc4gbo">
               <w:r>
                 <w:rPr>
                   <w:rFonts w:ascii="Arial" w:cs="Arial" w:eastAsia="Arial" w:hAnsi="Arial"/>
@@ -3724,7 +3724,7 @@
             <w:pPr>
               <w:spacing w:after="20" w:before="0"/>
             </w:pPr>
-            <w:hyperlink w:history="1" r:id="rIdlje7vve1wxssd7i_cx0au">
+            <w:hyperlink w:history="1" r:id="rIdnbml3amezx-isjbyeisxb">
               <w:r>
                 <w:rPr>
                   <w:rFonts w:ascii="Arial" w:cs="Arial" w:eastAsia="Arial" w:hAnsi="Arial"/>
@@ -3757,7 +3757,7 @@
               <w:spacing w:after="10" w:before="0"/>
               <w:ind w:left="120"/>
             </w:pPr>
-            <w:hyperlink w:history="1" r:id="rIdfeowievdyjq-dg5kpjyjb">
+            <w:hyperlink w:history="1" r:id="rIdsd7a-mmc5w4dyaybnviot">
               <w:r>
                 <w:rPr>
                   <w:rFonts w:ascii="Arial" w:cs="Arial" w:eastAsia="Arial" w:hAnsi="Arial"/>
@@ -3802,7 +3802,7 @@
             <w:pPr>
               <w:spacing w:after="20" w:before="0"/>
             </w:pPr>
-            <w:hyperlink w:history="1" r:id="rIdr32qkbiwnzcqj2kqoepzv">
+            <w:hyperlink w:history="1" r:id="rIdoopjhwk4ewhrjlizeofy6">
               <w:r>
                 <w:rPr>
                   <w:rFonts w:ascii="Arial" w:cs="Arial" w:eastAsia="Arial" w:hAnsi="Arial"/>
@@ -3835,7 +3835,7 @@
               <w:spacing w:after="10" w:before="0"/>
               <w:ind w:left="120"/>
             </w:pPr>
-            <w:hyperlink w:history="1" r:id="rIdun_8u4o8rtuvuyqhbgkbb">
+            <w:hyperlink w:history="1" r:id="rId7vpwzcnpsb_4ejan_xj0i">
               <w:r>
                 <w:rPr>
                   <w:rFonts w:ascii="Arial" w:cs="Arial" w:eastAsia="Arial" w:hAnsi="Arial"/>
@@ -4144,7 +4144,7 @@
             <w:pPr>
               <w:spacing w:after="20" w:before="0"/>
             </w:pPr>
-            <w:hyperlink w:history="1" r:id="rIdda8_oens-2ojz-fdnugng">
+            <w:hyperlink w:history="1" r:id="rId8vkrvygcwljqizkfzzojk">
               <w:r>
                 <w:rPr>
                   <w:rFonts w:ascii="Arial" w:cs="Arial" w:eastAsia="Arial" w:hAnsi="Arial"/>
@@ -4177,7 +4177,7 @@
               <w:spacing w:after="10" w:before="0"/>
               <w:ind w:left="120"/>
             </w:pPr>
-            <w:hyperlink w:history="1" r:id="rIdcykysi6bxswztiritdfdm">
+            <w:hyperlink w:history="1" r:id="rIdi9oiyrib0uscmkcgwgv9t">
               <w:r>
                 <w:rPr>
                   <w:rFonts w:ascii="Arial" w:cs="Arial" w:eastAsia="Arial" w:hAnsi="Arial"/>
@@ -4222,7 +4222,7 @@
             <w:pPr>
               <w:spacing w:after="20" w:before="0"/>
             </w:pPr>
-            <w:hyperlink w:history="1" r:id="rIdromm95pn_zpip2g6tjai7">
+            <w:hyperlink w:history="1" r:id="rId_glsgil8kme6ftruh0icr">
               <w:r>
                 <w:rPr>
                   <w:rFonts w:ascii="Arial" w:cs="Arial" w:eastAsia="Arial" w:hAnsi="Arial"/>
@@ -4255,7 +4255,7 @@
               <w:spacing w:after="10" w:before="0"/>
               <w:ind w:left="120"/>
             </w:pPr>
-            <w:hyperlink w:history="1" r:id="rIdmq43an8olkd7qivfvi52x">
+            <w:hyperlink w:history="1" r:id="rIdl7a0vn-1ab2amk3i7akh1">
               <w:r>
                 <w:rPr>
                   <w:rFonts w:ascii="Arial" w:cs="Arial" w:eastAsia="Arial" w:hAnsi="Arial"/>
@@ -4564,7 +4564,7 @@
             <w:pPr>
               <w:spacing w:after="20" w:before="0"/>
             </w:pPr>
-            <w:hyperlink w:history="1" r:id="rId0kdlrrqo2r75a2wfjrrlr">
+            <w:hyperlink w:history="1" r:id="rIdyatslvmg7asa-lx8quarw">
               <w:r>
                 <w:rPr>
                   <w:rFonts w:ascii="Arial" w:cs="Arial" w:eastAsia="Arial" w:hAnsi="Arial"/>
@@ -4597,7 +4597,7 @@
               <w:spacing w:after="10" w:before="0"/>
               <w:ind w:left="120"/>
             </w:pPr>
-            <w:hyperlink w:history="1" r:id="rId_vmbjxmsohyiqptpsyg5q">
+            <w:hyperlink w:history="1" r:id="rIdechmlld07f2iyobjrcpk7">
               <w:r>
                 <w:rPr>
                   <w:rFonts w:ascii="Arial" w:cs="Arial" w:eastAsia="Arial" w:hAnsi="Arial"/>
@@ -4642,7 +4642,7 @@
             <w:pPr>
               <w:spacing w:after="20" w:before="0"/>
             </w:pPr>
-            <w:hyperlink w:history="1" r:id="rIdmnd7kbhpjbddixrh4iiye">
+            <w:hyperlink w:history="1" r:id="rIdch0q3ncq22ajfi1_ku6vz">
               <w:r>
                 <w:rPr>
                   <w:rFonts w:ascii="Arial" w:cs="Arial" w:eastAsia="Arial" w:hAnsi="Arial"/>
@@ -4675,7 +4675,7 @@
               <w:spacing w:after="10" w:before="0"/>
               <w:ind w:left="120"/>
             </w:pPr>
-            <w:hyperlink w:history="1" r:id="rIdpw8e7zlgodicgnqijowud">
+            <w:hyperlink w:history="1" r:id="rIdhdftq39sp4moz93-4az62">
               <w:r>
                 <w:rPr>
                   <w:rFonts w:ascii="Arial" w:cs="Arial" w:eastAsia="Arial" w:hAnsi="Arial"/>
@@ -4984,7 +4984,7 @@
             <w:pPr>
               <w:spacing w:after="20" w:before="0"/>
             </w:pPr>
-            <w:hyperlink w:history="1" r:id="rIdzqhmusdp9smtn4gta-koh">
+            <w:hyperlink w:history="1" r:id="rIdyhhotdk7cvodnn1hau2x-">
               <w:r>
                 <w:rPr>
                   <w:rFonts w:ascii="Arial" w:cs="Arial" w:eastAsia="Arial" w:hAnsi="Arial"/>
@@ -5017,7 +5017,7 @@
               <w:spacing w:after="10" w:before="0"/>
               <w:ind w:left="120"/>
             </w:pPr>
-            <w:hyperlink w:history="1" r:id="rIdxerjq7nwgywjr9ikgqwpq">
+            <w:hyperlink w:history="1" r:id="rId3cbshta_c-fr8ung6kans">
               <w:r>
                 <w:rPr>
                   <w:rFonts w:ascii="Arial" w:cs="Arial" w:eastAsia="Arial" w:hAnsi="Arial"/>
@@ -5062,7 +5062,7 @@
             <w:pPr>
               <w:spacing w:after="20" w:before="0"/>
             </w:pPr>
-            <w:hyperlink w:history="1" r:id="rIdy9mjxxt1stwn-q5_djwsw">
+            <w:hyperlink w:history="1" r:id="rId8qyjuoiwgf9p8nfhtu7x_">
               <w:r>
                 <w:rPr>
                   <w:rFonts w:ascii="Arial" w:cs="Arial" w:eastAsia="Arial" w:hAnsi="Arial"/>
@@ -5095,7 +5095,7 @@
               <w:spacing w:after="10" w:before="0"/>
               <w:ind w:left="120"/>
             </w:pPr>
-            <w:hyperlink w:history="1" r:id="rIdkp1nxfow_zdzhqxzezrw3">
+            <w:hyperlink w:history="1" r:id="rId08aqqoy4u8polvv5qnp8-">
               <w:r>
                 <w:rPr>
                   <w:rFonts w:ascii="Arial" w:cs="Arial" w:eastAsia="Arial" w:hAnsi="Arial"/>
@@ -6658,7 +6658,7 @@
             <w:pPr>
               <w:spacing w:after="20" w:before="0"/>
             </w:pPr>
-            <w:hyperlink w:history="1" r:id="rIdda_t5unbbwp6lngriiy9x">
+            <w:hyperlink w:history="1" r:id="rId1hdxgrm9di5ycbgrfs9ei">
               <w:r>
                 <w:rPr>
                   <w:rFonts w:ascii="Arial" w:cs="Arial" w:eastAsia="Arial" w:hAnsi="Arial"/>
@@ -6691,7 +6691,7 @@
               <w:spacing w:after="10" w:before="0"/>
               <w:ind w:left="120"/>
             </w:pPr>
-            <w:hyperlink w:history="1" r:id="rId17m3tkpu0wacbat3r8qut">
+            <w:hyperlink w:history="1" r:id="rIdduyw3d7jlo9vu9xikr3ji">
               <w:r>
                 <w:rPr>
                   <w:rFonts w:ascii="Arial" w:cs="Arial" w:eastAsia="Arial" w:hAnsi="Arial"/>
@@ -6736,7 +6736,7 @@
             <w:pPr>
               <w:spacing w:after="20" w:before="0"/>
             </w:pPr>
-            <w:hyperlink w:history="1" r:id="rId4fkz6ozgjs8yknobvpw1l">
+            <w:hyperlink w:history="1" r:id="rIdo82-eqyaelbcjgewe-upi">
               <w:r>
                 <w:rPr>
                   <w:rFonts w:ascii="Arial" w:cs="Arial" w:eastAsia="Arial" w:hAnsi="Arial"/>
@@ -6769,7 +6769,7 @@
               <w:spacing w:after="10" w:before="0"/>
               <w:ind w:left="120"/>
             </w:pPr>
-            <w:hyperlink w:history="1" r:id="rIdbazcyzoxlkmplrs_yh3n6">
+            <w:hyperlink w:history="1" r:id="rId67-dagozoddpuz5p7lsli">
               <w:r>
                 <w:rPr>
                   <w:rFonts w:ascii="Arial" w:cs="Arial" w:eastAsia="Arial" w:hAnsi="Arial"/>
@@ -6964,7 +6964,7 @@
             <w:pPr>
               <w:spacing w:after="20" w:before="0"/>
             </w:pPr>
-            <w:hyperlink w:history="1" r:id="rIdgllyha-nx79zy304pe8xz">
+            <w:hyperlink w:history="1" r:id="rIdh4hmhzot9rvwzfffexw-i">
               <w:r>
                 <w:rPr>
                   <w:rFonts w:ascii="Arial" w:cs="Arial" w:eastAsia="Arial" w:hAnsi="Arial"/>
@@ -6997,7 +6997,7 @@
               <w:spacing w:after="10" w:before="0"/>
               <w:ind w:left="120"/>
             </w:pPr>
-            <w:hyperlink w:history="1" r:id="rId54f6y2szkuci_hhptq_51">
+            <w:hyperlink w:history="1" r:id="rIddqpsttayadwz2ggmztiof">
               <w:r>
                 <w:rPr>
                   <w:rFonts w:ascii="Arial" w:cs="Arial" w:eastAsia="Arial" w:hAnsi="Arial"/>
@@ -7042,7 +7042,7 @@
             <w:pPr>
               <w:spacing w:after="20" w:before="0"/>
             </w:pPr>
-            <w:hyperlink w:history="1" r:id="rIdovrwmggjkc_fgzdmwzzpi">
+            <w:hyperlink w:history="1" r:id="rIdsluyf0mpyoykjnfuubtd6">
               <w:r>
                 <w:rPr>
                   <w:rFonts w:ascii="Arial" w:cs="Arial" w:eastAsia="Arial" w:hAnsi="Arial"/>
@@ -7075,7 +7075,7 @@
               <w:spacing w:after="10" w:before="0"/>
               <w:ind w:left="120"/>
             </w:pPr>
-            <w:hyperlink w:history="1" r:id="rId07cv89kfqypagnuooosoe">
+            <w:hyperlink w:history="1" r:id="rIdr9q95pjimntiiunurbfyj">
               <w:r>
                 <w:rPr>
                   <w:rFonts w:ascii="Arial" w:cs="Arial" w:eastAsia="Arial" w:hAnsi="Arial"/>
@@ -7270,7 +7270,7 @@
             <w:pPr>
               <w:spacing w:after="20" w:before="0"/>
             </w:pPr>
-            <w:hyperlink w:history="1" r:id="rIdscjupo47tcrvqrztel4zq">
+            <w:hyperlink w:history="1" r:id="rIdg3ibmif05ou27kuj1vtlj">
               <w:r>
                 <w:rPr>
                   <w:rFonts w:ascii="Arial" w:cs="Arial" w:eastAsia="Arial" w:hAnsi="Arial"/>
@@ -7303,7 +7303,7 @@
               <w:spacing w:after="10" w:before="0"/>
               <w:ind w:left="120"/>
             </w:pPr>
-            <w:hyperlink w:history="1" r:id="rId6yzskrepjkfcqsnjeodmr">
+            <w:hyperlink w:history="1" r:id="rIdtw11ynmsvwy8etwfjsvem">
               <w:r>
                 <w:rPr>
                   <w:rFonts w:ascii="Arial" w:cs="Arial" w:eastAsia="Arial" w:hAnsi="Arial"/>
@@ -7348,7 +7348,7 @@
             <w:pPr>
               <w:spacing w:after="20" w:before="0"/>
             </w:pPr>
-            <w:hyperlink w:history="1" r:id="rIdqs0vdaipccqwuryptk-x_">
+            <w:hyperlink w:history="1" r:id="rIdp_grmaffqvlvxw-8mm_gj">
               <w:r>
                 <w:rPr>
                   <w:rFonts w:ascii="Arial" w:cs="Arial" w:eastAsia="Arial" w:hAnsi="Arial"/>
@@ -7381,7 +7381,7 @@
               <w:spacing w:after="10" w:before="0"/>
               <w:ind w:left="120"/>
             </w:pPr>
-            <w:hyperlink w:history="1" r:id="rIdrkugr8rjr_rqahjz8qqq4">
+            <w:hyperlink w:history="1" r:id="rIdmgnhtr06pvt9g28vnhxi9">
               <w:r>
                 <w:rPr>
                   <w:rFonts w:ascii="Arial" w:cs="Arial" w:eastAsia="Arial" w:hAnsi="Arial"/>
@@ -7576,7 +7576,7 @@
             <w:pPr>
               <w:spacing w:after="20" w:before="0"/>
             </w:pPr>
-            <w:hyperlink w:history="1" r:id="rIdegvbawjslrvhjcfz7ja1g">
+            <w:hyperlink w:history="1" r:id="rIdpj-rr1cdekukkzg_lmadd">
               <w:r>
                 <w:rPr>
                   <w:rFonts w:ascii="Arial" w:cs="Arial" w:eastAsia="Arial" w:hAnsi="Arial"/>
@@ -7609,7 +7609,7 @@
               <w:spacing w:after="10" w:before="0"/>
               <w:ind w:left="120"/>
             </w:pPr>
-            <w:hyperlink w:history="1" r:id="rIdixgs3e1muftzc5pzv6dwm">
+            <w:hyperlink w:history="1" r:id="rIds7-xwpbvmbtcuknd78xmp">
               <w:r>
                 <w:rPr>
                   <w:rFonts w:ascii="Arial" w:cs="Arial" w:eastAsia="Arial" w:hAnsi="Arial"/>
@@ -7654,7 +7654,7 @@
             <w:pPr>
               <w:spacing w:after="20" w:before="0"/>
             </w:pPr>
-            <w:hyperlink w:history="1" r:id="rId6vcrqjrxawfklmtbbx1kl">
+            <w:hyperlink w:history="1" r:id="rIdypwsy1zcpopestyir0jsg">
               <w:r>
                 <w:rPr>
                   <w:rFonts w:ascii="Arial" w:cs="Arial" w:eastAsia="Arial" w:hAnsi="Arial"/>
@@ -7687,7 +7687,7 @@
               <w:spacing w:after="10" w:before="0"/>
               <w:ind w:left="120"/>
             </w:pPr>
-            <w:hyperlink w:history="1" r:id="rIdhnjwkd0tpjmh-bhuyqin2">
+            <w:hyperlink w:history="1" r:id="rIdtwotckmgb6h48xe4nz6df">
               <w:r>
                 <w:rPr>
                   <w:rFonts w:ascii="Arial" w:cs="Arial" w:eastAsia="Arial" w:hAnsi="Arial"/>
@@ -7882,7 +7882,7 @@
             <w:pPr>
               <w:spacing w:after="20" w:before="0"/>
             </w:pPr>
-            <w:hyperlink w:history="1" r:id="rIdrqqlanowh-w-8uk4hnhop">
+            <w:hyperlink w:history="1" r:id="rIdnbedjkxlplow0tvv0fndp">
               <w:r>
                 <w:rPr>
                   <w:rFonts w:ascii="Arial" w:cs="Arial" w:eastAsia="Arial" w:hAnsi="Arial"/>
@@ -7915,7 +7915,7 @@
               <w:spacing w:after="10" w:before="0"/>
               <w:ind w:left="120"/>
             </w:pPr>
-            <w:hyperlink w:history="1" r:id="rIdax7nbre7eb0q3blgvblcu">
+            <w:hyperlink w:history="1" r:id="rIdbqzvbdqb-h1_aizpc14yv">
               <w:r>
                 <w:rPr>
                   <w:rFonts w:ascii="Arial" w:cs="Arial" w:eastAsia="Arial" w:hAnsi="Arial"/>
@@ -7960,7 +7960,7 @@
             <w:pPr>
               <w:spacing w:after="20" w:before="0"/>
             </w:pPr>
-            <w:hyperlink w:history="1" r:id="rIdawjmbakqc9ssnt1bgpoeu">
+            <w:hyperlink w:history="1" r:id="rId_5jdjwb_zrczf8tiskh1p">
               <w:r>
                 <w:rPr>
                   <w:rFonts w:ascii="Arial" w:cs="Arial" w:eastAsia="Arial" w:hAnsi="Arial"/>
@@ -7993,7 +7993,7 @@
               <w:spacing w:after="10" w:before="0"/>
               <w:ind w:left="120"/>
             </w:pPr>
-            <w:hyperlink w:history="1" r:id="rIdyaiepyooras0keawtzh0p">
+            <w:hyperlink w:history="1" r:id="rIdjc2evjtcerfyfhvbiaqnb">
               <w:r>
                 <w:rPr>
                   <w:rFonts w:ascii="Arial" w:cs="Arial" w:eastAsia="Arial" w:hAnsi="Arial"/>
@@ -9480,7 +9480,7 @@
             <w:pPr>
               <w:spacing w:after="20" w:before="0"/>
             </w:pPr>
-            <w:hyperlink w:history="1" r:id="rIdzcgntcbw9rou57z4wsspi">
+            <w:hyperlink w:history="1" r:id="rIdaaydcjh_7qwwx8cfkhols">
               <w:r>
                 <w:rPr>
                   <w:rFonts w:ascii="Arial" w:cs="Arial" w:eastAsia="Arial" w:hAnsi="Arial"/>
@@ -9513,7 +9513,7 @@
               <w:spacing w:after="10" w:before="0"/>
               <w:ind w:left="120"/>
             </w:pPr>
-            <w:hyperlink w:history="1" r:id="rIdix3o59hjnzkbrix8jzctd">
+            <w:hyperlink w:history="1" r:id="rIdeyitios8pkjlamjnccem1">
               <w:r>
                 <w:rPr>
                   <w:rFonts w:ascii="Arial" w:cs="Arial" w:eastAsia="Arial" w:hAnsi="Arial"/>
@@ -9558,7 +9558,7 @@
             <w:pPr>
               <w:spacing w:after="20" w:before="0"/>
             </w:pPr>
-            <w:hyperlink w:history="1" r:id="rId_l-fuautv74vpab01jp-b">
+            <w:hyperlink w:history="1" r:id="rIdfzqkimufxlcdw7loknzcd">
               <w:r>
                 <w:rPr>
                   <w:rFonts w:ascii="Arial" w:cs="Arial" w:eastAsia="Arial" w:hAnsi="Arial"/>
@@ -9591,7 +9591,7 @@
               <w:spacing w:after="10" w:before="0"/>
               <w:ind w:left="120"/>
             </w:pPr>
-            <w:hyperlink w:history="1" r:id="rIdrp3vtbiqp4fslev61njfg">
+            <w:hyperlink w:history="1" r:id="rId8ox7kiilcxb5tdcggn4fp">
               <w:r>
                 <w:rPr>
                   <w:rFonts w:ascii="Arial" w:cs="Arial" w:eastAsia="Arial" w:hAnsi="Arial"/>
@@ -9786,7 +9786,7 @@
             <w:pPr>
               <w:spacing w:after="20" w:before="0"/>
             </w:pPr>
-            <w:hyperlink w:history="1" r:id="rIdbimrbact2x89fcbtwu-eg">
+            <w:hyperlink w:history="1" r:id="rIdqu5uyqy2t72r_oalpb4ix">
               <w:r>
                 <w:rPr>
                   <w:rFonts w:ascii="Arial" w:cs="Arial" w:eastAsia="Arial" w:hAnsi="Arial"/>
@@ -9819,7 +9819,7 @@
               <w:spacing w:after="10" w:before="0"/>
               <w:ind w:left="120"/>
             </w:pPr>
-            <w:hyperlink w:history="1" r:id="rIdz8ixd650mc4qryrxhjtuh">
+            <w:hyperlink w:history="1" r:id="rIdynonoepwdxeelvpgqxh9h">
               <w:r>
                 <w:rPr>
                   <w:rFonts w:ascii="Arial" w:cs="Arial" w:eastAsia="Arial" w:hAnsi="Arial"/>
@@ -9864,7 +9864,7 @@
             <w:pPr>
               <w:spacing w:after="20" w:before="0"/>
             </w:pPr>
-            <w:hyperlink w:history="1" r:id="rId_tvocbxpmbeja1xggdm3g">
+            <w:hyperlink w:history="1" r:id="rId6yvkyy2lajjjhgfjmsvrj">
               <w:r>
                 <w:rPr>
                   <w:rFonts w:ascii="Arial" w:cs="Arial" w:eastAsia="Arial" w:hAnsi="Arial"/>
@@ -9897,7 +9897,7 @@
               <w:spacing w:after="10" w:before="0"/>
               <w:ind w:left="120"/>
             </w:pPr>
-            <w:hyperlink w:history="1" r:id="rIdsxb2z8yqqud-v4i0xfhm0">
+            <w:hyperlink w:history="1" r:id="rIdc2bd_qjtgmxue_k2sek1d">
               <w:r>
                 <w:rPr>
                   <w:rFonts w:ascii="Arial" w:cs="Arial" w:eastAsia="Arial" w:hAnsi="Arial"/>
@@ -10092,7 +10092,7 @@
             <w:pPr>
               <w:spacing w:after="20" w:before="0"/>
             </w:pPr>
-            <w:hyperlink w:history="1" r:id="rIdcmmjtgub5jcrr9lfdx-a0">
+            <w:hyperlink w:history="1" r:id="rIdvzxxukvvjs_60w6gbn5ek">
               <w:r>
                 <w:rPr>
                   <w:rFonts w:ascii="Arial" w:cs="Arial" w:eastAsia="Arial" w:hAnsi="Arial"/>
@@ -10125,7 +10125,7 @@
               <w:spacing w:after="10" w:before="0"/>
               <w:ind w:left="120"/>
             </w:pPr>
-            <w:hyperlink w:history="1" r:id="rIdf9jw-qog96snyfnzlmg20">
+            <w:hyperlink w:history="1" r:id="rId0psruezc87lqpx5vexkbu">
               <w:r>
                 <w:rPr>
                   <w:rFonts w:ascii="Arial" w:cs="Arial" w:eastAsia="Arial" w:hAnsi="Arial"/>
@@ -10170,7 +10170,7 @@
             <w:pPr>
               <w:spacing w:after="20" w:before="0"/>
             </w:pPr>
-            <w:hyperlink w:history="1" r:id="rIdgikvynvyhoy-psfss3vbx">
+            <w:hyperlink w:history="1" r:id="rId3hb3tql1q2zxtaashhsya">
               <w:r>
                 <w:rPr>
                   <w:rFonts w:ascii="Arial" w:cs="Arial" w:eastAsia="Arial" w:hAnsi="Arial"/>
@@ -10203,7 +10203,7 @@
               <w:spacing w:after="10" w:before="0"/>
               <w:ind w:left="120"/>
             </w:pPr>
-            <w:hyperlink w:history="1" r:id="rId4d4ca1zwhcv6iete8zlap">
+            <w:hyperlink w:history="1" r:id="rIdddbmd3n6lnyz2xr6elaw_">
               <w:r>
                 <w:rPr>
                   <w:rFonts w:ascii="Arial" w:cs="Arial" w:eastAsia="Arial" w:hAnsi="Arial"/>
@@ -10398,7 +10398,7 @@
             <w:pPr>
               <w:spacing w:after="20" w:before="0"/>
             </w:pPr>
-            <w:hyperlink w:history="1" r:id="rIdyzpvpmfguo4x2yopobmbb">
+            <w:hyperlink w:history="1" r:id="rIdwfd4mvlxtkc2na9ri1lgp">
               <w:r>
                 <w:rPr>
                   <w:rFonts w:ascii="Arial" w:cs="Arial" w:eastAsia="Arial" w:hAnsi="Arial"/>
@@ -10431,7 +10431,7 @@
               <w:spacing w:after="10" w:before="0"/>
               <w:ind w:left="120"/>
             </w:pPr>
-            <w:hyperlink w:history="1" r:id="rIdq6kqzvl-fg82dwah_bgf0">
+            <w:hyperlink w:history="1" r:id="rIdyjrt7t2hp-duzapzugef5">
               <w:r>
                 <w:rPr>
                   <w:rFonts w:ascii="Arial" w:cs="Arial" w:eastAsia="Arial" w:hAnsi="Arial"/>
@@ -10476,7 +10476,7 @@
             <w:pPr>
               <w:spacing w:after="20" w:before="0"/>
             </w:pPr>
-            <w:hyperlink w:history="1" r:id="rIdwy2tpo30f_qpctpt0q5ap">
+            <w:hyperlink w:history="1" r:id="rIdfemp5chw_1gfe5ibo_xfm">
               <w:r>
                 <w:rPr>
                   <w:rFonts w:ascii="Arial" w:cs="Arial" w:eastAsia="Arial" w:hAnsi="Arial"/>
@@ -10509,7 +10509,7 @@
               <w:spacing w:after="10" w:before="0"/>
               <w:ind w:left="120"/>
             </w:pPr>
-            <w:hyperlink w:history="1" r:id="rIdqhyvpzp3xmmku9p7qsdf-">
+            <w:hyperlink w:history="1" r:id="rIdm0z13ziqmeg8ao-erejc-">
               <w:r>
                 <w:rPr>
                   <w:rFonts w:ascii="Arial" w:cs="Arial" w:eastAsia="Arial" w:hAnsi="Arial"/>
@@ -10704,7 +10704,7 @@
             <w:pPr>
               <w:spacing w:after="20" w:before="0"/>
             </w:pPr>
-            <w:hyperlink w:history="1" r:id="rIdiv03bbb0leqnp1kbhhqgg">
+            <w:hyperlink w:history="1" r:id="rId6u8qadv9uz0knx6t1mbg_">
               <w:r>
                 <w:rPr>
                   <w:rFonts w:ascii="Arial" w:cs="Arial" w:eastAsia="Arial" w:hAnsi="Arial"/>
@@ -10737,7 +10737,7 @@
               <w:spacing w:after="10" w:before="0"/>
               <w:ind w:left="120"/>
             </w:pPr>
-            <w:hyperlink w:history="1" r:id="rId3h4m7cmfrnw6r-pa2tbx-">
+            <w:hyperlink w:history="1" r:id="rIdoynp1jodpe_iftcxnpfnl">
               <w:r>
                 <w:rPr>
                   <w:rFonts w:ascii="Arial" w:cs="Arial" w:eastAsia="Arial" w:hAnsi="Arial"/>
@@ -10782,7 +10782,7 @@
             <w:pPr>
               <w:spacing w:after="20" w:before="0"/>
             </w:pPr>
-            <w:hyperlink w:history="1" r:id="rIdc7qrtrmlb4aezxtt3vqgj">
+            <w:hyperlink w:history="1" r:id="rId1thfyn2lh_0mgiapbnp1w">
               <w:r>
                 <w:rPr>
                   <w:rFonts w:ascii="Arial" w:cs="Arial" w:eastAsia="Arial" w:hAnsi="Arial"/>
@@ -10815,7 +10815,7 @@
               <w:spacing w:after="10" w:before="0"/>
               <w:ind w:left="120"/>
             </w:pPr>
-            <w:hyperlink w:history="1" r:id="rIdozezvlegkblhkfs8utntq">
+            <w:hyperlink w:history="1" r:id="rIdz3rhss-gn4fnucm1pwxno">
               <w:r>
                 <w:rPr>
                   <w:rFonts w:ascii="Arial" w:cs="Arial" w:eastAsia="Arial" w:hAnsi="Arial"/>
@@ -12416,7 +12416,7 @@
             <w:pPr>
               <w:spacing w:after="20" w:before="0"/>
             </w:pPr>
-            <w:hyperlink w:history="1" r:id="rIdmtbegmllthhizltkmpoyp">
+            <w:hyperlink w:history="1" r:id="rIdqswhzpz_glnqsvsjtg4nx">
               <w:r>
                 <w:rPr>
                   <w:rFonts w:ascii="Arial" w:cs="Arial" w:eastAsia="Arial" w:hAnsi="Arial"/>
@@ -12449,7 +12449,7 @@
               <w:spacing w:after="10" w:before="0"/>
               <w:ind w:left="120"/>
             </w:pPr>
-            <w:hyperlink w:history="1" r:id="rIdowac_7klumlcw_gn-cjeb">
+            <w:hyperlink w:history="1" r:id="rId_wr8jar4qymdqf3rzjpt9">
               <w:r>
                 <w:rPr>
                   <w:rFonts w:ascii="Arial" w:cs="Arial" w:eastAsia="Arial" w:hAnsi="Arial"/>
@@ -12494,7 +12494,7 @@
             <w:pPr>
               <w:spacing w:after="20" w:before="0"/>
             </w:pPr>
-            <w:hyperlink w:history="1" r:id="rIdbzuybmtoecdk0fepgrn22">
+            <w:hyperlink w:history="1" r:id="rIdcxfjht8s-by6am23jm_3s">
               <w:r>
                 <w:rPr>
                   <w:rFonts w:ascii="Arial" w:cs="Arial" w:eastAsia="Arial" w:hAnsi="Arial"/>
@@ -12527,7 +12527,7 @@
               <w:spacing w:after="10" w:before="0"/>
               <w:ind w:left="120"/>
             </w:pPr>
-            <w:hyperlink w:history="1" r:id="rIdznmjztjnccdfrgoajfk5j">
+            <w:hyperlink w:history="1" r:id="rIdqhqm51cdctfcll-o0p3e3">
               <w:r>
                 <w:rPr>
                   <w:rFonts w:ascii="Arial" w:cs="Arial" w:eastAsia="Arial" w:hAnsi="Arial"/>
@@ -12722,7 +12722,7 @@
             <w:pPr>
               <w:spacing w:after="20" w:before="0"/>
             </w:pPr>
-            <w:hyperlink w:history="1" r:id="rIdon4w4hltlfidfvwtgq7az">
+            <w:hyperlink w:history="1" r:id="rIdqbblgnqd1nlk6hgusirgx">
               <w:r>
                 <w:rPr>
                   <w:rFonts w:ascii="Arial" w:cs="Arial" w:eastAsia="Arial" w:hAnsi="Arial"/>
@@ -12755,7 +12755,7 @@
               <w:spacing w:after="10" w:before="0"/>
               <w:ind w:left="120"/>
             </w:pPr>
-            <w:hyperlink w:history="1" r:id="rIddh_lvehwzoltxlg4dag91">
+            <w:hyperlink w:history="1" r:id="rIdyfwqgitgph117qt7gmn4h">
               <w:r>
                 <w:rPr>
                   <w:rFonts w:ascii="Arial" w:cs="Arial" w:eastAsia="Arial" w:hAnsi="Arial"/>
@@ -12800,7 +12800,7 @@
             <w:pPr>
               <w:spacing w:after="20" w:before="0"/>
             </w:pPr>
-            <w:hyperlink w:history="1" r:id="rIdrvp3y62pjg9bqdvctec_f">
+            <w:hyperlink w:history="1" r:id="rIdgmylyr1yqmgbugusvxgaw">
               <w:r>
                 <w:rPr>
                   <w:rFonts w:ascii="Arial" w:cs="Arial" w:eastAsia="Arial" w:hAnsi="Arial"/>
@@ -12833,7 +12833,7 @@
               <w:spacing w:after="10" w:before="0"/>
               <w:ind w:left="120"/>
             </w:pPr>
-            <w:hyperlink w:history="1" r:id="rIdki-lnzr29amvarf3qxt1w">
+            <w:hyperlink w:history="1" r:id="rIdcqrxtcpzawuov24zpzb9d">
               <w:r>
                 <w:rPr>
                   <w:rFonts w:ascii="Arial" w:cs="Arial" w:eastAsia="Arial" w:hAnsi="Arial"/>
@@ -13028,7 +13028,7 @@
             <w:pPr>
               <w:spacing w:after="20" w:before="0"/>
             </w:pPr>
-            <w:hyperlink w:history="1" r:id="rId5vj_csbr6nnfalzruvosq">
+            <w:hyperlink w:history="1" r:id="rId3eqzipqwrbckaeospiyly">
               <w:r>
                 <w:rPr>
                   <w:rFonts w:ascii="Arial" w:cs="Arial" w:eastAsia="Arial" w:hAnsi="Arial"/>
@@ -13061,7 +13061,7 @@
               <w:spacing w:after="10" w:before="0"/>
               <w:ind w:left="120"/>
             </w:pPr>
-            <w:hyperlink w:history="1" r:id="rIdruzvpkrdfkr8vagywjwbf">
+            <w:hyperlink w:history="1" r:id="rId8s7cvvm6np7lp9ydv_pm4">
               <w:r>
                 <w:rPr>
                   <w:rFonts w:ascii="Arial" w:cs="Arial" w:eastAsia="Arial" w:hAnsi="Arial"/>
@@ -13106,7 +13106,7 @@
             <w:pPr>
               <w:spacing w:after="20" w:before="0"/>
             </w:pPr>
-            <w:hyperlink w:history="1" r:id="rId4_kcamhrfifnq-ychutrt">
+            <w:hyperlink w:history="1" r:id="rIdke0-keymkup6v2wetwkuf">
               <w:r>
                 <w:rPr>
                   <w:rFonts w:ascii="Arial" w:cs="Arial" w:eastAsia="Arial" w:hAnsi="Arial"/>
@@ -13139,7 +13139,7 @@
               <w:spacing w:after="10" w:before="0"/>
               <w:ind w:left="120"/>
             </w:pPr>
-            <w:hyperlink w:history="1" r:id="rIdsjmm1gevn8xmx5qu8ngxe">
+            <w:hyperlink w:history="1" r:id="rIdrt3ylwgenc1edf8hnlpey">
               <w:r>
                 <w:rPr>
                   <w:rFonts w:ascii="Arial" w:cs="Arial" w:eastAsia="Arial" w:hAnsi="Arial"/>
@@ -13334,7 +13334,7 @@
             <w:pPr>
               <w:spacing w:after="20" w:before="0"/>
             </w:pPr>
-            <w:hyperlink w:history="1" r:id="rIdjn6l2uds4uk9qrf0npcdi">
+            <w:hyperlink w:history="1" r:id="rIdrq6bww7z4patsp_bjbrsc">
               <w:r>
                 <w:rPr>
                   <w:rFonts w:ascii="Arial" w:cs="Arial" w:eastAsia="Arial" w:hAnsi="Arial"/>
@@ -13367,7 +13367,7 @@
               <w:spacing w:after="10" w:before="0"/>
               <w:ind w:left="120"/>
             </w:pPr>
-            <w:hyperlink w:history="1" r:id="rIdyfjyv1f5rt9hfkmqgu543">
+            <w:hyperlink w:history="1" r:id="rIdceywn8zlwxuhmzwjkwsms">
               <w:r>
                 <w:rPr>
                   <w:rFonts w:ascii="Arial" w:cs="Arial" w:eastAsia="Arial" w:hAnsi="Arial"/>
@@ -13412,7 +13412,7 @@
             <w:pPr>
               <w:spacing w:after="20" w:before="0"/>
             </w:pPr>
-            <w:hyperlink w:history="1" r:id="rId6wqmv8oyu0byjaba8utaa">
+            <w:hyperlink w:history="1" r:id="rIdtudyogh6wvoab9lbyykwk">
               <w:r>
                 <w:rPr>
                   <w:rFonts w:ascii="Arial" w:cs="Arial" w:eastAsia="Arial" w:hAnsi="Arial"/>
@@ -13445,7 +13445,7 @@
               <w:spacing w:after="10" w:before="0"/>
               <w:ind w:left="120"/>
             </w:pPr>
-            <w:hyperlink w:history="1" r:id="rIdwvixd2cupuwo_xj5pjxoz">
+            <w:hyperlink w:history="1" r:id="rIdcfg5jgjluewpcyibkzust">
               <w:r>
                 <w:rPr>
                   <w:rFonts w:ascii="Arial" w:cs="Arial" w:eastAsia="Arial" w:hAnsi="Arial"/>
@@ -13640,7 +13640,7 @@
             <w:pPr>
               <w:spacing w:after="20" w:before="0"/>
             </w:pPr>
-            <w:hyperlink w:history="1" r:id="rIdqkz7rh2yok1rgyuouomnc">
+            <w:hyperlink w:history="1" r:id="rIdnlxj77jc8-edothmzbmlj">
               <w:r>
                 <w:rPr>
                   <w:rFonts w:ascii="Arial" w:cs="Arial" w:eastAsia="Arial" w:hAnsi="Arial"/>
@@ -13673,7 +13673,7 @@
               <w:spacing w:after="10" w:before="0"/>
               <w:ind w:left="120"/>
             </w:pPr>
-            <w:hyperlink w:history="1" r:id="rIdchqvblhuux9l6j8enakrk">
+            <w:hyperlink w:history="1" r:id="rIdxpovppy1vi2c7oazciy9o">
               <w:r>
                 <w:rPr>
                   <w:rFonts w:ascii="Arial" w:cs="Arial" w:eastAsia="Arial" w:hAnsi="Arial"/>
@@ -13718,7 +13718,7 @@
             <w:pPr>
               <w:spacing w:after="20" w:before="0"/>
             </w:pPr>
-            <w:hyperlink w:history="1" r:id="rIddtoady00wwpg-fjze7e2s">
+            <w:hyperlink w:history="1" r:id="rIdkr38v6vw6_7keue4utmrb">
               <w:r>
                 <w:rPr>
                   <w:rFonts w:ascii="Arial" w:cs="Arial" w:eastAsia="Arial" w:hAnsi="Arial"/>
@@ -13751,7 +13751,7 @@
               <w:spacing w:after="10" w:before="0"/>
               <w:ind w:left="120"/>
             </w:pPr>
-            <w:hyperlink w:history="1" r:id="rId7r71r5zbiibq4ofw_wfhn">
+            <w:hyperlink w:history="1" r:id="rId0m7ohrihjt0bzg-moawsv">
               <w:r>
                 <w:rPr>
                   <w:rFonts w:ascii="Arial" w:cs="Arial" w:eastAsia="Arial" w:hAnsi="Arial"/>
@@ -15238,7 +15238,7 @@
             <w:pPr>
               <w:spacing w:after="20" w:before="0"/>
             </w:pPr>
-            <w:hyperlink w:history="1" r:id="rIdpf4sc-4uxs1p0ay4kurgy">
+            <w:hyperlink w:history="1" r:id="rIdaybyd3x7mui0c00ukr2f9">
               <w:r>
                 <w:rPr>
                   <w:rFonts w:ascii="Arial" w:cs="Arial" w:eastAsia="Arial" w:hAnsi="Arial"/>
@@ -15271,7 +15271,7 @@
               <w:spacing w:after="10" w:before="0"/>
               <w:ind w:left="120"/>
             </w:pPr>
-            <w:hyperlink w:history="1" r:id="rId0houcw1r0ezhx7gdd7yyu">
+            <w:hyperlink w:history="1" r:id="rId9gzyu1cq2l6rgus7ncdf7">
               <w:r>
                 <w:rPr>
                   <w:rFonts w:ascii="Arial" w:cs="Arial" w:eastAsia="Arial" w:hAnsi="Arial"/>
@@ -15316,7 +15316,7 @@
             <w:pPr>
               <w:spacing w:after="20" w:before="0"/>
             </w:pPr>
-            <w:hyperlink w:history="1" r:id="rIdsngju9tsbtsmznnv7jow6">
+            <w:hyperlink w:history="1" r:id="rIdfhy2qqzcdyefrl18quzdj">
               <w:r>
                 <w:rPr>
                   <w:rFonts w:ascii="Arial" w:cs="Arial" w:eastAsia="Arial" w:hAnsi="Arial"/>
@@ -15349,7 +15349,7 @@
               <w:spacing w:after="10" w:before="0"/>
               <w:ind w:left="120"/>
             </w:pPr>
-            <w:hyperlink w:history="1" r:id="rIdjcrsnjqhf3r0c0uogu6sn">
+            <w:hyperlink w:history="1" r:id="rIdktfyfr4ztthvb1kjvl3p0">
               <w:r>
                 <w:rPr>
                   <w:rFonts w:ascii="Arial" w:cs="Arial" w:eastAsia="Arial" w:hAnsi="Arial"/>
@@ -15544,7 +15544,7 @@
             <w:pPr>
               <w:spacing w:after="20" w:before="0"/>
             </w:pPr>
-            <w:hyperlink w:history="1" r:id="rIdnl5_tq18fzfzy7sv2a4lg">
+            <w:hyperlink w:history="1" r:id="rIdb-gsszcapwfj5p1jqtzlh">
               <w:r>
                 <w:rPr>
                   <w:rFonts w:ascii="Arial" w:cs="Arial" w:eastAsia="Arial" w:hAnsi="Arial"/>
@@ -15577,7 +15577,7 @@
               <w:spacing w:after="10" w:before="0"/>
               <w:ind w:left="120"/>
             </w:pPr>
-            <w:hyperlink w:history="1" r:id="rIdtrusyoa3vxday0jihdr37">
+            <w:hyperlink w:history="1" r:id="rIdtkkj99jdhzjn9_zczd20p">
               <w:r>
                 <w:rPr>
                   <w:rFonts w:ascii="Arial" w:cs="Arial" w:eastAsia="Arial" w:hAnsi="Arial"/>
@@ -15622,7 +15622,7 @@
             <w:pPr>
               <w:spacing w:after="20" w:before="0"/>
             </w:pPr>
-            <w:hyperlink w:history="1" r:id="rIdlmq6pothfb8vppaggxbsl">
+            <w:hyperlink w:history="1" r:id="rIdybi_k8yksjfwcvkslzavk">
               <w:r>
                 <w:rPr>
                   <w:rFonts w:ascii="Arial" w:cs="Arial" w:eastAsia="Arial" w:hAnsi="Arial"/>
@@ -15655,7 +15655,7 @@
               <w:spacing w:after="10" w:before="0"/>
               <w:ind w:left="120"/>
             </w:pPr>
-            <w:hyperlink w:history="1" r:id="rIdeawdt9bcvpigt_yzr6boz">
+            <w:hyperlink w:history="1" r:id="rIdulagatvdaobo9gd7onq7g">
               <w:r>
                 <w:rPr>
                   <w:rFonts w:ascii="Arial" w:cs="Arial" w:eastAsia="Arial" w:hAnsi="Arial"/>
@@ -15850,7 +15850,7 @@
             <w:pPr>
               <w:spacing w:after="20" w:before="0"/>
             </w:pPr>
-            <w:hyperlink w:history="1" r:id="rId66l_9grzjiahlwn3m4rfh">
+            <w:hyperlink w:history="1" r:id="rId4h5bxu-fzvnldww5zoxld">
               <w:r>
                 <w:rPr>
                   <w:rFonts w:ascii="Arial" w:cs="Arial" w:eastAsia="Arial" w:hAnsi="Arial"/>
@@ -15883,7 +15883,7 @@
               <w:spacing w:after="10" w:before="0"/>
               <w:ind w:left="120"/>
             </w:pPr>
-            <w:hyperlink w:history="1" r:id="rIdzccopqz8dmu4soot5hfp2">
+            <w:hyperlink w:history="1" r:id="rId3jbzbouvwk4_kv-5bptku">
               <w:r>
                 <w:rPr>
                   <w:rFonts w:ascii="Arial" w:cs="Arial" w:eastAsia="Arial" w:hAnsi="Arial"/>
@@ -15928,7 +15928,7 @@
             <w:pPr>
               <w:spacing w:after="20" w:before="0"/>
             </w:pPr>
-            <w:hyperlink w:history="1" r:id="rIdcxyl-r4bf4ximdyj_jinx">
+            <w:hyperlink w:history="1" r:id="rIdopz61zlhzvbqeldqtct-b">
               <w:r>
                 <w:rPr>
                   <w:rFonts w:ascii="Arial" w:cs="Arial" w:eastAsia="Arial" w:hAnsi="Arial"/>
@@ -15961,7 +15961,7 @@
               <w:spacing w:after="10" w:before="0"/>
               <w:ind w:left="120"/>
             </w:pPr>
-            <w:hyperlink w:history="1" r:id="rIdgk2qcgz1kcw1ovunadjsj">
+            <w:hyperlink w:history="1" r:id="rIdwigpwbd6wz4hexva95hit">
               <w:r>
                 <w:rPr>
                   <w:rFonts w:ascii="Arial" w:cs="Arial" w:eastAsia="Arial" w:hAnsi="Arial"/>
@@ -16156,7 +16156,7 @@
             <w:pPr>
               <w:spacing w:after="20" w:before="0"/>
             </w:pPr>
-            <w:hyperlink w:history="1" r:id="rIdxmnqi5x0vfco66vwnffeg">
+            <w:hyperlink w:history="1" r:id="rIdu_jchgex50vanlsn7cnp-">
               <w:r>
                 <w:rPr>
                   <w:rFonts w:ascii="Arial" w:cs="Arial" w:eastAsia="Arial" w:hAnsi="Arial"/>
@@ -16189,7 +16189,7 @@
               <w:spacing w:after="10" w:before="0"/>
               <w:ind w:left="120"/>
             </w:pPr>
-            <w:hyperlink w:history="1" r:id="rIdu0fn4bkc0y6gafimn-ubq">
+            <w:hyperlink w:history="1" r:id="rIdvxsc-k7wkm18ftifgkkpl">
               <w:r>
                 <w:rPr>
                   <w:rFonts w:ascii="Arial" w:cs="Arial" w:eastAsia="Arial" w:hAnsi="Arial"/>
@@ -16234,7 +16234,7 @@
             <w:pPr>
               <w:spacing w:after="20" w:before="0"/>
             </w:pPr>
-            <w:hyperlink w:history="1" r:id="rIdtunmcxbmptwgb9csn5wfy">
+            <w:hyperlink w:history="1" r:id="rId9knijtl_iwn8duglknfth">
               <w:r>
                 <w:rPr>
                   <w:rFonts w:ascii="Arial" w:cs="Arial" w:eastAsia="Arial" w:hAnsi="Arial"/>
@@ -16267,7 +16267,7 @@
               <w:spacing w:after="10" w:before="0"/>
               <w:ind w:left="120"/>
             </w:pPr>
-            <w:hyperlink w:history="1" r:id="rIdt3bkpag3kp7sqbkvhb0ti">
+            <w:hyperlink w:history="1" r:id="rId7jedygczepeztws96sjb5">
               <w:r>
                 <w:rPr>
                   <w:rFonts w:ascii="Arial" w:cs="Arial" w:eastAsia="Arial" w:hAnsi="Arial"/>
@@ -16462,7 +16462,7 @@
             <w:pPr>
               <w:spacing w:after="20" w:before="0"/>
             </w:pPr>
-            <w:hyperlink w:history="1" r:id="rId4i-meaod2umy9i4_t_sin">
+            <w:hyperlink w:history="1" r:id="rId_hd4l5eybqt7zc4l5ssyr">
               <w:r>
                 <w:rPr>
                   <w:rFonts w:ascii="Arial" w:cs="Arial" w:eastAsia="Arial" w:hAnsi="Arial"/>
@@ -16495,7 +16495,7 @@
               <w:spacing w:after="10" w:before="0"/>
               <w:ind w:left="120"/>
             </w:pPr>
-            <w:hyperlink w:history="1" r:id="rIdh3ydqrrp4iwwqqmxwijoi">
+            <w:hyperlink w:history="1" r:id="rIdoy1zngvgjm1rqfmhpprah">
               <w:r>
                 <w:rPr>
                   <w:rFonts w:ascii="Arial" w:cs="Arial" w:eastAsia="Arial" w:hAnsi="Arial"/>
@@ -16540,7 +16540,7 @@
             <w:pPr>
               <w:spacing w:after="20" w:before="0"/>
             </w:pPr>
-            <w:hyperlink w:history="1" r:id="rIdq-nokpbtbnyvpazbnmgxw">
+            <w:hyperlink w:history="1" r:id="rId_un9fccbjvmlvvhdj2t9l">
               <w:r>
                 <w:rPr>
                   <w:rFonts w:ascii="Arial" w:cs="Arial" w:eastAsia="Arial" w:hAnsi="Arial"/>
@@ -16573,7 +16573,7 @@
               <w:spacing w:after="10" w:before="0"/>
               <w:ind w:left="120"/>
             </w:pPr>
-            <w:hyperlink w:history="1" r:id="rIdewrpla-eqmxbqqf1y5pi6">
+            <w:hyperlink w:history="1" r:id="rId2qzcc3ucpj7djasdofno5">
               <w:r>
                 <w:rPr>
                   <w:rFonts w:ascii="Arial" w:cs="Arial" w:eastAsia="Arial" w:hAnsi="Arial"/>
@@ -18060,7 +18060,7 @@
             <w:pPr>
               <w:spacing w:after="20" w:before="0"/>
             </w:pPr>
-            <w:hyperlink w:history="1" r:id="rIdmvg5f-0-6mf0npv2o4ajs">
+            <w:hyperlink w:history="1" r:id="rIdrr3qzpgjicoa_14dm1dxw">
               <w:r>
                 <w:rPr>
                   <w:rFonts w:ascii="Arial" w:cs="Arial" w:eastAsia="Arial" w:hAnsi="Arial"/>
@@ -18093,7 +18093,7 @@
               <w:spacing w:after="10" w:before="0"/>
               <w:ind w:left="120"/>
             </w:pPr>
-            <w:hyperlink w:history="1" r:id="rIddu_u5pc6bapji2ffr63pg">
+            <w:hyperlink w:history="1" r:id="rIdbqzbwef_1l0txe__gcsr7">
               <w:r>
                 <w:rPr>
                   <w:rFonts w:ascii="Arial" w:cs="Arial" w:eastAsia="Arial" w:hAnsi="Arial"/>
@@ -18138,7 +18138,7 @@
             <w:pPr>
               <w:spacing w:after="20" w:before="0"/>
             </w:pPr>
-            <w:hyperlink w:history="1" r:id="rIdiztlfybatmgkx6hdymrjj">
+            <w:hyperlink w:history="1" r:id="rIdi0und93rylv6potiqkcim">
               <w:r>
                 <w:rPr>
                   <w:rFonts w:ascii="Arial" w:cs="Arial" w:eastAsia="Arial" w:hAnsi="Arial"/>
@@ -18171,7 +18171,7 @@
               <w:spacing w:after="10" w:before="0"/>
               <w:ind w:left="120"/>
             </w:pPr>
-            <w:hyperlink w:history="1" r:id="rId-iyi-827y8ic9xetw5e3o">
+            <w:hyperlink w:history="1" r:id="rIdkeer28ewhnhy-xnjyf39b">
               <w:r>
                 <w:rPr>
                   <w:rFonts w:ascii="Arial" w:cs="Arial" w:eastAsia="Arial" w:hAnsi="Arial"/>
@@ -18366,7 +18366,7 @@
             <w:pPr>
               <w:spacing w:after="20" w:before="0"/>
             </w:pPr>
-            <w:hyperlink w:history="1" r:id="rIdxuzpehgcpq6y40olggatt">
+            <w:hyperlink w:history="1" r:id="rIdgv8tqcvtdqvpni8y8fhqy">
               <w:r>
                 <w:rPr>
                   <w:rFonts w:ascii="Arial" w:cs="Arial" w:eastAsia="Arial" w:hAnsi="Arial"/>
@@ -18399,7 +18399,7 @@
               <w:spacing w:after="10" w:before="0"/>
               <w:ind w:left="120"/>
             </w:pPr>
-            <w:hyperlink w:history="1" r:id="rIda54d_c_nmzoybg4prmqor">
+            <w:hyperlink w:history="1" r:id="rId8ahllq0xfuthtw-ksjlgx">
               <w:r>
                 <w:rPr>
                   <w:rFonts w:ascii="Arial" w:cs="Arial" w:eastAsia="Arial" w:hAnsi="Arial"/>
@@ -18444,7 +18444,7 @@
             <w:pPr>
               <w:spacing w:after="20" w:before="0"/>
             </w:pPr>
-            <w:hyperlink w:history="1" r:id="rIde8ipygmhtccxpkafrlvxq">
+            <w:hyperlink w:history="1" r:id="rIdocbcf1-fcvthqf-nkva1r">
               <w:r>
                 <w:rPr>
                   <w:rFonts w:ascii="Arial" w:cs="Arial" w:eastAsia="Arial" w:hAnsi="Arial"/>
@@ -18477,7 +18477,7 @@
               <w:spacing w:after="10" w:before="0"/>
               <w:ind w:left="120"/>
             </w:pPr>
-            <w:hyperlink w:history="1" r:id="rIdpcf340hi8lo0kslon8b2s">
+            <w:hyperlink w:history="1" r:id="rId2aw6rh74c1szahq-mebr2">
               <w:r>
                 <w:rPr>
                   <w:rFonts w:ascii="Arial" w:cs="Arial" w:eastAsia="Arial" w:hAnsi="Arial"/>
@@ -18672,7 +18672,7 @@
             <w:pPr>
               <w:spacing w:after="20" w:before="0"/>
             </w:pPr>
-            <w:hyperlink w:history="1" r:id="rIdyi__uqrtfq5sypepht3x0">
+            <w:hyperlink w:history="1" r:id="rIdcxa4mrp9nv2vsyfxd96c6">
               <w:r>
                 <w:rPr>
                   <w:rFonts w:ascii="Arial" w:cs="Arial" w:eastAsia="Arial" w:hAnsi="Arial"/>
@@ -18705,7 +18705,7 @@
               <w:spacing w:after="10" w:before="0"/>
               <w:ind w:left="120"/>
             </w:pPr>
-            <w:hyperlink w:history="1" r:id="rIdilk4qd6iwpbcdqu-h4q2d">
+            <w:hyperlink w:history="1" r:id="rIdl0m8h160tjr1nl3hgz4eq">
               <w:r>
                 <w:rPr>
                   <w:rFonts w:ascii="Arial" w:cs="Arial" w:eastAsia="Arial" w:hAnsi="Arial"/>
@@ -18750,7 +18750,7 @@
             <w:pPr>
               <w:spacing w:after="20" w:before="0"/>
             </w:pPr>
-            <w:hyperlink w:history="1" r:id="rId2u2pbgnmntwafrylv4tcp">
+            <w:hyperlink w:history="1" r:id="rIdwngno8vm9ydvx7ft6eft6">
               <w:r>
                 <w:rPr>
                   <w:rFonts w:ascii="Arial" w:cs="Arial" w:eastAsia="Arial" w:hAnsi="Arial"/>
@@ -18783,7 +18783,7 @@
               <w:spacing w:after="10" w:before="0"/>
               <w:ind w:left="120"/>
             </w:pPr>
-            <w:hyperlink w:history="1" r:id="rIdiylfphulpzv0tnx0md7ng">
+            <w:hyperlink w:history="1" r:id="rIddlxntf3vzuwlvh4gycpjz">
               <w:r>
                 <w:rPr>
                   <w:rFonts w:ascii="Arial" w:cs="Arial" w:eastAsia="Arial" w:hAnsi="Arial"/>
@@ -18978,7 +18978,7 @@
             <w:pPr>
               <w:spacing w:after="20" w:before="0"/>
             </w:pPr>
-            <w:hyperlink w:history="1" r:id="rIdg9yyups6phy9bnn-munny">
+            <w:hyperlink w:history="1" r:id="rIdmq9bf3a6rue3k3jzeqeip">
               <w:r>
                 <w:rPr>
                   <w:rFonts w:ascii="Arial" w:cs="Arial" w:eastAsia="Arial" w:hAnsi="Arial"/>
@@ -19011,7 +19011,7 @@
               <w:spacing w:after="10" w:before="0"/>
               <w:ind w:left="120"/>
             </w:pPr>
-            <w:hyperlink w:history="1" r:id="rIdakd4cx0d7z60zexrq31m_">
+            <w:hyperlink w:history="1" r:id="rIdvo1wz3fuiwf1rb_nbi_ak">
               <w:r>
                 <w:rPr>
                   <w:rFonts w:ascii="Arial" w:cs="Arial" w:eastAsia="Arial" w:hAnsi="Arial"/>
@@ -19056,7 +19056,7 @@
             <w:pPr>
               <w:spacing w:after="20" w:before="0"/>
             </w:pPr>
-            <w:hyperlink w:history="1" r:id="rIdqjj-gazpnrtrtexrkvqe2">
+            <w:hyperlink w:history="1" r:id="rIdmqnoaoftvshfth1j49tfe">
               <w:r>
                 <w:rPr>
                   <w:rFonts w:ascii="Arial" w:cs="Arial" w:eastAsia="Arial" w:hAnsi="Arial"/>
@@ -19089,7 +19089,7 @@
               <w:spacing w:after="10" w:before="0"/>
               <w:ind w:left="120"/>
             </w:pPr>
-            <w:hyperlink w:history="1" r:id="rIdkt9juzwldiuvuigcd1f88">
+            <w:hyperlink w:history="1" r:id="rIdil9xrpkpzfdn-hpftjszx">
               <w:r>
                 <w:rPr>
                   <w:rFonts w:ascii="Arial" w:cs="Arial" w:eastAsia="Arial" w:hAnsi="Arial"/>
@@ -19284,7 +19284,7 @@
             <w:pPr>
               <w:spacing w:after="20" w:before="0"/>
             </w:pPr>
-            <w:hyperlink w:history="1" r:id="rIdij8n1avqgprnpwdgcafrz">
+            <w:hyperlink w:history="1" r:id="rIdw35l0dmketv2phv-4-dif">
               <w:r>
                 <w:rPr>
                   <w:rFonts w:ascii="Arial" w:cs="Arial" w:eastAsia="Arial" w:hAnsi="Arial"/>
@@ -19317,7 +19317,7 @@
               <w:spacing w:after="10" w:before="0"/>
               <w:ind w:left="120"/>
             </w:pPr>
-            <w:hyperlink w:history="1" r:id="rIdwqlmzamg0eam3gznei1ys">
+            <w:hyperlink w:history="1" r:id="rId-zkry1bj4d6hr7exbewxh">
               <w:r>
                 <w:rPr>
                   <w:rFonts w:ascii="Arial" w:cs="Arial" w:eastAsia="Arial" w:hAnsi="Arial"/>
@@ -19362,7 +19362,7 @@
             <w:pPr>
               <w:spacing w:after="20" w:before="0"/>
             </w:pPr>
-            <w:hyperlink w:history="1" r:id="rIdzfev0e6ctttic1knkszga">
+            <w:hyperlink w:history="1" r:id="rIdrlq0vdkaetj3jxnykjwso">
               <w:r>
                 <w:rPr>
                   <w:rFonts w:ascii="Arial" w:cs="Arial" w:eastAsia="Arial" w:hAnsi="Arial"/>
@@ -19395,7 +19395,7 @@
               <w:spacing w:after="10" w:before="0"/>
               <w:ind w:left="120"/>
             </w:pPr>
-            <w:hyperlink w:history="1" r:id="rIdwlqwl8dtw3tosaxkuiblw">
+            <w:hyperlink w:history="1" r:id="rId0eu2ujvq1bvumwck_aw6s">
               <w:r>
                 <w:rPr>
                   <w:rFonts w:ascii="Arial" w:cs="Arial" w:eastAsia="Arial" w:hAnsi="Arial"/>

--- a/data/outputs/v2/Physics/SS1.3_Temperature_and_Thermal_Expansion/Physics_Temperature_and_Thermal_Expansion_CBE_LessonSequence.docx
+++ b/data/outputs/v2/Physics/SS1.3_Temperature_and_Thermal_Expansion/Physics_Temperature_and_Thermal_Expansion_CBE_LessonSequence.docx
@@ -3266,7 +3266,7 @@
             <w:pPr>
               <w:spacing w:after="20" w:before="0"/>
             </w:pPr>
-            <w:hyperlink w:history="1" r:id="rIdxlqdbeqygulsxr5d8igmf">
+            <w:hyperlink w:history="1" r:id="rIdqyoolx9mt2yfr1dnjdswb">
               <w:r>
                 <w:rPr>
                   <w:rFonts w:ascii="Arial" w:cs="Arial" w:eastAsia="Arial" w:hAnsi="Arial"/>
@@ -3299,7 +3299,7 @@
               <w:spacing w:after="10" w:before="0"/>
               <w:ind w:left="120"/>
             </w:pPr>
-            <w:hyperlink w:history="1" r:id="rIdn2ns_krcawjxea-ypvrfd">
+            <w:hyperlink w:history="1" r:id="rIdjbxvgdbthi0bos7w8o9zj">
               <w:r>
                 <w:rPr>
                   <w:rFonts w:ascii="Arial" w:cs="Arial" w:eastAsia="Arial" w:hAnsi="Arial"/>
@@ -3344,7 +3344,7 @@
             <w:pPr>
               <w:spacing w:after="20" w:before="0"/>
             </w:pPr>
-            <w:hyperlink w:history="1" r:id="rId_czbsrulmor738dhhomjh">
+            <w:hyperlink w:history="1" r:id="rId0ybdxrp87nkhrqwricoih">
               <w:r>
                 <w:rPr>
                   <w:rFonts w:ascii="Arial" w:cs="Arial" w:eastAsia="Arial" w:hAnsi="Arial"/>
@@ -3377,7 +3377,7 @@
               <w:spacing w:after="10" w:before="0"/>
               <w:ind w:left="120"/>
             </w:pPr>
-            <w:hyperlink w:history="1" r:id="rIdga2gdhchygembksdc4gbo">
+            <w:hyperlink w:history="1" r:id="rIdziq8vyrcse0iilxczxqav">
               <w:r>
                 <w:rPr>
                   <w:rFonts w:ascii="Arial" w:cs="Arial" w:eastAsia="Arial" w:hAnsi="Arial"/>
@@ -3724,7 +3724,7 @@
             <w:pPr>
               <w:spacing w:after="20" w:before="0"/>
             </w:pPr>
-            <w:hyperlink w:history="1" r:id="rIdnbml3amezx-isjbyeisxb">
+            <w:hyperlink w:history="1" r:id="rIdvznlktduitcnschuqoxfp">
               <w:r>
                 <w:rPr>
                   <w:rFonts w:ascii="Arial" w:cs="Arial" w:eastAsia="Arial" w:hAnsi="Arial"/>
@@ -3757,7 +3757,7 @@
               <w:spacing w:after="10" w:before="0"/>
               <w:ind w:left="120"/>
             </w:pPr>
-            <w:hyperlink w:history="1" r:id="rIdsd7a-mmc5w4dyaybnviot">
+            <w:hyperlink w:history="1" r:id="rIdul7ppyeiobmxkh6bmulhw">
               <w:r>
                 <w:rPr>
                   <w:rFonts w:ascii="Arial" w:cs="Arial" w:eastAsia="Arial" w:hAnsi="Arial"/>
@@ -3802,7 +3802,7 @@
             <w:pPr>
               <w:spacing w:after="20" w:before="0"/>
             </w:pPr>
-            <w:hyperlink w:history="1" r:id="rIdoopjhwk4ewhrjlizeofy6">
+            <w:hyperlink w:history="1" r:id="rIdqnzpaufd3h5h2j5al7sf9">
               <w:r>
                 <w:rPr>
                   <w:rFonts w:ascii="Arial" w:cs="Arial" w:eastAsia="Arial" w:hAnsi="Arial"/>
@@ -3835,7 +3835,7 @@
               <w:spacing w:after="10" w:before="0"/>
               <w:ind w:left="120"/>
             </w:pPr>
-            <w:hyperlink w:history="1" r:id="rId7vpwzcnpsb_4ejan_xj0i">
+            <w:hyperlink w:history="1" r:id="rIdi2ganb-8amb60phacuf3d">
               <w:r>
                 <w:rPr>
                   <w:rFonts w:ascii="Arial" w:cs="Arial" w:eastAsia="Arial" w:hAnsi="Arial"/>
@@ -4144,7 +4144,7 @@
             <w:pPr>
               <w:spacing w:after="20" w:before="0"/>
             </w:pPr>
-            <w:hyperlink w:history="1" r:id="rId8vkrvygcwljqizkfzzojk">
+            <w:hyperlink w:history="1" r:id="rIdtrf6qvqcmteocgxmxquju">
               <w:r>
                 <w:rPr>
                   <w:rFonts w:ascii="Arial" w:cs="Arial" w:eastAsia="Arial" w:hAnsi="Arial"/>
@@ -4177,7 +4177,7 @@
               <w:spacing w:after="10" w:before="0"/>
               <w:ind w:left="120"/>
             </w:pPr>
-            <w:hyperlink w:history="1" r:id="rIdi9oiyrib0uscmkcgwgv9t">
+            <w:hyperlink w:history="1" r:id="rIda3z998pdcpqjekjf8cjiq">
               <w:r>
                 <w:rPr>
                   <w:rFonts w:ascii="Arial" w:cs="Arial" w:eastAsia="Arial" w:hAnsi="Arial"/>
@@ -4222,7 +4222,7 @@
             <w:pPr>
               <w:spacing w:after="20" w:before="0"/>
             </w:pPr>
-            <w:hyperlink w:history="1" r:id="rId_glsgil8kme6ftruh0icr">
+            <w:hyperlink w:history="1" r:id="rId4morul9zhljfnnqifxusz">
               <w:r>
                 <w:rPr>
                   <w:rFonts w:ascii="Arial" w:cs="Arial" w:eastAsia="Arial" w:hAnsi="Arial"/>
@@ -4255,7 +4255,7 @@
               <w:spacing w:after="10" w:before="0"/>
               <w:ind w:left="120"/>
             </w:pPr>
-            <w:hyperlink w:history="1" r:id="rIdl7a0vn-1ab2amk3i7akh1">
+            <w:hyperlink w:history="1" r:id="rIdgdgnxefl_4ovdxcuedse_">
               <w:r>
                 <w:rPr>
                   <w:rFonts w:ascii="Arial" w:cs="Arial" w:eastAsia="Arial" w:hAnsi="Arial"/>
@@ -4564,7 +4564,7 @@
             <w:pPr>
               <w:spacing w:after="20" w:before="0"/>
             </w:pPr>
-            <w:hyperlink w:history="1" r:id="rIdyatslvmg7asa-lx8quarw">
+            <w:hyperlink w:history="1" r:id="rIdro2l6mr47ncfajxk5waxp">
               <w:r>
                 <w:rPr>
                   <w:rFonts w:ascii="Arial" w:cs="Arial" w:eastAsia="Arial" w:hAnsi="Arial"/>
@@ -4597,7 +4597,7 @@
               <w:spacing w:after="10" w:before="0"/>
               <w:ind w:left="120"/>
             </w:pPr>
-            <w:hyperlink w:history="1" r:id="rIdechmlld07f2iyobjrcpk7">
+            <w:hyperlink w:history="1" r:id="rId3kyle8vfhwo4xxxhvn7kl">
               <w:r>
                 <w:rPr>
                   <w:rFonts w:ascii="Arial" w:cs="Arial" w:eastAsia="Arial" w:hAnsi="Arial"/>
@@ -4642,7 +4642,7 @@
             <w:pPr>
               <w:spacing w:after="20" w:before="0"/>
             </w:pPr>
-            <w:hyperlink w:history="1" r:id="rIdch0q3ncq22ajfi1_ku6vz">
+            <w:hyperlink w:history="1" r:id="rIdxognwcqugfp14wcbcvj5y">
               <w:r>
                 <w:rPr>
                   <w:rFonts w:ascii="Arial" w:cs="Arial" w:eastAsia="Arial" w:hAnsi="Arial"/>
@@ -4675,7 +4675,7 @@
               <w:spacing w:after="10" w:before="0"/>
               <w:ind w:left="120"/>
             </w:pPr>
-            <w:hyperlink w:history="1" r:id="rIdhdftq39sp4moz93-4az62">
+            <w:hyperlink w:history="1" r:id="rIdnzzhn4bv4wvop_rhtnhwg">
               <w:r>
                 <w:rPr>
                   <w:rFonts w:ascii="Arial" w:cs="Arial" w:eastAsia="Arial" w:hAnsi="Arial"/>
@@ -4984,7 +4984,7 @@
             <w:pPr>
               <w:spacing w:after="20" w:before="0"/>
             </w:pPr>
-            <w:hyperlink w:history="1" r:id="rIdyhhotdk7cvodnn1hau2x-">
+            <w:hyperlink w:history="1" r:id="rId5wujyhbs6hrmotmsm3cyo">
               <w:r>
                 <w:rPr>
                   <w:rFonts w:ascii="Arial" w:cs="Arial" w:eastAsia="Arial" w:hAnsi="Arial"/>
@@ -5017,7 +5017,7 @@
               <w:spacing w:after="10" w:before="0"/>
               <w:ind w:left="120"/>
             </w:pPr>
-            <w:hyperlink w:history="1" r:id="rId3cbshta_c-fr8ung6kans">
+            <w:hyperlink w:history="1" r:id="rIddlcy5x6oox__tx5_1ock7">
               <w:r>
                 <w:rPr>
                   <w:rFonts w:ascii="Arial" w:cs="Arial" w:eastAsia="Arial" w:hAnsi="Arial"/>
@@ -5062,7 +5062,7 @@
             <w:pPr>
               <w:spacing w:after="20" w:before="0"/>
             </w:pPr>
-            <w:hyperlink w:history="1" r:id="rId8qyjuoiwgf9p8nfhtu7x_">
+            <w:hyperlink w:history="1" r:id="rIdndpjukq9ie_t7ctvrlvt7">
               <w:r>
                 <w:rPr>
                   <w:rFonts w:ascii="Arial" w:cs="Arial" w:eastAsia="Arial" w:hAnsi="Arial"/>
@@ -5095,7 +5095,7 @@
               <w:spacing w:after="10" w:before="0"/>
               <w:ind w:left="120"/>
             </w:pPr>
-            <w:hyperlink w:history="1" r:id="rId08aqqoy4u8polvv5qnp8-">
+            <w:hyperlink w:history="1" r:id="rId4h3v7m_verzfmaicbtewb">
               <w:r>
                 <w:rPr>
                   <w:rFonts w:ascii="Arial" w:cs="Arial" w:eastAsia="Arial" w:hAnsi="Arial"/>
@@ -6658,7 +6658,7 @@
             <w:pPr>
               <w:spacing w:after="20" w:before="0"/>
             </w:pPr>
-            <w:hyperlink w:history="1" r:id="rId1hdxgrm9di5ycbgrfs9ei">
+            <w:hyperlink w:history="1" r:id="rIdnsrvm8q23pwg3vub94aak">
               <w:r>
                 <w:rPr>
                   <w:rFonts w:ascii="Arial" w:cs="Arial" w:eastAsia="Arial" w:hAnsi="Arial"/>
@@ -6691,7 +6691,7 @@
               <w:spacing w:after="10" w:before="0"/>
               <w:ind w:left="120"/>
             </w:pPr>
-            <w:hyperlink w:history="1" r:id="rIdduyw3d7jlo9vu9xikr3ji">
+            <w:hyperlink w:history="1" r:id="rIdxhqmu5k6iywz2zgnqitga">
               <w:r>
                 <w:rPr>
                   <w:rFonts w:ascii="Arial" w:cs="Arial" w:eastAsia="Arial" w:hAnsi="Arial"/>
@@ -6736,7 +6736,7 @@
             <w:pPr>
               <w:spacing w:after="20" w:before="0"/>
             </w:pPr>
-            <w:hyperlink w:history="1" r:id="rIdo82-eqyaelbcjgewe-upi">
+            <w:hyperlink w:history="1" r:id="rIdxf6shsjnupbagvyb0vmaw">
               <w:r>
                 <w:rPr>
                   <w:rFonts w:ascii="Arial" w:cs="Arial" w:eastAsia="Arial" w:hAnsi="Arial"/>
@@ -6769,7 +6769,7 @@
               <w:spacing w:after="10" w:before="0"/>
               <w:ind w:left="120"/>
             </w:pPr>
-            <w:hyperlink w:history="1" r:id="rId67-dagozoddpuz5p7lsli">
+            <w:hyperlink w:history="1" r:id="rIdixvxthe7blaxrl21l5jx2">
               <w:r>
                 <w:rPr>
                   <w:rFonts w:ascii="Arial" w:cs="Arial" w:eastAsia="Arial" w:hAnsi="Arial"/>
@@ -6964,7 +6964,7 @@
             <w:pPr>
               <w:spacing w:after="20" w:before="0"/>
             </w:pPr>
-            <w:hyperlink w:history="1" r:id="rIdh4hmhzot9rvwzfffexw-i">
+            <w:hyperlink w:history="1" r:id="rIdjj6txzim3lrz83djmxq3s">
               <w:r>
                 <w:rPr>
                   <w:rFonts w:ascii="Arial" w:cs="Arial" w:eastAsia="Arial" w:hAnsi="Arial"/>
@@ -6997,7 +6997,7 @@
               <w:spacing w:after="10" w:before="0"/>
               <w:ind w:left="120"/>
             </w:pPr>
-            <w:hyperlink w:history="1" r:id="rIddqpsttayadwz2ggmztiof">
+            <w:hyperlink w:history="1" r:id="rIdlv-ryis0oa-n6m8of82y2">
               <w:r>
                 <w:rPr>
                   <w:rFonts w:ascii="Arial" w:cs="Arial" w:eastAsia="Arial" w:hAnsi="Arial"/>
@@ -7042,7 +7042,7 @@
             <w:pPr>
               <w:spacing w:after="20" w:before="0"/>
             </w:pPr>
-            <w:hyperlink w:history="1" r:id="rIdsluyf0mpyoykjnfuubtd6">
+            <w:hyperlink w:history="1" r:id="rIdskkwzbws3413dfogimj-d">
               <w:r>
                 <w:rPr>
                   <w:rFonts w:ascii="Arial" w:cs="Arial" w:eastAsia="Arial" w:hAnsi="Arial"/>
@@ -7075,7 +7075,7 @@
               <w:spacing w:after="10" w:before="0"/>
               <w:ind w:left="120"/>
             </w:pPr>
-            <w:hyperlink w:history="1" r:id="rIdr9q95pjimntiiunurbfyj">
+            <w:hyperlink w:history="1" r:id="rIdc9bnpgvnms-rlm-u8cprf">
               <w:r>
                 <w:rPr>
                   <w:rFonts w:ascii="Arial" w:cs="Arial" w:eastAsia="Arial" w:hAnsi="Arial"/>
@@ -7270,7 +7270,7 @@
             <w:pPr>
               <w:spacing w:after="20" w:before="0"/>
             </w:pPr>
-            <w:hyperlink w:history="1" r:id="rIdg3ibmif05ou27kuj1vtlj">
+            <w:hyperlink w:history="1" r:id="rId1qyd2tm4u74rb7ddj4osn">
               <w:r>
                 <w:rPr>
                   <w:rFonts w:ascii="Arial" w:cs="Arial" w:eastAsia="Arial" w:hAnsi="Arial"/>
@@ -7303,7 +7303,7 @@
               <w:spacing w:after="10" w:before="0"/>
               <w:ind w:left="120"/>
             </w:pPr>
-            <w:hyperlink w:history="1" r:id="rIdtw11ynmsvwy8etwfjsvem">
+            <w:hyperlink w:history="1" r:id="rIddscluej_ikne3swfgycwq">
               <w:r>
                 <w:rPr>
                   <w:rFonts w:ascii="Arial" w:cs="Arial" w:eastAsia="Arial" w:hAnsi="Arial"/>
@@ -7348,7 +7348,7 @@
             <w:pPr>
               <w:spacing w:after="20" w:before="0"/>
             </w:pPr>
-            <w:hyperlink w:history="1" r:id="rIdp_grmaffqvlvxw-8mm_gj">
+            <w:hyperlink w:history="1" r:id="rIddbvlsv5ktn9pccqmegyu0">
               <w:r>
                 <w:rPr>
                   <w:rFonts w:ascii="Arial" w:cs="Arial" w:eastAsia="Arial" w:hAnsi="Arial"/>
@@ -7381,7 +7381,7 @@
               <w:spacing w:after="10" w:before="0"/>
               <w:ind w:left="120"/>
             </w:pPr>
-            <w:hyperlink w:history="1" r:id="rIdmgnhtr06pvt9g28vnhxi9">
+            <w:hyperlink w:history="1" r:id="rIdkfbyu_tzocuf9lirpuf3e">
               <w:r>
                 <w:rPr>
                   <w:rFonts w:ascii="Arial" w:cs="Arial" w:eastAsia="Arial" w:hAnsi="Arial"/>
@@ -7576,7 +7576,7 @@
             <w:pPr>
               <w:spacing w:after="20" w:before="0"/>
             </w:pPr>
-            <w:hyperlink w:history="1" r:id="rIdpj-rr1cdekukkzg_lmadd">
+            <w:hyperlink w:history="1" r:id="rId1cr0jnklvtnfl-5zky2q7">
               <w:r>
                 <w:rPr>
                   <w:rFonts w:ascii="Arial" w:cs="Arial" w:eastAsia="Arial" w:hAnsi="Arial"/>
@@ -7609,7 +7609,7 @@
               <w:spacing w:after="10" w:before="0"/>
               <w:ind w:left="120"/>
             </w:pPr>
-            <w:hyperlink w:history="1" r:id="rIds7-xwpbvmbtcuknd78xmp">
+            <w:hyperlink w:history="1" r:id="rId-ecspou4h3wkbmjo0dwfz">
               <w:r>
                 <w:rPr>
                   <w:rFonts w:ascii="Arial" w:cs="Arial" w:eastAsia="Arial" w:hAnsi="Arial"/>
@@ -7654,7 +7654,7 @@
             <w:pPr>
               <w:spacing w:after="20" w:before="0"/>
             </w:pPr>
-            <w:hyperlink w:history="1" r:id="rIdypwsy1zcpopestyir0jsg">
+            <w:hyperlink w:history="1" r:id="rIdy3meqvzidxz5luaj97wgk">
               <w:r>
                 <w:rPr>
                   <w:rFonts w:ascii="Arial" w:cs="Arial" w:eastAsia="Arial" w:hAnsi="Arial"/>
@@ -7687,7 +7687,7 @@
               <w:spacing w:after="10" w:before="0"/>
               <w:ind w:left="120"/>
             </w:pPr>
-            <w:hyperlink w:history="1" r:id="rIdtwotckmgb6h48xe4nz6df">
+            <w:hyperlink w:history="1" r:id="rIdi2kt4gb4cl3nzcjr0c_wv">
               <w:r>
                 <w:rPr>
                   <w:rFonts w:ascii="Arial" w:cs="Arial" w:eastAsia="Arial" w:hAnsi="Arial"/>
@@ -7882,7 +7882,7 @@
             <w:pPr>
               <w:spacing w:after="20" w:before="0"/>
             </w:pPr>
-            <w:hyperlink w:history="1" r:id="rIdnbedjkxlplow0tvv0fndp">
+            <w:hyperlink w:history="1" r:id="rIdgbjqmiw2m748gdttmsvum">
               <w:r>
                 <w:rPr>
                   <w:rFonts w:ascii="Arial" w:cs="Arial" w:eastAsia="Arial" w:hAnsi="Arial"/>
@@ -7915,7 +7915,7 @@
               <w:spacing w:after="10" w:before="0"/>
               <w:ind w:left="120"/>
             </w:pPr>
-            <w:hyperlink w:history="1" r:id="rIdbqzvbdqb-h1_aizpc14yv">
+            <w:hyperlink w:history="1" r:id="rIda_e7gvlioxvqtp55jak4t">
               <w:r>
                 <w:rPr>
                   <w:rFonts w:ascii="Arial" w:cs="Arial" w:eastAsia="Arial" w:hAnsi="Arial"/>
@@ -7960,7 +7960,7 @@
             <w:pPr>
               <w:spacing w:after="20" w:before="0"/>
             </w:pPr>
-            <w:hyperlink w:history="1" r:id="rId_5jdjwb_zrczf8tiskh1p">
+            <w:hyperlink w:history="1" r:id="rIdfgg7orcx_fumdzt1yge5x">
               <w:r>
                 <w:rPr>
                   <w:rFonts w:ascii="Arial" w:cs="Arial" w:eastAsia="Arial" w:hAnsi="Arial"/>
@@ -7993,7 +7993,7 @@
               <w:spacing w:after="10" w:before="0"/>
               <w:ind w:left="120"/>
             </w:pPr>
-            <w:hyperlink w:history="1" r:id="rIdjc2evjtcerfyfhvbiaqnb">
+            <w:hyperlink w:history="1" r:id="rIdyxmwo8e6qgdijyq4etvkc">
               <w:r>
                 <w:rPr>
                   <w:rFonts w:ascii="Arial" w:cs="Arial" w:eastAsia="Arial" w:hAnsi="Arial"/>
@@ -9480,7 +9480,7 @@
             <w:pPr>
               <w:spacing w:after="20" w:before="0"/>
             </w:pPr>
-            <w:hyperlink w:history="1" r:id="rIdaaydcjh_7qwwx8cfkhols">
+            <w:hyperlink w:history="1" r:id="rIdccnvx2n2dmpukxuto-8mq">
               <w:r>
                 <w:rPr>
                   <w:rFonts w:ascii="Arial" w:cs="Arial" w:eastAsia="Arial" w:hAnsi="Arial"/>
@@ -9513,7 +9513,7 @@
               <w:spacing w:after="10" w:before="0"/>
               <w:ind w:left="120"/>
             </w:pPr>
-            <w:hyperlink w:history="1" r:id="rIdeyitios8pkjlamjnccem1">
+            <w:hyperlink w:history="1" r:id="rIdz89g35margz1qtdn7k_uv">
               <w:r>
                 <w:rPr>
                   <w:rFonts w:ascii="Arial" w:cs="Arial" w:eastAsia="Arial" w:hAnsi="Arial"/>
@@ -9558,7 +9558,7 @@
             <w:pPr>
               <w:spacing w:after="20" w:before="0"/>
             </w:pPr>
-            <w:hyperlink w:history="1" r:id="rIdfzqkimufxlcdw7loknzcd">
+            <w:hyperlink w:history="1" r:id="rIdvrte5nw1iartbvibadbma">
               <w:r>
                 <w:rPr>
                   <w:rFonts w:ascii="Arial" w:cs="Arial" w:eastAsia="Arial" w:hAnsi="Arial"/>
@@ -9591,7 +9591,7 @@
               <w:spacing w:after="10" w:before="0"/>
               <w:ind w:left="120"/>
             </w:pPr>
-            <w:hyperlink w:history="1" r:id="rId8ox7kiilcxb5tdcggn4fp">
+            <w:hyperlink w:history="1" r:id="rIdfwjmlinrzgucrembsro87">
               <w:r>
                 <w:rPr>
                   <w:rFonts w:ascii="Arial" w:cs="Arial" w:eastAsia="Arial" w:hAnsi="Arial"/>
@@ -9786,7 +9786,7 @@
             <w:pPr>
               <w:spacing w:after="20" w:before="0"/>
             </w:pPr>
-            <w:hyperlink w:history="1" r:id="rIdqu5uyqy2t72r_oalpb4ix">
+            <w:hyperlink w:history="1" r:id="rIda_ok3sthzwnsy0_cwh5vc">
               <w:r>
                 <w:rPr>
                   <w:rFonts w:ascii="Arial" w:cs="Arial" w:eastAsia="Arial" w:hAnsi="Arial"/>
@@ -9819,7 +9819,7 @@
               <w:spacing w:after="10" w:before="0"/>
               <w:ind w:left="120"/>
             </w:pPr>
-            <w:hyperlink w:history="1" r:id="rIdynonoepwdxeelvpgqxh9h">
+            <w:hyperlink w:history="1" r:id="rIdtoqdq-4blkv6ampluhmje">
               <w:r>
                 <w:rPr>
                   <w:rFonts w:ascii="Arial" w:cs="Arial" w:eastAsia="Arial" w:hAnsi="Arial"/>
@@ -9864,7 +9864,7 @@
             <w:pPr>
               <w:spacing w:after="20" w:before="0"/>
             </w:pPr>
-            <w:hyperlink w:history="1" r:id="rId6yvkyy2lajjjhgfjmsvrj">
+            <w:hyperlink w:history="1" r:id="rIdtrxzv8vewp6fv3km4tgdh">
               <w:r>
                 <w:rPr>
                   <w:rFonts w:ascii="Arial" w:cs="Arial" w:eastAsia="Arial" w:hAnsi="Arial"/>
@@ -9897,7 +9897,7 @@
               <w:spacing w:after="10" w:before="0"/>
               <w:ind w:left="120"/>
             </w:pPr>
-            <w:hyperlink w:history="1" r:id="rIdc2bd_qjtgmxue_k2sek1d">
+            <w:hyperlink w:history="1" r:id="rIdfgga3eohtvzozsb7rtrjy">
               <w:r>
                 <w:rPr>
                   <w:rFonts w:ascii="Arial" w:cs="Arial" w:eastAsia="Arial" w:hAnsi="Arial"/>
@@ -10092,7 +10092,7 @@
             <w:pPr>
               <w:spacing w:after="20" w:before="0"/>
             </w:pPr>
-            <w:hyperlink w:history="1" r:id="rIdvzxxukvvjs_60w6gbn5ek">
+            <w:hyperlink w:history="1" r:id="rIdsx3hidlsozyjbmztsptp_">
               <w:r>
                 <w:rPr>
                   <w:rFonts w:ascii="Arial" w:cs="Arial" w:eastAsia="Arial" w:hAnsi="Arial"/>
@@ -10125,7 +10125,7 @@
               <w:spacing w:after="10" w:before="0"/>
               <w:ind w:left="120"/>
             </w:pPr>
-            <w:hyperlink w:history="1" r:id="rId0psruezc87lqpx5vexkbu">
+            <w:hyperlink w:history="1" r:id="rIdb8slvoo-_bqibtxyuydyb">
               <w:r>
                 <w:rPr>
                   <w:rFonts w:ascii="Arial" w:cs="Arial" w:eastAsia="Arial" w:hAnsi="Arial"/>
@@ -10170,7 +10170,7 @@
             <w:pPr>
               <w:spacing w:after="20" w:before="0"/>
             </w:pPr>
-            <w:hyperlink w:history="1" r:id="rId3hb3tql1q2zxtaashhsya">
+            <w:hyperlink w:history="1" r:id="rIdvk366azpknid1hvky4n8b">
               <w:r>
                 <w:rPr>
                   <w:rFonts w:ascii="Arial" w:cs="Arial" w:eastAsia="Arial" w:hAnsi="Arial"/>
@@ -10203,7 +10203,7 @@
               <w:spacing w:after="10" w:before="0"/>
               <w:ind w:left="120"/>
             </w:pPr>
-            <w:hyperlink w:history="1" r:id="rIdddbmd3n6lnyz2xr6elaw_">
+            <w:hyperlink w:history="1" r:id="rIdvnhkbiohifwrt-1dok04u">
               <w:r>
                 <w:rPr>
                   <w:rFonts w:ascii="Arial" w:cs="Arial" w:eastAsia="Arial" w:hAnsi="Arial"/>
@@ -10398,7 +10398,7 @@
             <w:pPr>
               <w:spacing w:after="20" w:before="0"/>
             </w:pPr>
-            <w:hyperlink w:history="1" r:id="rIdwfd4mvlxtkc2na9ri1lgp">
+            <w:hyperlink w:history="1" r:id="rIdwacr81jywjmc873todk93">
               <w:r>
                 <w:rPr>
                   <w:rFonts w:ascii="Arial" w:cs="Arial" w:eastAsia="Arial" w:hAnsi="Arial"/>
@@ -10431,7 +10431,7 @@
               <w:spacing w:after="10" w:before="0"/>
               <w:ind w:left="120"/>
             </w:pPr>
-            <w:hyperlink w:history="1" r:id="rIdyjrt7t2hp-duzapzugef5">
+            <w:hyperlink w:history="1" r:id="rIdtafjty-bhysy6snvrz-ac">
               <w:r>
                 <w:rPr>
                   <w:rFonts w:ascii="Arial" w:cs="Arial" w:eastAsia="Arial" w:hAnsi="Arial"/>
@@ -10476,7 +10476,7 @@
             <w:pPr>
               <w:spacing w:after="20" w:before="0"/>
             </w:pPr>
-            <w:hyperlink w:history="1" r:id="rIdfemp5chw_1gfe5ibo_xfm">
+            <w:hyperlink w:history="1" r:id="rIddj6wohughb01xxuzpbaoq">
               <w:r>
                 <w:rPr>
                   <w:rFonts w:ascii="Arial" w:cs="Arial" w:eastAsia="Arial" w:hAnsi="Arial"/>
@@ -10509,7 +10509,7 @@
               <w:spacing w:after="10" w:before="0"/>
               <w:ind w:left="120"/>
             </w:pPr>
-            <w:hyperlink w:history="1" r:id="rIdm0z13ziqmeg8ao-erejc-">
+            <w:hyperlink w:history="1" r:id="rIde3jddhlwc2d2czz-vpbql">
               <w:r>
                 <w:rPr>
                   <w:rFonts w:ascii="Arial" w:cs="Arial" w:eastAsia="Arial" w:hAnsi="Arial"/>
@@ -10704,7 +10704,7 @@
             <w:pPr>
               <w:spacing w:after="20" w:before="0"/>
             </w:pPr>
-            <w:hyperlink w:history="1" r:id="rId6u8qadv9uz0knx6t1mbg_">
+            <w:hyperlink w:history="1" r:id="rId_nqzlai8o1vhs6y8f6tih">
               <w:r>
                 <w:rPr>
                   <w:rFonts w:ascii="Arial" w:cs="Arial" w:eastAsia="Arial" w:hAnsi="Arial"/>
@@ -10737,7 +10737,7 @@
               <w:spacing w:after="10" w:before="0"/>
               <w:ind w:left="120"/>
             </w:pPr>
-            <w:hyperlink w:history="1" r:id="rIdoynp1jodpe_iftcxnpfnl">
+            <w:hyperlink w:history="1" r:id="rIdup0ay6iraxb2aroeq__sr">
               <w:r>
                 <w:rPr>
                   <w:rFonts w:ascii="Arial" w:cs="Arial" w:eastAsia="Arial" w:hAnsi="Arial"/>
@@ -10782,7 +10782,7 @@
             <w:pPr>
               <w:spacing w:after="20" w:before="0"/>
             </w:pPr>
-            <w:hyperlink w:history="1" r:id="rId1thfyn2lh_0mgiapbnp1w">
+            <w:hyperlink w:history="1" r:id="rIdt9yjg3jtmb7zlnqqrfso6">
               <w:r>
                 <w:rPr>
                   <w:rFonts w:ascii="Arial" w:cs="Arial" w:eastAsia="Arial" w:hAnsi="Arial"/>
@@ -10815,7 +10815,7 @@
               <w:spacing w:after="10" w:before="0"/>
               <w:ind w:left="120"/>
             </w:pPr>
-            <w:hyperlink w:history="1" r:id="rIdz3rhss-gn4fnucm1pwxno">
+            <w:hyperlink w:history="1" r:id="rIdek_w9p8f8722l5jqraufz">
               <w:r>
                 <w:rPr>
                   <w:rFonts w:ascii="Arial" w:cs="Arial" w:eastAsia="Arial" w:hAnsi="Arial"/>
@@ -12416,7 +12416,7 @@
             <w:pPr>
               <w:spacing w:after="20" w:before="0"/>
             </w:pPr>
-            <w:hyperlink w:history="1" r:id="rIdqswhzpz_glnqsvsjtg4nx">
+            <w:hyperlink w:history="1" r:id="rId9lhghghol9vybxm366i8k">
               <w:r>
                 <w:rPr>
                   <w:rFonts w:ascii="Arial" w:cs="Arial" w:eastAsia="Arial" w:hAnsi="Arial"/>
@@ -12449,7 +12449,7 @@
               <w:spacing w:after="10" w:before="0"/>
               <w:ind w:left="120"/>
             </w:pPr>
-            <w:hyperlink w:history="1" r:id="rId_wr8jar4qymdqf3rzjpt9">
+            <w:hyperlink w:history="1" r:id="rIdkuaqfjfbl6ot7x3wlq5kq">
               <w:r>
                 <w:rPr>
                   <w:rFonts w:ascii="Arial" w:cs="Arial" w:eastAsia="Arial" w:hAnsi="Arial"/>
@@ -12494,7 +12494,7 @@
             <w:pPr>
               <w:spacing w:after="20" w:before="0"/>
             </w:pPr>
-            <w:hyperlink w:history="1" r:id="rIdcxfjht8s-by6am23jm_3s">
+            <w:hyperlink w:history="1" r:id="rIdotrbohogqbojx_uvvbc0t">
               <w:r>
                 <w:rPr>
                   <w:rFonts w:ascii="Arial" w:cs="Arial" w:eastAsia="Arial" w:hAnsi="Arial"/>
@@ -12527,7 +12527,7 @@
               <w:spacing w:after="10" w:before="0"/>
               <w:ind w:left="120"/>
             </w:pPr>
-            <w:hyperlink w:history="1" r:id="rIdqhqm51cdctfcll-o0p3e3">
+            <w:hyperlink w:history="1" r:id="rId4gbyspsqu6uaje92fkqnk">
               <w:r>
                 <w:rPr>
                   <w:rFonts w:ascii="Arial" w:cs="Arial" w:eastAsia="Arial" w:hAnsi="Arial"/>
@@ -12722,7 +12722,7 @@
             <w:pPr>
               <w:spacing w:after="20" w:before="0"/>
             </w:pPr>
-            <w:hyperlink w:history="1" r:id="rIdqbblgnqd1nlk6hgusirgx">
+            <w:hyperlink w:history="1" r:id="rId8elnahfczl__htdovbdjt">
               <w:r>
                 <w:rPr>
                   <w:rFonts w:ascii="Arial" w:cs="Arial" w:eastAsia="Arial" w:hAnsi="Arial"/>
@@ -12755,7 +12755,7 @@
               <w:spacing w:after="10" w:before="0"/>
               <w:ind w:left="120"/>
             </w:pPr>
-            <w:hyperlink w:history="1" r:id="rIdyfwqgitgph117qt7gmn4h">
+            <w:hyperlink w:history="1" r:id="rId3luhz0luyxynmddcb9-e1">
               <w:r>
                 <w:rPr>
                   <w:rFonts w:ascii="Arial" w:cs="Arial" w:eastAsia="Arial" w:hAnsi="Arial"/>
@@ -12800,7 +12800,7 @@
             <w:pPr>
               <w:spacing w:after="20" w:before="0"/>
             </w:pPr>
-            <w:hyperlink w:history="1" r:id="rIdgmylyr1yqmgbugusvxgaw">
+            <w:hyperlink w:history="1" r:id="rIdcq4gdws3hsbudt17cr_jj">
               <w:r>
                 <w:rPr>
                   <w:rFonts w:ascii="Arial" w:cs="Arial" w:eastAsia="Arial" w:hAnsi="Arial"/>
@@ -12833,7 +12833,7 @@
               <w:spacing w:after="10" w:before="0"/>
               <w:ind w:left="120"/>
             </w:pPr>
-            <w:hyperlink w:history="1" r:id="rIdcqrxtcpzawuov24zpzb9d">
+            <w:hyperlink w:history="1" r:id="rIdfwgkyzmfhazdukck0bh8p">
               <w:r>
                 <w:rPr>
                   <w:rFonts w:ascii="Arial" w:cs="Arial" w:eastAsia="Arial" w:hAnsi="Arial"/>
@@ -13028,7 +13028,7 @@
             <w:pPr>
               <w:spacing w:after="20" w:before="0"/>
             </w:pPr>
-            <w:hyperlink w:history="1" r:id="rId3eqzipqwrbckaeospiyly">
+            <w:hyperlink w:history="1" r:id="rIdkvxex_7rtwwy3v7ows31b">
               <w:r>
                 <w:rPr>
                   <w:rFonts w:ascii="Arial" w:cs="Arial" w:eastAsia="Arial" w:hAnsi="Arial"/>
@@ -13061,7 +13061,7 @@
               <w:spacing w:after="10" w:before="0"/>
               <w:ind w:left="120"/>
             </w:pPr>
-            <w:hyperlink w:history="1" r:id="rId8s7cvvm6np7lp9ydv_pm4">
+            <w:hyperlink w:history="1" r:id="rIdfka0a64u_ba3pcfzh-xyn">
               <w:r>
                 <w:rPr>
                   <w:rFonts w:ascii="Arial" w:cs="Arial" w:eastAsia="Arial" w:hAnsi="Arial"/>
@@ -13106,7 +13106,7 @@
             <w:pPr>
               <w:spacing w:after="20" w:before="0"/>
             </w:pPr>
-            <w:hyperlink w:history="1" r:id="rIdke0-keymkup6v2wetwkuf">
+            <w:hyperlink w:history="1" r:id="rIdz32iijtyjxixa7hqwmhyp">
               <w:r>
                 <w:rPr>
                   <w:rFonts w:ascii="Arial" w:cs="Arial" w:eastAsia="Arial" w:hAnsi="Arial"/>
@@ -13139,7 +13139,7 @@
               <w:spacing w:after="10" w:before="0"/>
               <w:ind w:left="120"/>
             </w:pPr>
-            <w:hyperlink w:history="1" r:id="rIdrt3ylwgenc1edf8hnlpey">
+            <w:hyperlink w:history="1" r:id="rIdr4tr4jdueegxlyradawdj">
               <w:r>
                 <w:rPr>
                   <w:rFonts w:ascii="Arial" w:cs="Arial" w:eastAsia="Arial" w:hAnsi="Arial"/>
@@ -13334,7 +13334,7 @@
             <w:pPr>
               <w:spacing w:after="20" w:before="0"/>
             </w:pPr>
-            <w:hyperlink w:history="1" r:id="rIdrq6bww7z4patsp_bjbrsc">
+            <w:hyperlink w:history="1" r:id="rId4xeldi2nbescztihfvdkf">
               <w:r>
                 <w:rPr>
                   <w:rFonts w:ascii="Arial" w:cs="Arial" w:eastAsia="Arial" w:hAnsi="Arial"/>
@@ -13367,7 +13367,7 @@
               <w:spacing w:after="10" w:before="0"/>
               <w:ind w:left="120"/>
             </w:pPr>
-            <w:hyperlink w:history="1" r:id="rIdceywn8zlwxuhmzwjkwsms">
+            <w:hyperlink w:history="1" r:id="rId81kxabbwkerm6bpiz_yk4">
               <w:r>
                 <w:rPr>
                   <w:rFonts w:ascii="Arial" w:cs="Arial" w:eastAsia="Arial" w:hAnsi="Arial"/>
@@ -13412,7 +13412,7 @@
             <w:pPr>
               <w:spacing w:after="20" w:before="0"/>
             </w:pPr>
-            <w:hyperlink w:history="1" r:id="rIdtudyogh6wvoab9lbyykwk">
+            <w:hyperlink w:history="1" r:id="rIdfzoxj3mwlsp4xyyw9uwvw">
               <w:r>
                 <w:rPr>
                   <w:rFonts w:ascii="Arial" w:cs="Arial" w:eastAsia="Arial" w:hAnsi="Arial"/>
@@ -13445,7 +13445,7 @@
               <w:spacing w:after="10" w:before="0"/>
               <w:ind w:left="120"/>
             </w:pPr>
-            <w:hyperlink w:history="1" r:id="rIdcfg5jgjluewpcyibkzust">
+            <w:hyperlink w:history="1" r:id="rIdqgl5rq5-zgdmd3mq4jsgy">
               <w:r>
                 <w:rPr>
                   <w:rFonts w:ascii="Arial" w:cs="Arial" w:eastAsia="Arial" w:hAnsi="Arial"/>
@@ -13640,7 +13640,7 @@
             <w:pPr>
               <w:spacing w:after="20" w:before="0"/>
             </w:pPr>
-            <w:hyperlink w:history="1" r:id="rIdnlxj77jc8-edothmzbmlj">
+            <w:hyperlink w:history="1" r:id="rIdjbcgbtzs3kq4dn-snprzg">
               <w:r>
                 <w:rPr>
                   <w:rFonts w:ascii="Arial" w:cs="Arial" w:eastAsia="Arial" w:hAnsi="Arial"/>
@@ -13673,7 +13673,7 @@
               <w:spacing w:after="10" w:before="0"/>
               <w:ind w:left="120"/>
             </w:pPr>
-            <w:hyperlink w:history="1" r:id="rIdxpovppy1vi2c7oazciy9o">
+            <w:hyperlink w:history="1" r:id="rIda7iwcrwgi8oi17hyil1za">
               <w:r>
                 <w:rPr>
                   <w:rFonts w:ascii="Arial" w:cs="Arial" w:eastAsia="Arial" w:hAnsi="Arial"/>
@@ -13718,7 +13718,7 @@
             <w:pPr>
               <w:spacing w:after="20" w:before="0"/>
             </w:pPr>
-            <w:hyperlink w:history="1" r:id="rIdkr38v6vw6_7keue4utmrb">
+            <w:hyperlink w:history="1" r:id="rIdt4tsdfpdwfzwglc-xcaev">
               <w:r>
                 <w:rPr>
                   <w:rFonts w:ascii="Arial" w:cs="Arial" w:eastAsia="Arial" w:hAnsi="Arial"/>
@@ -13751,7 +13751,7 @@
               <w:spacing w:after="10" w:before="0"/>
               <w:ind w:left="120"/>
             </w:pPr>
-            <w:hyperlink w:history="1" r:id="rId0m7ohrihjt0bzg-moawsv">
+            <w:hyperlink w:history="1" r:id="rIdq9vrxxkkrinb9g4ybryc8">
               <w:r>
                 <w:rPr>
                   <w:rFonts w:ascii="Arial" w:cs="Arial" w:eastAsia="Arial" w:hAnsi="Arial"/>
@@ -15238,7 +15238,7 @@
             <w:pPr>
               <w:spacing w:after="20" w:before="0"/>
             </w:pPr>
-            <w:hyperlink w:history="1" r:id="rIdaybyd3x7mui0c00ukr2f9">
+            <w:hyperlink w:history="1" r:id="rIdgkjsgtn4ikpr-zrsclg5f">
               <w:r>
                 <w:rPr>
                   <w:rFonts w:ascii="Arial" w:cs="Arial" w:eastAsia="Arial" w:hAnsi="Arial"/>
@@ -15271,7 +15271,7 @@
               <w:spacing w:after="10" w:before="0"/>
               <w:ind w:left="120"/>
             </w:pPr>
-            <w:hyperlink w:history="1" r:id="rId9gzyu1cq2l6rgus7ncdf7">
+            <w:hyperlink w:history="1" r:id="rIdt4ln84oelkdmeuxcjhgo_">
               <w:r>
                 <w:rPr>
                   <w:rFonts w:ascii="Arial" w:cs="Arial" w:eastAsia="Arial" w:hAnsi="Arial"/>
@@ -15316,7 +15316,7 @@
             <w:pPr>
               <w:spacing w:after="20" w:before="0"/>
             </w:pPr>
-            <w:hyperlink w:history="1" r:id="rIdfhy2qqzcdyefrl18quzdj">
+            <w:hyperlink w:history="1" r:id="rId8-tz70ll3djgzpmh8smtd">
               <w:r>
                 <w:rPr>
                   <w:rFonts w:ascii="Arial" w:cs="Arial" w:eastAsia="Arial" w:hAnsi="Arial"/>
@@ -15349,7 +15349,7 @@
               <w:spacing w:after="10" w:before="0"/>
               <w:ind w:left="120"/>
             </w:pPr>
-            <w:hyperlink w:history="1" r:id="rIdktfyfr4ztthvb1kjvl3p0">
+            <w:hyperlink w:history="1" r:id="rIdlkix4l2sjcdd1opo8h2cd">
               <w:r>
                 <w:rPr>
                   <w:rFonts w:ascii="Arial" w:cs="Arial" w:eastAsia="Arial" w:hAnsi="Arial"/>
@@ -15544,7 +15544,7 @@
             <w:pPr>
               <w:spacing w:after="20" w:before="0"/>
             </w:pPr>
-            <w:hyperlink w:history="1" r:id="rIdb-gsszcapwfj5p1jqtzlh">
+            <w:hyperlink w:history="1" r:id="rIdgjzizfm4ew3q7o8r5y77k">
               <w:r>
                 <w:rPr>
                   <w:rFonts w:ascii="Arial" w:cs="Arial" w:eastAsia="Arial" w:hAnsi="Arial"/>
@@ -15577,7 +15577,7 @@
               <w:spacing w:after="10" w:before="0"/>
               <w:ind w:left="120"/>
             </w:pPr>
-            <w:hyperlink w:history="1" r:id="rIdtkkj99jdhzjn9_zczd20p">
+            <w:hyperlink w:history="1" r:id="rIdhvwl8ufwlqwzgaslnyxgd">
               <w:r>
                 <w:rPr>
                   <w:rFonts w:ascii="Arial" w:cs="Arial" w:eastAsia="Arial" w:hAnsi="Arial"/>
@@ -15622,7 +15622,7 @@
             <w:pPr>
               <w:spacing w:after="20" w:before="0"/>
             </w:pPr>
-            <w:hyperlink w:history="1" r:id="rIdybi_k8yksjfwcvkslzavk">
+            <w:hyperlink w:history="1" r:id="rIdsd8n8aii_6cd55eilbybw">
               <w:r>
                 <w:rPr>
                   <w:rFonts w:ascii="Arial" w:cs="Arial" w:eastAsia="Arial" w:hAnsi="Arial"/>
@@ -15655,7 +15655,7 @@
               <w:spacing w:after="10" w:before="0"/>
               <w:ind w:left="120"/>
             </w:pPr>
-            <w:hyperlink w:history="1" r:id="rIdulagatvdaobo9gd7onq7g">
+            <w:hyperlink w:history="1" r:id="rIdkhciqyfzy6ndbncwy5wcc">
               <w:r>
                 <w:rPr>
                   <w:rFonts w:ascii="Arial" w:cs="Arial" w:eastAsia="Arial" w:hAnsi="Arial"/>
@@ -15850,7 +15850,7 @@
             <w:pPr>
               <w:spacing w:after="20" w:before="0"/>
             </w:pPr>
-            <w:hyperlink w:history="1" r:id="rId4h5bxu-fzvnldww5zoxld">
+            <w:hyperlink w:history="1" r:id="rIdqnagu2zvbi4e1lk8qqyfj">
               <w:r>
                 <w:rPr>
                   <w:rFonts w:ascii="Arial" w:cs="Arial" w:eastAsia="Arial" w:hAnsi="Arial"/>
@@ -15883,7 +15883,7 @@
               <w:spacing w:after="10" w:before="0"/>
               <w:ind w:left="120"/>
             </w:pPr>
-            <w:hyperlink w:history="1" r:id="rId3jbzbouvwk4_kv-5bptku">
+            <w:hyperlink w:history="1" r:id="rIdqackafzxmez73atte5xrp">
               <w:r>
                 <w:rPr>
                   <w:rFonts w:ascii="Arial" w:cs="Arial" w:eastAsia="Arial" w:hAnsi="Arial"/>
@@ -15928,7 +15928,7 @@
             <w:pPr>
               <w:spacing w:after="20" w:before="0"/>
             </w:pPr>
-            <w:hyperlink w:history="1" r:id="rIdopz61zlhzvbqeldqtct-b">
+            <w:hyperlink w:history="1" r:id="rIdreno5otkodg1atwhaxv-a">
               <w:r>
                 <w:rPr>
                   <w:rFonts w:ascii="Arial" w:cs="Arial" w:eastAsia="Arial" w:hAnsi="Arial"/>
@@ -15961,7 +15961,7 @@
               <w:spacing w:after="10" w:before="0"/>
               <w:ind w:left="120"/>
             </w:pPr>
-            <w:hyperlink w:history="1" r:id="rIdwigpwbd6wz4hexva95hit">
+            <w:hyperlink w:history="1" r:id="rIdkbmlzemj5lotgylmw7abh">
               <w:r>
                 <w:rPr>
                   <w:rFonts w:ascii="Arial" w:cs="Arial" w:eastAsia="Arial" w:hAnsi="Arial"/>
@@ -16156,7 +16156,7 @@
             <w:pPr>
               <w:spacing w:after="20" w:before="0"/>
             </w:pPr>
-            <w:hyperlink w:history="1" r:id="rIdu_jchgex50vanlsn7cnp-">
+            <w:hyperlink w:history="1" r:id="rIdq3hpxynegwrjfx1v7n1_k">
               <w:r>
                 <w:rPr>
                   <w:rFonts w:ascii="Arial" w:cs="Arial" w:eastAsia="Arial" w:hAnsi="Arial"/>
@@ -16189,7 +16189,7 @@
               <w:spacing w:after="10" w:before="0"/>
               <w:ind w:left="120"/>
             </w:pPr>
-            <w:hyperlink w:history="1" r:id="rIdvxsc-k7wkm18ftifgkkpl">
+            <w:hyperlink w:history="1" r:id="rIdqqng9fynfk_liusqtiv63">
               <w:r>
                 <w:rPr>
                   <w:rFonts w:ascii="Arial" w:cs="Arial" w:eastAsia="Arial" w:hAnsi="Arial"/>
@@ -16234,7 +16234,7 @@
             <w:pPr>
               <w:spacing w:after="20" w:before="0"/>
             </w:pPr>
-            <w:hyperlink w:history="1" r:id="rId9knijtl_iwn8duglknfth">
+            <w:hyperlink w:history="1" r:id="rIdfgfh4fj7-aevlx5bcs0za">
               <w:r>
                 <w:rPr>
                   <w:rFonts w:ascii="Arial" w:cs="Arial" w:eastAsia="Arial" w:hAnsi="Arial"/>
@@ -16267,7 +16267,7 @@
               <w:spacing w:after="10" w:before="0"/>
               <w:ind w:left="120"/>
             </w:pPr>
-            <w:hyperlink w:history="1" r:id="rId7jedygczepeztws96sjb5">
+            <w:hyperlink w:history="1" r:id="rIdndzxkhgwqcvdse6cd8-rq">
               <w:r>
                 <w:rPr>
                   <w:rFonts w:ascii="Arial" w:cs="Arial" w:eastAsia="Arial" w:hAnsi="Arial"/>
@@ -16462,7 +16462,7 @@
             <w:pPr>
               <w:spacing w:after="20" w:before="0"/>
             </w:pPr>
-            <w:hyperlink w:history="1" r:id="rId_hd4l5eybqt7zc4l5ssyr">
+            <w:hyperlink w:history="1" r:id="rId70rdyrhr4yomoyehgid12">
               <w:r>
                 <w:rPr>
                   <w:rFonts w:ascii="Arial" w:cs="Arial" w:eastAsia="Arial" w:hAnsi="Arial"/>
@@ -16495,7 +16495,7 @@
               <w:spacing w:after="10" w:before="0"/>
               <w:ind w:left="120"/>
             </w:pPr>
-            <w:hyperlink w:history="1" r:id="rIdoy1zngvgjm1rqfmhpprah">
+            <w:hyperlink w:history="1" r:id="rId9tibke29rq_hpd-lsp7p6">
               <w:r>
                 <w:rPr>
                   <w:rFonts w:ascii="Arial" w:cs="Arial" w:eastAsia="Arial" w:hAnsi="Arial"/>
@@ -16540,7 +16540,7 @@
             <w:pPr>
               <w:spacing w:after="20" w:before="0"/>
             </w:pPr>
-            <w:hyperlink w:history="1" r:id="rId_un9fccbjvmlvvhdj2t9l">
+            <w:hyperlink w:history="1" r:id="rIddj68lrlvtyvisd4_asx9c">
               <w:r>
                 <w:rPr>
                   <w:rFonts w:ascii="Arial" w:cs="Arial" w:eastAsia="Arial" w:hAnsi="Arial"/>
@@ -16573,7 +16573,7 @@
               <w:spacing w:after="10" w:before="0"/>
               <w:ind w:left="120"/>
             </w:pPr>
-            <w:hyperlink w:history="1" r:id="rId2qzcc3ucpj7djasdofno5">
+            <w:hyperlink w:history="1" r:id="rIdp2j-8egcwbcuvjz6jwxi_">
               <w:r>
                 <w:rPr>
                   <w:rFonts w:ascii="Arial" w:cs="Arial" w:eastAsia="Arial" w:hAnsi="Arial"/>
@@ -18060,7 +18060,7 @@
             <w:pPr>
               <w:spacing w:after="20" w:before="0"/>
             </w:pPr>
-            <w:hyperlink w:history="1" r:id="rIdrr3qzpgjicoa_14dm1dxw">
+            <w:hyperlink w:history="1" r:id="rIdf-jyylgtwiwfnwmt0x_iz">
               <w:r>
                 <w:rPr>
                   <w:rFonts w:ascii="Arial" w:cs="Arial" w:eastAsia="Arial" w:hAnsi="Arial"/>
@@ -18093,7 +18093,7 @@
               <w:spacing w:after="10" w:before="0"/>
               <w:ind w:left="120"/>
             </w:pPr>
-            <w:hyperlink w:history="1" r:id="rIdbqzbwef_1l0txe__gcsr7">
+            <w:hyperlink w:history="1" r:id="rIdsdwqcxfth-nzvo5mhonhb">
               <w:r>
                 <w:rPr>
                   <w:rFonts w:ascii="Arial" w:cs="Arial" w:eastAsia="Arial" w:hAnsi="Arial"/>
@@ -18138,7 +18138,7 @@
             <w:pPr>
               <w:spacing w:after="20" w:before="0"/>
             </w:pPr>
-            <w:hyperlink w:history="1" r:id="rIdi0und93rylv6potiqkcim">
+            <w:hyperlink w:history="1" r:id="rIdubcococc1wt4yqw4dpzk_">
               <w:r>
                 <w:rPr>
                   <w:rFonts w:ascii="Arial" w:cs="Arial" w:eastAsia="Arial" w:hAnsi="Arial"/>
@@ -18171,7 +18171,7 @@
               <w:spacing w:after="10" w:before="0"/>
               <w:ind w:left="120"/>
             </w:pPr>
-            <w:hyperlink w:history="1" r:id="rIdkeer28ewhnhy-xnjyf39b">
+            <w:hyperlink w:history="1" r:id="rIdsunaxit3-xkxn4zwkgobp">
               <w:r>
                 <w:rPr>
                   <w:rFonts w:ascii="Arial" w:cs="Arial" w:eastAsia="Arial" w:hAnsi="Arial"/>
@@ -18366,7 +18366,7 @@
             <w:pPr>
               <w:spacing w:after="20" w:before="0"/>
             </w:pPr>
-            <w:hyperlink w:history="1" r:id="rIdgv8tqcvtdqvpni8y8fhqy">
+            <w:hyperlink w:history="1" r:id="rIdr59sdfrdzgwdmdh9lv8s1">
               <w:r>
                 <w:rPr>
                   <w:rFonts w:ascii="Arial" w:cs="Arial" w:eastAsia="Arial" w:hAnsi="Arial"/>
@@ -18399,7 +18399,7 @@
               <w:spacing w:after="10" w:before="0"/>
               <w:ind w:left="120"/>
             </w:pPr>
-            <w:hyperlink w:history="1" r:id="rId8ahllq0xfuthtw-ksjlgx">
+            <w:hyperlink w:history="1" r:id="rIdz4ypr52_toqcn5khuiwv6">
               <w:r>
                 <w:rPr>
                   <w:rFonts w:ascii="Arial" w:cs="Arial" w:eastAsia="Arial" w:hAnsi="Arial"/>
@@ -18444,7 +18444,7 @@
             <w:pPr>
               <w:spacing w:after="20" w:before="0"/>
             </w:pPr>
-            <w:hyperlink w:history="1" r:id="rIdocbcf1-fcvthqf-nkva1r">
+            <w:hyperlink w:history="1" r:id="rIdmf1p1blqxtvr9ecn_yvu1">
               <w:r>
                 <w:rPr>
                   <w:rFonts w:ascii="Arial" w:cs="Arial" w:eastAsia="Arial" w:hAnsi="Arial"/>
@@ -18477,7 +18477,7 @@
               <w:spacing w:after="10" w:before="0"/>
               <w:ind w:left="120"/>
             </w:pPr>
-            <w:hyperlink w:history="1" r:id="rId2aw6rh74c1szahq-mebr2">
+            <w:hyperlink w:history="1" r:id="rIdfaltqr6l7oszbxctkqpml">
               <w:r>
                 <w:rPr>
                   <w:rFonts w:ascii="Arial" w:cs="Arial" w:eastAsia="Arial" w:hAnsi="Arial"/>
@@ -18672,7 +18672,7 @@
             <w:pPr>
               <w:spacing w:after="20" w:before="0"/>
             </w:pPr>
-            <w:hyperlink w:history="1" r:id="rIdcxa4mrp9nv2vsyfxd96c6">
+            <w:hyperlink w:history="1" r:id="rIduie0iat03xztgppr7v3qz">
               <w:r>
                 <w:rPr>
                   <w:rFonts w:ascii="Arial" w:cs="Arial" w:eastAsia="Arial" w:hAnsi="Arial"/>
@@ -18705,7 +18705,7 @@
               <w:spacing w:after="10" w:before="0"/>
               <w:ind w:left="120"/>
             </w:pPr>
-            <w:hyperlink w:history="1" r:id="rIdl0m8h160tjr1nl3hgz4eq">
+            <w:hyperlink w:history="1" r:id="rIdfz3ifbdkxnddql2nrmvle">
               <w:r>
                 <w:rPr>
                   <w:rFonts w:ascii="Arial" w:cs="Arial" w:eastAsia="Arial" w:hAnsi="Arial"/>
@@ -18750,7 +18750,7 @@
             <w:pPr>
               <w:spacing w:after="20" w:before="0"/>
             </w:pPr>
-            <w:hyperlink w:history="1" r:id="rIdwngno8vm9ydvx7ft6eft6">
+            <w:hyperlink w:history="1" r:id="rIdrqcxyj5lxoen52ud2rb_e">
               <w:r>
                 <w:rPr>
                   <w:rFonts w:ascii="Arial" w:cs="Arial" w:eastAsia="Arial" w:hAnsi="Arial"/>
@@ -18783,7 +18783,7 @@
               <w:spacing w:after="10" w:before="0"/>
               <w:ind w:left="120"/>
             </w:pPr>
-            <w:hyperlink w:history="1" r:id="rIddlxntf3vzuwlvh4gycpjz">
+            <w:hyperlink w:history="1" r:id="rIdsz-iqqnai5lnr69bcbe_z">
               <w:r>
                 <w:rPr>
                   <w:rFonts w:ascii="Arial" w:cs="Arial" w:eastAsia="Arial" w:hAnsi="Arial"/>
@@ -18978,7 +18978,7 @@
             <w:pPr>
               <w:spacing w:after="20" w:before="0"/>
             </w:pPr>
-            <w:hyperlink w:history="1" r:id="rIdmq9bf3a6rue3k3jzeqeip">
+            <w:hyperlink w:history="1" r:id="rIds1uhmw24aepej4kicey2g">
               <w:r>
                 <w:rPr>
                   <w:rFonts w:ascii="Arial" w:cs="Arial" w:eastAsia="Arial" w:hAnsi="Arial"/>
@@ -19011,7 +19011,7 @@
               <w:spacing w:after="10" w:before="0"/>
               <w:ind w:left="120"/>
             </w:pPr>
-            <w:hyperlink w:history="1" r:id="rIdvo1wz3fuiwf1rb_nbi_ak">
+            <w:hyperlink w:history="1" r:id="rIdospbcx4ebzvj6f2d01czi">
               <w:r>
                 <w:rPr>
                   <w:rFonts w:ascii="Arial" w:cs="Arial" w:eastAsia="Arial" w:hAnsi="Arial"/>
@@ -19056,7 +19056,7 @@
             <w:pPr>
               <w:spacing w:after="20" w:before="0"/>
             </w:pPr>
-            <w:hyperlink w:history="1" r:id="rIdmqnoaoftvshfth1j49tfe">
+            <w:hyperlink w:history="1" r:id="rIdolixxdowvjhs3sm7j8r5j">
               <w:r>
                 <w:rPr>
                   <w:rFonts w:ascii="Arial" w:cs="Arial" w:eastAsia="Arial" w:hAnsi="Arial"/>
@@ -19089,7 +19089,7 @@
               <w:spacing w:after="10" w:before="0"/>
               <w:ind w:left="120"/>
             </w:pPr>
-            <w:hyperlink w:history="1" r:id="rIdil9xrpkpzfdn-hpftjszx">
+            <w:hyperlink w:history="1" r:id="rIdfjdsgzx9lamruvprp2vf9">
               <w:r>
                 <w:rPr>
                   <w:rFonts w:ascii="Arial" w:cs="Arial" w:eastAsia="Arial" w:hAnsi="Arial"/>
@@ -19284,7 +19284,7 @@
             <w:pPr>
               <w:spacing w:after="20" w:before="0"/>
             </w:pPr>
-            <w:hyperlink w:history="1" r:id="rIdw35l0dmketv2phv-4-dif">
+            <w:hyperlink w:history="1" r:id="rIdiv-mo04amlk_v5wwtqbqc">
               <w:r>
                 <w:rPr>
                   <w:rFonts w:ascii="Arial" w:cs="Arial" w:eastAsia="Arial" w:hAnsi="Arial"/>
@@ -19317,7 +19317,7 @@
               <w:spacing w:after="10" w:before="0"/>
               <w:ind w:left="120"/>
             </w:pPr>
-            <w:hyperlink w:history="1" r:id="rId-zkry1bj4d6hr7exbewxh">
+            <w:hyperlink w:history="1" r:id="rIdkkxc5svuidhv0a2o12_lq">
               <w:r>
                 <w:rPr>
                   <w:rFonts w:ascii="Arial" w:cs="Arial" w:eastAsia="Arial" w:hAnsi="Arial"/>
@@ -19362,7 +19362,7 @@
             <w:pPr>
               <w:spacing w:after="20" w:before="0"/>
             </w:pPr>
-            <w:hyperlink w:history="1" r:id="rIdrlq0vdkaetj3jxnykjwso">
+            <w:hyperlink w:history="1" r:id="rId6m-8eyi2gwtq84wiss4zr">
               <w:r>
                 <w:rPr>
                   <w:rFonts w:ascii="Arial" w:cs="Arial" w:eastAsia="Arial" w:hAnsi="Arial"/>
@@ -19395,7 +19395,7 @@
               <w:spacing w:after="10" w:before="0"/>
               <w:ind w:left="120"/>
             </w:pPr>
-            <w:hyperlink w:history="1" r:id="rId0eu2ujvq1bvumwck_aw6s">
+            <w:hyperlink w:history="1" r:id="rIdcncrlwm3jzzdtnwsug8lc">
               <w:r>
                 <w:rPr>
                   <w:rFonts w:ascii="Arial" w:cs="Arial" w:eastAsia="Arial" w:hAnsi="Arial"/>

--- a/data/outputs/v2/Physics/SS1.3_Temperature_and_Thermal_Expansion/Physics_Temperature_and_Thermal_Expansion_CBE_LessonSequence.docx
+++ b/data/outputs/v2/Physics/SS1.3_Temperature_and_Thermal_Expansion/Physics_Temperature_and_Thermal_Expansion_CBE_LessonSequence.docx
@@ -3266,7 +3266,7 @@
             <w:pPr>
               <w:spacing w:after="20" w:before="0"/>
             </w:pPr>
-            <w:hyperlink w:history="1" r:id="rIdqyoolx9mt2yfr1dnjdswb">
+            <w:hyperlink w:history="1" r:id="rIdblcauwextj7in-3irqtbt">
               <w:r>
                 <w:rPr>
                   <w:rFonts w:ascii="Arial" w:cs="Arial" w:eastAsia="Arial" w:hAnsi="Arial"/>
@@ -3299,7 +3299,7 @@
               <w:spacing w:after="10" w:before="0"/>
               <w:ind w:left="120"/>
             </w:pPr>
-            <w:hyperlink w:history="1" r:id="rIdjbxvgdbthi0bos7w8o9zj">
+            <w:hyperlink w:history="1" r:id="rIdnfaugceqvzbznggw0mpjr">
               <w:r>
                 <w:rPr>
                   <w:rFonts w:ascii="Arial" w:cs="Arial" w:eastAsia="Arial" w:hAnsi="Arial"/>
@@ -3344,7 +3344,7 @@
             <w:pPr>
               <w:spacing w:after="20" w:before="0"/>
             </w:pPr>
-            <w:hyperlink w:history="1" r:id="rId0ybdxrp87nkhrqwricoih">
+            <w:hyperlink w:history="1" r:id="rIds53kaqtbkb5ukm5aneg3n">
               <w:r>
                 <w:rPr>
                   <w:rFonts w:ascii="Arial" w:cs="Arial" w:eastAsia="Arial" w:hAnsi="Arial"/>
@@ -3377,7 +3377,7 @@
               <w:spacing w:after="10" w:before="0"/>
               <w:ind w:left="120"/>
             </w:pPr>
-            <w:hyperlink w:history="1" r:id="rIdziq8vyrcse0iilxczxqav">
+            <w:hyperlink w:history="1" r:id="rIdqukre33oyo5iauj8cukey">
               <w:r>
                 <w:rPr>
                   <w:rFonts w:ascii="Arial" w:cs="Arial" w:eastAsia="Arial" w:hAnsi="Arial"/>
@@ -3724,7 +3724,7 @@
             <w:pPr>
               <w:spacing w:after="20" w:before="0"/>
             </w:pPr>
-            <w:hyperlink w:history="1" r:id="rIdvznlktduitcnschuqoxfp">
+            <w:hyperlink w:history="1" r:id="rIdngqfxm3gaigwi4t70nu0b">
               <w:r>
                 <w:rPr>
                   <w:rFonts w:ascii="Arial" w:cs="Arial" w:eastAsia="Arial" w:hAnsi="Arial"/>
@@ -3757,7 +3757,7 @@
               <w:spacing w:after="10" w:before="0"/>
               <w:ind w:left="120"/>
             </w:pPr>
-            <w:hyperlink w:history="1" r:id="rIdul7ppyeiobmxkh6bmulhw">
+            <w:hyperlink w:history="1" r:id="rId0kimqxdp7z8kgo8cw48id">
               <w:r>
                 <w:rPr>
                   <w:rFonts w:ascii="Arial" w:cs="Arial" w:eastAsia="Arial" w:hAnsi="Arial"/>
@@ -3802,7 +3802,7 @@
             <w:pPr>
               <w:spacing w:after="20" w:before="0"/>
             </w:pPr>
-            <w:hyperlink w:history="1" r:id="rIdqnzpaufd3h5h2j5al7sf9">
+            <w:hyperlink w:history="1" r:id="rId1czltrbqk4ogepzpvemme">
               <w:r>
                 <w:rPr>
                   <w:rFonts w:ascii="Arial" w:cs="Arial" w:eastAsia="Arial" w:hAnsi="Arial"/>
@@ -3835,7 +3835,7 @@
               <w:spacing w:after="10" w:before="0"/>
               <w:ind w:left="120"/>
             </w:pPr>
-            <w:hyperlink w:history="1" r:id="rIdi2ganb-8amb60phacuf3d">
+            <w:hyperlink w:history="1" r:id="rIdt9dmu4gknotzl1vlzwo_3">
               <w:r>
                 <w:rPr>
                   <w:rFonts w:ascii="Arial" w:cs="Arial" w:eastAsia="Arial" w:hAnsi="Arial"/>
@@ -4144,7 +4144,7 @@
             <w:pPr>
               <w:spacing w:after="20" w:before="0"/>
             </w:pPr>
-            <w:hyperlink w:history="1" r:id="rIdtrf6qvqcmteocgxmxquju">
+            <w:hyperlink w:history="1" r:id="rIdjdc6qezh2irza_ops3mso">
               <w:r>
                 <w:rPr>
                   <w:rFonts w:ascii="Arial" w:cs="Arial" w:eastAsia="Arial" w:hAnsi="Arial"/>
@@ -4177,7 +4177,7 @@
               <w:spacing w:after="10" w:before="0"/>
               <w:ind w:left="120"/>
             </w:pPr>
-            <w:hyperlink w:history="1" r:id="rIda3z998pdcpqjekjf8cjiq">
+            <w:hyperlink w:history="1" r:id="rIdlx0ez3btp17zqcd7v6cek">
               <w:r>
                 <w:rPr>
                   <w:rFonts w:ascii="Arial" w:cs="Arial" w:eastAsia="Arial" w:hAnsi="Arial"/>
@@ -4222,7 +4222,7 @@
             <w:pPr>
               <w:spacing w:after="20" w:before="0"/>
             </w:pPr>
-            <w:hyperlink w:history="1" r:id="rId4morul9zhljfnnqifxusz">
+            <w:hyperlink w:history="1" r:id="rIdhwiddnjeprfwigppxni-u">
               <w:r>
                 <w:rPr>
                   <w:rFonts w:ascii="Arial" w:cs="Arial" w:eastAsia="Arial" w:hAnsi="Arial"/>
@@ -4255,7 +4255,7 @@
               <w:spacing w:after="10" w:before="0"/>
               <w:ind w:left="120"/>
             </w:pPr>
-            <w:hyperlink w:history="1" r:id="rIdgdgnxefl_4ovdxcuedse_">
+            <w:hyperlink w:history="1" r:id="rId6may2vbhuaneygazfwda_">
               <w:r>
                 <w:rPr>
                   <w:rFonts w:ascii="Arial" w:cs="Arial" w:eastAsia="Arial" w:hAnsi="Arial"/>
@@ -4564,7 +4564,7 @@
             <w:pPr>
               <w:spacing w:after="20" w:before="0"/>
             </w:pPr>
-            <w:hyperlink w:history="1" r:id="rIdro2l6mr47ncfajxk5waxp">
+            <w:hyperlink w:history="1" r:id="rIdxhijy57ypfbegviwbnu9i">
               <w:r>
                 <w:rPr>
                   <w:rFonts w:ascii="Arial" w:cs="Arial" w:eastAsia="Arial" w:hAnsi="Arial"/>
@@ -4597,7 +4597,7 @@
               <w:spacing w:after="10" w:before="0"/>
               <w:ind w:left="120"/>
             </w:pPr>
-            <w:hyperlink w:history="1" r:id="rId3kyle8vfhwo4xxxhvn7kl">
+            <w:hyperlink w:history="1" r:id="rIdk-jqtw8a11ygnjhmgi6rl">
               <w:r>
                 <w:rPr>
                   <w:rFonts w:ascii="Arial" w:cs="Arial" w:eastAsia="Arial" w:hAnsi="Arial"/>
@@ -4642,7 +4642,7 @@
             <w:pPr>
               <w:spacing w:after="20" w:before="0"/>
             </w:pPr>
-            <w:hyperlink w:history="1" r:id="rIdxognwcqugfp14wcbcvj5y">
+            <w:hyperlink w:history="1" r:id="rIdpin0js8u4f5ho1shhory0">
               <w:r>
                 <w:rPr>
                   <w:rFonts w:ascii="Arial" w:cs="Arial" w:eastAsia="Arial" w:hAnsi="Arial"/>
@@ -4675,7 +4675,7 @@
               <w:spacing w:after="10" w:before="0"/>
               <w:ind w:left="120"/>
             </w:pPr>
-            <w:hyperlink w:history="1" r:id="rIdnzzhn4bv4wvop_rhtnhwg">
+            <w:hyperlink w:history="1" r:id="rIdo1l72uod2eqvq0n0-9nhb">
               <w:r>
                 <w:rPr>
                   <w:rFonts w:ascii="Arial" w:cs="Arial" w:eastAsia="Arial" w:hAnsi="Arial"/>
@@ -4984,7 +4984,7 @@
             <w:pPr>
               <w:spacing w:after="20" w:before="0"/>
             </w:pPr>
-            <w:hyperlink w:history="1" r:id="rId5wujyhbs6hrmotmsm3cyo">
+            <w:hyperlink w:history="1" r:id="rId33uodj6wuctjaabgjiqdd">
               <w:r>
                 <w:rPr>
                   <w:rFonts w:ascii="Arial" w:cs="Arial" w:eastAsia="Arial" w:hAnsi="Arial"/>
@@ -5017,7 +5017,7 @@
               <w:spacing w:after="10" w:before="0"/>
               <w:ind w:left="120"/>
             </w:pPr>
-            <w:hyperlink w:history="1" r:id="rIddlcy5x6oox__tx5_1ock7">
+            <w:hyperlink w:history="1" r:id="rIdnikc0jsdxeaxgyajwfjje">
               <w:r>
                 <w:rPr>
                   <w:rFonts w:ascii="Arial" w:cs="Arial" w:eastAsia="Arial" w:hAnsi="Arial"/>
@@ -5062,7 +5062,7 @@
             <w:pPr>
               <w:spacing w:after="20" w:before="0"/>
             </w:pPr>
-            <w:hyperlink w:history="1" r:id="rIdndpjukq9ie_t7ctvrlvt7">
+            <w:hyperlink w:history="1" r:id="rIdaba4nd_2-z8zk1ajfpybl">
               <w:r>
                 <w:rPr>
                   <w:rFonts w:ascii="Arial" w:cs="Arial" w:eastAsia="Arial" w:hAnsi="Arial"/>
@@ -5095,7 +5095,7 @@
               <w:spacing w:after="10" w:before="0"/>
               <w:ind w:left="120"/>
             </w:pPr>
-            <w:hyperlink w:history="1" r:id="rId4h3v7m_verzfmaicbtewb">
+            <w:hyperlink w:history="1" r:id="rIddt3u36npuq5qoszfhcqok">
               <w:r>
                 <w:rPr>
                   <w:rFonts w:ascii="Arial" w:cs="Arial" w:eastAsia="Arial" w:hAnsi="Arial"/>
@@ -6658,7 +6658,7 @@
             <w:pPr>
               <w:spacing w:after="20" w:before="0"/>
             </w:pPr>
-            <w:hyperlink w:history="1" r:id="rIdnsrvm8q23pwg3vub94aak">
+            <w:hyperlink w:history="1" r:id="rIdwckk2t7qmtvp1sluxersf">
               <w:r>
                 <w:rPr>
                   <w:rFonts w:ascii="Arial" w:cs="Arial" w:eastAsia="Arial" w:hAnsi="Arial"/>
@@ -6691,7 +6691,7 @@
               <w:spacing w:after="10" w:before="0"/>
               <w:ind w:left="120"/>
             </w:pPr>
-            <w:hyperlink w:history="1" r:id="rIdxhqmu5k6iywz2zgnqitga">
+            <w:hyperlink w:history="1" r:id="rIdzguh8qeifirr8d3v6an66">
               <w:r>
                 <w:rPr>
                   <w:rFonts w:ascii="Arial" w:cs="Arial" w:eastAsia="Arial" w:hAnsi="Arial"/>
@@ -6736,7 +6736,7 @@
             <w:pPr>
               <w:spacing w:after="20" w:before="0"/>
             </w:pPr>
-            <w:hyperlink w:history="1" r:id="rIdxf6shsjnupbagvyb0vmaw">
+            <w:hyperlink w:history="1" r:id="rIdam6i41kej-8hmsvne9r0p">
               <w:r>
                 <w:rPr>
                   <w:rFonts w:ascii="Arial" w:cs="Arial" w:eastAsia="Arial" w:hAnsi="Arial"/>
@@ -6769,7 +6769,7 @@
               <w:spacing w:after="10" w:before="0"/>
               <w:ind w:left="120"/>
             </w:pPr>
-            <w:hyperlink w:history="1" r:id="rIdixvxthe7blaxrl21l5jx2">
+            <w:hyperlink w:history="1" r:id="rIdm2omfdl_rvcjne7aijuz8">
               <w:r>
                 <w:rPr>
                   <w:rFonts w:ascii="Arial" w:cs="Arial" w:eastAsia="Arial" w:hAnsi="Arial"/>
@@ -6964,7 +6964,7 @@
             <w:pPr>
               <w:spacing w:after="20" w:before="0"/>
             </w:pPr>
-            <w:hyperlink w:history="1" r:id="rIdjj6txzim3lrz83djmxq3s">
+            <w:hyperlink w:history="1" r:id="rIdp22m9lb3jt34ovqcuvm17">
               <w:r>
                 <w:rPr>
                   <w:rFonts w:ascii="Arial" w:cs="Arial" w:eastAsia="Arial" w:hAnsi="Arial"/>
@@ -6997,7 +6997,7 @@
               <w:spacing w:after="10" w:before="0"/>
               <w:ind w:left="120"/>
             </w:pPr>
-            <w:hyperlink w:history="1" r:id="rIdlv-ryis0oa-n6m8of82y2">
+            <w:hyperlink w:history="1" r:id="rIdt6mr_w1bbf-henkbtaie3">
               <w:r>
                 <w:rPr>
                   <w:rFonts w:ascii="Arial" w:cs="Arial" w:eastAsia="Arial" w:hAnsi="Arial"/>
@@ -7042,7 +7042,7 @@
             <w:pPr>
               <w:spacing w:after="20" w:before="0"/>
             </w:pPr>
-            <w:hyperlink w:history="1" r:id="rIdskkwzbws3413dfogimj-d">
+            <w:hyperlink w:history="1" r:id="rId5ork6x7o7iw8xcura_tgj">
               <w:r>
                 <w:rPr>
                   <w:rFonts w:ascii="Arial" w:cs="Arial" w:eastAsia="Arial" w:hAnsi="Arial"/>
@@ -7075,7 +7075,7 @@
               <w:spacing w:after="10" w:before="0"/>
               <w:ind w:left="120"/>
             </w:pPr>
-            <w:hyperlink w:history="1" r:id="rIdc9bnpgvnms-rlm-u8cprf">
+            <w:hyperlink w:history="1" r:id="rId2rrodhfqegfkkozebeeu4">
               <w:r>
                 <w:rPr>
                   <w:rFonts w:ascii="Arial" w:cs="Arial" w:eastAsia="Arial" w:hAnsi="Arial"/>
@@ -7270,7 +7270,7 @@
             <w:pPr>
               <w:spacing w:after="20" w:before="0"/>
             </w:pPr>
-            <w:hyperlink w:history="1" r:id="rId1qyd2tm4u74rb7ddj4osn">
+            <w:hyperlink w:history="1" r:id="rId1uhoq7k_66s-xaucdmj7m">
               <w:r>
                 <w:rPr>
                   <w:rFonts w:ascii="Arial" w:cs="Arial" w:eastAsia="Arial" w:hAnsi="Arial"/>
@@ -7303,7 +7303,7 @@
               <w:spacing w:after="10" w:before="0"/>
               <w:ind w:left="120"/>
             </w:pPr>
-            <w:hyperlink w:history="1" r:id="rIddscluej_ikne3swfgycwq">
+            <w:hyperlink w:history="1" r:id="rIdflq0voqe4kqpkqmbfihwp">
               <w:r>
                 <w:rPr>
                   <w:rFonts w:ascii="Arial" w:cs="Arial" w:eastAsia="Arial" w:hAnsi="Arial"/>
@@ -7348,7 +7348,7 @@
             <w:pPr>
               <w:spacing w:after="20" w:before="0"/>
             </w:pPr>
-            <w:hyperlink w:history="1" r:id="rIddbvlsv5ktn9pccqmegyu0">
+            <w:hyperlink w:history="1" r:id="rIdnulbt-ty6kfvnjq1q4bai">
               <w:r>
                 <w:rPr>
                   <w:rFonts w:ascii="Arial" w:cs="Arial" w:eastAsia="Arial" w:hAnsi="Arial"/>
@@ -7381,7 +7381,7 @@
               <w:spacing w:after="10" w:before="0"/>
               <w:ind w:left="120"/>
             </w:pPr>
-            <w:hyperlink w:history="1" r:id="rIdkfbyu_tzocuf9lirpuf3e">
+            <w:hyperlink w:history="1" r:id="rIdrktzmmtd7-jwsfvhkuros">
               <w:r>
                 <w:rPr>
                   <w:rFonts w:ascii="Arial" w:cs="Arial" w:eastAsia="Arial" w:hAnsi="Arial"/>
@@ -7576,7 +7576,7 @@
             <w:pPr>
               <w:spacing w:after="20" w:before="0"/>
             </w:pPr>
-            <w:hyperlink w:history="1" r:id="rId1cr0jnklvtnfl-5zky2q7">
+            <w:hyperlink w:history="1" r:id="rIdamin5kgfhl9dvh_kgi8hl">
               <w:r>
                 <w:rPr>
                   <w:rFonts w:ascii="Arial" w:cs="Arial" w:eastAsia="Arial" w:hAnsi="Arial"/>
@@ -7609,7 +7609,7 @@
               <w:spacing w:after="10" w:before="0"/>
               <w:ind w:left="120"/>
             </w:pPr>
-            <w:hyperlink w:history="1" r:id="rId-ecspou4h3wkbmjo0dwfz">
+            <w:hyperlink w:history="1" r:id="rIdyftuhwa3vq6c0ep9q0hqv">
               <w:r>
                 <w:rPr>
                   <w:rFonts w:ascii="Arial" w:cs="Arial" w:eastAsia="Arial" w:hAnsi="Arial"/>
@@ -7654,7 +7654,7 @@
             <w:pPr>
               <w:spacing w:after="20" w:before="0"/>
             </w:pPr>
-            <w:hyperlink w:history="1" r:id="rIdy3meqvzidxz5luaj97wgk">
+            <w:hyperlink w:history="1" r:id="rIdigdxktv1i0jhqjipnmdjk">
               <w:r>
                 <w:rPr>
                   <w:rFonts w:ascii="Arial" w:cs="Arial" w:eastAsia="Arial" w:hAnsi="Arial"/>
@@ -7687,7 +7687,7 @@
               <w:spacing w:after="10" w:before="0"/>
               <w:ind w:left="120"/>
             </w:pPr>
-            <w:hyperlink w:history="1" r:id="rIdi2kt4gb4cl3nzcjr0c_wv">
+            <w:hyperlink w:history="1" r:id="rIdqcsolikdhvrnshnu_vz0r">
               <w:r>
                 <w:rPr>
                   <w:rFonts w:ascii="Arial" w:cs="Arial" w:eastAsia="Arial" w:hAnsi="Arial"/>
@@ -7882,7 +7882,7 @@
             <w:pPr>
               <w:spacing w:after="20" w:before="0"/>
             </w:pPr>
-            <w:hyperlink w:history="1" r:id="rIdgbjqmiw2m748gdttmsvum">
+            <w:hyperlink w:history="1" r:id="rIdxnl1nc4u5yogi7zslwqvg">
               <w:r>
                 <w:rPr>
                   <w:rFonts w:ascii="Arial" w:cs="Arial" w:eastAsia="Arial" w:hAnsi="Arial"/>
@@ -7915,7 +7915,7 @@
               <w:spacing w:after="10" w:before="0"/>
               <w:ind w:left="120"/>
             </w:pPr>
-            <w:hyperlink w:history="1" r:id="rIda_e7gvlioxvqtp55jak4t">
+            <w:hyperlink w:history="1" r:id="rIdzps2e5fjy0_hyr3htgmwt">
               <w:r>
                 <w:rPr>
                   <w:rFonts w:ascii="Arial" w:cs="Arial" w:eastAsia="Arial" w:hAnsi="Arial"/>
@@ -7960,7 +7960,7 @@
             <w:pPr>
               <w:spacing w:after="20" w:before="0"/>
             </w:pPr>
-            <w:hyperlink w:history="1" r:id="rIdfgg7orcx_fumdzt1yge5x">
+            <w:hyperlink w:history="1" r:id="rIdwea5r_fmfgkvvtcblfw8v">
               <w:r>
                 <w:rPr>
                   <w:rFonts w:ascii="Arial" w:cs="Arial" w:eastAsia="Arial" w:hAnsi="Arial"/>
@@ -7993,7 +7993,7 @@
               <w:spacing w:after="10" w:before="0"/>
               <w:ind w:left="120"/>
             </w:pPr>
-            <w:hyperlink w:history="1" r:id="rIdyxmwo8e6qgdijyq4etvkc">
+            <w:hyperlink w:history="1" r:id="rId9wz4gqnjiqj4boosudcwr">
               <w:r>
                 <w:rPr>
                   <w:rFonts w:ascii="Arial" w:cs="Arial" w:eastAsia="Arial" w:hAnsi="Arial"/>
@@ -9480,7 +9480,7 @@
             <w:pPr>
               <w:spacing w:after="20" w:before="0"/>
             </w:pPr>
-            <w:hyperlink w:history="1" r:id="rIdccnvx2n2dmpukxuto-8mq">
+            <w:hyperlink w:history="1" r:id="rIduzz_wseksogjwbk71lpli">
               <w:r>
                 <w:rPr>
                   <w:rFonts w:ascii="Arial" w:cs="Arial" w:eastAsia="Arial" w:hAnsi="Arial"/>
@@ -9513,7 +9513,7 @@
               <w:spacing w:after="10" w:before="0"/>
               <w:ind w:left="120"/>
             </w:pPr>
-            <w:hyperlink w:history="1" r:id="rIdz89g35margz1qtdn7k_uv">
+            <w:hyperlink w:history="1" r:id="rIdhatthpsiqhcyxptbht7st">
               <w:r>
                 <w:rPr>
                   <w:rFonts w:ascii="Arial" w:cs="Arial" w:eastAsia="Arial" w:hAnsi="Arial"/>
@@ -9558,7 +9558,7 @@
             <w:pPr>
               <w:spacing w:after="20" w:before="0"/>
             </w:pPr>
-            <w:hyperlink w:history="1" r:id="rIdvrte5nw1iartbvibadbma">
+            <w:hyperlink w:history="1" r:id="rIdtdec_1fg8prqmw0t_2z7f">
               <w:r>
                 <w:rPr>
                   <w:rFonts w:ascii="Arial" w:cs="Arial" w:eastAsia="Arial" w:hAnsi="Arial"/>
@@ -9591,7 +9591,7 @@
               <w:spacing w:after="10" w:before="0"/>
               <w:ind w:left="120"/>
             </w:pPr>
-            <w:hyperlink w:history="1" r:id="rIdfwjmlinrzgucrembsro87">
+            <w:hyperlink w:history="1" r:id="rIdsjl90vl3s68qeuqkwnrvj">
               <w:r>
                 <w:rPr>
                   <w:rFonts w:ascii="Arial" w:cs="Arial" w:eastAsia="Arial" w:hAnsi="Arial"/>
@@ -9786,7 +9786,7 @@
             <w:pPr>
               <w:spacing w:after="20" w:before="0"/>
             </w:pPr>
-            <w:hyperlink w:history="1" r:id="rIda_ok3sthzwnsy0_cwh5vc">
+            <w:hyperlink w:history="1" r:id="rIdhi3miqqud-tlm2klcntsi">
               <w:r>
                 <w:rPr>
                   <w:rFonts w:ascii="Arial" w:cs="Arial" w:eastAsia="Arial" w:hAnsi="Arial"/>
@@ -9819,7 +9819,7 @@
               <w:spacing w:after="10" w:before="0"/>
               <w:ind w:left="120"/>
             </w:pPr>
-            <w:hyperlink w:history="1" r:id="rIdtoqdq-4blkv6ampluhmje">
+            <w:hyperlink w:history="1" r:id="rIddn_hwpueqzkkd9csmhqxa">
               <w:r>
                 <w:rPr>
                   <w:rFonts w:ascii="Arial" w:cs="Arial" w:eastAsia="Arial" w:hAnsi="Arial"/>
@@ -9864,7 +9864,7 @@
             <w:pPr>
               <w:spacing w:after="20" w:before="0"/>
             </w:pPr>
-            <w:hyperlink w:history="1" r:id="rIdtrxzv8vewp6fv3km4tgdh">
+            <w:hyperlink w:history="1" r:id="rIdyniygzyr6fcaprbrxfccq">
               <w:r>
                 <w:rPr>
                   <w:rFonts w:ascii="Arial" w:cs="Arial" w:eastAsia="Arial" w:hAnsi="Arial"/>
@@ -9897,7 +9897,7 @@
               <w:spacing w:after="10" w:before="0"/>
               <w:ind w:left="120"/>
             </w:pPr>
-            <w:hyperlink w:history="1" r:id="rIdfgga3eohtvzozsb7rtrjy">
+            <w:hyperlink w:history="1" r:id="rIdhp30vwi0w03kuycnx16lk">
               <w:r>
                 <w:rPr>
                   <w:rFonts w:ascii="Arial" w:cs="Arial" w:eastAsia="Arial" w:hAnsi="Arial"/>
@@ -10092,7 +10092,7 @@
             <w:pPr>
               <w:spacing w:after="20" w:before="0"/>
             </w:pPr>
-            <w:hyperlink w:history="1" r:id="rIdsx3hidlsozyjbmztsptp_">
+            <w:hyperlink w:history="1" r:id="rIdhc5zny0c1_ip523fi10po">
               <w:r>
                 <w:rPr>
                   <w:rFonts w:ascii="Arial" w:cs="Arial" w:eastAsia="Arial" w:hAnsi="Arial"/>
@@ -10125,7 +10125,7 @@
               <w:spacing w:after="10" w:before="0"/>
               <w:ind w:left="120"/>
             </w:pPr>
-            <w:hyperlink w:history="1" r:id="rIdb8slvoo-_bqibtxyuydyb">
+            <w:hyperlink w:history="1" r:id="rId1tuklmltu78kckhmvmv6c">
               <w:r>
                 <w:rPr>
                   <w:rFonts w:ascii="Arial" w:cs="Arial" w:eastAsia="Arial" w:hAnsi="Arial"/>
@@ -10170,7 +10170,7 @@
             <w:pPr>
               <w:spacing w:after="20" w:before="0"/>
             </w:pPr>
-            <w:hyperlink w:history="1" r:id="rIdvk366azpknid1hvky4n8b">
+            <w:hyperlink w:history="1" r:id="rIdfklsgl0r2ghtyrzqo7myb">
               <w:r>
                 <w:rPr>
                   <w:rFonts w:ascii="Arial" w:cs="Arial" w:eastAsia="Arial" w:hAnsi="Arial"/>
@@ -10203,7 +10203,7 @@
               <w:spacing w:after="10" w:before="0"/>
               <w:ind w:left="120"/>
             </w:pPr>
-            <w:hyperlink w:history="1" r:id="rIdvnhkbiohifwrt-1dok04u">
+            <w:hyperlink w:history="1" r:id="rIdgbfsyidirsmzqtegwqbl4">
               <w:r>
                 <w:rPr>
                   <w:rFonts w:ascii="Arial" w:cs="Arial" w:eastAsia="Arial" w:hAnsi="Arial"/>
@@ -10398,7 +10398,7 @@
             <w:pPr>
               <w:spacing w:after="20" w:before="0"/>
             </w:pPr>
-            <w:hyperlink w:history="1" r:id="rIdwacr81jywjmc873todk93">
+            <w:hyperlink w:history="1" r:id="rIdpapdecd3qtv0bqb61tam8">
               <w:r>
                 <w:rPr>
                   <w:rFonts w:ascii="Arial" w:cs="Arial" w:eastAsia="Arial" w:hAnsi="Arial"/>
@@ -10431,7 +10431,7 @@
               <w:spacing w:after="10" w:before="0"/>
               <w:ind w:left="120"/>
             </w:pPr>
-            <w:hyperlink w:history="1" r:id="rIdtafjty-bhysy6snvrz-ac">
+            <w:hyperlink w:history="1" r:id="rIdmcoyzt6p9xjcotmbbzzae">
               <w:r>
                 <w:rPr>
                   <w:rFonts w:ascii="Arial" w:cs="Arial" w:eastAsia="Arial" w:hAnsi="Arial"/>
@@ -10476,7 +10476,7 @@
             <w:pPr>
               <w:spacing w:after="20" w:before="0"/>
             </w:pPr>
-            <w:hyperlink w:history="1" r:id="rIddj6wohughb01xxuzpbaoq">
+            <w:hyperlink w:history="1" r:id="rIdld6flrvesiajlq_6nisrx">
               <w:r>
                 <w:rPr>
                   <w:rFonts w:ascii="Arial" w:cs="Arial" w:eastAsia="Arial" w:hAnsi="Arial"/>
@@ -10509,7 +10509,7 @@
               <w:spacing w:after="10" w:before="0"/>
               <w:ind w:left="120"/>
             </w:pPr>
-            <w:hyperlink w:history="1" r:id="rIde3jddhlwc2d2czz-vpbql">
+            <w:hyperlink w:history="1" r:id="rIdwxhveb18gwotqchauotho">
               <w:r>
                 <w:rPr>
                   <w:rFonts w:ascii="Arial" w:cs="Arial" w:eastAsia="Arial" w:hAnsi="Arial"/>
@@ -10704,7 +10704,7 @@
             <w:pPr>
               <w:spacing w:after="20" w:before="0"/>
             </w:pPr>
-            <w:hyperlink w:history="1" r:id="rId_nqzlai8o1vhs6y8f6tih">
+            <w:hyperlink w:history="1" r:id="rIdwocwyrnxlcawxeuonhuhy">
               <w:r>
                 <w:rPr>
                   <w:rFonts w:ascii="Arial" w:cs="Arial" w:eastAsia="Arial" w:hAnsi="Arial"/>
@@ -10737,7 +10737,7 @@
               <w:spacing w:after="10" w:before="0"/>
               <w:ind w:left="120"/>
             </w:pPr>
-            <w:hyperlink w:history="1" r:id="rIdup0ay6iraxb2aroeq__sr">
+            <w:hyperlink w:history="1" r:id="rId56bbzmivvz0mn2kutsrmq">
               <w:r>
                 <w:rPr>
                   <w:rFonts w:ascii="Arial" w:cs="Arial" w:eastAsia="Arial" w:hAnsi="Arial"/>
@@ -10782,7 +10782,7 @@
             <w:pPr>
               <w:spacing w:after="20" w:before="0"/>
             </w:pPr>
-            <w:hyperlink w:history="1" r:id="rIdt9yjg3jtmb7zlnqqrfso6">
+            <w:hyperlink w:history="1" r:id="rIdszv33bqzv20bwvjswbjrd">
               <w:r>
                 <w:rPr>
                   <w:rFonts w:ascii="Arial" w:cs="Arial" w:eastAsia="Arial" w:hAnsi="Arial"/>
@@ -10815,7 +10815,7 @@
               <w:spacing w:after="10" w:before="0"/>
               <w:ind w:left="120"/>
             </w:pPr>
-            <w:hyperlink w:history="1" r:id="rIdek_w9p8f8722l5jqraufz">
+            <w:hyperlink w:history="1" r:id="rId79ubkcyomx6warkniwely">
               <w:r>
                 <w:rPr>
                   <w:rFonts w:ascii="Arial" w:cs="Arial" w:eastAsia="Arial" w:hAnsi="Arial"/>
@@ -12416,7 +12416,7 @@
             <w:pPr>
               <w:spacing w:after="20" w:before="0"/>
             </w:pPr>
-            <w:hyperlink w:history="1" r:id="rId9lhghghol9vybxm366i8k">
+            <w:hyperlink w:history="1" r:id="rIdx6i-rkj_mucaduma0co18">
               <w:r>
                 <w:rPr>
                   <w:rFonts w:ascii="Arial" w:cs="Arial" w:eastAsia="Arial" w:hAnsi="Arial"/>
@@ -12449,7 +12449,7 @@
               <w:spacing w:after="10" w:before="0"/>
               <w:ind w:left="120"/>
             </w:pPr>
-            <w:hyperlink w:history="1" r:id="rIdkuaqfjfbl6ot7x3wlq5kq">
+            <w:hyperlink w:history="1" r:id="rIdl4rmw4dlq3fxdums-6ihj">
               <w:r>
                 <w:rPr>
                   <w:rFonts w:ascii="Arial" w:cs="Arial" w:eastAsia="Arial" w:hAnsi="Arial"/>
@@ -12494,7 +12494,7 @@
             <w:pPr>
               <w:spacing w:after="20" w:before="0"/>
             </w:pPr>
-            <w:hyperlink w:history="1" r:id="rIdotrbohogqbojx_uvvbc0t">
+            <w:hyperlink w:history="1" r:id="rId7zukpfuq684vj_9cjjtw4">
               <w:r>
                 <w:rPr>
                   <w:rFonts w:ascii="Arial" w:cs="Arial" w:eastAsia="Arial" w:hAnsi="Arial"/>
@@ -12527,7 +12527,7 @@
               <w:spacing w:after="10" w:before="0"/>
               <w:ind w:left="120"/>
             </w:pPr>
-            <w:hyperlink w:history="1" r:id="rId4gbyspsqu6uaje92fkqnk">
+            <w:hyperlink w:history="1" r:id="rId1hpdtya70tt-hhd8pdulh">
               <w:r>
                 <w:rPr>
                   <w:rFonts w:ascii="Arial" w:cs="Arial" w:eastAsia="Arial" w:hAnsi="Arial"/>
@@ -12722,7 +12722,7 @@
             <w:pPr>
               <w:spacing w:after="20" w:before="0"/>
             </w:pPr>
-            <w:hyperlink w:history="1" r:id="rId8elnahfczl__htdovbdjt">
+            <w:hyperlink w:history="1" r:id="rIdwuvnezpkln2umim6fyy7k">
               <w:r>
                 <w:rPr>
                   <w:rFonts w:ascii="Arial" w:cs="Arial" w:eastAsia="Arial" w:hAnsi="Arial"/>
@@ -12755,7 +12755,7 @@
               <w:spacing w:after="10" w:before="0"/>
               <w:ind w:left="120"/>
             </w:pPr>
-            <w:hyperlink w:history="1" r:id="rId3luhz0luyxynmddcb9-e1">
+            <w:hyperlink w:history="1" r:id="rIdauucqrpiltqy9pjyepx_s">
               <w:r>
                 <w:rPr>
                   <w:rFonts w:ascii="Arial" w:cs="Arial" w:eastAsia="Arial" w:hAnsi="Arial"/>
@@ -12800,7 +12800,7 @@
             <w:pPr>
               <w:spacing w:after="20" w:before="0"/>
             </w:pPr>
-            <w:hyperlink w:history="1" r:id="rIdcq4gdws3hsbudt17cr_jj">
+            <w:hyperlink w:history="1" r:id="rIdufv_syugoxdbhsetmxedl">
               <w:r>
                 <w:rPr>
                   <w:rFonts w:ascii="Arial" w:cs="Arial" w:eastAsia="Arial" w:hAnsi="Arial"/>
@@ -12833,7 +12833,7 @@
               <w:spacing w:after="10" w:before="0"/>
               <w:ind w:left="120"/>
             </w:pPr>
-            <w:hyperlink w:history="1" r:id="rIdfwgkyzmfhazdukck0bh8p">
+            <w:hyperlink w:history="1" r:id="rIdfznudk98tq-vsqe_jo54l">
               <w:r>
                 <w:rPr>
                   <w:rFonts w:ascii="Arial" w:cs="Arial" w:eastAsia="Arial" w:hAnsi="Arial"/>
@@ -13028,7 +13028,7 @@
             <w:pPr>
               <w:spacing w:after="20" w:before="0"/>
             </w:pPr>
-            <w:hyperlink w:history="1" r:id="rIdkvxex_7rtwwy3v7ows31b">
+            <w:hyperlink w:history="1" r:id="rIdkyy-b3whbxfuxagyodwlq">
               <w:r>
                 <w:rPr>
                   <w:rFonts w:ascii="Arial" w:cs="Arial" w:eastAsia="Arial" w:hAnsi="Arial"/>
@@ -13061,7 +13061,7 @@
               <w:spacing w:after="10" w:before="0"/>
               <w:ind w:left="120"/>
             </w:pPr>
-            <w:hyperlink w:history="1" r:id="rIdfka0a64u_ba3pcfzh-xyn">
+            <w:hyperlink w:history="1" r:id="rIdrdezakjdjf0kpglnoiu5x">
               <w:r>
                 <w:rPr>
                   <w:rFonts w:ascii="Arial" w:cs="Arial" w:eastAsia="Arial" w:hAnsi="Arial"/>
@@ -13106,7 +13106,7 @@
             <w:pPr>
               <w:spacing w:after="20" w:before="0"/>
             </w:pPr>
-            <w:hyperlink w:history="1" r:id="rIdz32iijtyjxixa7hqwmhyp">
+            <w:hyperlink w:history="1" r:id="rIdhpvwkgcjitdsls_evytxd">
               <w:r>
                 <w:rPr>
                   <w:rFonts w:ascii="Arial" w:cs="Arial" w:eastAsia="Arial" w:hAnsi="Arial"/>
@@ -13139,7 +13139,7 @@
               <w:spacing w:after="10" w:before="0"/>
               <w:ind w:left="120"/>
             </w:pPr>
-            <w:hyperlink w:history="1" r:id="rIdr4tr4jdueegxlyradawdj">
+            <w:hyperlink w:history="1" r:id="rId5crwqd-ecm5odquiseg36">
               <w:r>
                 <w:rPr>
                   <w:rFonts w:ascii="Arial" w:cs="Arial" w:eastAsia="Arial" w:hAnsi="Arial"/>
@@ -13334,7 +13334,7 @@
             <w:pPr>
               <w:spacing w:after="20" w:before="0"/>
             </w:pPr>
-            <w:hyperlink w:history="1" r:id="rId4xeldi2nbescztihfvdkf">
+            <w:hyperlink w:history="1" r:id="rIds3ehju-rtr852rzmalkfm">
               <w:r>
                 <w:rPr>
                   <w:rFonts w:ascii="Arial" w:cs="Arial" w:eastAsia="Arial" w:hAnsi="Arial"/>
@@ -13367,7 +13367,7 @@
               <w:spacing w:after="10" w:before="0"/>
               <w:ind w:left="120"/>
             </w:pPr>
-            <w:hyperlink w:history="1" r:id="rId81kxabbwkerm6bpiz_yk4">
+            <w:hyperlink w:history="1" r:id="rIdcvqlxiwxldsigzkbqbzft">
               <w:r>
                 <w:rPr>
                   <w:rFonts w:ascii="Arial" w:cs="Arial" w:eastAsia="Arial" w:hAnsi="Arial"/>
@@ -13412,7 +13412,7 @@
             <w:pPr>
               <w:spacing w:after="20" w:before="0"/>
             </w:pPr>
-            <w:hyperlink w:history="1" r:id="rIdfzoxj3mwlsp4xyyw9uwvw">
+            <w:hyperlink w:history="1" r:id="rIdo9erhrq_sfxarqcmgnx07">
               <w:r>
                 <w:rPr>
                   <w:rFonts w:ascii="Arial" w:cs="Arial" w:eastAsia="Arial" w:hAnsi="Arial"/>
@@ -13445,7 +13445,7 @@
               <w:spacing w:after="10" w:before="0"/>
               <w:ind w:left="120"/>
             </w:pPr>
-            <w:hyperlink w:history="1" r:id="rIdqgl5rq5-zgdmd3mq4jsgy">
+            <w:hyperlink w:history="1" r:id="rId0oob7ikw2oml9xi-gd1ow">
               <w:r>
                 <w:rPr>
                   <w:rFonts w:ascii="Arial" w:cs="Arial" w:eastAsia="Arial" w:hAnsi="Arial"/>
@@ -13640,7 +13640,7 @@
             <w:pPr>
               <w:spacing w:after="20" w:before="0"/>
             </w:pPr>
-            <w:hyperlink w:history="1" r:id="rIdjbcgbtzs3kq4dn-snprzg">
+            <w:hyperlink w:history="1" r:id="rIdwichutxvvrxaffrmmsqfi">
               <w:r>
                 <w:rPr>
                   <w:rFonts w:ascii="Arial" w:cs="Arial" w:eastAsia="Arial" w:hAnsi="Arial"/>
@@ -13673,7 +13673,7 @@
               <w:spacing w:after="10" w:before="0"/>
               <w:ind w:left="120"/>
             </w:pPr>
-            <w:hyperlink w:history="1" r:id="rIda7iwcrwgi8oi17hyil1za">
+            <w:hyperlink w:history="1" r:id="rId6getck0yeo1jyyy3fwdcr">
               <w:r>
                 <w:rPr>
                   <w:rFonts w:ascii="Arial" w:cs="Arial" w:eastAsia="Arial" w:hAnsi="Arial"/>
@@ -13718,7 +13718,7 @@
             <w:pPr>
               <w:spacing w:after="20" w:before="0"/>
             </w:pPr>
-            <w:hyperlink w:history="1" r:id="rIdt4tsdfpdwfzwglc-xcaev">
+            <w:hyperlink w:history="1" r:id="rIddg8aonkdqrxob3ftntjgi">
               <w:r>
                 <w:rPr>
                   <w:rFonts w:ascii="Arial" w:cs="Arial" w:eastAsia="Arial" w:hAnsi="Arial"/>
@@ -13751,7 +13751,7 @@
               <w:spacing w:after="10" w:before="0"/>
               <w:ind w:left="120"/>
             </w:pPr>
-            <w:hyperlink w:history="1" r:id="rIdq9vrxxkkrinb9g4ybryc8">
+            <w:hyperlink w:history="1" r:id="rIdyvvjpujpfjdw_z_wsnp6r">
               <w:r>
                 <w:rPr>
                   <w:rFonts w:ascii="Arial" w:cs="Arial" w:eastAsia="Arial" w:hAnsi="Arial"/>
@@ -15238,7 +15238,7 @@
             <w:pPr>
               <w:spacing w:after="20" w:before="0"/>
             </w:pPr>
-            <w:hyperlink w:history="1" r:id="rIdgkjsgtn4ikpr-zrsclg5f">
+            <w:hyperlink w:history="1" r:id="rIdnmmlfcvqfc-g8dva5q1rl">
               <w:r>
                 <w:rPr>
                   <w:rFonts w:ascii="Arial" w:cs="Arial" w:eastAsia="Arial" w:hAnsi="Arial"/>
@@ -15271,7 +15271,7 @@
               <w:spacing w:after="10" w:before="0"/>
               <w:ind w:left="120"/>
             </w:pPr>
-            <w:hyperlink w:history="1" r:id="rIdt4ln84oelkdmeuxcjhgo_">
+            <w:hyperlink w:history="1" r:id="rId_qwqdlt-imrebubd_sc9-">
               <w:r>
                 <w:rPr>
                   <w:rFonts w:ascii="Arial" w:cs="Arial" w:eastAsia="Arial" w:hAnsi="Arial"/>
@@ -15316,7 +15316,7 @@
             <w:pPr>
               <w:spacing w:after="20" w:before="0"/>
             </w:pPr>
-            <w:hyperlink w:history="1" r:id="rId8-tz70ll3djgzpmh8smtd">
+            <w:hyperlink w:history="1" r:id="rIdm4eyzp4z-o3z9dtifnvqp">
               <w:r>
                 <w:rPr>
                   <w:rFonts w:ascii="Arial" w:cs="Arial" w:eastAsia="Arial" w:hAnsi="Arial"/>
@@ -15349,7 +15349,7 @@
               <w:spacing w:after="10" w:before="0"/>
               <w:ind w:left="120"/>
             </w:pPr>
-            <w:hyperlink w:history="1" r:id="rIdlkix4l2sjcdd1opo8h2cd">
+            <w:hyperlink w:history="1" r:id="rIdqhzscviu6x_cxjhcbxrd6">
               <w:r>
                 <w:rPr>
                   <w:rFonts w:ascii="Arial" w:cs="Arial" w:eastAsia="Arial" w:hAnsi="Arial"/>
@@ -15544,7 +15544,7 @@
             <w:pPr>
               <w:spacing w:after="20" w:before="0"/>
             </w:pPr>
-            <w:hyperlink w:history="1" r:id="rIdgjzizfm4ew3q7o8r5y77k">
+            <w:hyperlink w:history="1" r:id="rIdnqwsumzxg5x-hopjgtjua">
               <w:r>
                 <w:rPr>
                   <w:rFonts w:ascii="Arial" w:cs="Arial" w:eastAsia="Arial" w:hAnsi="Arial"/>
@@ -15577,7 +15577,7 @@
               <w:spacing w:after="10" w:before="0"/>
               <w:ind w:left="120"/>
             </w:pPr>
-            <w:hyperlink w:history="1" r:id="rIdhvwl8ufwlqwzgaslnyxgd">
+            <w:hyperlink w:history="1" r:id="rIdb6usi17yr1pgi1u1gpl0m">
               <w:r>
                 <w:rPr>
                   <w:rFonts w:ascii="Arial" w:cs="Arial" w:eastAsia="Arial" w:hAnsi="Arial"/>
@@ -15622,7 +15622,7 @@
             <w:pPr>
               <w:spacing w:after="20" w:before="0"/>
             </w:pPr>
-            <w:hyperlink w:history="1" r:id="rIdsd8n8aii_6cd55eilbybw">
+            <w:hyperlink w:history="1" r:id="rIdenro4eyrjx4bmqcjxttsh">
               <w:r>
                 <w:rPr>
                   <w:rFonts w:ascii="Arial" w:cs="Arial" w:eastAsia="Arial" w:hAnsi="Arial"/>
@@ -15655,7 +15655,7 @@
               <w:spacing w:after="10" w:before="0"/>
               <w:ind w:left="120"/>
             </w:pPr>
-            <w:hyperlink w:history="1" r:id="rIdkhciqyfzy6ndbncwy5wcc">
+            <w:hyperlink w:history="1" r:id="rId77gmmjnfo8oosqescsop4">
               <w:r>
                 <w:rPr>
                   <w:rFonts w:ascii="Arial" w:cs="Arial" w:eastAsia="Arial" w:hAnsi="Arial"/>
@@ -15850,7 +15850,7 @@
             <w:pPr>
               <w:spacing w:after="20" w:before="0"/>
             </w:pPr>
-            <w:hyperlink w:history="1" r:id="rIdqnagu2zvbi4e1lk8qqyfj">
+            <w:hyperlink w:history="1" r:id="rIdrh0ran5y1wumhpotnoy1p">
               <w:r>
                 <w:rPr>
                   <w:rFonts w:ascii="Arial" w:cs="Arial" w:eastAsia="Arial" w:hAnsi="Arial"/>
@@ -15883,7 +15883,7 @@
               <w:spacing w:after="10" w:before="0"/>
               <w:ind w:left="120"/>
             </w:pPr>
-            <w:hyperlink w:history="1" r:id="rIdqackafzxmez73atte5xrp">
+            <w:hyperlink w:history="1" r:id="rIddd4ep1qykvhkyidsz2zn4">
               <w:r>
                 <w:rPr>
                   <w:rFonts w:ascii="Arial" w:cs="Arial" w:eastAsia="Arial" w:hAnsi="Arial"/>
@@ -15928,7 +15928,7 @@
             <w:pPr>
               <w:spacing w:after="20" w:before="0"/>
             </w:pPr>
-            <w:hyperlink w:history="1" r:id="rIdreno5otkodg1atwhaxv-a">
+            <w:hyperlink w:history="1" r:id="rId4cq_vywcg9yw1o3bu6plu">
               <w:r>
                 <w:rPr>
                   <w:rFonts w:ascii="Arial" w:cs="Arial" w:eastAsia="Arial" w:hAnsi="Arial"/>
@@ -15961,7 +15961,7 @@
               <w:spacing w:after="10" w:before="0"/>
               <w:ind w:left="120"/>
             </w:pPr>
-            <w:hyperlink w:history="1" r:id="rIdkbmlzemj5lotgylmw7abh">
+            <w:hyperlink w:history="1" r:id="rIdhvjv2ipc1y846y9x-oljg">
               <w:r>
                 <w:rPr>
                   <w:rFonts w:ascii="Arial" w:cs="Arial" w:eastAsia="Arial" w:hAnsi="Arial"/>
@@ -16156,7 +16156,7 @@
             <w:pPr>
               <w:spacing w:after="20" w:before="0"/>
             </w:pPr>
-            <w:hyperlink w:history="1" r:id="rIdq3hpxynegwrjfx1v7n1_k">
+            <w:hyperlink w:history="1" r:id="rIdpgjwgtswdoivgqqkh8457">
               <w:r>
                 <w:rPr>
                   <w:rFonts w:ascii="Arial" w:cs="Arial" w:eastAsia="Arial" w:hAnsi="Arial"/>
@@ -16189,7 +16189,7 @@
               <w:spacing w:after="10" w:before="0"/>
               <w:ind w:left="120"/>
             </w:pPr>
-            <w:hyperlink w:history="1" r:id="rIdqqng9fynfk_liusqtiv63">
+            <w:hyperlink w:history="1" r:id="rIdbd2l5wabi-v4e2gwx1is1">
               <w:r>
                 <w:rPr>
                   <w:rFonts w:ascii="Arial" w:cs="Arial" w:eastAsia="Arial" w:hAnsi="Arial"/>
@@ -16234,7 +16234,7 @@
             <w:pPr>
               <w:spacing w:after="20" w:before="0"/>
             </w:pPr>
-            <w:hyperlink w:history="1" r:id="rIdfgfh4fj7-aevlx5bcs0za">
+            <w:hyperlink w:history="1" r:id="rIdjgqmo5a6t3ahn7sfc3gbp">
               <w:r>
                 <w:rPr>
                   <w:rFonts w:ascii="Arial" w:cs="Arial" w:eastAsia="Arial" w:hAnsi="Arial"/>
@@ -16267,7 +16267,7 @@
               <w:spacing w:after="10" w:before="0"/>
               <w:ind w:left="120"/>
             </w:pPr>
-            <w:hyperlink w:history="1" r:id="rIdndzxkhgwqcvdse6cd8-rq">
+            <w:hyperlink w:history="1" r:id="rIdji5ysktgj4uymskp5rnla">
               <w:r>
                 <w:rPr>
                   <w:rFonts w:ascii="Arial" w:cs="Arial" w:eastAsia="Arial" w:hAnsi="Arial"/>
@@ -16462,7 +16462,7 @@
             <w:pPr>
               <w:spacing w:after="20" w:before="0"/>
             </w:pPr>
-            <w:hyperlink w:history="1" r:id="rId70rdyrhr4yomoyehgid12">
+            <w:hyperlink w:history="1" r:id="rIdwgoc6efnqhh4jwy_fntvd">
               <w:r>
                 <w:rPr>
                   <w:rFonts w:ascii="Arial" w:cs="Arial" w:eastAsia="Arial" w:hAnsi="Arial"/>
@@ -16495,7 +16495,7 @@
               <w:spacing w:after="10" w:before="0"/>
               <w:ind w:left="120"/>
             </w:pPr>
-            <w:hyperlink w:history="1" r:id="rId9tibke29rq_hpd-lsp7p6">
+            <w:hyperlink w:history="1" r:id="rIduzqufhkb-vjnlkp0tgrgo">
               <w:r>
                 <w:rPr>
                   <w:rFonts w:ascii="Arial" w:cs="Arial" w:eastAsia="Arial" w:hAnsi="Arial"/>
@@ -16540,7 +16540,7 @@
             <w:pPr>
               <w:spacing w:after="20" w:before="0"/>
             </w:pPr>
-            <w:hyperlink w:history="1" r:id="rIddj68lrlvtyvisd4_asx9c">
+            <w:hyperlink w:history="1" r:id="rId9qd3kyrtfzwx605_6anj_">
               <w:r>
                 <w:rPr>
                   <w:rFonts w:ascii="Arial" w:cs="Arial" w:eastAsia="Arial" w:hAnsi="Arial"/>
@@ -16573,7 +16573,7 @@
               <w:spacing w:after="10" w:before="0"/>
               <w:ind w:left="120"/>
             </w:pPr>
-            <w:hyperlink w:history="1" r:id="rIdp2j-8egcwbcuvjz6jwxi_">
+            <w:hyperlink w:history="1" r:id="rIdwpcjbrxuqgvus6hjjdtot">
               <w:r>
                 <w:rPr>
                   <w:rFonts w:ascii="Arial" w:cs="Arial" w:eastAsia="Arial" w:hAnsi="Arial"/>
@@ -18060,7 +18060,7 @@
             <w:pPr>
               <w:spacing w:after="20" w:before="0"/>
             </w:pPr>
-            <w:hyperlink w:history="1" r:id="rIdf-jyylgtwiwfnwmt0x_iz">
+            <w:hyperlink w:history="1" r:id="rIdtromlsgmuvwipp2xzsuqg">
               <w:r>
                 <w:rPr>
                   <w:rFonts w:ascii="Arial" w:cs="Arial" w:eastAsia="Arial" w:hAnsi="Arial"/>
@@ -18093,7 +18093,7 @@
               <w:spacing w:after="10" w:before="0"/>
               <w:ind w:left="120"/>
             </w:pPr>
-            <w:hyperlink w:history="1" r:id="rIdsdwqcxfth-nzvo5mhonhb">
+            <w:hyperlink w:history="1" r:id="rIdzga06nlrtsgwjeep59bqi">
               <w:r>
                 <w:rPr>
                   <w:rFonts w:ascii="Arial" w:cs="Arial" w:eastAsia="Arial" w:hAnsi="Arial"/>
@@ -18138,7 +18138,7 @@
             <w:pPr>
               <w:spacing w:after="20" w:before="0"/>
             </w:pPr>
-            <w:hyperlink w:history="1" r:id="rIdubcococc1wt4yqw4dpzk_">
+            <w:hyperlink w:history="1" r:id="rIdyguqybyi8quahfdy1rydo">
               <w:r>
                 <w:rPr>
                   <w:rFonts w:ascii="Arial" w:cs="Arial" w:eastAsia="Arial" w:hAnsi="Arial"/>
@@ -18171,7 +18171,7 @@
               <w:spacing w:after="10" w:before="0"/>
               <w:ind w:left="120"/>
             </w:pPr>
-            <w:hyperlink w:history="1" r:id="rIdsunaxit3-xkxn4zwkgobp">
+            <w:hyperlink w:history="1" r:id="rId_6rwdr5dxk3lsslp0r3cy">
               <w:r>
                 <w:rPr>
                   <w:rFonts w:ascii="Arial" w:cs="Arial" w:eastAsia="Arial" w:hAnsi="Arial"/>
@@ -18366,7 +18366,7 @@
             <w:pPr>
               <w:spacing w:after="20" w:before="0"/>
             </w:pPr>
-            <w:hyperlink w:history="1" r:id="rIdr59sdfrdzgwdmdh9lv8s1">
+            <w:hyperlink w:history="1" r:id="rIddmf-xdtgubsvvz-7i6ei6">
               <w:r>
                 <w:rPr>
                   <w:rFonts w:ascii="Arial" w:cs="Arial" w:eastAsia="Arial" w:hAnsi="Arial"/>
@@ -18399,7 +18399,7 @@
               <w:spacing w:after="10" w:before="0"/>
               <w:ind w:left="120"/>
             </w:pPr>
-            <w:hyperlink w:history="1" r:id="rIdz4ypr52_toqcn5khuiwv6">
+            <w:hyperlink w:history="1" r:id="rIdu_12gaghowbaynjq1pwp0">
               <w:r>
                 <w:rPr>
                   <w:rFonts w:ascii="Arial" w:cs="Arial" w:eastAsia="Arial" w:hAnsi="Arial"/>
@@ -18444,7 +18444,7 @@
             <w:pPr>
               <w:spacing w:after="20" w:before="0"/>
             </w:pPr>
-            <w:hyperlink w:history="1" r:id="rIdmf1p1blqxtvr9ecn_yvu1">
+            <w:hyperlink w:history="1" r:id="rIdodhpb7jaoeodj92tmvz98">
               <w:r>
                 <w:rPr>
                   <w:rFonts w:ascii="Arial" w:cs="Arial" w:eastAsia="Arial" w:hAnsi="Arial"/>
@@ -18477,7 +18477,7 @@
               <w:spacing w:after="10" w:before="0"/>
               <w:ind w:left="120"/>
             </w:pPr>
-            <w:hyperlink w:history="1" r:id="rIdfaltqr6l7oszbxctkqpml">
+            <w:hyperlink w:history="1" r:id="rIdtavum0bw06cpsl8-azsyq">
               <w:r>
                 <w:rPr>
                   <w:rFonts w:ascii="Arial" w:cs="Arial" w:eastAsia="Arial" w:hAnsi="Arial"/>
@@ -18672,7 +18672,7 @@
             <w:pPr>
               <w:spacing w:after="20" w:before="0"/>
             </w:pPr>
-            <w:hyperlink w:history="1" r:id="rIduie0iat03xztgppr7v3qz">
+            <w:hyperlink w:history="1" r:id="rIdt9yyrbtlie9tpap7lvfzh">
               <w:r>
                 <w:rPr>
                   <w:rFonts w:ascii="Arial" w:cs="Arial" w:eastAsia="Arial" w:hAnsi="Arial"/>
@@ -18705,7 +18705,7 @@
               <w:spacing w:after="10" w:before="0"/>
               <w:ind w:left="120"/>
             </w:pPr>
-            <w:hyperlink w:history="1" r:id="rIdfz3ifbdkxnddql2nrmvle">
+            <w:hyperlink w:history="1" r:id="rIdvnqrnaw1c4qbgf5bq_hop">
               <w:r>
                 <w:rPr>
                   <w:rFonts w:ascii="Arial" w:cs="Arial" w:eastAsia="Arial" w:hAnsi="Arial"/>
@@ -18750,7 +18750,7 @@
             <w:pPr>
               <w:spacing w:after="20" w:before="0"/>
             </w:pPr>
-            <w:hyperlink w:history="1" r:id="rIdrqcxyj5lxoen52ud2rb_e">
+            <w:hyperlink w:history="1" r:id="rId8bcyw0galhx6g_bmfxdxj">
               <w:r>
                 <w:rPr>
                   <w:rFonts w:ascii="Arial" w:cs="Arial" w:eastAsia="Arial" w:hAnsi="Arial"/>
@@ -18783,7 +18783,7 @@
               <w:spacing w:after="10" w:before="0"/>
               <w:ind w:left="120"/>
             </w:pPr>
-            <w:hyperlink w:history="1" r:id="rIdsz-iqqnai5lnr69bcbe_z">
+            <w:hyperlink w:history="1" r:id="rIdkmoixgmdn0-cokhf7f8jd">
               <w:r>
                 <w:rPr>
                   <w:rFonts w:ascii="Arial" w:cs="Arial" w:eastAsia="Arial" w:hAnsi="Arial"/>
@@ -18978,7 +18978,7 @@
             <w:pPr>
               <w:spacing w:after="20" w:before="0"/>
             </w:pPr>
-            <w:hyperlink w:history="1" r:id="rIds1uhmw24aepej4kicey2g">
+            <w:hyperlink w:history="1" r:id="rIdwfyzfziduci4qqyvycusy">
               <w:r>
                 <w:rPr>
                   <w:rFonts w:ascii="Arial" w:cs="Arial" w:eastAsia="Arial" w:hAnsi="Arial"/>
@@ -19011,7 +19011,7 @@
               <w:spacing w:after="10" w:before="0"/>
               <w:ind w:left="120"/>
             </w:pPr>
-            <w:hyperlink w:history="1" r:id="rIdospbcx4ebzvj6f2d01czi">
+            <w:hyperlink w:history="1" r:id="rIduuqjq7ax4pmvz7zrs7dev">
               <w:r>
                 <w:rPr>
                   <w:rFonts w:ascii="Arial" w:cs="Arial" w:eastAsia="Arial" w:hAnsi="Arial"/>
@@ -19056,7 +19056,7 @@
             <w:pPr>
               <w:spacing w:after="20" w:before="0"/>
             </w:pPr>
-            <w:hyperlink w:history="1" r:id="rIdolixxdowvjhs3sm7j8r5j">
+            <w:hyperlink w:history="1" r:id="rIdw5y7siun-byjmmszzzstp">
               <w:r>
                 <w:rPr>
                   <w:rFonts w:ascii="Arial" w:cs="Arial" w:eastAsia="Arial" w:hAnsi="Arial"/>
@@ -19089,7 +19089,7 @@
               <w:spacing w:after="10" w:before="0"/>
               <w:ind w:left="120"/>
             </w:pPr>
-            <w:hyperlink w:history="1" r:id="rIdfjdsgzx9lamruvprp2vf9">
+            <w:hyperlink w:history="1" r:id="rIddtx5bxayc-39-gw50izep">
               <w:r>
                 <w:rPr>
                   <w:rFonts w:ascii="Arial" w:cs="Arial" w:eastAsia="Arial" w:hAnsi="Arial"/>
@@ -19284,7 +19284,7 @@
             <w:pPr>
               <w:spacing w:after="20" w:before="0"/>
             </w:pPr>
-            <w:hyperlink w:history="1" r:id="rIdiv-mo04amlk_v5wwtqbqc">
+            <w:hyperlink w:history="1" r:id="rIddkge0q5qgksmyqr7wsj10">
               <w:r>
                 <w:rPr>
                   <w:rFonts w:ascii="Arial" w:cs="Arial" w:eastAsia="Arial" w:hAnsi="Arial"/>
@@ -19317,7 +19317,7 @@
               <w:spacing w:after="10" w:before="0"/>
               <w:ind w:left="120"/>
             </w:pPr>
-            <w:hyperlink w:history="1" r:id="rIdkkxc5svuidhv0a2o12_lq">
+            <w:hyperlink w:history="1" r:id="rIddjvbt9ywxx7656gvk3txz">
               <w:r>
                 <w:rPr>
                   <w:rFonts w:ascii="Arial" w:cs="Arial" w:eastAsia="Arial" w:hAnsi="Arial"/>
@@ -19362,7 +19362,7 @@
             <w:pPr>
               <w:spacing w:after="20" w:before="0"/>
             </w:pPr>
-            <w:hyperlink w:history="1" r:id="rId6m-8eyi2gwtq84wiss4zr">
+            <w:hyperlink w:history="1" r:id="rId3khbaj6shol9kqs2xrtel">
               <w:r>
                 <w:rPr>
                   <w:rFonts w:ascii="Arial" w:cs="Arial" w:eastAsia="Arial" w:hAnsi="Arial"/>
@@ -19395,7 +19395,7 @@
               <w:spacing w:after="10" w:before="0"/>
               <w:ind w:left="120"/>
             </w:pPr>
-            <w:hyperlink w:history="1" r:id="rIdcncrlwm3jzzdtnwsug8lc">
+            <w:hyperlink w:history="1" r:id="rIdh8fkhb8fapeebqkl7ebfi">
               <w:r>
                 <w:rPr>
                   <w:rFonts w:ascii="Arial" w:cs="Arial" w:eastAsia="Arial" w:hAnsi="Arial"/>

--- a/data/outputs/v2/Physics/SS1.3_Temperature_and_Thermal_Expansion/Physics_Temperature_and_Thermal_Expansion_CBE_LessonSequence.docx
+++ b/data/outputs/v2/Physics/SS1.3_Temperature_and_Thermal_Expansion/Physics_Temperature_and_Thermal_Expansion_CBE_LessonSequence.docx
@@ -3266,7 +3266,7 @@
             <w:pPr>
               <w:spacing w:after="20" w:before="0"/>
             </w:pPr>
-            <w:hyperlink w:history="1" r:id="rIdblcauwextj7in-3irqtbt">
+            <w:hyperlink w:history="1" r:id="rIdr6o1sj_miuyxccreazcyb">
               <w:r>
                 <w:rPr>
                   <w:rFonts w:ascii="Arial" w:cs="Arial" w:eastAsia="Arial" w:hAnsi="Arial"/>
@@ -3299,7 +3299,7 @@
               <w:spacing w:after="10" w:before="0"/>
               <w:ind w:left="120"/>
             </w:pPr>
-            <w:hyperlink w:history="1" r:id="rIdnfaugceqvzbznggw0mpjr">
+            <w:hyperlink w:history="1" r:id="rIdju9e4ufkg5f8p48nz2vpp">
               <w:r>
                 <w:rPr>
                   <w:rFonts w:ascii="Arial" w:cs="Arial" w:eastAsia="Arial" w:hAnsi="Arial"/>
@@ -3344,7 +3344,7 @@
             <w:pPr>
               <w:spacing w:after="20" w:before="0"/>
             </w:pPr>
-            <w:hyperlink w:history="1" r:id="rIds53kaqtbkb5ukm5aneg3n">
+            <w:hyperlink w:history="1" r:id="rIdylbfrmpyvlm7nsjwgaoj1">
               <w:r>
                 <w:rPr>
                   <w:rFonts w:ascii="Arial" w:cs="Arial" w:eastAsia="Arial" w:hAnsi="Arial"/>
@@ -3377,7 +3377,7 @@
               <w:spacing w:after="10" w:before="0"/>
               <w:ind w:left="120"/>
             </w:pPr>
-            <w:hyperlink w:history="1" r:id="rIdqukre33oyo5iauj8cukey">
+            <w:hyperlink w:history="1" r:id="rIdhsinevrt4q4-8wsxqyld1">
               <w:r>
                 <w:rPr>
                   <w:rFonts w:ascii="Arial" w:cs="Arial" w:eastAsia="Arial" w:hAnsi="Arial"/>
@@ -3724,7 +3724,7 @@
             <w:pPr>
               <w:spacing w:after="20" w:before="0"/>
             </w:pPr>
-            <w:hyperlink w:history="1" r:id="rIdngqfxm3gaigwi4t70nu0b">
+            <w:hyperlink w:history="1" r:id="rIdfhkjfs0ummn5lgad8d1xs">
               <w:r>
                 <w:rPr>
                   <w:rFonts w:ascii="Arial" w:cs="Arial" w:eastAsia="Arial" w:hAnsi="Arial"/>
@@ -3757,7 +3757,7 @@
               <w:spacing w:after="10" w:before="0"/>
               <w:ind w:left="120"/>
             </w:pPr>
-            <w:hyperlink w:history="1" r:id="rId0kimqxdp7z8kgo8cw48id">
+            <w:hyperlink w:history="1" r:id="rId5fy1rbrpveeznkaf14ka2">
               <w:r>
                 <w:rPr>
                   <w:rFonts w:ascii="Arial" w:cs="Arial" w:eastAsia="Arial" w:hAnsi="Arial"/>
@@ -3802,7 +3802,7 @@
             <w:pPr>
               <w:spacing w:after="20" w:before="0"/>
             </w:pPr>
-            <w:hyperlink w:history="1" r:id="rId1czltrbqk4ogepzpvemme">
+            <w:hyperlink w:history="1" r:id="rIdq5bjpg3a5pigi_ksnnpas">
               <w:r>
                 <w:rPr>
                   <w:rFonts w:ascii="Arial" w:cs="Arial" w:eastAsia="Arial" w:hAnsi="Arial"/>
@@ -3835,7 +3835,7 @@
               <w:spacing w:after="10" w:before="0"/>
               <w:ind w:left="120"/>
             </w:pPr>
-            <w:hyperlink w:history="1" r:id="rIdt9dmu4gknotzl1vlzwo_3">
+            <w:hyperlink w:history="1" r:id="rId7md2-opgko_xhxagknp05">
               <w:r>
                 <w:rPr>
                   <w:rFonts w:ascii="Arial" w:cs="Arial" w:eastAsia="Arial" w:hAnsi="Arial"/>
@@ -4144,7 +4144,7 @@
             <w:pPr>
               <w:spacing w:after="20" w:before="0"/>
             </w:pPr>
-            <w:hyperlink w:history="1" r:id="rIdjdc6qezh2irza_ops3mso">
+            <w:hyperlink w:history="1" r:id="rId_yohvtexbvcpoxzrrmabo">
               <w:r>
                 <w:rPr>
                   <w:rFonts w:ascii="Arial" w:cs="Arial" w:eastAsia="Arial" w:hAnsi="Arial"/>
@@ -4177,7 +4177,7 @@
               <w:spacing w:after="10" w:before="0"/>
               <w:ind w:left="120"/>
             </w:pPr>
-            <w:hyperlink w:history="1" r:id="rIdlx0ez3btp17zqcd7v6cek">
+            <w:hyperlink w:history="1" r:id="rIdcrmbcpw_muvpz-inubzku">
               <w:r>
                 <w:rPr>
                   <w:rFonts w:ascii="Arial" w:cs="Arial" w:eastAsia="Arial" w:hAnsi="Arial"/>
@@ -4222,7 +4222,7 @@
             <w:pPr>
               <w:spacing w:after="20" w:before="0"/>
             </w:pPr>
-            <w:hyperlink w:history="1" r:id="rIdhwiddnjeprfwigppxni-u">
+            <w:hyperlink w:history="1" r:id="rIdmkxohgs-xt4oui1kbkjcs">
               <w:r>
                 <w:rPr>
                   <w:rFonts w:ascii="Arial" w:cs="Arial" w:eastAsia="Arial" w:hAnsi="Arial"/>
@@ -4255,7 +4255,7 @@
               <w:spacing w:after="10" w:before="0"/>
               <w:ind w:left="120"/>
             </w:pPr>
-            <w:hyperlink w:history="1" r:id="rId6may2vbhuaneygazfwda_">
+            <w:hyperlink w:history="1" r:id="rId9o-r0kvammejynrytcjvs">
               <w:r>
                 <w:rPr>
                   <w:rFonts w:ascii="Arial" w:cs="Arial" w:eastAsia="Arial" w:hAnsi="Arial"/>
@@ -4564,7 +4564,7 @@
             <w:pPr>
               <w:spacing w:after="20" w:before="0"/>
             </w:pPr>
-            <w:hyperlink w:history="1" r:id="rIdxhijy57ypfbegviwbnu9i">
+            <w:hyperlink w:history="1" r:id="rId6rliwyzikbow7juxbkis6">
               <w:r>
                 <w:rPr>
                   <w:rFonts w:ascii="Arial" w:cs="Arial" w:eastAsia="Arial" w:hAnsi="Arial"/>
@@ -4597,7 +4597,7 @@
               <w:spacing w:after="10" w:before="0"/>
               <w:ind w:left="120"/>
             </w:pPr>
-            <w:hyperlink w:history="1" r:id="rIdk-jqtw8a11ygnjhmgi6rl">
+            <w:hyperlink w:history="1" r:id="rIdpf6zjify_cyhl9lphsaw7">
               <w:r>
                 <w:rPr>
                   <w:rFonts w:ascii="Arial" w:cs="Arial" w:eastAsia="Arial" w:hAnsi="Arial"/>
@@ -4642,7 +4642,7 @@
             <w:pPr>
               <w:spacing w:after="20" w:before="0"/>
             </w:pPr>
-            <w:hyperlink w:history="1" r:id="rIdpin0js8u4f5ho1shhory0">
+            <w:hyperlink w:history="1" r:id="rIdzwgg_x1oixv5m6w7o0e-w">
               <w:r>
                 <w:rPr>
                   <w:rFonts w:ascii="Arial" w:cs="Arial" w:eastAsia="Arial" w:hAnsi="Arial"/>
@@ -4675,7 +4675,7 @@
               <w:spacing w:after="10" w:before="0"/>
               <w:ind w:left="120"/>
             </w:pPr>
-            <w:hyperlink w:history="1" r:id="rIdo1l72uod2eqvq0n0-9nhb">
+            <w:hyperlink w:history="1" r:id="rIdwp_rfu06uvlx0vajef5rs">
               <w:r>
                 <w:rPr>
                   <w:rFonts w:ascii="Arial" w:cs="Arial" w:eastAsia="Arial" w:hAnsi="Arial"/>
@@ -4984,7 +4984,7 @@
             <w:pPr>
               <w:spacing w:after="20" w:before="0"/>
             </w:pPr>
-            <w:hyperlink w:history="1" r:id="rId33uodj6wuctjaabgjiqdd">
+            <w:hyperlink w:history="1" r:id="rIdxjqggdvr39csvinviwthf">
               <w:r>
                 <w:rPr>
                   <w:rFonts w:ascii="Arial" w:cs="Arial" w:eastAsia="Arial" w:hAnsi="Arial"/>
@@ -5017,7 +5017,7 @@
               <w:spacing w:after="10" w:before="0"/>
               <w:ind w:left="120"/>
             </w:pPr>
-            <w:hyperlink w:history="1" r:id="rIdnikc0jsdxeaxgyajwfjje">
+            <w:hyperlink w:history="1" r:id="rIdctdp-yc8-jdphvxoorcmi">
               <w:r>
                 <w:rPr>
                   <w:rFonts w:ascii="Arial" w:cs="Arial" w:eastAsia="Arial" w:hAnsi="Arial"/>
@@ -5062,7 +5062,7 @@
             <w:pPr>
               <w:spacing w:after="20" w:before="0"/>
             </w:pPr>
-            <w:hyperlink w:history="1" r:id="rIdaba4nd_2-z8zk1ajfpybl">
+            <w:hyperlink w:history="1" r:id="rIdzqzaqylonbr7dr3wcozbe">
               <w:r>
                 <w:rPr>
                   <w:rFonts w:ascii="Arial" w:cs="Arial" w:eastAsia="Arial" w:hAnsi="Arial"/>
@@ -5095,7 +5095,7 @@
               <w:spacing w:after="10" w:before="0"/>
               <w:ind w:left="120"/>
             </w:pPr>
-            <w:hyperlink w:history="1" r:id="rIddt3u36npuq5qoszfhcqok">
+            <w:hyperlink w:history="1" r:id="rId5udhpm_xfiubbkb4osm8a">
               <w:r>
                 <w:rPr>
                   <w:rFonts w:ascii="Arial" w:cs="Arial" w:eastAsia="Arial" w:hAnsi="Arial"/>
@@ -6658,7 +6658,7 @@
             <w:pPr>
               <w:spacing w:after="20" w:before="0"/>
             </w:pPr>
-            <w:hyperlink w:history="1" r:id="rIdwckk2t7qmtvp1sluxersf">
+            <w:hyperlink w:history="1" r:id="rIdn4xdrxmfxe1gy-vifvcvc">
               <w:r>
                 <w:rPr>
                   <w:rFonts w:ascii="Arial" w:cs="Arial" w:eastAsia="Arial" w:hAnsi="Arial"/>
@@ -6691,7 +6691,7 @@
               <w:spacing w:after="10" w:before="0"/>
               <w:ind w:left="120"/>
             </w:pPr>
-            <w:hyperlink w:history="1" r:id="rIdzguh8qeifirr8d3v6an66">
+            <w:hyperlink w:history="1" r:id="rIdbpuu6h7-wqyacw56oyuvi">
               <w:r>
                 <w:rPr>
                   <w:rFonts w:ascii="Arial" w:cs="Arial" w:eastAsia="Arial" w:hAnsi="Arial"/>
@@ -6736,7 +6736,7 @@
             <w:pPr>
               <w:spacing w:after="20" w:before="0"/>
             </w:pPr>
-            <w:hyperlink w:history="1" r:id="rIdam6i41kej-8hmsvne9r0p">
+            <w:hyperlink w:history="1" r:id="rIdx1w_pzbepukhruuyr38uh">
               <w:r>
                 <w:rPr>
                   <w:rFonts w:ascii="Arial" w:cs="Arial" w:eastAsia="Arial" w:hAnsi="Arial"/>
@@ -6769,7 +6769,7 @@
               <w:spacing w:after="10" w:before="0"/>
               <w:ind w:left="120"/>
             </w:pPr>
-            <w:hyperlink w:history="1" r:id="rIdm2omfdl_rvcjne7aijuz8">
+            <w:hyperlink w:history="1" r:id="rIdz4hrskrkdaui4oalj1rz7">
               <w:r>
                 <w:rPr>
                   <w:rFonts w:ascii="Arial" w:cs="Arial" w:eastAsia="Arial" w:hAnsi="Arial"/>
@@ -6964,7 +6964,7 @@
             <w:pPr>
               <w:spacing w:after="20" w:before="0"/>
             </w:pPr>
-            <w:hyperlink w:history="1" r:id="rIdp22m9lb3jt34ovqcuvm17">
+            <w:hyperlink w:history="1" r:id="rIdf0dszc6n9dhfgx4jnq4q3">
               <w:r>
                 <w:rPr>
                   <w:rFonts w:ascii="Arial" w:cs="Arial" w:eastAsia="Arial" w:hAnsi="Arial"/>
@@ -6997,7 +6997,7 @@
               <w:spacing w:after="10" w:before="0"/>
               <w:ind w:left="120"/>
             </w:pPr>
-            <w:hyperlink w:history="1" r:id="rIdt6mr_w1bbf-henkbtaie3">
+            <w:hyperlink w:history="1" r:id="rIdua8f9mg-7yqv54o0vrh-p">
               <w:r>
                 <w:rPr>
                   <w:rFonts w:ascii="Arial" w:cs="Arial" w:eastAsia="Arial" w:hAnsi="Arial"/>
@@ -7042,7 +7042,7 @@
             <w:pPr>
               <w:spacing w:after="20" w:before="0"/>
             </w:pPr>
-            <w:hyperlink w:history="1" r:id="rId5ork6x7o7iw8xcura_tgj">
+            <w:hyperlink w:history="1" r:id="rIdum_eyndxjlg2ehpdwysvk">
               <w:r>
                 <w:rPr>
                   <w:rFonts w:ascii="Arial" w:cs="Arial" w:eastAsia="Arial" w:hAnsi="Arial"/>
@@ -7075,7 +7075,7 @@
               <w:spacing w:after="10" w:before="0"/>
               <w:ind w:left="120"/>
             </w:pPr>
-            <w:hyperlink w:history="1" r:id="rId2rrodhfqegfkkozebeeu4">
+            <w:hyperlink w:history="1" r:id="rId7awo-huz_pndrbtocoop-">
               <w:r>
                 <w:rPr>
                   <w:rFonts w:ascii="Arial" w:cs="Arial" w:eastAsia="Arial" w:hAnsi="Arial"/>
@@ -7270,7 +7270,7 @@
             <w:pPr>
               <w:spacing w:after="20" w:before="0"/>
             </w:pPr>
-            <w:hyperlink w:history="1" r:id="rId1uhoq7k_66s-xaucdmj7m">
+            <w:hyperlink w:history="1" r:id="rId3g8wieuhybsaqny_ckvrd">
               <w:r>
                 <w:rPr>
                   <w:rFonts w:ascii="Arial" w:cs="Arial" w:eastAsia="Arial" w:hAnsi="Arial"/>
@@ -7303,7 +7303,7 @@
               <w:spacing w:after="10" w:before="0"/>
               <w:ind w:left="120"/>
             </w:pPr>
-            <w:hyperlink w:history="1" r:id="rIdflq0voqe4kqpkqmbfihwp">
+            <w:hyperlink w:history="1" r:id="rIdv-mccmt8qv1nlvwnb4xdz">
               <w:r>
                 <w:rPr>
                   <w:rFonts w:ascii="Arial" w:cs="Arial" w:eastAsia="Arial" w:hAnsi="Arial"/>
@@ -7348,7 +7348,7 @@
             <w:pPr>
               <w:spacing w:after="20" w:before="0"/>
             </w:pPr>
-            <w:hyperlink w:history="1" r:id="rIdnulbt-ty6kfvnjq1q4bai">
+            <w:hyperlink w:history="1" r:id="rId5wvtdcklpzlwdskuvzcke">
               <w:r>
                 <w:rPr>
                   <w:rFonts w:ascii="Arial" w:cs="Arial" w:eastAsia="Arial" w:hAnsi="Arial"/>
@@ -7381,7 +7381,7 @@
               <w:spacing w:after="10" w:before="0"/>
               <w:ind w:left="120"/>
             </w:pPr>
-            <w:hyperlink w:history="1" r:id="rIdrktzmmtd7-jwsfvhkuros">
+            <w:hyperlink w:history="1" r:id="rIdt9sobby2trxiu2mwqug3m">
               <w:r>
                 <w:rPr>
                   <w:rFonts w:ascii="Arial" w:cs="Arial" w:eastAsia="Arial" w:hAnsi="Arial"/>
@@ -7576,7 +7576,7 @@
             <w:pPr>
               <w:spacing w:after="20" w:before="0"/>
             </w:pPr>
-            <w:hyperlink w:history="1" r:id="rIdamin5kgfhl9dvh_kgi8hl">
+            <w:hyperlink w:history="1" r:id="rIdzooaajjwcnd2itzxzesvj">
               <w:r>
                 <w:rPr>
                   <w:rFonts w:ascii="Arial" w:cs="Arial" w:eastAsia="Arial" w:hAnsi="Arial"/>
@@ -7609,7 +7609,7 @@
               <w:spacing w:after="10" w:before="0"/>
               <w:ind w:left="120"/>
             </w:pPr>
-            <w:hyperlink w:history="1" r:id="rIdyftuhwa3vq6c0ep9q0hqv">
+            <w:hyperlink w:history="1" r:id="rIdnqwwcjglikdiw1kewju14">
               <w:r>
                 <w:rPr>
                   <w:rFonts w:ascii="Arial" w:cs="Arial" w:eastAsia="Arial" w:hAnsi="Arial"/>
@@ -7654,7 +7654,7 @@
             <w:pPr>
               <w:spacing w:after="20" w:before="0"/>
             </w:pPr>
-            <w:hyperlink w:history="1" r:id="rIdigdxktv1i0jhqjipnmdjk">
+            <w:hyperlink w:history="1" r:id="rIdywr54hulzdznkjkbfuscp">
               <w:r>
                 <w:rPr>
                   <w:rFonts w:ascii="Arial" w:cs="Arial" w:eastAsia="Arial" w:hAnsi="Arial"/>
@@ -7687,7 +7687,7 @@
               <w:spacing w:after="10" w:before="0"/>
               <w:ind w:left="120"/>
             </w:pPr>
-            <w:hyperlink w:history="1" r:id="rIdqcsolikdhvrnshnu_vz0r">
+            <w:hyperlink w:history="1" r:id="rIdhq_qcym9x4l44uvcaawor">
               <w:r>
                 <w:rPr>
                   <w:rFonts w:ascii="Arial" w:cs="Arial" w:eastAsia="Arial" w:hAnsi="Arial"/>
@@ -7882,7 +7882,7 @@
             <w:pPr>
               <w:spacing w:after="20" w:before="0"/>
             </w:pPr>
-            <w:hyperlink w:history="1" r:id="rIdxnl1nc4u5yogi7zslwqvg">
+            <w:hyperlink w:history="1" r:id="rIdyczo1trvfzf25w9m_bms4">
               <w:r>
                 <w:rPr>
                   <w:rFonts w:ascii="Arial" w:cs="Arial" w:eastAsia="Arial" w:hAnsi="Arial"/>
@@ -7915,7 +7915,7 @@
               <w:spacing w:after="10" w:before="0"/>
               <w:ind w:left="120"/>
             </w:pPr>
-            <w:hyperlink w:history="1" r:id="rIdzps2e5fjy0_hyr3htgmwt">
+            <w:hyperlink w:history="1" r:id="rIdxyciwtyg7repdh8zi_6wl">
               <w:r>
                 <w:rPr>
                   <w:rFonts w:ascii="Arial" w:cs="Arial" w:eastAsia="Arial" w:hAnsi="Arial"/>
@@ -7960,7 +7960,7 @@
             <w:pPr>
               <w:spacing w:after="20" w:before="0"/>
             </w:pPr>
-            <w:hyperlink w:history="1" r:id="rIdwea5r_fmfgkvvtcblfw8v">
+            <w:hyperlink w:history="1" r:id="rIdo_gzmkmiwknk_carf6a9c">
               <w:r>
                 <w:rPr>
                   <w:rFonts w:ascii="Arial" w:cs="Arial" w:eastAsia="Arial" w:hAnsi="Arial"/>
@@ -7993,7 +7993,7 @@
               <w:spacing w:after="10" w:before="0"/>
               <w:ind w:left="120"/>
             </w:pPr>
-            <w:hyperlink w:history="1" r:id="rId9wz4gqnjiqj4boosudcwr">
+            <w:hyperlink w:history="1" r:id="rIdpqi2zgaki73twcln1xh_b">
               <w:r>
                 <w:rPr>
                   <w:rFonts w:ascii="Arial" w:cs="Arial" w:eastAsia="Arial" w:hAnsi="Arial"/>
@@ -9480,7 +9480,7 @@
             <w:pPr>
               <w:spacing w:after="20" w:before="0"/>
             </w:pPr>
-            <w:hyperlink w:history="1" r:id="rIduzz_wseksogjwbk71lpli">
+            <w:hyperlink w:history="1" r:id="rIddbuqmbub5goaihfw-w_2k">
               <w:r>
                 <w:rPr>
                   <w:rFonts w:ascii="Arial" w:cs="Arial" w:eastAsia="Arial" w:hAnsi="Arial"/>
@@ -9513,7 +9513,7 @@
               <w:spacing w:after="10" w:before="0"/>
               <w:ind w:left="120"/>
             </w:pPr>
-            <w:hyperlink w:history="1" r:id="rIdhatthpsiqhcyxptbht7st">
+            <w:hyperlink w:history="1" r:id="rIdd5hkgehl7wontdns-kwbq">
               <w:r>
                 <w:rPr>
                   <w:rFonts w:ascii="Arial" w:cs="Arial" w:eastAsia="Arial" w:hAnsi="Arial"/>
@@ -9558,7 +9558,7 @@
             <w:pPr>
               <w:spacing w:after="20" w:before="0"/>
             </w:pPr>
-            <w:hyperlink w:history="1" r:id="rIdtdec_1fg8prqmw0t_2z7f">
+            <w:hyperlink w:history="1" r:id="rIdbbck6xhpbcxgqld-mpe6r">
               <w:r>
                 <w:rPr>
                   <w:rFonts w:ascii="Arial" w:cs="Arial" w:eastAsia="Arial" w:hAnsi="Arial"/>
@@ -9591,7 +9591,7 @@
               <w:spacing w:after="10" w:before="0"/>
               <w:ind w:left="120"/>
             </w:pPr>
-            <w:hyperlink w:history="1" r:id="rIdsjl90vl3s68qeuqkwnrvj">
+            <w:hyperlink w:history="1" r:id="rIduwozthhng_zkpsy9xjiuh">
               <w:r>
                 <w:rPr>
                   <w:rFonts w:ascii="Arial" w:cs="Arial" w:eastAsia="Arial" w:hAnsi="Arial"/>
@@ -9786,7 +9786,7 @@
             <w:pPr>
               <w:spacing w:after="20" w:before="0"/>
             </w:pPr>
-            <w:hyperlink w:history="1" r:id="rIdhi3miqqud-tlm2klcntsi">
+            <w:hyperlink w:history="1" r:id="rIdcvl7clz1ixuyqnm1eocej">
               <w:r>
                 <w:rPr>
                   <w:rFonts w:ascii="Arial" w:cs="Arial" w:eastAsia="Arial" w:hAnsi="Arial"/>
@@ -9819,7 +9819,7 @@
               <w:spacing w:after="10" w:before="0"/>
               <w:ind w:left="120"/>
             </w:pPr>
-            <w:hyperlink w:history="1" r:id="rIddn_hwpueqzkkd9csmhqxa">
+            <w:hyperlink w:history="1" r:id="rIdn4zsxvq3j7_gviuzbswux">
               <w:r>
                 <w:rPr>
                   <w:rFonts w:ascii="Arial" w:cs="Arial" w:eastAsia="Arial" w:hAnsi="Arial"/>
@@ -9864,7 +9864,7 @@
             <w:pPr>
               <w:spacing w:after="20" w:before="0"/>
             </w:pPr>
-            <w:hyperlink w:history="1" r:id="rIdyniygzyr6fcaprbrxfccq">
+            <w:hyperlink w:history="1" r:id="rIdo3pj6vtjv4vgtkqnzvumg">
               <w:r>
                 <w:rPr>
                   <w:rFonts w:ascii="Arial" w:cs="Arial" w:eastAsia="Arial" w:hAnsi="Arial"/>
@@ -9897,7 +9897,7 @@
               <w:spacing w:after="10" w:before="0"/>
               <w:ind w:left="120"/>
             </w:pPr>
-            <w:hyperlink w:history="1" r:id="rIdhp30vwi0w03kuycnx16lk">
+            <w:hyperlink w:history="1" r:id="rIdgpof8aem0rkoz8arrj6ei">
               <w:r>
                 <w:rPr>
                   <w:rFonts w:ascii="Arial" w:cs="Arial" w:eastAsia="Arial" w:hAnsi="Arial"/>
@@ -10092,7 +10092,7 @@
             <w:pPr>
               <w:spacing w:after="20" w:before="0"/>
             </w:pPr>
-            <w:hyperlink w:history="1" r:id="rIdhc5zny0c1_ip523fi10po">
+            <w:hyperlink w:history="1" r:id="rId-ae4e8oxmqqzirovhhbzb">
               <w:r>
                 <w:rPr>
                   <w:rFonts w:ascii="Arial" w:cs="Arial" w:eastAsia="Arial" w:hAnsi="Arial"/>
@@ -10125,7 +10125,7 @@
               <w:spacing w:after="10" w:before="0"/>
               <w:ind w:left="120"/>
             </w:pPr>
-            <w:hyperlink w:history="1" r:id="rId1tuklmltu78kckhmvmv6c">
+            <w:hyperlink w:history="1" r:id="rIdqytvqqijeahbptzl72qts">
               <w:r>
                 <w:rPr>
                   <w:rFonts w:ascii="Arial" w:cs="Arial" w:eastAsia="Arial" w:hAnsi="Arial"/>
@@ -10170,7 +10170,7 @@
             <w:pPr>
               <w:spacing w:after="20" w:before="0"/>
             </w:pPr>
-            <w:hyperlink w:history="1" r:id="rIdfklsgl0r2ghtyrzqo7myb">
+            <w:hyperlink w:history="1" r:id="rIda1vathwsth7h2gecz6rla">
               <w:r>
                 <w:rPr>
                   <w:rFonts w:ascii="Arial" w:cs="Arial" w:eastAsia="Arial" w:hAnsi="Arial"/>
@@ -10203,7 +10203,7 @@
               <w:spacing w:after="10" w:before="0"/>
               <w:ind w:left="120"/>
             </w:pPr>
-            <w:hyperlink w:history="1" r:id="rIdgbfsyidirsmzqtegwqbl4">
+            <w:hyperlink w:history="1" r:id="rIdm9k3xegdi5vkklakoh5gk">
               <w:r>
                 <w:rPr>
                   <w:rFonts w:ascii="Arial" w:cs="Arial" w:eastAsia="Arial" w:hAnsi="Arial"/>
@@ -10398,7 +10398,7 @@
             <w:pPr>
               <w:spacing w:after="20" w:before="0"/>
             </w:pPr>
-            <w:hyperlink w:history="1" r:id="rIdpapdecd3qtv0bqb61tam8">
+            <w:hyperlink w:history="1" r:id="rIdtyg0ka7pnblsxaszcragp">
               <w:r>
                 <w:rPr>
                   <w:rFonts w:ascii="Arial" w:cs="Arial" w:eastAsia="Arial" w:hAnsi="Arial"/>
@@ -10431,7 +10431,7 @@
               <w:spacing w:after="10" w:before="0"/>
               <w:ind w:left="120"/>
             </w:pPr>
-            <w:hyperlink w:history="1" r:id="rIdmcoyzt6p9xjcotmbbzzae">
+            <w:hyperlink w:history="1" r:id="rIdmp1bvrsx3aqt73wnrxr16">
               <w:r>
                 <w:rPr>
                   <w:rFonts w:ascii="Arial" w:cs="Arial" w:eastAsia="Arial" w:hAnsi="Arial"/>
@@ -10476,7 +10476,7 @@
             <w:pPr>
               <w:spacing w:after="20" w:before="0"/>
             </w:pPr>
-            <w:hyperlink w:history="1" r:id="rIdld6flrvesiajlq_6nisrx">
+            <w:hyperlink w:history="1" r:id="rIdubfnasmwgtbf0u7dkijr5">
               <w:r>
                 <w:rPr>
                   <w:rFonts w:ascii="Arial" w:cs="Arial" w:eastAsia="Arial" w:hAnsi="Arial"/>
@@ -10509,7 +10509,7 @@
               <w:spacing w:after="10" w:before="0"/>
               <w:ind w:left="120"/>
             </w:pPr>
-            <w:hyperlink w:history="1" r:id="rIdwxhveb18gwotqchauotho">
+            <w:hyperlink w:history="1" r:id="rId7t3mroktwiirjner43u1a">
               <w:r>
                 <w:rPr>
                   <w:rFonts w:ascii="Arial" w:cs="Arial" w:eastAsia="Arial" w:hAnsi="Arial"/>
@@ -10704,7 +10704,7 @@
             <w:pPr>
               <w:spacing w:after="20" w:before="0"/>
             </w:pPr>
-            <w:hyperlink w:history="1" r:id="rIdwocwyrnxlcawxeuonhuhy">
+            <w:hyperlink w:history="1" r:id="rIdeqsfxntcamzpdwompxoil">
               <w:r>
                 <w:rPr>
                   <w:rFonts w:ascii="Arial" w:cs="Arial" w:eastAsia="Arial" w:hAnsi="Arial"/>
@@ -10737,7 +10737,7 @@
               <w:spacing w:after="10" w:before="0"/>
               <w:ind w:left="120"/>
             </w:pPr>
-            <w:hyperlink w:history="1" r:id="rId56bbzmivvz0mn2kutsrmq">
+            <w:hyperlink w:history="1" r:id="rIdmmia7wnpqg5uchznbjw5v">
               <w:r>
                 <w:rPr>
                   <w:rFonts w:ascii="Arial" w:cs="Arial" w:eastAsia="Arial" w:hAnsi="Arial"/>
@@ -10782,7 +10782,7 @@
             <w:pPr>
               <w:spacing w:after="20" w:before="0"/>
             </w:pPr>
-            <w:hyperlink w:history="1" r:id="rIdszv33bqzv20bwvjswbjrd">
+            <w:hyperlink w:history="1" r:id="rId7xyuih_yvyk_iulmzak2w">
               <w:r>
                 <w:rPr>
                   <w:rFonts w:ascii="Arial" w:cs="Arial" w:eastAsia="Arial" w:hAnsi="Arial"/>
@@ -10815,7 +10815,7 @@
               <w:spacing w:after="10" w:before="0"/>
               <w:ind w:left="120"/>
             </w:pPr>
-            <w:hyperlink w:history="1" r:id="rId79ubkcyomx6warkniwely">
+            <w:hyperlink w:history="1" r:id="rIdpicpdr88i-skv_1qdxgdw">
               <w:r>
                 <w:rPr>
                   <w:rFonts w:ascii="Arial" w:cs="Arial" w:eastAsia="Arial" w:hAnsi="Arial"/>
@@ -12416,7 +12416,7 @@
             <w:pPr>
               <w:spacing w:after="20" w:before="0"/>
             </w:pPr>
-            <w:hyperlink w:history="1" r:id="rIdx6i-rkj_mucaduma0co18">
+            <w:hyperlink w:history="1" r:id="rIdrhm7znhyci6hhvdncejau">
               <w:r>
                 <w:rPr>
                   <w:rFonts w:ascii="Arial" w:cs="Arial" w:eastAsia="Arial" w:hAnsi="Arial"/>
@@ -12449,7 +12449,7 @@
               <w:spacing w:after="10" w:before="0"/>
               <w:ind w:left="120"/>
             </w:pPr>
-            <w:hyperlink w:history="1" r:id="rIdl4rmw4dlq3fxdums-6ihj">
+            <w:hyperlink w:history="1" r:id="rIdmwfhuo8zy7cgqorqoweiu">
               <w:r>
                 <w:rPr>
                   <w:rFonts w:ascii="Arial" w:cs="Arial" w:eastAsia="Arial" w:hAnsi="Arial"/>
@@ -12494,7 +12494,7 @@
             <w:pPr>
               <w:spacing w:after="20" w:before="0"/>
             </w:pPr>
-            <w:hyperlink w:history="1" r:id="rId7zukpfuq684vj_9cjjtw4">
+            <w:hyperlink w:history="1" r:id="rIdj6gnf6go6f5n60j1kemox">
               <w:r>
                 <w:rPr>
                   <w:rFonts w:ascii="Arial" w:cs="Arial" w:eastAsia="Arial" w:hAnsi="Arial"/>
@@ -12527,7 +12527,7 @@
               <w:spacing w:after="10" w:before="0"/>
               <w:ind w:left="120"/>
             </w:pPr>
-            <w:hyperlink w:history="1" r:id="rId1hpdtya70tt-hhd8pdulh">
+            <w:hyperlink w:history="1" r:id="rIdrlpaej0mkgtsqyj_s_ua2">
               <w:r>
                 <w:rPr>
                   <w:rFonts w:ascii="Arial" w:cs="Arial" w:eastAsia="Arial" w:hAnsi="Arial"/>
@@ -12722,7 +12722,7 @@
             <w:pPr>
               <w:spacing w:after="20" w:before="0"/>
             </w:pPr>
-            <w:hyperlink w:history="1" r:id="rIdwuvnezpkln2umim6fyy7k">
+            <w:hyperlink w:history="1" r:id="rIdnrsx6nnd5hcjpoidkrymc">
               <w:r>
                 <w:rPr>
                   <w:rFonts w:ascii="Arial" w:cs="Arial" w:eastAsia="Arial" w:hAnsi="Arial"/>
@@ -12755,7 +12755,7 @@
               <w:spacing w:after="10" w:before="0"/>
               <w:ind w:left="120"/>
             </w:pPr>
-            <w:hyperlink w:history="1" r:id="rIdauucqrpiltqy9pjyepx_s">
+            <w:hyperlink w:history="1" r:id="rIdjitlro-1noahyoaf7b-xv">
               <w:r>
                 <w:rPr>
                   <w:rFonts w:ascii="Arial" w:cs="Arial" w:eastAsia="Arial" w:hAnsi="Arial"/>
@@ -12800,7 +12800,7 @@
             <w:pPr>
               <w:spacing w:after="20" w:before="0"/>
             </w:pPr>
-            <w:hyperlink w:history="1" r:id="rIdufv_syugoxdbhsetmxedl">
+            <w:hyperlink w:history="1" r:id="rId6pwbhxsf61cez5w8eqk4x">
               <w:r>
                 <w:rPr>
                   <w:rFonts w:ascii="Arial" w:cs="Arial" w:eastAsia="Arial" w:hAnsi="Arial"/>
@@ -12833,7 +12833,7 @@
               <w:spacing w:after="10" w:before="0"/>
               <w:ind w:left="120"/>
             </w:pPr>
-            <w:hyperlink w:history="1" r:id="rIdfznudk98tq-vsqe_jo54l">
+            <w:hyperlink w:history="1" r:id="rIdre861ljhdv6-aab54dj46">
               <w:r>
                 <w:rPr>
                   <w:rFonts w:ascii="Arial" w:cs="Arial" w:eastAsia="Arial" w:hAnsi="Arial"/>
@@ -13028,7 +13028,7 @@
             <w:pPr>
               <w:spacing w:after="20" w:before="0"/>
             </w:pPr>
-            <w:hyperlink w:history="1" r:id="rIdkyy-b3whbxfuxagyodwlq">
+            <w:hyperlink w:history="1" r:id="rIdp9l8vmy7xu96jvqk-8dwc">
               <w:r>
                 <w:rPr>
                   <w:rFonts w:ascii="Arial" w:cs="Arial" w:eastAsia="Arial" w:hAnsi="Arial"/>
@@ -13061,7 +13061,7 @@
               <w:spacing w:after="10" w:before="0"/>
               <w:ind w:left="120"/>
             </w:pPr>
-            <w:hyperlink w:history="1" r:id="rIdrdezakjdjf0kpglnoiu5x">
+            <w:hyperlink w:history="1" r:id="rIdzgztrwcdrhrgjirqg5sg8">
               <w:r>
                 <w:rPr>
                   <w:rFonts w:ascii="Arial" w:cs="Arial" w:eastAsia="Arial" w:hAnsi="Arial"/>
@@ -13106,7 +13106,7 @@
             <w:pPr>
               <w:spacing w:after="20" w:before="0"/>
             </w:pPr>
-            <w:hyperlink w:history="1" r:id="rIdhpvwkgcjitdsls_evytxd">
+            <w:hyperlink w:history="1" r:id="rIdwewaxfqdxz3c6jjvnskcg">
               <w:r>
                 <w:rPr>
                   <w:rFonts w:ascii="Arial" w:cs="Arial" w:eastAsia="Arial" w:hAnsi="Arial"/>
@@ -13139,7 +13139,7 @@
               <w:spacing w:after="10" w:before="0"/>
               <w:ind w:left="120"/>
             </w:pPr>
-            <w:hyperlink w:history="1" r:id="rId5crwqd-ecm5odquiseg36">
+            <w:hyperlink w:history="1" r:id="rIdtul5cairsg9cmsgw8ly1c">
               <w:r>
                 <w:rPr>
                   <w:rFonts w:ascii="Arial" w:cs="Arial" w:eastAsia="Arial" w:hAnsi="Arial"/>
@@ -13334,7 +13334,7 @@
             <w:pPr>
               <w:spacing w:after="20" w:before="0"/>
             </w:pPr>
-            <w:hyperlink w:history="1" r:id="rIds3ehju-rtr852rzmalkfm">
+            <w:hyperlink w:history="1" r:id="rIdqef0qp_1o9pt-1nou8eg6">
               <w:r>
                 <w:rPr>
                   <w:rFonts w:ascii="Arial" w:cs="Arial" w:eastAsia="Arial" w:hAnsi="Arial"/>
@@ -13367,7 +13367,7 @@
               <w:spacing w:after="10" w:before="0"/>
               <w:ind w:left="120"/>
             </w:pPr>
-            <w:hyperlink w:history="1" r:id="rIdcvqlxiwxldsigzkbqbzft">
+            <w:hyperlink w:history="1" r:id="rId2zrmybl99aci2su3z5g7z">
               <w:r>
                 <w:rPr>
                   <w:rFonts w:ascii="Arial" w:cs="Arial" w:eastAsia="Arial" w:hAnsi="Arial"/>
@@ -13412,7 +13412,7 @@
             <w:pPr>
               <w:spacing w:after="20" w:before="0"/>
             </w:pPr>
-            <w:hyperlink w:history="1" r:id="rIdo9erhrq_sfxarqcmgnx07">
+            <w:hyperlink w:history="1" r:id="rId0oysgjkb2qayhy8henvma">
               <w:r>
                 <w:rPr>
                   <w:rFonts w:ascii="Arial" w:cs="Arial" w:eastAsia="Arial" w:hAnsi="Arial"/>
@@ -13445,7 +13445,7 @@
               <w:spacing w:after="10" w:before="0"/>
               <w:ind w:left="120"/>
             </w:pPr>
-            <w:hyperlink w:history="1" r:id="rId0oob7ikw2oml9xi-gd1ow">
+            <w:hyperlink w:history="1" r:id="rIdjxwkbuyn9ofqhm3-jzhcp">
               <w:r>
                 <w:rPr>
                   <w:rFonts w:ascii="Arial" w:cs="Arial" w:eastAsia="Arial" w:hAnsi="Arial"/>
@@ -13640,7 +13640,7 @@
             <w:pPr>
               <w:spacing w:after="20" w:before="0"/>
             </w:pPr>
-            <w:hyperlink w:history="1" r:id="rIdwichutxvvrxaffrmmsqfi">
+            <w:hyperlink w:history="1" r:id="rIdkafi_2imp8wjych8h207c">
               <w:r>
                 <w:rPr>
                   <w:rFonts w:ascii="Arial" w:cs="Arial" w:eastAsia="Arial" w:hAnsi="Arial"/>
@@ -13673,7 +13673,7 @@
               <w:spacing w:after="10" w:before="0"/>
               <w:ind w:left="120"/>
             </w:pPr>
-            <w:hyperlink w:history="1" r:id="rId6getck0yeo1jyyy3fwdcr">
+            <w:hyperlink w:history="1" r:id="rIdp9wm_gumu-dxmmduh10ov">
               <w:r>
                 <w:rPr>
                   <w:rFonts w:ascii="Arial" w:cs="Arial" w:eastAsia="Arial" w:hAnsi="Arial"/>
@@ -13718,7 +13718,7 @@
             <w:pPr>
               <w:spacing w:after="20" w:before="0"/>
             </w:pPr>
-            <w:hyperlink w:history="1" r:id="rIddg8aonkdqrxob3ftntjgi">
+            <w:hyperlink w:history="1" r:id="rIdi0-suzdn1ojwavuxs1wdc">
               <w:r>
                 <w:rPr>
                   <w:rFonts w:ascii="Arial" w:cs="Arial" w:eastAsia="Arial" w:hAnsi="Arial"/>
@@ -13751,7 +13751,7 @@
               <w:spacing w:after="10" w:before="0"/>
               <w:ind w:left="120"/>
             </w:pPr>
-            <w:hyperlink w:history="1" r:id="rIdyvvjpujpfjdw_z_wsnp6r">
+            <w:hyperlink w:history="1" r:id="rId-ytqffqbfhc-lzh5um8gb">
               <w:r>
                 <w:rPr>
                   <w:rFonts w:ascii="Arial" w:cs="Arial" w:eastAsia="Arial" w:hAnsi="Arial"/>
@@ -15238,7 +15238,7 @@
             <w:pPr>
               <w:spacing w:after="20" w:before="0"/>
             </w:pPr>
-            <w:hyperlink w:history="1" r:id="rIdnmmlfcvqfc-g8dva5q1rl">
+            <w:hyperlink w:history="1" r:id="rIdsfi5all6tekmk52srgj4n">
               <w:r>
                 <w:rPr>
                   <w:rFonts w:ascii="Arial" w:cs="Arial" w:eastAsia="Arial" w:hAnsi="Arial"/>
@@ -15271,7 +15271,7 @@
               <w:spacing w:after="10" w:before="0"/>
               <w:ind w:left="120"/>
             </w:pPr>
-            <w:hyperlink w:history="1" r:id="rId_qwqdlt-imrebubd_sc9-">
+            <w:hyperlink w:history="1" r:id="rIdxvltaok2yakz4hhi_utkz">
               <w:r>
                 <w:rPr>
                   <w:rFonts w:ascii="Arial" w:cs="Arial" w:eastAsia="Arial" w:hAnsi="Arial"/>
@@ -15316,7 +15316,7 @@
             <w:pPr>
               <w:spacing w:after="20" w:before="0"/>
             </w:pPr>
-            <w:hyperlink w:history="1" r:id="rIdm4eyzp4z-o3z9dtifnvqp">
+            <w:hyperlink w:history="1" r:id="rId6i7hgmhdxziaw0yb4mqxu">
               <w:r>
                 <w:rPr>
                   <w:rFonts w:ascii="Arial" w:cs="Arial" w:eastAsia="Arial" w:hAnsi="Arial"/>
@@ -15349,7 +15349,7 @@
               <w:spacing w:after="10" w:before="0"/>
               <w:ind w:left="120"/>
             </w:pPr>
-            <w:hyperlink w:history="1" r:id="rIdqhzscviu6x_cxjhcbxrd6">
+            <w:hyperlink w:history="1" r:id="rIdg04gh8dowjojnlaapy6hz">
               <w:r>
                 <w:rPr>
                   <w:rFonts w:ascii="Arial" w:cs="Arial" w:eastAsia="Arial" w:hAnsi="Arial"/>
@@ -15544,7 +15544,7 @@
             <w:pPr>
               <w:spacing w:after="20" w:before="0"/>
             </w:pPr>
-            <w:hyperlink w:history="1" r:id="rIdnqwsumzxg5x-hopjgtjua">
+            <w:hyperlink w:history="1" r:id="rIdd59vaf-mhg1xnql2d06ec">
               <w:r>
                 <w:rPr>
                   <w:rFonts w:ascii="Arial" w:cs="Arial" w:eastAsia="Arial" w:hAnsi="Arial"/>
@@ -15577,7 +15577,7 @@
               <w:spacing w:after="10" w:before="0"/>
               <w:ind w:left="120"/>
             </w:pPr>
-            <w:hyperlink w:history="1" r:id="rIdb6usi17yr1pgi1u1gpl0m">
+            <w:hyperlink w:history="1" r:id="rIdmsp2czk4p-gnqn9-cmgsb">
               <w:r>
                 <w:rPr>
                   <w:rFonts w:ascii="Arial" w:cs="Arial" w:eastAsia="Arial" w:hAnsi="Arial"/>
@@ -15622,7 +15622,7 @@
             <w:pPr>
               <w:spacing w:after="20" w:before="0"/>
             </w:pPr>
-            <w:hyperlink w:history="1" r:id="rIdenro4eyrjx4bmqcjxttsh">
+            <w:hyperlink w:history="1" r:id="rIddx5edjzajthvcf6jzh_ye">
               <w:r>
                 <w:rPr>
                   <w:rFonts w:ascii="Arial" w:cs="Arial" w:eastAsia="Arial" w:hAnsi="Arial"/>
@@ -15655,7 +15655,7 @@
               <w:spacing w:after="10" w:before="0"/>
               <w:ind w:left="120"/>
             </w:pPr>
-            <w:hyperlink w:history="1" r:id="rId77gmmjnfo8oosqescsop4">
+            <w:hyperlink w:history="1" r:id="rIdavvet7wi4ja6qbz_cv46l">
               <w:r>
                 <w:rPr>
                   <w:rFonts w:ascii="Arial" w:cs="Arial" w:eastAsia="Arial" w:hAnsi="Arial"/>
@@ -15850,7 +15850,7 @@
             <w:pPr>
               <w:spacing w:after="20" w:before="0"/>
             </w:pPr>
-            <w:hyperlink w:history="1" r:id="rIdrh0ran5y1wumhpotnoy1p">
+            <w:hyperlink w:history="1" r:id="rIdzbl8xgrx1whk3mqtculuk">
               <w:r>
                 <w:rPr>
                   <w:rFonts w:ascii="Arial" w:cs="Arial" w:eastAsia="Arial" w:hAnsi="Arial"/>
@@ -15883,7 +15883,7 @@
               <w:spacing w:after="10" w:before="0"/>
               <w:ind w:left="120"/>
             </w:pPr>
-            <w:hyperlink w:history="1" r:id="rIddd4ep1qykvhkyidsz2zn4">
+            <w:hyperlink w:history="1" r:id="rIdmwbmbyfcwc4wmzqnprkpu">
               <w:r>
                 <w:rPr>
                   <w:rFonts w:ascii="Arial" w:cs="Arial" w:eastAsia="Arial" w:hAnsi="Arial"/>
@@ -15928,7 +15928,7 @@
             <w:pPr>
               <w:spacing w:after="20" w:before="0"/>
             </w:pPr>
-            <w:hyperlink w:history="1" r:id="rId4cq_vywcg9yw1o3bu6plu">
+            <w:hyperlink w:history="1" r:id="rIddje9qe05zwha_yamsi3ib">
               <w:r>
                 <w:rPr>
                   <w:rFonts w:ascii="Arial" w:cs="Arial" w:eastAsia="Arial" w:hAnsi="Arial"/>
@@ -15961,7 +15961,7 @@
               <w:spacing w:after="10" w:before="0"/>
               <w:ind w:left="120"/>
             </w:pPr>
-            <w:hyperlink w:history="1" r:id="rIdhvjv2ipc1y846y9x-oljg">
+            <w:hyperlink w:history="1" r:id="rIdxmrxw7dfmz2wnvua6p50t">
               <w:r>
                 <w:rPr>
                   <w:rFonts w:ascii="Arial" w:cs="Arial" w:eastAsia="Arial" w:hAnsi="Arial"/>
@@ -16156,7 +16156,7 @@
             <w:pPr>
               <w:spacing w:after="20" w:before="0"/>
             </w:pPr>
-            <w:hyperlink w:history="1" r:id="rIdpgjwgtswdoivgqqkh8457">
+            <w:hyperlink w:history="1" r:id="rIdizeusgetj34qwdsqpfmop">
               <w:r>
                 <w:rPr>
                   <w:rFonts w:ascii="Arial" w:cs="Arial" w:eastAsia="Arial" w:hAnsi="Arial"/>
@@ -16189,7 +16189,7 @@
               <w:spacing w:after="10" w:before="0"/>
               <w:ind w:left="120"/>
             </w:pPr>
-            <w:hyperlink w:history="1" r:id="rIdbd2l5wabi-v4e2gwx1is1">
+            <w:hyperlink w:history="1" r:id="rIdvwostkdu6hjx_lnkji1r8">
               <w:r>
                 <w:rPr>
                   <w:rFonts w:ascii="Arial" w:cs="Arial" w:eastAsia="Arial" w:hAnsi="Arial"/>
@@ -16234,7 +16234,7 @@
             <w:pPr>
               <w:spacing w:after="20" w:before="0"/>
             </w:pPr>
-            <w:hyperlink w:history="1" r:id="rIdjgqmo5a6t3ahn7sfc3gbp">
+            <w:hyperlink w:history="1" r:id="rIdby_eq6xezelbk0xrwqui7">
               <w:r>
                 <w:rPr>
                   <w:rFonts w:ascii="Arial" w:cs="Arial" w:eastAsia="Arial" w:hAnsi="Arial"/>
@@ -16267,7 +16267,7 @@
               <w:spacing w:after="10" w:before="0"/>
               <w:ind w:left="120"/>
             </w:pPr>
-            <w:hyperlink w:history="1" r:id="rIdji5ysktgj4uymskp5rnla">
+            <w:hyperlink w:history="1" r:id="rIdba24xxfc5ondiq_czolzv">
               <w:r>
                 <w:rPr>
                   <w:rFonts w:ascii="Arial" w:cs="Arial" w:eastAsia="Arial" w:hAnsi="Arial"/>
@@ -16462,7 +16462,7 @@
             <w:pPr>
               <w:spacing w:after="20" w:before="0"/>
             </w:pPr>
-            <w:hyperlink w:history="1" r:id="rIdwgoc6efnqhh4jwy_fntvd">
+            <w:hyperlink w:history="1" r:id="rIdap0-7dbyfr1m3uatox3tc">
               <w:r>
                 <w:rPr>
                   <w:rFonts w:ascii="Arial" w:cs="Arial" w:eastAsia="Arial" w:hAnsi="Arial"/>
@@ -16495,7 +16495,7 @@
               <w:spacing w:after="10" w:before="0"/>
               <w:ind w:left="120"/>
             </w:pPr>
-            <w:hyperlink w:history="1" r:id="rIduzqufhkb-vjnlkp0tgrgo">
+            <w:hyperlink w:history="1" r:id="rIdscqbdkhwg-lrucov3p9al">
               <w:r>
                 <w:rPr>
                   <w:rFonts w:ascii="Arial" w:cs="Arial" w:eastAsia="Arial" w:hAnsi="Arial"/>
@@ -16540,7 +16540,7 @@
             <w:pPr>
               <w:spacing w:after="20" w:before="0"/>
             </w:pPr>
-            <w:hyperlink w:history="1" r:id="rId9qd3kyrtfzwx605_6anj_">
+            <w:hyperlink w:history="1" r:id="rIdsfvpmxeff7itobuakpoeb">
               <w:r>
                 <w:rPr>
                   <w:rFonts w:ascii="Arial" w:cs="Arial" w:eastAsia="Arial" w:hAnsi="Arial"/>
@@ -16573,7 +16573,7 @@
               <w:spacing w:after="10" w:before="0"/>
               <w:ind w:left="120"/>
             </w:pPr>
-            <w:hyperlink w:history="1" r:id="rIdwpcjbrxuqgvus6hjjdtot">
+            <w:hyperlink w:history="1" r:id="rIdnhlnsvbjirechhp2uyqwh">
               <w:r>
                 <w:rPr>
                   <w:rFonts w:ascii="Arial" w:cs="Arial" w:eastAsia="Arial" w:hAnsi="Arial"/>
@@ -18060,7 +18060,7 @@
             <w:pPr>
               <w:spacing w:after="20" w:before="0"/>
             </w:pPr>
-            <w:hyperlink w:history="1" r:id="rIdtromlsgmuvwipp2xzsuqg">
+            <w:hyperlink w:history="1" r:id="rId_zgjgromiditqcc4kyuo3">
               <w:r>
                 <w:rPr>
                   <w:rFonts w:ascii="Arial" w:cs="Arial" w:eastAsia="Arial" w:hAnsi="Arial"/>
@@ -18093,7 +18093,7 @@
               <w:spacing w:after="10" w:before="0"/>
               <w:ind w:left="120"/>
             </w:pPr>
-            <w:hyperlink w:history="1" r:id="rIdzga06nlrtsgwjeep59bqi">
+            <w:hyperlink w:history="1" r:id="rIdgb-y8ievpkcudndeigavb">
               <w:r>
                 <w:rPr>
                   <w:rFonts w:ascii="Arial" w:cs="Arial" w:eastAsia="Arial" w:hAnsi="Arial"/>
@@ -18138,7 +18138,7 @@
             <w:pPr>
               <w:spacing w:after="20" w:before="0"/>
             </w:pPr>
-            <w:hyperlink w:history="1" r:id="rIdyguqybyi8quahfdy1rydo">
+            <w:hyperlink w:history="1" r:id="rIdtyiaxck1z-o733paffeoy">
               <w:r>
                 <w:rPr>
                   <w:rFonts w:ascii="Arial" w:cs="Arial" w:eastAsia="Arial" w:hAnsi="Arial"/>
@@ -18171,7 +18171,7 @@
               <w:spacing w:after="10" w:before="0"/>
               <w:ind w:left="120"/>
             </w:pPr>
-            <w:hyperlink w:history="1" r:id="rId_6rwdr5dxk3lsslp0r3cy">
+            <w:hyperlink w:history="1" r:id="rId07qemcdml16aiqlia6bal">
               <w:r>
                 <w:rPr>
                   <w:rFonts w:ascii="Arial" w:cs="Arial" w:eastAsia="Arial" w:hAnsi="Arial"/>
@@ -18366,7 +18366,7 @@
             <w:pPr>
               <w:spacing w:after="20" w:before="0"/>
             </w:pPr>
-            <w:hyperlink w:history="1" r:id="rIddmf-xdtgubsvvz-7i6ei6">
+            <w:hyperlink w:history="1" r:id="rId2jnulyjllzd_q-ahhl3qd">
               <w:r>
                 <w:rPr>
                   <w:rFonts w:ascii="Arial" w:cs="Arial" w:eastAsia="Arial" w:hAnsi="Arial"/>
@@ -18399,7 +18399,7 @@
               <w:spacing w:after="10" w:before="0"/>
               <w:ind w:left="120"/>
             </w:pPr>
-            <w:hyperlink w:history="1" r:id="rIdu_12gaghowbaynjq1pwp0">
+            <w:hyperlink w:history="1" r:id="rId2xrwscgrzpfrnye37mems">
               <w:r>
                 <w:rPr>
                   <w:rFonts w:ascii="Arial" w:cs="Arial" w:eastAsia="Arial" w:hAnsi="Arial"/>
@@ -18444,7 +18444,7 @@
             <w:pPr>
               <w:spacing w:after="20" w:before="0"/>
             </w:pPr>
-            <w:hyperlink w:history="1" r:id="rIdodhpb7jaoeodj92tmvz98">
+            <w:hyperlink w:history="1" r:id="rIdyt1nhpq9piraudrnf105_">
               <w:r>
                 <w:rPr>
                   <w:rFonts w:ascii="Arial" w:cs="Arial" w:eastAsia="Arial" w:hAnsi="Arial"/>
@@ -18477,7 +18477,7 @@
               <w:spacing w:after="10" w:before="0"/>
               <w:ind w:left="120"/>
             </w:pPr>
-            <w:hyperlink w:history="1" r:id="rIdtavum0bw06cpsl8-azsyq">
+            <w:hyperlink w:history="1" r:id="rIdvnhm-8vl3j_udi8ka3ttv">
               <w:r>
                 <w:rPr>
                   <w:rFonts w:ascii="Arial" w:cs="Arial" w:eastAsia="Arial" w:hAnsi="Arial"/>
@@ -18672,7 +18672,7 @@
             <w:pPr>
               <w:spacing w:after="20" w:before="0"/>
             </w:pPr>
-            <w:hyperlink w:history="1" r:id="rIdt9yyrbtlie9tpap7lvfzh">
+            <w:hyperlink w:history="1" r:id="rIdioltyvl1xxlif7yvyqgg7">
               <w:r>
                 <w:rPr>
                   <w:rFonts w:ascii="Arial" w:cs="Arial" w:eastAsia="Arial" w:hAnsi="Arial"/>
@@ -18705,7 +18705,7 @@
               <w:spacing w:after="10" w:before="0"/>
               <w:ind w:left="120"/>
             </w:pPr>
-            <w:hyperlink w:history="1" r:id="rIdvnqrnaw1c4qbgf5bq_hop">
+            <w:hyperlink w:history="1" r:id="rId9qku72o0i3mlrqm6fn75g">
               <w:r>
                 <w:rPr>
                   <w:rFonts w:ascii="Arial" w:cs="Arial" w:eastAsia="Arial" w:hAnsi="Arial"/>
@@ -18750,7 +18750,7 @@
             <w:pPr>
               <w:spacing w:after="20" w:before="0"/>
             </w:pPr>
-            <w:hyperlink w:history="1" r:id="rId8bcyw0galhx6g_bmfxdxj">
+            <w:hyperlink w:history="1" r:id="rIdxdxlkkngizbot5woweeyg">
               <w:r>
                 <w:rPr>
                   <w:rFonts w:ascii="Arial" w:cs="Arial" w:eastAsia="Arial" w:hAnsi="Arial"/>
@@ -18783,7 +18783,7 @@
               <w:spacing w:after="10" w:before="0"/>
               <w:ind w:left="120"/>
             </w:pPr>
-            <w:hyperlink w:history="1" r:id="rIdkmoixgmdn0-cokhf7f8jd">
+            <w:hyperlink w:history="1" r:id="rIdaqk4mvu5xejrpfpvjrca6">
               <w:r>
                 <w:rPr>
                   <w:rFonts w:ascii="Arial" w:cs="Arial" w:eastAsia="Arial" w:hAnsi="Arial"/>
@@ -18978,7 +18978,7 @@
             <w:pPr>
               <w:spacing w:after="20" w:before="0"/>
             </w:pPr>
-            <w:hyperlink w:history="1" r:id="rIdwfyzfziduci4qqyvycusy">
+            <w:hyperlink w:history="1" r:id="rIdf32aa5_av-fbvy-o83odn">
               <w:r>
                 <w:rPr>
                   <w:rFonts w:ascii="Arial" w:cs="Arial" w:eastAsia="Arial" w:hAnsi="Arial"/>
@@ -19011,7 +19011,7 @@
               <w:spacing w:after="10" w:before="0"/>
               <w:ind w:left="120"/>
             </w:pPr>
-            <w:hyperlink w:history="1" r:id="rIduuqjq7ax4pmvz7zrs7dev">
+            <w:hyperlink w:history="1" r:id="rIdnu1kzbi7nq50tams7uf7l">
               <w:r>
                 <w:rPr>
                   <w:rFonts w:ascii="Arial" w:cs="Arial" w:eastAsia="Arial" w:hAnsi="Arial"/>
@@ -19056,7 +19056,7 @@
             <w:pPr>
               <w:spacing w:after="20" w:before="0"/>
             </w:pPr>
-            <w:hyperlink w:history="1" r:id="rIdw5y7siun-byjmmszzzstp">
+            <w:hyperlink w:history="1" r:id="rId28wdmnkefwciif-ojkzdf">
               <w:r>
                 <w:rPr>
                   <w:rFonts w:ascii="Arial" w:cs="Arial" w:eastAsia="Arial" w:hAnsi="Arial"/>
@@ -19089,7 +19089,7 @@
               <w:spacing w:after="10" w:before="0"/>
               <w:ind w:left="120"/>
             </w:pPr>
-            <w:hyperlink w:history="1" r:id="rIddtx5bxayc-39-gw50izep">
+            <w:hyperlink w:history="1" r:id="rIdyvfe3s4ad0skxluohfpnh">
               <w:r>
                 <w:rPr>
                   <w:rFonts w:ascii="Arial" w:cs="Arial" w:eastAsia="Arial" w:hAnsi="Arial"/>
@@ -19284,7 +19284,7 @@
             <w:pPr>
               <w:spacing w:after="20" w:before="0"/>
             </w:pPr>
-            <w:hyperlink w:history="1" r:id="rIddkge0q5qgksmyqr7wsj10">
+            <w:hyperlink w:history="1" r:id="rIds4rqweiz88no6pbrddmtk">
               <w:r>
                 <w:rPr>
                   <w:rFonts w:ascii="Arial" w:cs="Arial" w:eastAsia="Arial" w:hAnsi="Arial"/>
@@ -19317,7 +19317,7 @@
               <w:spacing w:after="10" w:before="0"/>
               <w:ind w:left="120"/>
             </w:pPr>
-            <w:hyperlink w:history="1" r:id="rIddjvbt9ywxx7656gvk3txz">
+            <w:hyperlink w:history="1" r:id="rIdoo0jhxpjobjnynw3mjrxn">
               <w:r>
                 <w:rPr>
                   <w:rFonts w:ascii="Arial" w:cs="Arial" w:eastAsia="Arial" w:hAnsi="Arial"/>
@@ -19362,7 +19362,7 @@
             <w:pPr>
               <w:spacing w:after="20" w:before="0"/>
             </w:pPr>
-            <w:hyperlink w:history="1" r:id="rId3khbaj6shol9kqs2xrtel">
+            <w:hyperlink w:history="1" r:id="rIdfyspb6u89lyvhk63xhby9">
               <w:r>
                 <w:rPr>
                   <w:rFonts w:ascii="Arial" w:cs="Arial" w:eastAsia="Arial" w:hAnsi="Arial"/>
@@ -19395,7 +19395,7 @@
               <w:spacing w:after="10" w:before="0"/>
               <w:ind w:left="120"/>
             </w:pPr>
-            <w:hyperlink w:history="1" r:id="rIdh8fkhb8fapeebqkl7ebfi">
+            <w:hyperlink w:history="1" r:id="rIdt3e7vthjs3appkh4xqy6p">
               <w:r>
                 <w:rPr>
                   <w:rFonts w:ascii="Arial" w:cs="Arial" w:eastAsia="Arial" w:hAnsi="Arial"/>

--- a/data/outputs/v2/Physics/SS1.3_Temperature_and_Thermal_Expansion/Physics_Temperature_and_Thermal_Expansion_CBE_LessonSequence.docx
+++ b/data/outputs/v2/Physics/SS1.3_Temperature_and_Thermal_Expansion/Physics_Temperature_and_Thermal_Expansion_CBE_LessonSequence.docx
@@ -3266,7 +3266,7 @@
             <w:pPr>
               <w:spacing w:after="20" w:before="0"/>
             </w:pPr>
-            <w:hyperlink w:history="1" r:id="rIdr6o1sj_miuyxccreazcyb">
+            <w:hyperlink w:history="1" r:id="rIdqywtbai10pfqhdtvxv4ug">
               <w:r>
                 <w:rPr>
                   <w:rFonts w:ascii="Arial" w:cs="Arial" w:eastAsia="Arial" w:hAnsi="Arial"/>
@@ -3299,7 +3299,7 @@
               <w:spacing w:after="10" w:before="0"/>
               <w:ind w:left="120"/>
             </w:pPr>
-            <w:hyperlink w:history="1" r:id="rIdju9e4ufkg5f8p48nz2vpp">
+            <w:hyperlink w:history="1" r:id="rId4ub_marpyos2j2wdoho1a">
               <w:r>
                 <w:rPr>
                   <w:rFonts w:ascii="Arial" w:cs="Arial" w:eastAsia="Arial" w:hAnsi="Arial"/>
@@ -3344,7 +3344,7 @@
             <w:pPr>
               <w:spacing w:after="20" w:before="0"/>
             </w:pPr>
-            <w:hyperlink w:history="1" r:id="rIdylbfrmpyvlm7nsjwgaoj1">
+            <w:hyperlink w:history="1" r:id="rId8dzknjsdfrtffnz7ndknr">
               <w:r>
                 <w:rPr>
                   <w:rFonts w:ascii="Arial" w:cs="Arial" w:eastAsia="Arial" w:hAnsi="Arial"/>
@@ -3377,7 +3377,7 @@
               <w:spacing w:after="10" w:before="0"/>
               <w:ind w:left="120"/>
             </w:pPr>
-            <w:hyperlink w:history="1" r:id="rIdhsinevrt4q4-8wsxqyld1">
+            <w:hyperlink w:history="1" r:id="rIdw-pamivr9bpm6uxf3zv-r">
               <w:r>
                 <w:rPr>
                   <w:rFonts w:ascii="Arial" w:cs="Arial" w:eastAsia="Arial" w:hAnsi="Arial"/>
@@ -3724,7 +3724,7 @@
             <w:pPr>
               <w:spacing w:after="20" w:before="0"/>
             </w:pPr>
-            <w:hyperlink w:history="1" r:id="rIdfhkjfs0ummn5lgad8d1xs">
+            <w:hyperlink w:history="1" r:id="rIdtmfnheorzin0jmiormmxd">
               <w:r>
                 <w:rPr>
                   <w:rFonts w:ascii="Arial" w:cs="Arial" w:eastAsia="Arial" w:hAnsi="Arial"/>
@@ -3757,7 +3757,7 @@
               <w:spacing w:after="10" w:before="0"/>
               <w:ind w:left="120"/>
             </w:pPr>
-            <w:hyperlink w:history="1" r:id="rId5fy1rbrpveeznkaf14ka2">
+            <w:hyperlink w:history="1" r:id="rIdjc6q8zg9urk11bkripayq">
               <w:r>
                 <w:rPr>
                   <w:rFonts w:ascii="Arial" w:cs="Arial" w:eastAsia="Arial" w:hAnsi="Arial"/>
@@ -3802,7 +3802,7 @@
             <w:pPr>
               <w:spacing w:after="20" w:before="0"/>
             </w:pPr>
-            <w:hyperlink w:history="1" r:id="rIdq5bjpg3a5pigi_ksnnpas">
+            <w:hyperlink w:history="1" r:id="rIdi0x52mj1q-iie2ezcxj63">
               <w:r>
                 <w:rPr>
                   <w:rFonts w:ascii="Arial" w:cs="Arial" w:eastAsia="Arial" w:hAnsi="Arial"/>
@@ -3835,7 +3835,7 @@
               <w:spacing w:after="10" w:before="0"/>
               <w:ind w:left="120"/>
             </w:pPr>
-            <w:hyperlink w:history="1" r:id="rId7md2-opgko_xhxagknp05">
+            <w:hyperlink w:history="1" r:id="rIdjv1ysnt2_4xszw8w-98ww">
               <w:r>
                 <w:rPr>
                   <w:rFonts w:ascii="Arial" w:cs="Arial" w:eastAsia="Arial" w:hAnsi="Arial"/>
@@ -4144,7 +4144,7 @@
             <w:pPr>
               <w:spacing w:after="20" w:before="0"/>
             </w:pPr>
-            <w:hyperlink w:history="1" r:id="rId_yohvtexbvcpoxzrrmabo">
+            <w:hyperlink w:history="1" r:id="rIdor_thzodpufwd-kvikljz">
               <w:r>
                 <w:rPr>
                   <w:rFonts w:ascii="Arial" w:cs="Arial" w:eastAsia="Arial" w:hAnsi="Arial"/>
@@ -4177,7 +4177,7 @@
               <w:spacing w:after="10" w:before="0"/>
               <w:ind w:left="120"/>
             </w:pPr>
-            <w:hyperlink w:history="1" r:id="rIdcrmbcpw_muvpz-inubzku">
+            <w:hyperlink w:history="1" r:id="rId8z4bv4rxfbxykvqjkheoo">
               <w:r>
                 <w:rPr>
                   <w:rFonts w:ascii="Arial" w:cs="Arial" w:eastAsia="Arial" w:hAnsi="Arial"/>
@@ -4222,7 +4222,7 @@
             <w:pPr>
               <w:spacing w:after="20" w:before="0"/>
             </w:pPr>
-            <w:hyperlink w:history="1" r:id="rIdmkxohgs-xt4oui1kbkjcs">
+            <w:hyperlink w:history="1" r:id="rIdj1chflkr4bhezjnqx2--u">
               <w:r>
                 <w:rPr>
                   <w:rFonts w:ascii="Arial" w:cs="Arial" w:eastAsia="Arial" w:hAnsi="Arial"/>
@@ -4255,7 +4255,7 @@
               <w:spacing w:after="10" w:before="0"/>
               <w:ind w:left="120"/>
             </w:pPr>
-            <w:hyperlink w:history="1" r:id="rId9o-r0kvammejynrytcjvs">
+            <w:hyperlink w:history="1" r:id="rIdy186-qk5fvbvs2ory0pvi">
               <w:r>
                 <w:rPr>
                   <w:rFonts w:ascii="Arial" w:cs="Arial" w:eastAsia="Arial" w:hAnsi="Arial"/>
@@ -4564,7 +4564,7 @@
             <w:pPr>
               <w:spacing w:after="20" w:before="0"/>
             </w:pPr>
-            <w:hyperlink w:history="1" r:id="rId6rliwyzikbow7juxbkis6">
+            <w:hyperlink w:history="1" r:id="rId3v_4f1yrlw4hhaxxxclr6">
               <w:r>
                 <w:rPr>
                   <w:rFonts w:ascii="Arial" w:cs="Arial" w:eastAsia="Arial" w:hAnsi="Arial"/>
@@ -4597,7 +4597,7 @@
               <w:spacing w:after="10" w:before="0"/>
               <w:ind w:left="120"/>
             </w:pPr>
-            <w:hyperlink w:history="1" r:id="rIdpf6zjify_cyhl9lphsaw7">
+            <w:hyperlink w:history="1" r:id="rIdzb9ednm9ntemhpvkhgt60">
               <w:r>
                 <w:rPr>
                   <w:rFonts w:ascii="Arial" w:cs="Arial" w:eastAsia="Arial" w:hAnsi="Arial"/>
@@ -4642,7 +4642,7 @@
             <w:pPr>
               <w:spacing w:after="20" w:before="0"/>
             </w:pPr>
-            <w:hyperlink w:history="1" r:id="rIdzwgg_x1oixv5m6w7o0e-w">
+            <w:hyperlink w:history="1" r:id="rIda46p9ycauwsmop8avyokz">
               <w:r>
                 <w:rPr>
                   <w:rFonts w:ascii="Arial" w:cs="Arial" w:eastAsia="Arial" w:hAnsi="Arial"/>
@@ -4675,7 +4675,7 @@
               <w:spacing w:after="10" w:before="0"/>
               <w:ind w:left="120"/>
             </w:pPr>
-            <w:hyperlink w:history="1" r:id="rIdwp_rfu06uvlx0vajef5rs">
+            <w:hyperlink w:history="1" r:id="rIdrlewiwsjekpencng-uiax">
               <w:r>
                 <w:rPr>
                   <w:rFonts w:ascii="Arial" w:cs="Arial" w:eastAsia="Arial" w:hAnsi="Arial"/>
@@ -4984,7 +4984,7 @@
             <w:pPr>
               <w:spacing w:after="20" w:before="0"/>
             </w:pPr>
-            <w:hyperlink w:history="1" r:id="rIdxjqggdvr39csvinviwthf">
+            <w:hyperlink w:history="1" r:id="rIdd2u6xcij9kqwloozr5iem">
               <w:r>
                 <w:rPr>
                   <w:rFonts w:ascii="Arial" w:cs="Arial" w:eastAsia="Arial" w:hAnsi="Arial"/>
@@ -5017,7 +5017,7 @@
               <w:spacing w:after="10" w:before="0"/>
               <w:ind w:left="120"/>
             </w:pPr>
-            <w:hyperlink w:history="1" r:id="rIdctdp-yc8-jdphvxoorcmi">
+            <w:hyperlink w:history="1" r:id="rIdymm58voywk1zpp_ce8crn">
               <w:r>
                 <w:rPr>
                   <w:rFonts w:ascii="Arial" w:cs="Arial" w:eastAsia="Arial" w:hAnsi="Arial"/>
@@ -5062,7 +5062,7 @@
             <w:pPr>
               <w:spacing w:after="20" w:before="0"/>
             </w:pPr>
-            <w:hyperlink w:history="1" r:id="rIdzqzaqylonbr7dr3wcozbe">
+            <w:hyperlink w:history="1" r:id="rIdipjtpkg6zccpnjstchjao">
               <w:r>
                 <w:rPr>
                   <w:rFonts w:ascii="Arial" w:cs="Arial" w:eastAsia="Arial" w:hAnsi="Arial"/>
@@ -5095,7 +5095,7 @@
               <w:spacing w:after="10" w:before="0"/>
               <w:ind w:left="120"/>
             </w:pPr>
-            <w:hyperlink w:history="1" r:id="rId5udhpm_xfiubbkb4osm8a">
+            <w:hyperlink w:history="1" r:id="rIdk1mrw7g4payvenvnmhtth">
               <w:r>
                 <w:rPr>
                   <w:rFonts w:ascii="Arial" w:cs="Arial" w:eastAsia="Arial" w:hAnsi="Arial"/>
@@ -6658,7 +6658,7 @@
             <w:pPr>
               <w:spacing w:after="20" w:before="0"/>
             </w:pPr>
-            <w:hyperlink w:history="1" r:id="rIdn4xdrxmfxe1gy-vifvcvc">
+            <w:hyperlink w:history="1" r:id="rId2ailjej-r0lijlz1blrhi">
               <w:r>
                 <w:rPr>
                   <w:rFonts w:ascii="Arial" w:cs="Arial" w:eastAsia="Arial" w:hAnsi="Arial"/>
@@ -6691,7 +6691,7 @@
               <w:spacing w:after="10" w:before="0"/>
               <w:ind w:left="120"/>
             </w:pPr>
-            <w:hyperlink w:history="1" r:id="rIdbpuu6h7-wqyacw56oyuvi">
+            <w:hyperlink w:history="1" r:id="rIdwgk570lgoabwyoh1mo9nk">
               <w:r>
                 <w:rPr>
                   <w:rFonts w:ascii="Arial" w:cs="Arial" w:eastAsia="Arial" w:hAnsi="Arial"/>
@@ -6736,7 +6736,7 @@
             <w:pPr>
               <w:spacing w:after="20" w:before="0"/>
             </w:pPr>
-            <w:hyperlink w:history="1" r:id="rIdx1w_pzbepukhruuyr38uh">
+            <w:hyperlink w:history="1" r:id="rIdiiarfwszw1aaue4p9f-3o">
               <w:r>
                 <w:rPr>
                   <w:rFonts w:ascii="Arial" w:cs="Arial" w:eastAsia="Arial" w:hAnsi="Arial"/>
@@ -6769,7 +6769,7 @@
               <w:spacing w:after="10" w:before="0"/>
               <w:ind w:left="120"/>
             </w:pPr>
-            <w:hyperlink w:history="1" r:id="rIdz4hrskrkdaui4oalj1rz7">
+            <w:hyperlink w:history="1" r:id="rIdfgeydkcg0srtbnl1hbrot">
               <w:r>
                 <w:rPr>
                   <w:rFonts w:ascii="Arial" w:cs="Arial" w:eastAsia="Arial" w:hAnsi="Arial"/>
@@ -6964,7 +6964,7 @@
             <w:pPr>
               <w:spacing w:after="20" w:before="0"/>
             </w:pPr>
-            <w:hyperlink w:history="1" r:id="rIdf0dszc6n9dhfgx4jnq4q3">
+            <w:hyperlink w:history="1" r:id="rIdqf8-riiw0dlxfzukzfnhy">
               <w:r>
                 <w:rPr>
                   <w:rFonts w:ascii="Arial" w:cs="Arial" w:eastAsia="Arial" w:hAnsi="Arial"/>
@@ -6997,7 +6997,7 @@
               <w:spacing w:after="10" w:before="0"/>
               <w:ind w:left="120"/>
             </w:pPr>
-            <w:hyperlink w:history="1" r:id="rIdua8f9mg-7yqv54o0vrh-p">
+            <w:hyperlink w:history="1" r:id="rIdvqsyvhjq_ksokiixmhn7e">
               <w:r>
                 <w:rPr>
                   <w:rFonts w:ascii="Arial" w:cs="Arial" w:eastAsia="Arial" w:hAnsi="Arial"/>
@@ -7042,7 +7042,7 @@
             <w:pPr>
               <w:spacing w:after="20" w:before="0"/>
             </w:pPr>
-            <w:hyperlink w:history="1" r:id="rIdum_eyndxjlg2ehpdwysvk">
+            <w:hyperlink w:history="1" r:id="rIdfh_wvdyqxayymifxpuute">
               <w:r>
                 <w:rPr>
                   <w:rFonts w:ascii="Arial" w:cs="Arial" w:eastAsia="Arial" w:hAnsi="Arial"/>
@@ -7075,7 +7075,7 @@
               <w:spacing w:after="10" w:before="0"/>
               <w:ind w:left="120"/>
             </w:pPr>
-            <w:hyperlink w:history="1" r:id="rId7awo-huz_pndrbtocoop-">
+            <w:hyperlink w:history="1" r:id="rIdsouzh7mics7xhxjlcov1d">
               <w:r>
                 <w:rPr>
                   <w:rFonts w:ascii="Arial" w:cs="Arial" w:eastAsia="Arial" w:hAnsi="Arial"/>
@@ -7270,7 +7270,7 @@
             <w:pPr>
               <w:spacing w:after="20" w:before="0"/>
             </w:pPr>
-            <w:hyperlink w:history="1" r:id="rId3g8wieuhybsaqny_ckvrd">
+            <w:hyperlink w:history="1" r:id="rIdfblm3djk-du7tfgael845">
               <w:r>
                 <w:rPr>
                   <w:rFonts w:ascii="Arial" w:cs="Arial" w:eastAsia="Arial" w:hAnsi="Arial"/>
@@ -7303,7 +7303,7 @@
               <w:spacing w:after="10" w:before="0"/>
               <w:ind w:left="120"/>
             </w:pPr>
-            <w:hyperlink w:history="1" r:id="rIdv-mccmt8qv1nlvwnb4xdz">
+            <w:hyperlink w:history="1" r:id="rId3zldrjljypg7fmkrg2ltl">
               <w:r>
                 <w:rPr>
                   <w:rFonts w:ascii="Arial" w:cs="Arial" w:eastAsia="Arial" w:hAnsi="Arial"/>
@@ -7348,7 +7348,7 @@
             <w:pPr>
               <w:spacing w:after="20" w:before="0"/>
             </w:pPr>
-            <w:hyperlink w:history="1" r:id="rId5wvtdcklpzlwdskuvzcke">
+            <w:hyperlink w:history="1" r:id="rIde-q2plcec1ca-o66e7pvb">
               <w:r>
                 <w:rPr>
                   <w:rFonts w:ascii="Arial" w:cs="Arial" w:eastAsia="Arial" w:hAnsi="Arial"/>
@@ -7381,7 +7381,7 @@
               <w:spacing w:after="10" w:before="0"/>
               <w:ind w:left="120"/>
             </w:pPr>
-            <w:hyperlink w:history="1" r:id="rIdt9sobby2trxiu2mwqug3m">
+            <w:hyperlink w:history="1" r:id="rIdc8xxvigwf0ptkzgisje-k">
               <w:r>
                 <w:rPr>
                   <w:rFonts w:ascii="Arial" w:cs="Arial" w:eastAsia="Arial" w:hAnsi="Arial"/>
@@ -7576,7 +7576,7 @@
             <w:pPr>
               <w:spacing w:after="20" w:before="0"/>
             </w:pPr>
-            <w:hyperlink w:history="1" r:id="rIdzooaajjwcnd2itzxzesvj">
+            <w:hyperlink w:history="1" r:id="rIda-axkxiiyayzrj55a53ui">
               <w:r>
                 <w:rPr>
                   <w:rFonts w:ascii="Arial" w:cs="Arial" w:eastAsia="Arial" w:hAnsi="Arial"/>
@@ -7609,7 +7609,7 @@
               <w:spacing w:after="10" w:before="0"/>
               <w:ind w:left="120"/>
             </w:pPr>
-            <w:hyperlink w:history="1" r:id="rIdnqwwcjglikdiw1kewju14">
+            <w:hyperlink w:history="1" r:id="rIdtgoeyzcn7gm2zql_x4c9y">
               <w:r>
                 <w:rPr>
                   <w:rFonts w:ascii="Arial" w:cs="Arial" w:eastAsia="Arial" w:hAnsi="Arial"/>
@@ -7654,7 +7654,7 @@
             <w:pPr>
               <w:spacing w:after="20" w:before="0"/>
             </w:pPr>
-            <w:hyperlink w:history="1" r:id="rIdywr54hulzdznkjkbfuscp">
+            <w:hyperlink w:history="1" r:id="rIdfcac-g-736i-y44dgk2ci">
               <w:r>
                 <w:rPr>
                   <w:rFonts w:ascii="Arial" w:cs="Arial" w:eastAsia="Arial" w:hAnsi="Arial"/>
@@ -7687,7 +7687,7 @@
               <w:spacing w:after="10" w:before="0"/>
               <w:ind w:left="120"/>
             </w:pPr>
-            <w:hyperlink w:history="1" r:id="rIdhq_qcym9x4l44uvcaawor">
+            <w:hyperlink w:history="1" r:id="rId7wskzq_uls4vhzizpq26d">
               <w:r>
                 <w:rPr>
                   <w:rFonts w:ascii="Arial" w:cs="Arial" w:eastAsia="Arial" w:hAnsi="Arial"/>
@@ -7882,7 +7882,7 @@
             <w:pPr>
               <w:spacing w:after="20" w:before="0"/>
             </w:pPr>
-            <w:hyperlink w:history="1" r:id="rIdyczo1trvfzf25w9m_bms4">
+            <w:hyperlink w:history="1" r:id="rIdpsnzrsptkymwbdocuzuwn">
               <w:r>
                 <w:rPr>
                   <w:rFonts w:ascii="Arial" w:cs="Arial" w:eastAsia="Arial" w:hAnsi="Arial"/>
@@ -7915,7 +7915,7 @@
               <w:spacing w:after="10" w:before="0"/>
               <w:ind w:left="120"/>
             </w:pPr>
-            <w:hyperlink w:history="1" r:id="rIdxyciwtyg7repdh8zi_6wl">
+            <w:hyperlink w:history="1" r:id="rId590vrd2-fggmmyi2sy_np">
               <w:r>
                 <w:rPr>
                   <w:rFonts w:ascii="Arial" w:cs="Arial" w:eastAsia="Arial" w:hAnsi="Arial"/>
@@ -7960,7 +7960,7 @@
             <w:pPr>
               <w:spacing w:after="20" w:before="0"/>
             </w:pPr>
-            <w:hyperlink w:history="1" r:id="rIdo_gzmkmiwknk_carf6a9c">
+            <w:hyperlink w:history="1" r:id="rIdmptfce_fptvbd1hxtks-y">
               <w:r>
                 <w:rPr>
                   <w:rFonts w:ascii="Arial" w:cs="Arial" w:eastAsia="Arial" w:hAnsi="Arial"/>
@@ -7993,7 +7993,7 @@
               <w:spacing w:after="10" w:before="0"/>
               <w:ind w:left="120"/>
             </w:pPr>
-            <w:hyperlink w:history="1" r:id="rIdpqi2zgaki73twcln1xh_b">
+            <w:hyperlink w:history="1" r:id="rIdcgbirusvibrnstnt1ixz0">
               <w:r>
                 <w:rPr>
                   <w:rFonts w:ascii="Arial" w:cs="Arial" w:eastAsia="Arial" w:hAnsi="Arial"/>
@@ -9480,7 +9480,7 @@
             <w:pPr>
               <w:spacing w:after="20" w:before="0"/>
             </w:pPr>
-            <w:hyperlink w:history="1" r:id="rIddbuqmbub5goaihfw-w_2k">
+            <w:hyperlink w:history="1" r:id="rId-js25t1kgaytolyes-jbw">
               <w:r>
                 <w:rPr>
                   <w:rFonts w:ascii="Arial" w:cs="Arial" w:eastAsia="Arial" w:hAnsi="Arial"/>
@@ -9513,7 +9513,7 @@
               <w:spacing w:after="10" w:before="0"/>
               <w:ind w:left="120"/>
             </w:pPr>
-            <w:hyperlink w:history="1" r:id="rIdd5hkgehl7wontdns-kwbq">
+            <w:hyperlink w:history="1" r:id="rIdpopwe5vgemgk1whxhmtyh">
               <w:r>
                 <w:rPr>
                   <w:rFonts w:ascii="Arial" w:cs="Arial" w:eastAsia="Arial" w:hAnsi="Arial"/>
@@ -9558,7 +9558,7 @@
             <w:pPr>
               <w:spacing w:after="20" w:before="0"/>
             </w:pPr>
-            <w:hyperlink w:history="1" r:id="rIdbbck6xhpbcxgqld-mpe6r">
+            <w:hyperlink w:history="1" r:id="rIdu0ooshfyovmvsqclz1ety">
               <w:r>
                 <w:rPr>
                   <w:rFonts w:ascii="Arial" w:cs="Arial" w:eastAsia="Arial" w:hAnsi="Arial"/>
@@ -9591,7 +9591,7 @@
               <w:spacing w:after="10" w:before="0"/>
               <w:ind w:left="120"/>
             </w:pPr>
-            <w:hyperlink w:history="1" r:id="rIduwozthhng_zkpsy9xjiuh">
+            <w:hyperlink w:history="1" r:id="rIdjzir6ts_xx2_lj-0unpg_">
               <w:r>
                 <w:rPr>
                   <w:rFonts w:ascii="Arial" w:cs="Arial" w:eastAsia="Arial" w:hAnsi="Arial"/>
@@ -9786,7 +9786,7 @@
             <w:pPr>
               <w:spacing w:after="20" w:before="0"/>
             </w:pPr>
-            <w:hyperlink w:history="1" r:id="rIdcvl7clz1ixuyqnm1eocej">
+            <w:hyperlink w:history="1" r:id="rIdi7veabbfgyqrl_cfjcnht">
               <w:r>
                 <w:rPr>
                   <w:rFonts w:ascii="Arial" w:cs="Arial" w:eastAsia="Arial" w:hAnsi="Arial"/>
@@ -9819,7 +9819,7 @@
               <w:spacing w:after="10" w:before="0"/>
               <w:ind w:left="120"/>
             </w:pPr>
-            <w:hyperlink w:history="1" r:id="rIdn4zsxvq3j7_gviuzbswux">
+            <w:hyperlink w:history="1" r:id="rIddog1hd9nn5joea5m4kmwq">
               <w:r>
                 <w:rPr>
                   <w:rFonts w:ascii="Arial" w:cs="Arial" w:eastAsia="Arial" w:hAnsi="Arial"/>
@@ -9864,7 +9864,7 @@
             <w:pPr>
               <w:spacing w:after="20" w:before="0"/>
             </w:pPr>
-            <w:hyperlink w:history="1" r:id="rIdo3pj6vtjv4vgtkqnzvumg">
+            <w:hyperlink w:history="1" r:id="rIdicw1kkbtw0liul6eaxs8r">
               <w:r>
                 <w:rPr>
                   <w:rFonts w:ascii="Arial" w:cs="Arial" w:eastAsia="Arial" w:hAnsi="Arial"/>
@@ -9897,7 +9897,7 @@
               <w:spacing w:after="10" w:before="0"/>
               <w:ind w:left="120"/>
             </w:pPr>
-            <w:hyperlink w:history="1" r:id="rIdgpof8aem0rkoz8arrj6ei">
+            <w:hyperlink w:history="1" r:id="rIdzcbxb6xsuh9wvk6sqr6xe">
               <w:r>
                 <w:rPr>
                   <w:rFonts w:ascii="Arial" w:cs="Arial" w:eastAsia="Arial" w:hAnsi="Arial"/>
@@ -10092,7 +10092,7 @@
             <w:pPr>
               <w:spacing w:after="20" w:before="0"/>
             </w:pPr>
-            <w:hyperlink w:history="1" r:id="rId-ae4e8oxmqqzirovhhbzb">
+            <w:hyperlink w:history="1" r:id="rIdlppjt_daf1zws1no70x0q">
               <w:r>
                 <w:rPr>
                   <w:rFonts w:ascii="Arial" w:cs="Arial" w:eastAsia="Arial" w:hAnsi="Arial"/>
@@ -10125,7 +10125,7 @@
               <w:spacing w:after="10" w:before="0"/>
               <w:ind w:left="120"/>
             </w:pPr>
-            <w:hyperlink w:history="1" r:id="rIdqytvqqijeahbptzl72qts">
+            <w:hyperlink w:history="1" r:id="rIdw0nqfmtrs0qlnxuhmgbmb">
               <w:r>
                 <w:rPr>
                   <w:rFonts w:ascii="Arial" w:cs="Arial" w:eastAsia="Arial" w:hAnsi="Arial"/>
@@ -10170,7 +10170,7 @@
             <w:pPr>
               <w:spacing w:after="20" w:before="0"/>
             </w:pPr>
-            <w:hyperlink w:history="1" r:id="rIda1vathwsth7h2gecz6rla">
+            <w:hyperlink w:history="1" r:id="rIdnol3b0nb5lbec6aj-eky4">
               <w:r>
                 <w:rPr>
                   <w:rFonts w:ascii="Arial" w:cs="Arial" w:eastAsia="Arial" w:hAnsi="Arial"/>
@@ -10203,7 +10203,7 @@
               <w:spacing w:after="10" w:before="0"/>
               <w:ind w:left="120"/>
             </w:pPr>
-            <w:hyperlink w:history="1" r:id="rIdm9k3xegdi5vkklakoh5gk">
+            <w:hyperlink w:history="1" r:id="rIdapx4lscl2nvppr6t9osxi">
               <w:r>
                 <w:rPr>
                   <w:rFonts w:ascii="Arial" w:cs="Arial" w:eastAsia="Arial" w:hAnsi="Arial"/>
@@ -10398,7 +10398,7 @@
             <w:pPr>
               <w:spacing w:after="20" w:before="0"/>
             </w:pPr>
-            <w:hyperlink w:history="1" r:id="rIdtyg0ka7pnblsxaszcragp">
+            <w:hyperlink w:history="1" r:id="rIdubk6exe1hg5ut8e2x-img">
               <w:r>
                 <w:rPr>
                   <w:rFonts w:ascii="Arial" w:cs="Arial" w:eastAsia="Arial" w:hAnsi="Arial"/>
@@ -10431,7 +10431,7 @@
               <w:spacing w:after="10" w:before="0"/>
               <w:ind w:left="120"/>
             </w:pPr>
-            <w:hyperlink w:history="1" r:id="rIdmp1bvrsx3aqt73wnrxr16">
+            <w:hyperlink w:history="1" r:id="rIdposb21eeezunooqkqytrs">
               <w:r>
                 <w:rPr>
                   <w:rFonts w:ascii="Arial" w:cs="Arial" w:eastAsia="Arial" w:hAnsi="Arial"/>
@@ -10476,7 +10476,7 @@
             <w:pPr>
               <w:spacing w:after="20" w:before="0"/>
             </w:pPr>
-            <w:hyperlink w:history="1" r:id="rIdubfnasmwgtbf0u7dkijr5">
+            <w:hyperlink w:history="1" r:id="rIdkuc__otmb1t5rbhih4pxy">
               <w:r>
                 <w:rPr>
                   <w:rFonts w:ascii="Arial" w:cs="Arial" w:eastAsia="Arial" w:hAnsi="Arial"/>
@@ -10509,7 +10509,7 @@
               <w:spacing w:after="10" w:before="0"/>
               <w:ind w:left="120"/>
             </w:pPr>
-            <w:hyperlink w:history="1" r:id="rId7t3mroktwiirjner43u1a">
+            <w:hyperlink w:history="1" r:id="rIdpi4qc7vd68cv_xq061xyz">
               <w:r>
                 <w:rPr>
                   <w:rFonts w:ascii="Arial" w:cs="Arial" w:eastAsia="Arial" w:hAnsi="Arial"/>
@@ -10704,7 +10704,7 @@
             <w:pPr>
               <w:spacing w:after="20" w:before="0"/>
             </w:pPr>
-            <w:hyperlink w:history="1" r:id="rIdeqsfxntcamzpdwompxoil">
+            <w:hyperlink w:history="1" r:id="rIdh-zab6_ihfraklmtmmbb7">
               <w:r>
                 <w:rPr>
                   <w:rFonts w:ascii="Arial" w:cs="Arial" w:eastAsia="Arial" w:hAnsi="Arial"/>
@@ -10737,7 +10737,7 @@
               <w:spacing w:after="10" w:before="0"/>
               <w:ind w:left="120"/>
             </w:pPr>
-            <w:hyperlink w:history="1" r:id="rIdmmia7wnpqg5uchznbjw5v">
+            <w:hyperlink w:history="1" r:id="rIdpog4n5ravbs2f9o4daitb">
               <w:r>
                 <w:rPr>
                   <w:rFonts w:ascii="Arial" w:cs="Arial" w:eastAsia="Arial" w:hAnsi="Arial"/>
@@ -10782,7 +10782,7 @@
             <w:pPr>
               <w:spacing w:after="20" w:before="0"/>
             </w:pPr>
-            <w:hyperlink w:history="1" r:id="rId7xyuih_yvyk_iulmzak2w">
+            <w:hyperlink w:history="1" r:id="rIdphzlw_ojajqjcxxpqik5v">
               <w:r>
                 <w:rPr>
                   <w:rFonts w:ascii="Arial" w:cs="Arial" w:eastAsia="Arial" w:hAnsi="Arial"/>
@@ -10815,7 +10815,7 @@
               <w:spacing w:after="10" w:before="0"/>
               <w:ind w:left="120"/>
             </w:pPr>
-            <w:hyperlink w:history="1" r:id="rIdpicpdr88i-skv_1qdxgdw">
+            <w:hyperlink w:history="1" r:id="rId3fjsijcksfozqi3ypliuu">
               <w:r>
                 <w:rPr>
                   <w:rFonts w:ascii="Arial" w:cs="Arial" w:eastAsia="Arial" w:hAnsi="Arial"/>
@@ -12416,7 +12416,7 @@
             <w:pPr>
               <w:spacing w:after="20" w:before="0"/>
             </w:pPr>
-            <w:hyperlink w:history="1" r:id="rIdrhm7znhyci6hhvdncejau">
+            <w:hyperlink w:history="1" r:id="rIdr5qe1yolwx2zh4lnopu1p">
               <w:r>
                 <w:rPr>
                   <w:rFonts w:ascii="Arial" w:cs="Arial" w:eastAsia="Arial" w:hAnsi="Arial"/>
@@ -12449,7 +12449,7 @@
               <w:spacing w:after="10" w:before="0"/>
               <w:ind w:left="120"/>
             </w:pPr>
-            <w:hyperlink w:history="1" r:id="rIdmwfhuo8zy7cgqorqoweiu">
+            <w:hyperlink w:history="1" r:id="rIdlttiskxwglvwsqdzbkdlt">
               <w:r>
                 <w:rPr>
                   <w:rFonts w:ascii="Arial" w:cs="Arial" w:eastAsia="Arial" w:hAnsi="Arial"/>
@@ -12494,7 +12494,7 @@
             <w:pPr>
               <w:spacing w:after="20" w:before="0"/>
             </w:pPr>
-            <w:hyperlink w:history="1" r:id="rIdj6gnf6go6f5n60j1kemox">
+            <w:hyperlink w:history="1" r:id="rIdp86hmlmm1waxib7ppl32-">
               <w:r>
                 <w:rPr>
                   <w:rFonts w:ascii="Arial" w:cs="Arial" w:eastAsia="Arial" w:hAnsi="Arial"/>
@@ -12527,7 +12527,7 @@
               <w:spacing w:after="10" w:before="0"/>
               <w:ind w:left="120"/>
             </w:pPr>
-            <w:hyperlink w:history="1" r:id="rIdrlpaej0mkgtsqyj_s_ua2">
+            <w:hyperlink w:history="1" r:id="rIds0oyn0wf17ek6mez0uqlt">
               <w:r>
                 <w:rPr>
                   <w:rFonts w:ascii="Arial" w:cs="Arial" w:eastAsia="Arial" w:hAnsi="Arial"/>
@@ -12722,7 +12722,7 @@
             <w:pPr>
               <w:spacing w:after="20" w:before="0"/>
             </w:pPr>
-            <w:hyperlink w:history="1" r:id="rIdnrsx6nnd5hcjpoidkrymc">
+            <w:hyperlink w:history="1" r:id="rId43n5zwinupqmr3i0_rgah">
               <w:r>
                 <w:rPr>
                   <w:rFonts w:ascii="Arial" w:cs="Arial" w:eastAsia="Arial" w:hAnsi="Arial"/>
@@ -12755,7 +12755,7 @@
               <w:spacing w:after="10" w:before="0"/>
               <w:ind w:left="120"/>
             </w:pPr>
-            <w:hyperlink w:history="1" r:id="rIdjitlro-1noahyoaf7b-xv">
+            <w:hyperlink w:history="1" r:id="rIddprplqezyntutaxxrefqc">
               <w:r>
                 <w:rPr>
                   <w:rFonts w:ascii="Arial" w:cs="Arial" w:eastAsia="Arial" w:hAnsi="Arial"/>
@@ -12800,7 +12800,7 @@
             <w:pPr>
               <w:spacing w:after="20" w:before="0"/>
             </w:pPr>
-            <w:hyperlink w:history="1" r:id="rId6pwbhxsf61cez5w8eqk4x">
+            <w:hyperlink w:history="1" r:id="rIdpaev3bp1gomgwemxrkoud">
               <w:r>
                 <w:rPr>
                   <w:rFonts w:ascii="Arial" w:cs="Arial" w:eastAsia="Arial" w:hAnsi="Arial"/>
@@ -12833,7 +12833,7 @@
               <w:spacing w:after="10" w:before="0"/>
               <w:ind w:left="120"/>
             </w:pPr>
-            <w:hyperlink w:history="1" r:id="rIdre861ljhdv6-aab54dj46">
+            <w:hyperlink w:history="1" r:id="rIdfjs3aelzcszyb_zu113gp">
               <w:r>
                 <w:rPr>
                   <w:rFonts w:ascii="Arial" w:cs="Arial" w:eastAsia="Arial" w:hAnsi="Arial"/>
@@ -13028,7 +13028,7 @@
             <w:pPr>
               <w:spacing w:after="20" w:before="0"/>
             </w:pPr>
-            <w:hyperlink w:history="1" r:id="rIdp9l8vmy7xu96jvqk-8dwc">
+            <w:hyperlink w:history="1" r:id="rIdhvvgycqcrcr3er4p2w_jw">
               <w:r>
                 <w:rPr>
                   <w:rFonts w:ascii="Arial" w:cs="Arial" w:eastAsia="Arial" w:hAnsi="Arial"/>
@@ -13061,7 +13061,7 @@
               <w:spacing w:after="10" w:before="0"/>
               <w:ind w:left="120"/>
             </w:pPr>
-            <w:hyperlink w:history="1" r:id="rIdzgztrwcdrhrgjirqg5sg8">
+            <w:hyperlink w:history="1" r:id="rIdsmmkb3lx8xcrmteqqvn4b">
               <w:r>
                 <w:rPr>
                   <w:rFonts w:ascii="Arial" w:cs="Arial" w:eastAsia="Arial" w:hAnsi="Arial"/>
@@ -13106,7 +13106,7 @@
             <w:pPr>
               <w:spacing w:after="20" w:before="0"/>
             </w:pPr>
-            <w:hyperlink w:history="1" r:id="rIdwewaxfqdxz3c6jjvnskcg">
+            <w:hyperlink w:history="1" r:id="rId45gfblmwr8pqxmbcecapm">
               <w:r>
                 <w:rPr>
                   <w:rFonts w:ascii="Arial" w:cs="Arial" w:eastAsia="Arial" w:hAnsi="Arial"/>
@@ -13139,7 +13139,7 @@
               <w:spacing w:after="10" w:before="0"/>
               <w:ind w:left="120"/>
             </w:pPr>
-            <w:hyperlink w:history="1" r:id="rIdtul5cairsg9cmsgw8ly1c">
+            <w:hyperlink w:history="1" r:id="rIdayhkg0ognqfkqpgvloa6_">
               <w:r>
                 <w:rPr>
                   <w:rFonts w:ascii="Arial" w:cs="Arial" w:eastAsia="Arial" w:hAnsi="Arial"/>
@@ -13334,7 +13334,7 @@
             <w:pPr>
               <w:spacing w:after="20" w:before="0"/>
             </w:pPr>
-            <w:hyperlink w:history="1" r:id="rIdqef0qp_1o9pt-1nou8eg6">
+            <w:hyperlink w:history="1" r:id="rIdnqq8wvjqedqs9pkdi41_6">
               <w:r>
                 <w:rPr>
                   <w:rFonts w:ascii="Arial" w:cs="Arial" w:eastAsia="Arial" w:hAnsi="Arial"/>
@@ -13367,7 +13367,7 @@
               <w:spacing w:after="10" w:before="0"/>
               <w:ind w:left="120"/>
             </w:pPr>
-            <w:hyperlink w:history="1" r:id="rId2zrmybl99aci2su3z5g7z">
+            <w:hyperlink w:history="1" r:id="rId68zsbfytrjbmffslnd-bb">
               <w:r>
                 <w:rPr>
                   <w:rFonts w:ascii="Arial" w:cs="Arial" w:eastAsia="Arial" w:hAnsi="Arial"/>
@@ -13412,7 +13412,7 @@
             <w:pPr>
               <w:spacing w:after="20" w:before="0"/>
             </w:pPr>
-            <w:hyperlink w:history="1" r:id="rId0oysgjkb2qayhy8henvma">
+            <w:hyperlink w:history="1" r:id="rIduntryfkcc2c1ala51yk3h">
               <w:r>
                 <w:rPr>
                   <w:rFonts w:ascii="Arial" w:cs="Arial" w:eastAsia="Arial" w:hAnsi="Arial"/>
@@ -13445,7 +13445,7 @@
               <w:spacing w:after="10" w:before="0"/>
               <w:ind w:left="120"/>
             </w:pPr>
-            <w:hyperlink w:history="1" r:id="rIdjxwkbuyn9ofqhm3-jzhcp">
+            <w:hyperlink w:history="1" r:id="rIdunjg0ytfwb-lqb2tazwzk">
               <w:r>
                 <w:rPr>
                   <w:rFonts w:ascii="Arial" w:cs="Arial" w:eastAsia="Arial" w:hAnsi="Arial"/>
@@ -13640,7 +13640,7 @@
             <w:pPr>
               <w:spacing w:after="20" w:before="0"/>
             </w:pPr>
-            <w:hyperlink w:history="1" r:id="rIdkafi_2imp8wjych8h207c">
+            <w:hyperlink w:history="1" r:id="rIdfcoab81jlzgnstlzijxoa">
               <w:r>
                 <w:rPr>
                   <w:rFonts w:ascii="Arial" w:cs="Arial" w:eastAsia="Arial" w:hAnsi="Arial"/>
@@ -13673,7 +13673,7 @@
               <w:spacing w:after="10" w:before="0"/>
               <w:ind w:left="120"/>
             </w:pPr>
-            <w:hyperlink w:history="1" r:id="rIdp9wm_gumu-dxmmduh10ov">
+            <w:hyperlink w:history="1" r:id="rIdr81umngvgy2rirazfptue">
               <w:r>
                 <w:rPr>
                   <w:rFonts w:ascii="Arial" w:cs="Arial" w:eastAsia="Arial" w:hAnsi="Arial"/>
@@ -13718,7 +13718,7 @@
             <w:pPr>
               <w:spacing w:after="20" w:before="0"/>
             </w:pPr>
-            <w:hyperlink w:history="1" r:id="rIdi0-suzdn1ojwavuxs1wdc">
+            <w:hyperlink w:history="1" r:id="rId_2uy7goyowugcl4dinmck">
               <w:r>
                 <w:rPr>
                   <w:rFonts w:ascii="Arial" w:cs="Arial" w:eastAsia="Arial" w:hAnsi="Arial"/>
@@ -13751,7 +13751,7 @@
               <w:spacing w:after="10" w:before="0"/>
               <w:ind w:left="120"/>
             </w:pPr>
-            <w:hyperlink w:history="1" r:id="rId-ytqffqbfhc-lzh5um8gb">
+            <w:hyperlink w:history="1" r:id="rIdfnwksnl_bmwfsh2ocz2kl">
               <w:r>
                 <w:rPr>
                   <w:rFonts w:ascii="Arial" w:cs="Arial" w:eastAsia="Arial" w:hAnsi="Arial"/>
@@ -15238,7 +15238,7 @@
             <w:pPr>
               <w:spacing w:after="20" w:before="0"/>
             </w:pPr>
-            <w:hyperlink w:history="1" r:id="rIdsfi5all6tekmk52srgj4n">
+            <w:hyperlink w:history="1" r:id="rIdkqptca19smm_xyfb8qlsb">
               <w:r>
                 <w:rPr>
                   <w:rFonts w:ascii="Arial" w:cs="Arial" w:eastAsia="Arial" w:hAnsi="Arial"/>
@@ -15271,7 +15271,7 @@
               <w:spacing w:after="10" w:before="0"/>
               <w:ind w:left="120"/>
             </w:pPr>
-            <w:hyperlink w:history="1" r:id="rIdxvltaok2yakz4hhi_utkz">
+            <w:hyperlink w:history="1" r:id="rId7vp35x9w79cbsbxnae6oa">
               <w:r>
                 <w:rPr>
                   <w:rFonts w:ascii="Arial" w:cs="Arial" w:eastAsia="Arial" w:hAnsi="Arial"/>
@@ -15316,7 +15316,7 @@
             <w:pPr>
               <w:spacing w:after="20" w:before="0"/>
             </w:pPr>
-            <w:hyperlink w:history="1" r:id="rId6i7hgmhdxziaw0yb4mqxu">
+            <w:hyperlink w:history="1" r:id="rId0ntlaseb5wsi7tqe5sfiv">
               <w:r>
                 <w:rPr>
                   <w:rFonts w:ascii="Arial" w:cs="Arial" w:eastAsia="Arial" w:hAnsi="Arial"/>
@@ -15349,7 +15349,7 @@
               <w:spacing w:after="10" w:before="0"/>
               <w:ind w:left="120"/>
             </w:pPr>
-            <w:hyperlink w:history="1" r:id="rIdg04gh8dowjojnlaapy6hz">
+            <w:hyperlink w:history="1" r:id="rIdfhyv1yqyewabty5u47crb">
               <w:r>
                 <w:rPr>
                   <w:rFonts w:ascii="Arial" w:cs="Arial" w:eastAsia="Arial" w:hAnsi="Arial"/>
@@ -15544,7 +15544,7 @@
             <w:pPr>
               <w:spacing w:after="20" w:before="0"/>
             </w:pPr>
-            <w:hyperlink w:history="1" r:id="rIdd59vaf-mhg1xnql2d06ec">
+            <w:hyperlink w:history="1" r:id="rIdmsilbwvwf4orqpx9umuny">
               <w:r>
                 <w:rPr>
                   <w:rFonts w:ascii="Arial" w:cs="Arial" w:eastAsia="Arial" w:hAnsi="Arial"/>
@@ -15577,7 +15577,7 @@
               <w:spacing w:after="10" w:before="0"/>
               <w:ind w:left="120"/>
             </w:pPr>
-            <w:hyperlink w:history="1" r:id="rIdmsp2czk4p-gnqn9-cmgsb">
+            <w:hyperlink w:history="1" r:id="rIdifw3quwqnptnk5byvhe5a">
               <w:r>
                 <w:rPr>
                   <w:rFonts w:ascii="Arial" w:cs="Arial" w:eastAsia="Arial" w:hAnsi="Arial"/>
@@ -15622,7 +15622,7 @@
             <w:pPr>
               <w:spacing w:after="20" w:before="0"/>
             </w:pPr>
-            <w:hyperlink w:history="1" r:id="rIddx5edjzajthvcf6jzh_ye">
+            <w:hyperlink w:history="1" r:id="rId6lirun21xgmifki0txy_s">
               <w:r>
                 <w:rPr>
                   <w:rFonts w:ascii="Arial" w:cs="Arial" w:eastAsia="Arial" w:hAnsi="Arial"/>
@@ -15655,7 +15655,7 @@
               <w:spacing w:after="10" w:before="0"/>
               <w:ind w:left="120"/>
             </w:pPr>
-            <w:hyperlink w:history="1" r:id="rIdavvet7wi4ja6qbz_cv46l">
+            <w:hyperlink w:history="1" r:id="rIdtnjwjerfyxdzst5tv5n6e">
               <w:r>
                 <w:rPr>
                   <w:rFonts w:ascii="Arial" w:cs="Arial" w:eastAsia="Arial" w:hAnsi="Arial"/>
@@ -15850,7 +15850,7 @@
             <w:pPr>
               <w:spacing w:after="20" w:before="0"/>
             </w:pPr>
-            <w:hyperlink w:history="1" r:id="rIdzbl8xgrx1whk3mqtculuk">
+            <w:hyperlink w:history="1" r:id="rIdmtl7-s5hnibsb2g5n6lcx">
               <w:r>
                 <w:rPr>
                   <w:rFonts w:ascii="Arial" w:cs="Arial" w:eastAsia="Arial" w:hAnsi="Arial"/>
@@ -15883,7 +15883,7 @@
               <w:spacing w:after="10" w:before="0"/>
               <w:ind w:left="120"/>
             </w:pPr>
-            <w:hyperlink w:history="1" r:id="rIdmwbmbyfcwc4wmzqnprkpu">
+            <w:hyperlink w:history="1" r:id="rIdofmk4wk4zjfj6shz7bt1s">
               <w:r>
                 <w:rPr>
                   <w:rFonts w:ascii="Arial" w:cs="Arial" w:eastAsia="Arial" w:hAnsi="Arial"/>
@@ -15928,7 +15928,7 @@
             <w:pPr>
               <w:spacing w:after="20" w:before="0"/>
             </w:pPr>
-            <w:hyperlink w:history="1" r:id="rIddje9qe05zwha_yamsi3ib">
+            <w:hyperlink w:history="1" r:id="rIddemebgfxttf_ocrdhshx5">
               <w:r>
                 <w:rPr>
                   <w:rFonts w:ascii="Arial" w:cs="Arial" w:eastAsia="Arial" w:hAnsi="Arial"/>
@@ -15961,7 +15961,7 @@
               <w:spacing w:after="10" w:before="0"/>
               <w:ind w:left="120"/>
             </w:pPr>
-            <w:hyperlink w:history="1" r:id="rIdxmrxw7dfmz2wnvua6p50t">
+            <w:hyperlink w:history="1" r:id="rIdwrcfbvvkjiutw3ddsh1l6">
               <w:r>
                 <w:rPr>
                   <w:rFonts w:ascii="Arial" w:cs="Arial" w:eastAsia="Arial" w:hAnsi="Arial"/>
@@ -16156,7 +16156,7 @@
             <w:pPr>
               <w:spacing w:after="20" w:before="0"/>
             </w:pPr>
-            <w:hyperlink w:history="1" r:id="rIdizeusgetj34qwdsqpfmop">
+            <w:hyperlink w:history="1" r:id="rIdt_c-geoujl6-auidxfktg">
               <w:r>
                 <w:rPr>
                   <w:rFonts w:ascii="Arial" w:cs="Arial" w:eastAsia="Arial" w:hAnsi="Arial"/>
@@ -16189,7 +16189,7 @@
               <w:spacing w:after="10" w:before="0"/>
               <w:ind w:left="120"/>
             </w:pPr>
-            <w:hyperlink w:history="1" r:id="rIdvwostkdu6hjx_lnkji1r8">
+            <w:hyperlink w:history="1" r:id="rId2buctiixkrxdkqyt9atgj">
               <w:r>
                 <w:rPr>
                   <w:rFonts w:ascii="Arial" w:cs="Arial" w:eastAsia="Arial" w:hAnsi="Arial"/>
@@ -16234,7 +16234,7 @@
             <w:pPr>
               <w:spacing w:after="20" w:before="0"/>
             </w:pPr>
-            <w:hyperlink w:history="1" r:id="rIdby_eq6xezelbk0xrwqui7">
+            <w:hyperlink w:history="1" r:id="rIdrhqzphn1brgum6leurfkf">
               <w:r>
                 <w:rPr>
                   <w:rFonts w:ascii="Arial" w:cs="Arial" w:eastAsia="Arial" w:hAnsi="Arial"/>
@@ -16267,7 +16267,7 @@
               <w:spacing w:after="10" w:before="0"/>
               <w:ind w:left="120"/>
             </w:pPr>
-            <w:hyperlink w:history="1" r:id="rIdba24xxfc5ondiq_czolzv">
+            <w:hyperlink w:history="1" r:id="rId6fogpeb1l-s5upgwkpn2b">
               <w:r>
                 <w:rPr>
                   <w:rFonts w:ascii="Arial" w:cs="Arial" w:eastAsia="Arial" w:hAnsi="Arial"/>
@@ -16462,7 +16462,7 @@
             <w:pPr>
               <w:spacing w:after="20" w:before="0"/>
             </w:pPr>
-            <w:hyperlink w:history="1" r:id="rIdap0-7dbyfr1m3uatox3tc">
+            <w:hyperlink w:history="1" r:id="rIdqxik1gyqyzgmnuxp9fhud">
               <w:r>
                 <w:rPr>
                   <w:rFonts w:ascii="Arial" w:cs="Arial" w:eastAsia="Arial" w:hAnsi="Arial"/>
@@ -16495,7 +16495,7 @@
               <w:spacing w:after="10" w:before="0"/>
               <w:ind w:left="120"/>
             </w:pPr>
-            <w:hyperlink w:history="1" r:id="rIdscqbdkhwg-lrucov3p9al">
+            <w:hyperlink w:history="1" r:id="rIdtcenj2wcb-lyj7jwuzmhg">
               <w:r>
                 <w:rPr>
                   <w:rFonts w:ascii="Arial" w:cs="Arial" w:eastAsia="Arial" w:hAnsi="Arial"/>
@@ -16540,7 +16540,7 @@
             <w:pPr>
               <w:spacing w:after="20" w:before="0"/>
             </w:pPr>
-            <w:hyperlink w:history="1" r:id="rIdsfvpmxeff7itobuakpoeb">
+            <w:hyperlink w:history="1" r:id="rIdjugmlrfiieuqklymylt0x">
               <w:r>
                 <w:rPr>
                   <w:rFonts w:ascii="Arial" w:cs="Arial" w:eastAsia="Arial" w:hAnsi="Arial"/>
@@ -16573,7 +16573,7 @@
               <w:spacing w:after="10" w:before="0"/>
               <w:ind w:left="120"/>
             </w:pPr>
-            <w:hyperlink w:history="1" r:id="rIdnhlnsvbjirechhp2uyqwh">
+            <w:hyperlink w:history="1" r:id="rIdzqkscpbmsdfb4hee-v--i">
               <w:r>
                 <w:rPr>
                   <w:rFonts w:ascii="Arial" w:cs="Arial" w:eastAsia="Arial" w:hAnsi="Arial"/>
@@ -18060,7 +18060,7 @@
             <w:pPr>
               <w:spacing w:after="20" w:before="0"/>
             </w:pPr>
-            <w:hyperlink w:history="1" r:id="rId_zgjgromiditqcc4kyuo3">
+            <w:hyperlink w:history="1" r:id="rIdqudpimcyqagnet03d1ea_">
               <w:r>
                 <w:rPr>
                   <w:rFonts w:ascii="Arial" w:cs="Arial" w:eastAsia="Arial" w:hAnsi="Arial"/>
@@ -18093,7 +18093,7 @@
               <w:spacing w:after="10" w:before="0"/>
               <w:ind w:left="120"/>
             </w:pPr>
-            <w:hyperlink w:history="1" r:id="rIdgb-y8ievpkcudndeigavb">
+            <w:hyperlink w:history="1" r:id="rIduh2az7uwumfyd5aqgeaqt">
               <w:r>
                 <w:rPr>
                   <w:rFonts w:ascii="Arial" w:cs="Arial" w:eastAsia="Arial" w:hAnsi="Arial"/>
@@ -18138,7 +18138,7 @@
             <w:pPr>
               <w:spacing w:after="20" w:before="0"/>
             </w:pPr>
-            <w:hyperlink w:history="1" r:id="rIdtyiaxck1z-o733paffeoy">
+            <w:hyperlink w:history="1" r:id="rIdbbuwq9nd38s9y-m0odpqy">
               <w:r>
                 <w:rPr>
                   <w:rFonts w:ascii="Arial" w:cs="Arial" w:eastAsia="Arial" w:hAnsi="Arial"/>
@@ -18171,7 +18171,7 @@
               <w:spacing w:after="10" w:before="0"/>
               <w:ind w:left="120"/>
             </w:pPr>
-            <w:hyperlink w:history="1" r:id="rId07qemcdml16aiqlia6bal">
+            <w:hyperlink w:history="1" r:id="rIdbn4tuvoguoynpjuowmhrk">
               <w:r>
                 <w:rPr>
                   <w:rFonts w:ascii="Arial" w:cs="Arial" w:eastAsia="Arial" w:hAnsi="Arial"/>
@@ -18366,7 +18366,7 @@
             <w:pPr>
               <w:spacing w:after="20" w:before="0"/>
             </w:pPr>
-            <w:hyperlink w:history="1" r:id="rId2jnulyjllzd_q-ahhl3qd">
+            <w:hyperlink w:history="1" r:id="rIdnm5vv0apnbisz2e9lsvn5">
               <w:r>
                 <w:rPr>
                   <w:rFonts w:ascii="Arial" w:cs="Arial" w:eastAsia="Arial" w:hAnsi="Arial"/>
@@ -18399,7 +18399,7 @@
               <w:spacing w:after="10" w:before="0"/>
               <w:ind w:left="120"/>
             </w:pPr>
-            <w:hyperlink w:history="1" r:id="rId2xrwscgrzpfrnye37mems">
+            <w:hyperlink w:history="1" r:id="rIdbyzmxzvbqekqx2qpf9ljs">
               <w:r>
                 <w:rPr>
                   <w:rFonts w:ascii="Arial" w:cs="Arial" w:eastAsia="Arial" w:hAnsi="Arial"/>
@@ -18444,7 +18444,7 @@
             <w:pPr>
               <w:spacing w:after="20" w:before="0"/>
             </w:pPr>
-            <w:hyperlink w:history="1" r:id="rIdyt1nhpq9piraudrnf105_">
+            <w:hyperlink w:history="1" r:id="rIdb_ykfhyuesbwaqeghlt7e">
               <w:r>
                 <w:rPr>
                   <w:rFonts w:ascii="Arial" w:cs="Arial" w:eastAsia="Arial" w:hAnsi="Arial"/>
@@ -18477,7 +18477,7 @@
               <w:spacing w:after="10" w:before="0"/>
               <w:ind w:left="120"/>
             </w:pPr>
-            <w:hyperlink w:history="1" r:id="rIdvnhm-8vl3j_udi8ka3ttv">
+            <w:hyperlink w:history="1" r:id="rIdnyg8bdt6gaukj_jwqr0ff">
               <w:r>
                 <w:rPr>
                   <w:rFonts w:ascii="Arial" w:cs="Arial" w:eastAsia="Arial" w:hAnsi="Arial"/>
@@ -18672,7 +18672,7 @@
             <w:pPr>
               <w:spacing w:after="20" w:before="0"/>
             </w:pPr>
-            <w:hyperlink w:history="1" r:id="rIdioltyvl1xxlif7yvyqgg7">
+            <w:hyperlink w:history="1" r:id="rIdu5xf1eimj5yt5dj77ktm9">
               <w:r>
                 <w:rPr>
                   <w:rFonts w:ascii="Arial" w:cs="Arial" w:eastAsia="Arial" w:hAnsi="Arial"/>
@@ -18705,7 +18705,7 @@
               <w:spacing w:after="10" w:before="0"/>
               <w:ind w:left="120"/>
             </w:pPr>
-            <w:hyperlink w:history="1" r:id="rId9qku72o0i3mlrqm6fn75g">
+            <w:hyperlink w:history="1" r:id="rId51jflk60wqzhkyp0svy5v">
               <w:r>
                 <w:rPr>
                   <w:rFonts w:ascii="Arial" w:cs="Arial" w:eastAsia="Arial" w:hAnsi="Arial"/>
@@ -18750,7 +18750,7 @@
             <w:pPr>
               <w:spacing w:after="20" w:before="0"/>
             </w:pPr>
-            <w:hyperlink w:history="1" r:id="rIdxdxlkkngizbot5woweeyg">
+            <w:hyperlink w:history="1" r:id="rIdz_hqwdqppfmwlme9dkvrh">
               <w:r>
                 <w:rPr>
                   <w:rFonts w:ascii="Arial" w:cs="Arial" w:eastAsia="Arial" w:hAnsi="Arial"/>
@@ -18783,7 +18783,7 @@
               <w:spacing w:after="10" w:before="0"/>
               <w:ind w:left="120"/>
             </w:pPr>
-            <w:hyperlink w:history="1" r:id="rIdaqk4mvu5xejrpfpvjrca6">
+            <w:hyperlink w:history="1" r:id="rIdhk3uw_33b7mirvn6bpr-t">
               <w:r>
                 <w:rPr>
                   <w:rFonts w:ascii="Arial" w:cs="Arial" w:eastAsia="Arial" w:hAnsi="Arial"/>
@@ -18978,7 +18978,7 @@
             <w:pPr>
               <w:spacing w:after="20" w:before="0"/>
             </w:pPr>
-            <w:hyperlink w:history="1" r:id="rIdf32aa5_av-fbvy-o83odn">
+            <w:hyperlink w:history="1" r:id="rIdfnzui10pomkrv4fmf5tnv">
               <w:r>
                 <w:rPr>
                   <w:rFonts w:ascii="Arial" w:cs="Arial" w:eastAsia="Arial" w:hAnsi="Arial"/>
@@ -19011,7 +19011,7 @@
               <w:spacing w:after="10" w:before="0"/>
               <w:ind w:left="120"/>
             </w:pPr>
-            <w:hyperlink w:history="1" r:id="rIdnu1kzbi7nq50tams7uf7l">
+            <w:hyperlink w:history="1" r:id="rId3h4fuiozluj81vyakrim8">
               <w:r>
                 <w:rPr>
                   <w:rFonts w:ascii="Arial" w:cs="Arial" w:eastAsia="Arial" w:hAnsi="Arial"/>
@@ -19056,7 +19056,7 @@
             <w:pPr>
               <w:spacing w:after="20" w:before="0"/>
             </w:pPr>
-            <w:hyperlink w:history="1" r:id="rId28wdmnkefwciif-ojkzdf">
+            <w:hyperlink w:history="1" r:id="rIdhjrymyfo9w2u-fw4lgksx">
               <w:r>
                 <w:rPr>
                   <w:rFonts w:ascii="Arial" w:cs="Arial" w:eastAsia="Arial" w:hAnsi="Arial"/>
@@ -19089,7 +19089,7 @@
               <w:spacing w:after="10" w:before="0"/>
               <w:ind w:left="120"/>
             </w:pPr>
-            <w:hyperlink w:history="1" r:id="rIdyvfe3s4ad0skxluohfpnh">
+            <w:hyperlink w:history="1" r:id="rIdpqsn9hjync3jfqj8qmxgx">
               <w:r>
                 <w:rPr>
                   <w:rFonts w:ascii="Arial" w:cs="Arial" w:eastAsia="Arial" w:hAnsi="Arial"/>
@@ -19284,7 +19284,7 @@
             <w:pPr>
               <w:spacing w:after="20" w:before="0"/>
             </w:pPr>
-            <w:hyperlink w:history="1" r:id="rIds4rqweiz88no6pbrddmtk">
+            <w:hyperlink w:history="1" r:id="rIdf0ohl-6jolgv9mmts34sr">
               <w:r>
                 <w:rPr>
                   <w:rFonts w:ascii="Arial" w:cs="Arial" w:eastAsia="Arial" w:hAnsi="Arial"/>
@@ -19317,7 +19317,7 @@
               <w:spacing w:after="10" w:before="0"/>
               <w:ind w:left="120"/>
             </w:pPr>
-            <w:hyperlink w:history="1" r:id="rIdoo0jhxpjobjnynw3mjrxn">
+            <w:hyperlink w:history="1" r:id="rIdgj91pdg31ig__y1v0fj-l">
               <w:r>
                 <w:rPr>
                   <w:rFonts w:ascii="Arial" w:cs="Arial" w:eastAsia="Arial" w:hAnsi="Arial"/>
@@ -19362,7 +19362,7 @@
             <w:pPr>
               <w:spacing w:after="20" w:before="0"/>
             </w:pPr>
-            <w:hyperlink w:history="1" r:id="rIdfyspb6u89lyvhk63xhby9">
+            <w:hyperlink w:history="1" r:id="rIdkrtmxkkgvaq9qvdt5hqrl">
               <w:r>
                 <w:rPr>
                   <w:rFonts w:ascii="Arial" w:cs="Arial" w:eastAsia="Arial" w:hAnsi="Arial"/>
@@ -19395,7 +19395,7 @@
               <w:spacing w:after="10" w:before="0"/>
               <w:ind w:left="120"/>
             </w:pPr>
-            <w:hyperlink w:history="1" r:id="rIdt3e7vthjs3appkh4xqy6p">
+            <w:hyperlink w:history="1" r:id="rIdwp-7xtntrbyykpzw9mr6z">
               <w:r>
                 <w:rPr>
                   <w:rFonts w:ascii="Arial" w:cs="Arial" w:eastAsia="Arial" w:hAnsi="Arial"/>
